--- a/עבודה בתכנון מערכות.docx
+++ b/עבודה בתכנון מערכות.docx
@@ -1,6 +1,6 @@
 
 <file path=word/document.xml><?xml version="1.0" encoding="utf-8"?>
-<w:document xmlns:wpc="http://schemas.microsoft.com/office/word/2010/wordprocessingCanvas" xmlns:cx="http://schemas.microsoft.com/office/drawing/2014/chartex" xmlns:mc="http://schemas.openxmlformats.org/markup-compatibility/2006" xmlns:o="urn:schemas-microsoft-com:office:office" xmlns:r="http://schemas.openxmlformats.org/officeDocument/2006/relationships" xmlns:m="http://schemas.openxmlformats.org/officeDocument/2006/math" xmlns:v="urn:schemas-microsoft-com:vml" xmlns:wp14="http://schemas.microsoft.com/office/word/2010/wordprocessingDrawing" xmlns:wp="http://schemas.openxmlformats.org/drawingml/2006/wordprocessingDrawing" xmlns:w10="urn:schemas-microsoft-com:office:word" xmlns:w="http://schemas.openxmlformats.org/wordprocessingml/2006/main" xmlns:w14="http://schemas.microsoft.com/office/word/2010/wordml" xmlns:w15="http://schemas.microsoft.com/office/word/2012/wordml" xmlns:w16se="http://schemas.microsoft.com/office/word/2015/wordml/symex" xmlns:wpg="http://schemas.microsoft.com/office/word/2010/wordprocessingGroup" xmlns:wpi="http://schemas.microsoft.com/office/word/2010/wordprocessingInk" xmlns:wne="http://schemas.microsoft.com/office/word/2006/wordml" xmlns:wps="http://schemas.microsoft.com/office/word/2010/wordprocessingShape" mc:Ignorable="w14 w15 w16se wp14">
+<w:document xmlns:wpc="http://schemas.microsoft.com/office/word/2010/wordprocessingCanvas" xmlns:cx="http://schemas.microsoft.com/office/drawing/2014/chartex" xmlns:cx1="http://schemas.microsoft.com/office/drawing/2015/9/8/chartex" xmlns:cx2="http://schemas.microsoft.com/office/drawing/2015/10/21/chartex" xmlns:cx3="http://schemas.microsoft.com/office/drawing/2016/5/9/chartex" xmlns:cx4="http://schemas.microsoft.com/office/drawing/2016/5/10/chartex" xmlns:cx5="http://schemas.microsoft.com/office/drawing/2016/5/11/chartex" xmlns:cx6="http://schemas.microsoft.com/office/drawing/2016/5/12/chartex" xmlns:cx7="http://schemas.microsoft.com/office/drawing/2016/5/13/chartex" xmlns:cx8="http://schemas.microsoft.com/office/drawing/2016/5/14/chartex" xmlns:mc="http://schemas.openxmlformats.org/markup-compatibility/2006" xmlns:aink="http://schemas.microsoft.com/office/drawing/2016/ink" xmlns:am3d="http://schemas.microsoft.com/office/drawing/2017/model3d" xmlns:o="urn:schemas-microsoft-com:office:office" xmlns:r="http://schemas.openxmlformats.org/officeDocument/2006/relationships" xmlns:m="http://schemas.openxmlformats.org/officeDocument/2006/math" xmlns:v="urn:schemas-microsoft-com:vml" xmlns:wp14="http://schemas.microsoft.com/office/word/2010/wordprocessingDrawing" xmlns:wp="http://schemas.openxmlformats.org/drawingml/2006/wordprocessingDrawing" xmlns:w10="urn:schemas-microsoft-com:office:word" xmlns:w="http://schemas.openxmlformats.org/wordprocessingml/2006/main" xmlns:w14="http://schemas.microsoft.com/office/word/2010/wordml" xmlns:w15="http://schemas.microsoft.com/office/word/2012/wordml" xmlns:w16cid="http://schemas.microsoft.com/office/word/2016/wordml/cid" xmlns:w16se="http://schemas.microsoft.com/office/word/2015/wordml/symex" xmlns:wpg="http://schemas.microsoft.com/office/word/2010/wordprocessingGroup" xmlns:wpi="http://schemas.microsoft.com/office/word/2010/wordprocessingInk" xmlns:wne="http://schemas.microsoft.com/office/word/2006/wordml" xmlns:wps="http://schemas.microsoft.com/office/word/2010/wordprocessingShape" mc:Ignorable="w14 w15 w16se w16cid wp14">
   <w:body>
     <w:p>
       <w:pPr>
@@ -18,7 +18,7 @@
           <w:szCs w:val="52"/>
           <w:rtl/>
         </w:rPr>
-        <w:t xml:space="preserve">עבודה בתכנון מערכות </w:t>
+        <w:t>עבודה בתכנון מערכות</w:t>
       </w:r>
     </w:p>
     <w:p>
@@ -44,7 +44,6 @@
       <w:pPr>
         <w:jc w:val="center"/>
         <w:rPr>
-          <w:rFonts w:hint="cs"/>
           <w:color w:val="70AD47"/>
           <w:sz w:val="72"/>
           <w:szCs w:val="72"/>
@@ -147,79 +146,16 @@
             </w14:gradFill>
           </w14:textFill>
         </w:rPr>
-        <w:t xml:space="preserve">ar </w:t>
-      </w:r>
-      <w:proofErr w:type="gramStart"/>
-      <w:r>
-        <w:rPr>
-          <w:color w:val="70AD47"/>
-          <w:sz w:val="72"/>
-          <w:szCs w:val="72"/>
-          <w14:reflection w14:blurRad="6350" w14:stA="53000" w14:stPos="0" w14:endA="300" w14:endPos="35500" w14:dist="0" w14:dir="5400000" w14:fadeDir="5400000" w14:sx="100000" w14:sy="-90000" w14:kx="0" w14:ky="0" w14:algn="bl"/>
-          <w14:textOutline w14:w="0" w14:cap="flat" w14:cmpd="sng" w14:algn="ctr">
-            <w14:noFill/>
-            <w14:prstDash w14:val="solid"/>
-            <w14:round/>
-          </w14:textOutline>
-          <w14:textFill>
-            <w14:gradFill>
-              <w14:gsLst>
-                <w14:gs w14:pos="0">
-                  <w14:schemeClr w14:val="accent5">
-                    <w14:lumMod w14:val="50000"/>
-                  </w14:schemeClr>
-                </w14:gs>
-                <w14:gs w14:pos="50000">
-                  <w14:schemeClr w14:val="accent5"/>
-                </w14:gs>
-                <w14:gs w14:pos="100000">
-                  <w14:schemeClr w14:val="accent5">
-                    <w14:lumMod w14:val="60000"/>
-                    <w14:lumOff w14:val="40000"/>
-                  </w14:schemeClr>
-                </w14:gs>
-              </w14:gsLst>
-              <w14:lin w14:ang="5400000" w14:scaled="0"/>
-            </w14:gradFill>
-          </w14:textFill>
-        </w:rPr>
-        <w:t>Of</w:t>
-      </w:r>
-      <w:proofErr w:type="gramEnd"/>
-      <w:r>
-        <w:rPr>
-          <w:color w:val="70AD47"/>
-          <w:sz w:val="72"/>
-          <w:szCs w:val="72"/>
-          <w14:reflection w14:blurRad="6350" w14:stA="53000" w14:stPos="0" w14:endA="300" w14:endPos="35500" w14:dist="0" w14:dir="5400000" w14:fadeDir="5400000" w14:sx="100000" w14:sy="-90000" w14:kx="0" w14:ky="0" w14:algn="bl"/>
-          <w14:textOutline w14:w="0" w14:cap="flat" w14:cmpd="sng" w14:algn="ctr">
-            <w14:noFill/>
-            <w14:prstDash w14:val="solid"/>
-            <w14:round/>
-          </w14:textOutline>
-          <w14:textFill>
-            <w14:gradFill>
-              <w14:gsLst>
-                <w14:gs w14:pos="0">
-                  <w14:schemeClr w14:val="accent5">
-                    <w14:lumMod w14:val="50000"/>
-                  </w14:schemeClr>
-                </w14:gs>
-                <w14:gs w14:pos="50000">
-                  <w14:schemeClr w14:val="accent5"/>
-                </w14:gs>
-                <w14:gs w14:pos="100000">
-                  <w14:schemeClr w14:val="accent5">
-                    <w14:lumMod w14:val="60000"/>
-                    <w14:lumOff w14:val="40000"/>
-                  </w14:schemeClr>
-                </w14:gs>
-              </w14:gsLst>
-              <w14:lin w14:ang="5400000" w14:scaled="0"/>
-            </w14:gradFill>
-          </w14:textFill>
-        </w:rPr>
-        <w:t xml:space="preserve"> Tanks!</w:t>
+        <w:t>ar Of Tanks!</w:t>
+      </w:r>
+      <w:r>
+        <w:rPr>
+          <w:rFonts w:hint="cs"/>
+          <w:noProof/>
+          <w:sz w:val="40"/>
+          <w:szCs w:val="40"/>
+        </w:rPr>
+        <w:t xml:space="preserve"> </w:t>
       </w:r>
     </w:p>
     <w:p>
@@ -256,7 +192,7 @@
             <v:path o:extrusionok="f" gradientshapeok="t" o:connecttype="rect"/>
             <o:lock v:ext="edit" aspectratio="t"/>
           </v:shapetype>
-          <v:shape id="_x0000_i1029" type="#_x0000_t75" style="width:363.75pt;height:333pt">
+          <v:shape id="_x0000_i1025" type="#_x0000_t75" style="width:327pt;height:259.2pt">
             <v:imagedata r:id="rId7" o:title="1"/>
           </v:shape>
         </w:pict>
@@ -266,32 +202,1253 @@
       <w:pPr>
         <w:jc w:val="center"/>
         <w:rPr>
+          <w:sz w:val="36"/>
+          <w:szCs w:val="36"/>
+          <w:rtl/>
+        </w:rPr>
+      </w:pPr>
+      <w:r>
+        <w:rPr>
           <w:rFonts w:hint="cs"/>
-          <w:sz w:val="40"/>
-          <w:szCs w:val="40"/>
+          <w:sz w:val="36"/>
+          <w:szCs w:val="36"/>
+          <w:rtl/>
+        </w:rPr>
+        <w:t>משחק אקשן מקוון מרובה משתמשים</w:t>
+      </w:r>
+    </w:p>
+    <w:p>
+      <w:pPr>
+        <w:jc w:val="center"/>
+        <w:rPr>
+          <w:sz w:val="36"/>
+          <w:szCs w:val="36"/>
+          <w:rtl/>
+        </w:rPr>
+      </w:pPr>
+    </w:p>
+    <w:p>
+      <w:pPr>
+        <w:jc w:val="center"/>
+        <w:rPr>
+          <w:sz w:val="36"/>
+          <w:szCs w:val="36"/>
+          <w:rtl/>
+        </w:rPr>
+      </w:pPr>
+    </w:p>
+    <w:p>
+      <w:pPr>
+        <w:rPr>
+          <w:sz w:val="36"/>
+          <w:szCs w:val="36"/>
           <w:rtl/>
         </w:rPr>
       </w:pPr>
       <w:r>
         <w:rPr>
           <w:rFonts w:hint="cs"/>
-          <w:sz w:val="40"/>
-          <w:szCs w:val="40"/>
-          <w:rtl/>
-        </w:rPr>
-        <w:t>משחק אקשן</w:t>
-      </w:r>
+          <w:sz w:val="36"/>
+          <w:szCs w:val="36"/>
+          <w:rtl/>
+        </w:rPr>
+        <w:t>מגיש: עדי כהן</w:t>
+      </w:r>
+    </w:p>
+    <w:p>
+      <w:pPr>
+        <w:rPr>
+          <w:sz w:val="36"/>
+          <w:szCs w:val="36"/>
+          <w:rtl/>
+        </w:rPr>
+      </w:pPr>
+      <w:r>
+        <w:rPr>
+          <w:rFonts w:hint="cs"/>
+          <w:sz w:val="36"/>
+          <w:szCs w:val="36"/>
+          <w:rtl/>
+        </w:rPr>
+        <w:t xml:space="preserve">בית ספר: אורט אבין </w:t>
+      </w:r>
+      <w:r>
+        <w:rPr>
+          <w:sz w:val="36"/>
+          <w:szCs w:val="36"/>
+          <w:rtl/>
+        </w:rPr>
+        <w:t>–</w:t>
+      </w:r>
+      <w:r>
+        <w:rPr>
+          <w:rFonts w:hint="cs"/>
+          <w:sz w:val="36"/>
+          <w:szCs w:val="36"/>
+          <w:rtl/>
+        </w:rPr>
+        <w:t xml:space="preserve"> רמת גן</w:t>
+      </w:r>
+    </w:p>
+    <w:p>
+      <w:pPr>
+        <w:rPr>
+          <w:sz w:val="36"/>
+          <w:szCs w:val="36"/>
+          <w:rtl/>
+        </w:rPr>
+      </w:pPr>
+      <w:r>
+        <w:rPr>
+          <w:rFonts w:hint="cs"/>
+          <w:sz w:val="36"/>
+          <w:szCs w:val="36"/>
+          <w:rtl/>
+        </w:rPr>
+        <w:t>מורה: מוטי מתתיהו</w:t>
+      </w:r>
+    </w:p>
+    <w:p>
+      <w:pPr>
+        <w:rPr>
+          <w:sz w:val="36"/>
+          <w:szCs w:val="36"/>
+          <w:rtl/>
+        </w:rPr>
+      </w:pPr>
+      <w:r>
+        <w:rPr>
+          <w:rFonts w:hint="cs"/>
+          <w:sz w:val="36"/>
+          <w:szCs w:val="36"/>
+          <w:rtl/>
+        </w:rPr>
+        <w:t>תאריך הגשה: מאי 2020</w:t>
+      </w:r>
+    </w:p>
+    <w:p>
+      <w:pPr>
+        <w:rPr>
+          <w:sz w:val="36"/>
+          <w:szCs w:val="36"/>
+          <w:rtl/>
+        </w:rPr>
+      </w:pPr>
+    </w:p>
+    <w:p>
+      <w:pPr>
+        <w:jc w:val="center"/>
+        <w:rPr>
+          <w:i/>
+          <w:iCs/>
+          <w:color w:val="5B9BD5" w:themeColor="accent1"/>
+          <w:sz w:val="48"/>
+          <w:szCs w:val="48"/>
+          <w:u w:val="single"/>
+          <w14:shadow w14:blurRad="38100" w14:dist="25400" w14:dir="5400000" w14:sx="100000" w14:sy="100000" w14:kx="0" w14:ky="0" w14:algn="ctr">
+            <w14:srgbClr w14:val="6E747A">
+              <w14:alpha w14:val="57000"/>
+            </w14:srgbClr>
+          </w14:shadow>
+          <w14:textOutline w14:w="0" w14:cap="flat" w14:cmpd="sng" w14:algn="ctr">
+            <w14:noFill/>
+            <w14:prstDash w14:val="solid"/>
+            <w14:round/>
+          </w14:textOutline>
+        </w:rPr>
+      </w:pPr>
+      <w:r>
+        <w:rPr>
+          <w:rFonts w:hint="cs"/>
+          <w:i/>
+          <w:iCs/>
+          <w:color w:val="5B9BD5" w:themeColor="accent1"/>
+          <w:sz w:val="48"/>
+          <w:szCs w:val="48"/>
+          <w:u w:val="single"/>
+          <w:rtl/>
+          <w14:shadow w14:blurRad="38100" w14:dist="25400" w14:dir="5400000" w14:sx="100000" w14:sy="100000" w14:kx="0" w14:ky="0" w14:algn="ctr">
+            <w14:srgbClr w14:val="6E747A">
+              <w14:alpha w14:val="57000"/>
+            </w14:srgbClr>
+          </w14:shadow>
+          <w14:textOutline w14:w="0" w14:cap="flat" w14:cmpd="sng" w14:algn="ctr">
+            <w14:noFill/>
+            <w14:prstDash w14:val="solid"/>
+            <w14:round/>
+          </w14:textOutline>
+        </w:rPr>
+        <w:lastRenderedPageBreak/>
+        <w:t>תוכן ענייני</w:t>
+      </w:r>
+      <w:r>
+        <w:rPr>
+          <w:rFonts w:hint="cs"/>
+          <w:i/>
+          <w:iCs/>
+          <w:color w:val="5B9BD5" w:themeColor="accent1"/>
+          <w:sz w:val="48"/>
+          <w:szCs w:val="48"/>
+          <w:u w:val="single"/>
+          <w:rtl/>
+          <w14:shadow w14:blurRad="38100" w14:dist="25400" w14:dir="5400000" w14:sx="100000" w14:sy="100000" w14:kx="0" w14:ky="0" w14:algn="ctr">
+            <w14:srgbClr w14:val="6E747A">
+              <w14:alpha w14:val="57000"/>
+            </w14:srgbClr>
+          </w14:shadow>
+          <w14:textOutline w14:w="0" w14:cap="flat" w14:cmpd="sng" w14:algn="ctr">
+            <w14:noFill/>
+            <w14:prstDash w14:val="solid"/>
+            <w14:round/>
+          </w14:textOutline>
+        </w:rPr>
+        <w:t>ם</w:t>
+      </w:r>
+    </w:p>
+    <w:p>
+      <w:pPr>
+        <w:pStyle w:val="afc"/>
+        <w:jc w:val="right"/>
+        <w:rPr>
+          <w:sz w:val="28"/>
+          <w:szCs w:val="28"/>
+          <w:rtl/>
+          <w14:shadow w14:blurRad="38100" w14:dist="25400" w14:dir="5400000" w14:sx="100000" w14:sy="100000" w14:kx="0" w14:ky="0" w14:algn="ctr">
+            <w14:srgbClr w14:val="6E747A">
+              <w14:alpha w14:val="57000"/>
+            </w14:srgbClr>
+          </w14:shadow>
+          <w14:textOutline w14:w="0" w14:cap="flat" w14:cmpd="sng" w14:algn="ctr">
+            <w14:noFill/>
+            <w14:prstDash w14:val="solid"/>
+            <w14:round/>
+          </w14:textOutline>
+        </w:rPr>
+      </w:pPr>
+      <w:r>
+        <w:rPr>
+          <w:rFonts w:hint="cs"/>
+          <w:sz w:val="28"/>
+          <w:szCs w:val="28"/>
+          <w:rtl/>
+          <w14:shadow w14:blurRad="38100" w14:dist="25400" w14:dir="5400000" w14:sx="100000" w14:sy="100000" w14:kx="0" w14:ky="0" w14:algn="ctr">
+            <w14:srgbClr w14:val="6E747A">
+              <w14:alpha w14:val="57000"/>
+            </w14:srgbClr>
+          </w14:shadow>
+          <w14:textOutline w14:w="0" w14:cap="flat" w14:cmpd="sng" w14:algn="ctr">
+            <w14:noFill/>
+            <w14:prstDash w14:val="solid"/>
+            <w14:round/>
+          </w14:textOutline>
+        </w:rPr>
+        <w:t>מסמך ייזום...............................................................</w:t>
+      </w:r>
+      <w:r>
+        <w:rPr>
+          <w:rFonts w:hint="cs"/>
+          <w:sz w:val="28"/>
+          <w:szCs w:val="28"/>
+          <w:rtl/>
+          <w14:shadow w14:blurRad="38100" w14:dist="25400" w14:dir="5400000" w14:sx="100000" w14:sy="100000" w14:kx="0" w14:ky="0" w14:algn="ctr">
+            <w14:srgbClr w14:val="6E747A">
+              <w14:alpha w14:val="57000"/>
+            </w14:srgbClr>
+          </w14:shadow>
+          <w14:textOutline w14:w="0" w14:cap="flat" w14:cmpd="sng" w14:algn="ctr">
+            <w14:noFill/>
+            <w14:prstDash w14:val="solid"/>
+            <w14:round/>
+          </w14:textOutline>
+        </w:rPr>
+        <w:t>.............</w:t>
+      </w:r>
+      <w:r>
+        <w:rPr>
+          <w:rFonts w:hint="cs"/>
+          <w:sz w:val="28"/>
+          <w:szCs w:val="28"/>
+          <w:rtl/>
+          <w14:shadow w14:blurRad="38100" w14:dist="25400" w14:dir="5400000" w14:sx="100000" w14:sy="100000" w14:kx="0" w14:ky="0" w14:algn="ctr">
+            <w14:srgbClr w14:val="6E747A">
+              <w14:alpha w14:val="57000"/>
+            </w14:srgbClr>
+          </w14:shadow>
+          <w14:textOutline w14:w="0" w14:cap="flat" w14:cmpd="sng" w14:algn="ctr">
+            <w14:noFill/>
+            <w14:prstDash w14:val="solid"/>
+            <w14:round/>
+          </w14:textOutline>
+        </w:rPr>
+        <w:t>....3</w:t>
+      </w:r>
+    </w:p>
+    <w:p>
+      <w:pPr>
+        <w:pStyle w:val="afc"/>
+        <w:jc w:val="right"/>
+        <w:rPr>
+          <w:sz w:val="28"/>
+          <w:szCs w:val="28"/>
+          <w14:shadow w14:blurRad="38100" w14:dist="25400" w14:dir="5400000" w14:sx="100000" w14:sy="100000" w14:kx="0" w14:ky="0" w14:algn="ctr">
+            <w14:srgbClr w14:val="6E747A">
+              <w14:alpha w14:val="57000"/>
+            </w14:srgbClr>
+          </w14:shadow>
+          <w14:textOutline w14:w="0" w14:cap="flat" w14:cmpd="sng" w14:algn="ctr">
+            <w14:noFill/>
+            <w14:prstDash w14:val="solid"/>
+            <w14:round/>
+          </w14:textOutline>
+        </w:rPr>
+      </w:pPr>
+    </w:p>
+    <w:p>
+      <w:pPr>
+        <w:rPr>
+          <w:sz w:val="28"/>
+          <w:szCs w:val="28"/>
+          <w14:shadow w14:blurRad="38100" w14:dist="25400" w14:dir="5400000" w14:sx="100000" w14:sy="100000" w14:kx="0" w14:ky="0" w14:algn="ctr">
+            <w14:srgbClr w14:val="6E747A">
+              <w14:alpha w14:val="57000"/>
+            </w14:srgbClr>
+          </w14:shadow>
+          <w14:textOutline w14:w="0" w14:cap="flat" w14:cmpd="sng" w14:algn="ctr">
+            <w14:noFill/>
+            <w14:prstDash w14:val="solid"/>
+            <w14:round/>
+          </w14:textOutline>
+        </w:rPr>
+      </w:pPr>
+      <w:r>
+        <w:rPr>
+          <w:sz w:val="28"/>
+          <w:szCs w:val="28"/>
+          <w14:shadow w14:blurRad="38100" w14:dist="25400" w14:dir="5400000" w14:sx="100000" w14:sy="100000" w14:kx="0" w14:ky="0" w14:algn="ctr">
+            <w14:srgbClr w14:val="6E747A">
+              <w14:alpha w14:val="57000"/>
+            </w14:srgbClr>
+          </w14:shadow>
+          <w14:textOutline w14:w="0" w14:cap="flat" w14:cmpd="sng" w14:algn="ctr">
+            <w14:noFill/>
+            <w14:prstDash w14:val="solid"/>
+            <w14:round/>
+          </w14:textOutline>
+        </w:rPr>
+        <w:br w:type="page"/>
+      </w:r>
+    </w:p>
+    <w:p>
+      <w:pPr>
+        <w:pStyle w:val="afc"/>
+        <w:jc w:val="right"/>
+        <w:rPr>
+          <w:sz w:val="28"/>
+          <w:szCs w:val="28"/>
+          <w:rtl/>
+          <w14:shadow w14:blurRad="38100" w14:dist="25400" w14:dir="5400000" w14:sx="100000" w14:sy="100000" w14:kx="0" w14:ky="0" w14:algn="ctr">
+            <w14:srgbClr w14:val="6E747A">
+              <w14:alpha w14:val="57000"/>
+            </w14:srgbClr>
+          </w14:shadow>
+          <w14:textOutline w14:w="0" w14:cap="flat" w14:cmpd="sng" w14:algn="ctr">
+            <w14:noFill/>
+            <w14:prstDash w14:val="solid"/>
+            <w14:round/>
+          </w14:textOutline>
+        </w:rPr>
+      </w:pPr>
+    </w:p>
+    <w:p>
+      <w:pPr>
+        <w:pStyle w:val="afc"/>
+        <w:jc w:val="right"/>
+        <w:rPr>
+          <w:sz w:val="28"/>
+          <w:szCs w:val="28"/>
+          <w:rtl/>
+          <w14:shadow w14:blurRad="38100" w14:dist="25400" w14:dir="5400000" w14:sx="100000" w14:sy="100000" w14:kx="0" w14:ky="0" w14:algn="ctr">
+            <w14:srgbClr w14:val="6E747A">
+              <w14:alpha w14:val="57000"/>
+            </w14:srgbClr>
+          </w14:shadow>
+          <w14:textOutline w14:w="0" w14:cap="flat" w14:cmpd="sng" w14:algn="ctr">
+            <w14:noFill/>
+            <w14:prstDash w14:val="solid"/>
+            <w14:round/>
+          </w14:textOutline>
+        </w:rPr>
+      </w:pPr>
+    </w:p>
+    <w:p>
+      <w:pPr>
+        <w:pStyle w:val="afc"/>
+        <w:jc w:val="right"/>
+        <w:rPr>
+          <w:sz w:val="28"/>
+          <w:szCs w:val="28"/>
+          <w:rtl/>
+          <w14:shadow w14:blurRad="38100" w14:dist="25400" w14:dir="5400000" w14:sx="100000" w14:sy="100000" w14:kx="0" w14:ky="0" w14:algn="ctr">
+            <w14:srgbClr w14:val="6E747A">
+              <w14:alpha w14:val="57000"/>
+            </w14:srgbClr>
+          </w14:shadow>
+          <w14:textOutline w14:w="0" w14:cap="flat" w14:cmpd="sng" w14:algn="ctr">
+            <w14:noFill/>
+            <w14:prstDash w14:val="solid"/>
+            <w14:round/>
+          </w14:textOutline>
+        </w:rPr>
+      </w:pPr>
+    </w:p>
+    <w:p>
+      <w:pPr>
+        <w:pStyle w:val="afc"/>
+        <w:jc w:val="right"/>
+        <w:rPr>
+          <w:sz w:val="28"/>
+          <w:szCs w:val="28"/>
+          <w:rtl/>
+          <w14:shadow w14:blurRad="38100" w14:dist="25400" w14:dir="5400000" w14:sx="100000" w14:sy="100000" w14:kx="0" w14:ky="0" w14:algn="ctr">
+            <w14:srgbClr w14:val="6E747A">
+              <w14:alpha w14:val="57000"/>
+            </w14:srgbClr>
+          </w14:shadow>
+          <w14:textOutline w14:w="0" w14:cap="flat" w14:cmpd="sng" w14:algn="ctr">
+            <w14:noFill/>
+            <w14:prstDash w14:val="solid"/>
+            <w14:round/>
+          </w14:textOutline>
+        </w:rPr>
+      </w:pPr>
+    </w:p>
+    <w:p>
+      <w:pPr>
+        <w:pStyle w:val="afc"/>
+        <w:jc w:val="right"/>
+        <w:rPr>
+          <w:sz w:val="28"/>
+          <w:szCs w:val="28"/>
+          <w:rtl/>
+          <w14:shadow w14:blurRad="38100" w14:dist="25400" w14:dir="5400000" w14:sx="100000" w14:sy="100000" w14:kx="0" w14:ky="0" w14:algn="ctr">
+            <w14:srgbClr w14:val="6E747A">
+              <w14:alpha w14:val="57000"/>
+            </w14:srgbClr>
+          </w14:shadow>
+          <w14:textOutline w14:w="0" w14:cap="flat" w14:cmpd="sng" w14:algn="ctr">
+            <w14:noFill/>
+            <w14:prstDash w14:val="solid"/>
+            <w14:round/>
+          </w14:textOutline>
+        </w:rPr>
+      </w:pPr>
+    </w:p>
+    <w:p>
+      <w:pPr>
+        <w:pStyle w:val="afc"/>
+        <w:jc w:val="right"/>
+        <w:rPr>
+          <w:sz w:val="28"/>
+          <w:szCs w:val="28"/>
+          <w:rtl/>
+          <w14:shadow w14:blurRad="38100" w14:dist="25400" w14:dir="5400000" w14:sx="100000" w14:sy="100000" w14:kx="0" w14:ky="0" w14:algn="ctr">
+            <w14:srgbClr w14:val="6E747A">
+              <w14:alpha w14:val="57000"/>
+            </w14:srgbClr>
+          </w14:shadow>
+          <w14:textOutline w14:w="0" w14:cap="flat" w14:cmpd="sng" w14:algn="ctr">
+            <w14:noFill/>
+            <w14:prstDash w14:val="solid"/>
+            <w14:round/>
+          </w14:textOutline>
+        </w:rPr>
+      </w:pPr>
+    </w:p>
+    <w:p>
+      <w:pPr>
+        <w:pStyle w:val="afc"/>
+        <w:jc w:val="right"/>
+        <w:rPr>
+          <w:sz w:val="28"/>
+          <w:szCs w:val="28"/>
+          <w:rtl/>
+          <w14:shadow w14:blurRad="38100" w14:dist="25400" w14:dir="5400000" w14:sx="100000" w14:sy="100000" w14:kx="0" w14:ky="0" w14:algn="ctr">
+            <w14:srgbClr w14:val="6E747A">
+              <w14:alpha w14:val="57000"/>
+            </w14:srgbClr>
+          </w14:shadow>
+          <w14:textOutline w14:w="0" w14:cap="flat" w14:cmpd="sng" w14:algn="ctr">
+            <w14:noFill/>
+            <w14:prstDash w14:val="solid"/>
+            <w14:round/>
+          </w14:textOutline>
+        </w:rPr>
+      </w:pPr>
+    </w:p>
+    <w:p>
+      <w:pPr>
+        <w:pStyle w:val="afc"/>
+        <w:jc w:val="right"/>
+        <w:rPr>
+          <w:sz w:val="28"/>
+          <w:szCs w:val="28"/>
+          <w:rtl/>
+          <w14:shadow w14:blurRad="38100" w14:dist="25400" w14:dir="5400000" w14:sx="100000" w14:sy="100000" w14:kx="0" w14:ky="0" w14:algn="ctr">
+            <w14:srgbClr w14:val="6E747A">
+              <w14:alpha w14:val="57000"/>
+            </w14:srgbClr>
+          </w14:shadow>
+          <w14:textOutline w14:w="0" w14:cap="flat" w14:cmpd="sng" w14:algn="ctr">
+            <w14:noFill/>
+            <w14:prstDash w14:val="solid"/>
+            <w14:round/>
+          </w14:textOutline>
+        </w:rPr>
+      </w:pPr>
+    </w:p>
+    <w:p>
+      <w:pPr>
+        <w:pStyle w:val="afc"/>
+        <w:jc w:val="right"/>
+        <w:rPr>
+          <w:sz w:val="28"/>
+          <w:szCs w:val="28"/>
+          <w:rtl/>
+          <w14:shadow w14:blurRad="38100" w14:dist="25400" w14:dir="5400000" w14:sx="100000" w14:sy="100000" w14:kx="0" w14:ky="0" w14:algn="ctr">
+            <w14:srgbClr w14:val="6E747A">
+              <w14:alpha w14:val="57000"/>
+            </w14:srgbClr>
+          </w14:shadow>
+          <w14:textOutline w14:w="0" w14:cap="flat" w14:cmpd="sng" w14:algn="ctr">
+            <w14:noFill/>
+            <w14:prstDash w14:val="solid"/>
+            <w14:round/>
+          </w14:textOutline>
+        </w:rPr>
+      </w:pPr>
+    </w:p>
+    <w:p>
+      <w:pPr>
+        <w:pStyle w:val="afc"/>
+        <w:jc w:val="right"/>
+        <w:rPr>
+          <w:sz w:val="28"/>
+          <w:szCs w:val="28"/>
+          <w:rtl/>
+          <w14:shadow w14:blurRad="38100" w14:dist="25400" w14:dir="5400000" w14:sx="100000" w14:sy="100000" w14:kx="0" w14:ky="0" w14:algn="ctr">
+            <w14:srgbClr w14:val="6E747A">
+              <w14:alpha w14:val="57000"/>
+            </w14:srgbClr>
+          </w14:shadow>
+          <w14:textOutline w14:w="0" w14:cap="flat" w14:cmpd="sng" w14:algn="ctr">
+            <w14:noFill/>
+            <w14:prstDash w14:val="solid"/>
+            <w14:round/>
+          </w14:textOutline>
+        </w:rPr>
+      </w:pPr>
+    </w:p>
+    <w:p>
+      <w:pPr>
+        <w:pStyle w:val="afc"/>
+        <w:jc w:val="right"/>
+        <w:rPr>
+          <w:sz w:val="28"/>
+          <w:szCs w:val="28"/>
+          <w:rtl/>
+          <w14:shadow w14:blurRad="38100" w14:dist="25400" w14:dir="5400000" w14:sx="100000" w14:sy="100000" w14:kx="0" w14:ky="0" w14:algn="ctr">
+            <w14:srgbClr w14:val="6E747A">
+              <w14:alpha w14:val="57000"/>
+            </w14:srgbClr>
+          </w14:shadow>
+          <w14:textOutline w14:w="0" w14:cap="flat" w14:cmpd="sng" w14:algn="ctr">
+            <w14:noFill/>
+            <w14:prstDash w14:val="solid"/>
+            <w14:round/>
+          </w14:textOutline>
+        </w:rPr>
+      </w:pPr>
+    </w:p>
+    <w:p>
+      <w:pPr>
+        <w:pStyle w:val="afc"/>
+        <w:jc w:val="center"/>
+        <w:rPr>
+          <w:i/>
+          <w:iCs/>
+          <w:sz w:val="160"/>
+          <w:szCs w:val="160"/>
+          <w:u w:val="single"/>
+          <w:rtl/>
+          <w14:shadow w14:blurRad="38100" w14:dist="25400" w14:dir="5400000" w14:sx="100000" w14:sy="100000" w14:kx="0" w14:ky="0" w14:algn="ctr">
+            <w14:srgbClr w14:val="6E747A">
+              <w14:alpha w14:val="57000"/>
+            </w14:srgbClr>
+          </w14:shadow>
+          <w14:textOutline w14:w="0" w14:cap="flat" w14:cmpd="sng" w14:algn="ctr">
+            <w14:noFill/>
+            <w14:prstDash w14:val="solid"/>
+            <w14:round/>
+          </w14:textOutline>
+        </w:rPr>
+      </w:pPr>
+      <w:r>
+        <w:rPr>
+          <w:rFonts w:hint="cs"/>
+          <w:i/>
+          <w:iCs/>
+          <w:sz w:val="160"/>
+          <w:szCs w:val="160"/>
+          <w:u w:val="single"/>
+          <w:rtl/>
+          <w14:shadow w14:blurRad="38100" w14:dist="25400" w14:dir="5400000" w14:sx="100000" w14:sy="100000" w14:kx="0" w14:ky="0" w14:algn="ctr">
+            <w14:srgbClr w14:val="6E747A">
+              <w14:alpha w14:val="57000"/>
+            </w14:srgbClr>
+          </w14:shadow>
+          <w14:textOutline w14:w="0" w14:cap="flat" w14:cmpd="sng" w14:algn="ctr">
+            <w14:noFill/>
+            <w14:prstDash w14:val="solid"/>
+            <w14:round/>
+          </w14:textOutline>
+        </w:rPr>
+        <w:t>מסמך ייזום</w:t>
+      </w:r>
+    </w:p>
+    <w:p>
+      <w:pPr>
+        <w:pStyle w:val="afc"/>
+        <w:jc w:val="right"/>
+        <w:rPr>
+          <w:rFonts w:hint="cs"/>
+          <w:sz w:val="32"/>
+          <w:szCs w:val="32"/>
+          <w:rtl/>
+          <w14:shadow w14:blurRad="38100" w14:dist="25400" w14:dir="5400000" w14:sx="100000" w14:sy="100000" w14:kx="0" w14:ky="0" w14:algn="ctr">
+            <w14:srgbClr w14:val="6E747A">
+              <w14:alpha w14:val="57000"/>
+            </w14:srgbClr>
+          </w14:shadow>
+          <w14:textOutline w14:w="0" w14:cap="flat" w14:cmpd="sng" w14:algn="ctr">
+            <w14:noFill/>
+            <w14:prstDash w14:val="solid"/>
+            <w14:round/>
+          </w14:textOutline>
+        </w:rPr>
+      </w:pPr>
+    </w:p>
+    <w:p>
+      <w:pPr>
+        <w:jc w:val="center"/>
+        <w:rPr>
+          <w:color w:val="5B9BD5" w:themeColor="accent1"/>
+          <w:sz w:val="48"/>
+          <w:szCs w:val="48"/>
+          <w14:shadow w14:blurRad="38100" w14:dist="25400" w14:dir="5400000" w14:sx="100000" w14:sy="100000" w14:kx="0" w14:ky="0" w14:algn="ctr">
+            <w14:srgbClr w14:val="6E747A">
+              <w14:alpha w14:val="57000"/>
+            </w14:srgbClr>
+          </w14:shadow>
+          <w14:textOutline w14:w="0" w14:cap="flat" w14:cmpd="sng" w14:algn="ctr">
+            <w14:noFill/>
+            <w14:prstDash w14:val="solid"/>
+            <w14:round/>
+          </w14:textOutline>
+        </w:rPr>
+      </w:pPr>
+    </w:p>
+    <w:p>
+      <w:pPr>
+        <w:rPr>
+          <w:color w:val="5B9BD5" w:themeColor="accent1"/>
+          <w:sz w:val="48"/>
+          <w:szCs w:val="48"/>
+          <w14:shadow w14:blurRad="38100" w14:dist="25400" w14:dir="5400000" w14:sx="100000" w14:sy="100000" w14:kx="0" w14:ky="0" w14:algn="ctr">
+            <w14:srgbClr w14:val="6E747A">
+              <w14:alpha w14:val="57000"/>
+            </w14:srgbClr>
+          </w14:shadow>
+          <w14:textOutline w14:w="0" w14:cap="flat" w14:cmpd="sng" w14:algn="ctr">
+            <w14:noFill/>
+            <w14:prstDash w14:val="solid"/>
+            <w14:round/>
+          </w14:textOutline>
+        </w:rPr>
+      </w:pPr>
+      <w:r>
+        <w:rPr>
+          <w:color w:val="5B9BD5" w:themeColor="accent1"/>
+          <w:sz w:val="48"/>
+          <w:szCs w:val="48"/>
+          <w14:shadow w14:blurRad="38100" w14:dist="25400" w14:dir="5400000" w14:sx="100000" w14:sy="100000" w14:kx="0" w14:ky="0" w14:algn="ctr">
+            <w14:srgbClr w14:val="6E747A">
+              <w14:alpha w14:val="57000"/>
+            </w14:srgbClr>
+          </w14:shadow>
+          <w14:textOutline w14:w="0" w14:cap="flat" w14:cmpd="sng" w14:algn="ctr">
+            <w14:noFill/>
+            <w14:prstDash w14:val="solid"/>
+            <w14:round/>
+          </w14:textOutline>
+        </w:rPr>
+        <w:br w:type="page"/>
+      </w:r>
+    </w:p>
+    <w:p>
+      <w:pPr>
+        <w:jc w:val="center"/>
+        <w:rPr>
+          <w:sz w:val="32"/>
+          <w:szCs w:val="32"/>
+          <w:rtl/>
+          <w14:shadow w14:blurRad="38100" w14:dist="25400" w14:dir="5400000" w14:sx="100000" w14:sy="100000" w14:kx="0" w14:ky="0" w14:algn="ctr">
+            <w14:srgbClr w14:val="6E747A">
+              <w14:alpha w14:val="57000"/>
+            </w14:srgbClr>
+          </w14:shadow>
+          <w14:textOutline w14:w="0" w14:cap="flat" w14:cmpd="sng" w14:algn="ctr">
+            <w14:noFill/>
+            <w14:prstDash w14:val="solid"/>
+            <w14:round/>
+          </w14:textOutline>
+        </w:rPr>
+      </w:pPr>
+    </w:p>
+    <w:p>
+      <w:pPr>
+        <w:rPr>
+          <w:sz w:val="32"/>
+          <w:szCs w:val="32"/>
+          <w:u w:val="single"/>
+          <w:rtl/>
+          <w14:shadow w14:blurRad="38100" w14:dist="25400" w14:dir="5400000" w14:sx="100000" w14:sy="100000" w14:kx="0" w14:ky="0" w14:algn="ctr">
+            <w14:srgbClr w14:val="6E747A">
+              <w14:alpha w14:val="57000"/>
+            </w14:srgbClr>
+          </w14:shadow>
+          <w14:textOutline w14:w="0" w14:cap="flat" w14:cmpd="sng" w14:algn="ctr">
+            <w14:noFill/>
+            <w14:prstDash w14:val="solid"/>
+            <w14:round/>
+          </w14:textOutline>
+        </w:rPr>
+      </w:pPr>
+      <w:r>
+        <w:rPr>
+          <w:rFonts w:hint="cs"/>
+          <w:sz w:val="32"/>
+          <w:szCs w:val="32"/>
+          <w:u w:val="single"/>
+          <w:rtl/>
+          <w14:shadow w14:blurRad="38100" w14:dist="25400" w14:dir="5400000" w14:sx="100000" w14:sy="100000" w14:kx="0" w14:ky="0" w14:algn="ctr">
+            <w14:srgbClr w14:val="6E747A">
+              <w14:alpha w14:val="57000"/>
+            </w14:srgbClr>
+          </w14:shadow>
+          <w14:textOutline w14:w="0" w14:cap="flat" w14:cmpd="sng" w14:algn="ctr">
+            <w14:noFill/>
+            <w14:prstDash w14:val="solid"/>
+            <w14:round/>
+          </w14:textOutline>
+        </w:rPr>
+        <w:t>רקע</w:t>
+      </w:r>
+    </w:p>
+    <w:p>
+      <w:pPr>
+        <w:rPr>
+          <w:sz w:val="28"/>
+          <w:szCs w:val="28"/>
+          <w:rtl/>
+          <w14:shadow w14:blurRad="38100" w14:dist="25400" w14:dir="5400000" w14:sx="100000" w14:sy="100000" w14:kx="0" w14:ky="0" w14:algn="ctr">
+            <w14:srgbClr w14:val="6E747A">
+              <w14:alpha w14:val="57000"/>
+            </w14:srgbClr>
+          </w14:shadow>
+          <w14:textOutline w14:w="0" w14:cap="flat" w14:cmpd="sng" w14:algn="ctr">
+            <w14:noFill/>
+            <w14:prstDash w14:val="solid"/>
+            <w14:round/>
+          </w14:textOutline>
+        </w:rPr>
+      </w:pPr>
+      <w:r>
+        <w:rPr>
+          <w:rFonts w:hint="cs"/>
+          <w:sz w:val="28"/>
+          <w:szCs w:val="28"/>
+          <w:rtl/>
+          <w14:shadow w14:blurRad="38100" w14:dist="25400" w14:dir="5400000" w14:sx="100000" w14:sy="100000" w14:kx="0" w14:ky="0" w14:algn="ctr">
+            <w14:srgbClr w14:val="6E747A">
+              <w14:alpha w14:val="57000"/>
+            </w14:srgbClr>
+          </w14:shadow>
+          <w14:textOutline w14:w="0" w14:cap="flat" w14:cmpd="sng" w14:algn="ctr">
+            <w14:noFill/>
+            <w14:prstDash w14:val="solid"/>
+            <w14:round/>
+          </w14:textOutline>
+        </w:rPr>
+        <w:t>בחרתי לעשות משחק מקוון בתור פרויקט הגמר שלי מפני שאני אוהב</w:t>
+      </w:r>
+      <w:r>
+        <w:rPr>
+          <w:rFonts w:hint="cs"/>
+          <w:sz w:val="28"/>
+          <w:szCs w:val="28"/>
+          <w:rtl/>
+          <w14:shadow w14:blurRad="38100" w14:dist="25400" w14:dir="5400000" w14:sx="100000" w14:sy="100000" w14:kx="0" w14:ky="0" w14:algn="ctr">
+            <w14:srgbClr w14:val="6E747A">
+              <w14:alpha w14:val="57000"/>
+            </w14:srgbClr>
+          </w14:shadow>
+          <w14:textOutline w14:w="0" w14:cap="flat" w14:cmpd="sng" w14:algn="ctr">
+            <w14:noFill/>
+            <w14:prstDash w14:val="solid"/>
+            <w14:round/>
+          </w14:textOutline>
+        </w:rPr>
+        <w:t xml:space="preserve"> </w:t>
+      </w:r>
+      <w:r>
+        <w:rPr>
+          <w:rFonts w:hint="cs"/>
+          <w:sz w:val="28"/>
+          <w:szCs w:val="28"/>
+          <w:rtl/>
+          <w14:shadow w14:blurRad="38100" w14:dist="25400" w14:dir="5400000" w14:sx="100000" w14:sy="100000" w14:kx="0" w14:ky="0" w14:algn="ctr">
+            <w14:srgbClr w14:val="6E747A">
+              <w14:alpha w14:val="57000"/>
+            </w14:srgbClr>
+          </w14:shadow>
+          <w14:textOutline w14:w="0" w14:cap="flat" w14:cmpd="sng" w14:algn="ctr">
+            <w14:noFill/>
+            <w14:prstDash w14:val="solid"/>
+            <w14:round/>
+          </w14:textOutline>
+        </w:rPr>
+        <w:t xml:space="preserve">לשחק במשחקים מסוג זה </w:t>
+      </w:r>
+      <w:r>
+        <w:rPr>
+          <w:rFonts w:hint="cs"/>
+          <w:sz w:val="28"/>
+          <w:szCs w:val="28"/>
+          <w:rtl/>
+          <w14:shadow w14:blurRad="38100" w14:dist="25400" w14:dir="5400000" w14:sx="100000" w14:sy="100000" w14:kx="0" w14:ky="0" w14:algn="ctr">
+            <w14:srgbClr w14:val="6E747A">
+              <w14:alpha w14:val="57000"/>
+            </w14:srgbClr>
+          </w14:shadow>
+          <w14:textOutline w14:w="0" w14:cap="flat" w14:cmpd="sng" w14:algn="ctr">
+            <w14:noFill/>
+            <w14:prstDash w14:val="solid"/>
+            <w14:round/>
+          </w14:textOutline>
+        </w:rPr>
+        <w:t>ונוסף על כך לנתח אותם ולחשוב איך הם עובדים</w:t>
+      </w:r>
+      <w:r>
+        <w:rPr>
+          <w:rFonts w:hint="cs"/>
+          <w:sz w:val="32"/>
+          <w:szCs w:val="32"/>
+          <w:rtl/>
+          <w14:shadow w14:blurRad="38100" w14:dist="25400" w14:dir="5400000" w14:sx="100000" w14:sy="100000" w14:kx="0" w14:ky="0" w14:algn="ctr">
+            <w14:srgbClr w14:val="6E747A">
+              <w14:alpha w14:val="57000"/>
+            </w14:srgbClr>
+          </w14:shadow>
+          <w14:textOutline w14:w="0" w14:cap="flat" w14:cmpd="sng" w14:algn="ctr">
+            <w14:noFill/>
+            <w14:prstDash w14:val="solid"/>
+            <w14:round/>
+          </w14:textOutline>
+        </w:rPr>
+        <w:t xml:space="preserve">. </w:t>
+      </w:r>
+      <w:r>
+        <w:rPr>
+          <w:rFonts w:hint="cs"/>
+          <w:sz w:val="28"/>
+          <w:szCs w:val="28"/>
+          <w:rtl/>
+          <w14:shadow w14:blurRad="38100" w14:dist="25400" w14:dir="5400000" w14:sx="100000" w14:sy="100000" w14:kx="0" w14:ky="0" w14:algn="ctr">
+            <w14:srgbClr w14:val="6E747A">
+              <w14:alpha w14:val="57000"/>
+            </w14:srgbClr>
+          </w14:shadow>
+          <w14:textOutline w14:w="0" w14:cap="flat" w14:cmpd="sng" w14:algn="ctr">
+            <w14:noFill/>
+            <w14:prstDash w14:val="solid"/>
+            <w14:round/>
+          </w14:textOutline>
+        </w:rPr>
+        <w:t xml:space="preserve">הפרויקט שלי מכיל שילוב מעניין של חומרים </w:t>
+      </w:r>
+      <w:proofErr w:type="spellStart"/>
+      <w:r>
+        <w:rPr>
+          <w:rFonts w:hint="cs"/>
+          <w:sz w:val="28"/>
+          <w:szCs w:val="28"/>
+          <w:rtl/>
+          <w14:shadow w14:blurRad="38100" w14:dist="25400" w14:dir="5400000" w14:sx="100000" w14:sy="100000" w14:kx="0" w14:ky="0" w14:algn="ctr">
+            <w14:srgbClr w14:val="6E747A">
+              <w14:alpha w14:val="57000"/>
+            </w14:srgbClr>
+          </w14:shadow>
+          <w14:textOutline w14:w="0" w14:cap="flat" w14:cmpd="sng" w14:algn="ctr">
+            <w14:noFill/>
+            <w14:prstDash w14:val="solid"/>
+            <w14:round/>
+          </w14:textOutline>
+        </w:rPr>
+        <w:t>הנלמדו</w:t>
+      </w:r>
+      <w:proofErr w:type="spellEnd"/>
+      <w:r>
+        <w:rPr>
+          <w:rFonts w:hint="cs"/>
+          <w:sz w:val="28"/>
+          <w:szCs w:val="28"/>
+          <w:rtl/>
+          <w14:shadow w14:blurRad="38100" w14:dist="25400" w14:dir="5400000" w14:sx="100000" w14:sy="100000" w14:kx="0" w14:ky="0" w14:algn="ctr">
+            <w14:srgbClr w14:val="6E747A">
+              <w14:alpha w14:val="57000"/>
+            </w14:srgbClr>
+          </w14:shadow>
+          <w14:textOutline w14:w="0" w14:cap="flat" w14:cmpd="sng" w14:algn="ctr">
+            <w14:noFill/>
+            <w14:prstDash w14:val="solid"/>
+            <w14:round/>
+          </w14:textOutline>
+        </w:rPr>
+        <w:t xml:space="preserve"> במהלך השנים כגון רשתו</w:t>
+      </w:r>
+      <w:r>
+        <w:rPr>
+          <w:rFonts w:hint="cs"/>
+          <w:sz w:val="28"/>
+          <w:szCs w:val="28"/>
+          <w:rtl/>
+          <w14:shadow w14:blurRad="38100" w14:dist="25400" w14:dir="5400000" w14:sx="100000" w14:sy="100000" w14:kx="0" w14:ky="0" w14:algn="ctr">
+            <w14:srgbClr w14:val="6E747A">
+              <w14:alpha w14:val="57000"/>
+            </w14:srgbClr>
+          </w14:shadow>
+          <w14:textOutline w14:w="0" w14:cap="flat" w14:cmpd="sng" w14:algn="ctr">
+            <w14:noFill/>
+            <w14:prstDash w14:val="solid"/>
+            <w14:round/>
+          </w14:textOutline>
+        </w:rPr>
+        <w:t>ת, בסיסי נתונים (3</w:t>
+      </w:r>
+      <w:r>
+        <w:rPr>
+          <w:rFonts w:hint="cs"/>
+          <w:sz w:val="28"/>
+          <w:szCs w:val="28"/>
+          <w14:shadow w14:blurRad="38100" w14:dist="25400" w14:dir="5400000" w14:sx="100000" w14:sy="100000" w14:kx="0" w14:ky="0" w14:algn="ctr">
+            <w14:srgbClr w14:val="6E747A">
+              <w14:alpha w14:val="57000"/>
+            </w14:srgbClr>
+          </w14:shadow>
+          <w14:textOutline w14:w="0" w14:cap="flat" w14:cmpd="sng" w14:algn="ctr">
+            <w14:noFill/>
+            <w14:prstDash w14:val="solid"/>
+            <w14:round/>
+          </w14:textOutline>
+        </w:rPr>
+        <w:t>SQLITE</w:t>
+      </w:r>
+      <w:r>
+        <w:rPr>
+          <w:rFonts w:hint="cs"/>
+          <w:sz w:val="28"/>
+          <w:szCs w:val="28"/>
+          <w:rtl/>
+          <w14:shadow w14:blurRad="38100" w14:dist="25400" w14:dir="5400000" w14:sx="100000" w14:sy="100000" w14:kx="0" w14:ky="0" w14:algn="ctr">
+            <w14:srgbClr w14:val="6E747A">
+              <w14:alpha w14:val="57000"/>
+            </w14:srgbClr>
+          </w14:shadow>
+          <w14:textOutline w14:w="0" w14:cap="flat" w14:cmpd="sng" w14:algn="ctr">
+            <w14:noFill/>
+            <w14:prstDash w14:val="solid"/>
+            <w14:round/>
+          </w14:textOutline>
+        </w:rPr>
+        <w:t xml:space="preserve"> ו-</w:t>
+      </w:r>
+      <w:r>
+        <w:rPr>
+          <w:rFonts w:hint="cs"/>
+          <w:sz w:val="28"/>
+          <w:szCs w:val="28"/>
+          <w14:shadow w14:blurRad="38100" w14:dist="25400" w14:dir="5400000" w14:sx="100000" w14:sy="100000" w14:kx="0" w14:ky="0" w14:algn="ctr">
+            <w14:srgbClr w14:val="6E747A">
+              <w14:alpha w14:val="57000"/>
+            </w14:srgbClr>
+          </w14:shadow>
+          <w14:textOutline w14:w="0" w14:cap="flat" w14:cmpd="sng" w14:algn="ctr">
+            <w14:noFill/>
+            <w14:prstDash w14:val="solid"/>
+            <w14:round/>
+          </w14:textOutline>
+        </w:rPr>
+        <w:t>FIREBASE</w:t>
+      </w:r>
+      <w:r>
+        <w:rPr>
+          <w:rFonts w:hint="cs"/>
+          <w:sz w:val="28"/>
+          <w:szCs w:val="28"/>
+          <w:rtl/>
+          <w14:shadow w14:blurRad="38100" w14:dist="25400" w14:dir="5400000" w14:sx="100000" w14:sy="100000" w14:kx="0" w14:ky="0" w14:algn="ctr">
+            <w14:srgbClr w14:val="6E747A">
+              <w14:alpha w14:val="57000"/>
+            </w14:srgbClr>
+          </w14:shadow>
+          <w14:textOutline w14:w="0" w14:cap="flat" w14:cmpd="sng" w14:algn="ctr">
+            <w14:noFill/>
+            <w14:prstDash w14:val="solid"/>
+            <w14:round/>
+          </w14:textOutline>
+        </w:rPr>
+        <w:t xml:space="preserve">). </w:t>
+      </w:r>
+      <w:r>
+        <w:rPr>
+          <w:rFonts w:hint="cs"/>
+          <w:sz w:val="28"/>
+          <w:szCs w:val="28"/>
+          <w:rtl/>
+          <w14:shadow w14:blurRad="38100" w14:dist="25400" w14:dir="5400000" w14:sx="100000" w14:sy="100000" w14:kx="0" w14:ky="0" w14:algn="ctr">
+            <w14:srgbClr w14:val="6E747A">
+              <w14:alpha w14:val="57000"/>
+            </w14:srgbClr>
+          </w14:shadow>
+          <w14:textOutline w14:w="0" w14:cap="flat" w14:cmpd="sng" w14:algn="ctr">
+            <w14:noFill/>
+            <w14:prstDash w14:val="solid"/>
+            <w14:round/>
+          </w14:textOutline>
+        </w:rPr>
+        <w:t xml:space="preserve">ומערכות הפעלה. וכלה בנושאים אשר נלמדו בצורה עצמאית כגון יצירת משחקים (עקרונות והיררכיה של המשחק), </w:t>
+      </w:r>
+      <w:r>
+        <w:rPr>
+          <w:rFonts w:hint="cs"/>
+          <w:sz w:val="28"/>
+          <w:szCs w:val="28"/>
+          <w:rtl/>
+          <w14:shadow w14:blurRad="38100" w14:dist="25400" w14:dir="5400000" w14:sx="100000" w14:sy="100000" w14:kx="0" w14:ky="0" w14:algn="ctr">
+            <w14:srgbClr w14:val="6E747A">
+              <w14:alpha w14:val="57000"/>
+            </w14:srgbClr>
+          </w14:shadow>
+          <w14:textOutline w14:w="0" w14:cap="flat" w14:cmpd="sng" w14:algn="ctr">
+            <w14:noFill/>
+            <w14:prstDash w14:val="solid"/>
+            <w14:round/>
+          </w14:textOutline>
+        </w:rPr>
+        <w:t xml:space="preserve">שימוש ב </w:t>
+      </w:r>
+      <w:r>
+        <w:rPr>
+          <w:sz w:val="28"/>
+          <w:szCs w:val="28"/>
+          <w14:shadow w14:blurRad="38100" w14:dist="25400" w14:dir="5400000" w14:sx="100000" w14:sy="100000" w14:kx="0" w14:ky="0" w14:algn="ctr">
+            <w14:srgbClr w14:val="6E747A">
+              <w14:alpha w14:val="57000"/>
+            </w14:srgbClr>
+          </w14:shadow>
+          <w14:textOutline w14:w="0" w14:cap="flat" w14:cmpd="sng" w14:algn="ctr">
+            <w14:noFill/>
+            <w14:prstDash w14:val="solid"/>
+            <w14:round/>
+          </w14:textOutline>
+        </w:rPr>
+        <w:t>GUI</w:t>
+      </w:r>
+      <w:r>
+        <w:rPr>
+          <w:rFonts w:hint="cs"/>
+          <w:sz w:val="28"/>
+          <w:szCs w:val="28"/>
+          <w:rtl/>
+          <w14:shadow w14:blurRad="38100" w14:dist="25400" w14:dir="5400000" w14:sx="100000" w14:sy="100000" w14:kx="0" w14:ky="0" w14:algn="ctr">
+            <w14:srgbClr w14:val="6E747A">
+              <w14:alpha w14:val="57000"/>
+            </w14:srgbClr>
+          </w14:shadow>
+          <w14:textOutline w14:w="0" w14:cap="flat" w14:cmpd="sng" w14:algn="ctr">
+            <w14:noFill/>
+            <w14:prstDash w14:val="solid"/>
+            <w14:round/>
+          </w14:textOutline>
+        </w:rPr>
+        <w:t>.</w:t>
+      </w:r>
+    </w:p>
+    <w:p>
+      <w:pPr>
+        <w:rPr>
+          <w:sz w:val="28"/>
+          <w:szCs w:val="28"/>
+          <w:rtl/>
+          <w14:shadow w14:blurRad="38100" w14:dist="25400" w14:dir="5400000" w14:sx="100000" w14:sy="100000" w14:kx="0" w14:ky="0" w14:algn="ctr">
+            <w14:srgbClr w14:val="6E747A">
+              <w14:alpha w14:val="57000"/>
+            </w14:srgbClr>
+          </w14:shadow>
+          <w14:textOutline w14:w="0" w14:cap="flat" w14:cmpd="sng" w14:algn="ctr">
+            <w14:noFill/>
+            <w14:prstDash w14:val="solid"/>
+            <w14:round/>
+          </w14:textOutline>
+        </w:rPr>
+      </w:pPr>
+    </w:p>
+    <w:p>
+      <w:pPr>
+        <w:rPr>
+          <w:sz w:val="32"/>
+          <w:szCs w:val="32"/>
+          <w:u w:val="single"/>
+          <w:rtl/>
+          <w14:shadow w14:blurRad="38100" w14:dist="25400" w14:dir="5400000" w14:sx="100000" w14:sy="100000" w14:kx="0" w14:ky="0" w14:algn="ctr">
+            <w14:srgbClr w14:val="6E747A">
+              <w14:alpha w14:val="57000"/>
+            </w14:srgbClr>
+          </w14:shadow>
+          <w14:textOutline w14:w="0" w14:cap="flat" w14:cmpd="sng" w14:algn="ctr">
+            <w14:noFill/>
+            <w14:prstDash w14:val="solid"/>
+            <w14:round/>
+          </w14:textOutline>
+        </w:rPr>
+      </w:pPr>
+      <w:r>
+        <w:rPr>
+          <w:rFonts w:hint="cs"/>
+          <w:sz w:val="32"/>
+          <w:szCs w:val="32"/>
+          <w:u w:val="single"/>
+          <w:rtl/>
+          <w14:shadow w14:blurRad="38100" w14:dist="25400" w14:dir="5400000" w14:sx="100000" w14:sy="100000" w14:kx="0" w14:ky="0" w14:algn="ctr">
+            <w14:srgbClr w14:val="6E747A">
+              <w14:alpha w14:val="57000"/>
+            </w14:srgbClr>
+          </w14:shadow>
+          <w14:textOutline w14:w="0" w14:cap="flat" w14:cmpd="sng" w14:algn="ctr">
+            <w14:noFill/>
+            <w14:prstDash w14:val="solid"/>
+            <w14:round/>
+          </w14:textOutline>
+        </w:rPr>
+        <w:t>נושא הפרויקט</w:t>
+      </w:r>
+    </w:p>
+    <w:p>
+      <w:pPr>
+        <w:rPr>
+          <w:sz w:val="28"/>
+          <w:szCs w:val="28"/>
+          <w:rtl/>
+          <w14:shadow w14:blurRad="38100" w14:dist="25400" w14:dir="5400000" w14:sx="100000" w14:sy="100000" w14:kx="0" w14:ky="0" w14:algn="ctr">
+            <w14:srgbClr w14:val="6E747A">
+              <w14:alpha w14:val="57000"/>
+            </w14:srgbClr>
+          </w14:shadow>
+          <w14:textOutline w14:w="0" w14:cap="flat" w14:cmpd="sng" w14:algn="ctr">
+            <w14:noFill/>
+            <w14:prstDash w14:val="solid"/>
+            <w14:round/>
+          </w14:textOutline>
+        </w:rPr>
+      </w:pPr>
+      <w:r>
+        <w:rPr>
+          <w:rFonts w:hint="cs"/>
+          <w:sz w:val="28"/>
+          <w:szCs w:val="28"/>
+          <w:rtl/>
+          <w14:shadow w14:blurRad="38100" w14:dist="25400" w14:dir="5400000" w14:sx="100000" w14:sy="100000" w14:kx="0" w14:ky="0" w14:algn="ctr">
+            <w14:srgbClr w14:val="6E747A">
+              <w14:alpha w14:val="57000"/>
+            </w14:srgbClr>
+          </w14:shadow>
+          <w14:textOutline w14:w="0" w14:cap="flat" w14:cmpd="sng" w14:algn="ctr">
+            <w14:noFill/>
+            <w14:prstDash w14:val="solid"/>
+            <w14:round/>
+          </w14:textOutline>
+        </w:rPr>
+        <w:t>משחק אקשן מקוון מרובה משתמשים</w:t>
+      </w:r>
+    </w:p>
+    <w:p>
+      <w:pPr>
+        <w:rPr>
+          <w:sz w:val="28"/>
+          <w:szCs w:val="28"/>
+          <w:rtl/>
+          <w14:shadow w14:blurRad="38100" w14:dist="25400" w14:dir="5400000" w14:sx="100000" w14:sy="100000" w14:kx="0" w14:ky="0" w14:algn="ctr">
+            <w14:srgbClr w14:val="6E747A">
+              <w14:alpha w14:val="57000"/>
+            </w14:srgbClr>
+          </w14:shadow>
+          <w14:textOutline w14:w="0" w14:cap="flat" w14:cmpd="sng" w14:algn="ctr">
+            <w14:noFill/>
+            <w14:prstDash w14:val="solid"/>
+            <w14:round/>
+          </w14:textOutline>
+        </w:rPr>
+      </w:pPr>
+    </w:p>
+    <w:p>
+      <w:pPr>
+        <w:rPr>
+          <w:sz w:val="28"/>
+          <w:szCs w:val="28"/>
+          <w:rtl/>
+          <w14:shadow w14:blurRad="38100" w14:dist="25400" w14:dir="5400000" w14:sx="100000" w14:sy="100000" w14:kx="0" w14:ky="0" w14:algn="ctr">
+            <w14:srgbClr w14:val="6E747A">
+              <w14:alpha w14:val="57000"/>
+            </w14:srgbClr>
+          </w14:shadow>
+          <w14:textOutline w14:w="0" w14:cap="flat" w14:cmpd="sng" w14:algn="ctr">
+            <w14:noFill/>
+            <w14:prstDash w14:val="solid"/>
+            <w14:round/>
+          </w14:textOutline>
+        </w:rPr>
+      </w:pPr>
       <w:bookmarkStart w:id="0" w:name="_GoBack"/>
       <w:bookmarkEnd w:id="0"/>
-      <w:r>
-        <w:rPr>
-          <w:rFonts w:hint="cs"/>
-          <w:sz w:val="40"/>
-          <w:szCs w:val="40"/>
-          <w:rtl/>
-        </w:rPr>
-        <w:t xml:space="preserve"> מקוון מרובה משתמשים</w:t>
-      </w:r>
+    </w:p>
+    <w:p>
+      <w:pPr>
+        <w:rPr>
+          <w:sz w:val="28"/>
+          <w:szCs w:val="28"/>
+          <w:rtl/>
+          <w14:shadow w14:blurRad="38100" w14:dist="25400" w14:dir="5400000" w14:sx="100000" w14:sy="100000" w14:kx="0" w14:ky="0" w14:algn="ctr">
+            <w14:srgbClr w14:val="6E747A">
+              <w14:alpha w14:val="57000"/>
+            </w14:srgbClr>
+          </w14:shadow>
+          <w14:textOutline w14:w="0" w14:cap="flat" w14:cmpd="sng" w14:algn="ctr">
+            <w14:noFill/>
+            <w14:prstDash w14:val="solid"/>
+            <w14:round/>
+          </w14:textOutline>
+        </w:rPr>
+      </w:pPr>
     </w:p>
     <w:sectPr>
       <w:headerReference w:type="default" r:id="rId8"/>
@@ -308,7 +1465,7 @@
 </file>
 
 <file path=word/endnotes.xml><?xml version="1.0" encoding="utf-8"?>
-<w:endnotes xmlns:wpc="http://schemas.microsoft.com/office/word/2010/wordprocessingCanvas" xmlns:cx="http://schemas.microsoft.com/office/drawing/2014/chartex" xmlns:mc="http://schemas.openxmlformats.org/markup-compatibility/2006" xmlns:o="urn:schemas-microsoft-com:office:office" xmlns:r="http://schemas.openxmlformats.org/officeDocument/2006/relationships" xmlns:m="http://schemas.openxmlformats.org/officeDocument/2006/math" xmlns:v="urn:schemas-microsoft-com:vml" xmlns:wp14="http://schemas.microsoft.com/office/word/2010/wordprocessingDrawing" xmlns:wp="http://schemas.openxmlformats.org/drawingml/2006/wordprocessingDrawing" xmlns:w10="urn:schemas-microsoft-com:office:word" xmlns:w="http://schemas.openxmlformats.org/wordprocessingml/2006/main" xmlns:w14="http://schemas.microsoft.com/office/word/2010/wordml" xmlns:w15="http://schemas.microsoft.com/office/word/2012/wordml" xmlns:w16se="http://schemas.microsoft.com/office/word/2015/wordml/symex" xmlns:wpg="http://schemas.microsoft.com/office/word/2010/wordprocessingGroup" xmlns:wpi="http://schemas.microsoft.com/office/word/2010/wordprocessingInk" xmlns:wne="http://schemas.microsoft.com/office/word/2006/wordml" xmlns:wps="http://schemas.microsoft.com/office/word/2010/wordprocessingShape" mc:Ignorable="w14 w15 w16se wp14">
+<w:endnotes xmlns:wpc="http://schemas.microsoft.com/office/word/2010/wordprocessingCanvas" xmlns:cx="http://schemas.microsoft.com/office/drawing/2014/chartex" xmlns:cx1="http://schemas.microsoft.com/office/drawing/2015/9/8/chartex" xmlns:cx2="http://schemas.microsoft.com/office/drawing/2015/10/21/chartex" xmlns:cx3="http://schemas.microsoft.com/office/drawing/2016/5/9/chartex" xmlns:cx4="http://schemas.microsoft.com/office/drawing/2016/5/10/chartex" xmlns:cx5="http://schemas.microsoft.com/office/drawing/2016/5/11/chartex" xmlns:cx6="http://schemas.microsoft.com/office/drawing/2016/5/12/chartex" xmlns:cx7="http://schemas.microsoft.com/office/drawing/2016/5/13/chartex" xmlns:cx8="http://schemas.microsoft.com/office/drawing/2016/5/14/chartex" xmlns:mc="http://schemas.openxmlformats.org/markup-compatibility/2006" xmlns:aink="http://schemas.microsoft.com/office/drawing/2016/ink" xmlns:am3d="http://schemas.microsoft.com/office/drawing/2017/model3d" xmlns:o="urn:schemas-microsoft-com:office:office" xmlns:r="http://schemas.openxmlformats.org/officeDocument/2006/relationships" xmlns:m="http://schemas.openxmlformats.org/officeDocument/2006/math" xmlns:v="urn:schemas-microsoft-com:vml" xmlns:wp14="http://schemas.microsoft.com/office/word/2010/wordprocessingDrawing" xmlns:wp="http://schemas.openxmlformats.org/drawingml/2006/wordprocessingDrawing" xmlns:w10="urn:schemas-microsoft-com:office:word" xmlns:w="http://schemas.openxmlformats.org/wordprocessingml/2006/main" xmlns:w14="http://schemas.microsoft.com/office/word/2010/wordml" xmlns:w15="http://schemas.microsoft.com/office/word/2012/wordml" xmlns:w16cid="http://schemas.microsoft.com/office/word/2016/wordml/cid" xmlns:w16se="http://schemas.microsoft.com/office/word/2015/wordml/symex" xmlns:wpg="http://schemas.microsoft.com/office/word/2010/wordprocessingGroup" xmlns:wpi="http://schemas.microsoft.com/office/word/2010/wordprocessingInk" xmlns:wne="http://schemas.microsoft.com/office/word/2006/wordml" xmlns:wps="http://schemas.microsoft.com/office/word/2010/wordprocessingShape" mc:Ignorable="w14 w15 w16se w16cid wp14">
   <w:endnote w:type="separator" w:id="-1">
     <w:p>
       <w:pPr>
@@ -333,7 +1490,7 @@
 </file>
 
 <file path=word/footer1.xml><?xml version="1.0" encoding="utf-8"?>
-<w:ftr xmlns:wpc="http://schemas.microsoft.com/office/word/2010/wordprocessingCanvas" xmlns:cx="http://schemas.microsoft.com/office/drawing/2014/chartex" xmlns:mc="http://schemas.openxmlformats.org/markup-compatibility/2006" xmlns:o="urn:schemas-microsoft-com:office:office" xmlns:r="http://schemas.openxmlformats.org/officeDocument/2006/relationships" xmlns:m="http://schemas.openxmlformats.org/officeDocument/2006/math" xmlns:v="urn:schemas-microsoft-com:vml" xmlns:wp14="http://schemas.microsoft.com/office/word/2010/wordprocessingDrawing" xmlns:wp="http://schemas.openxmlformats.org/drawingml/2006/wordprocessingDrawing" xmlns:w10="urn:schemas-microsoft-com:office:word" xmlns:w="http://schemas.openxmlformats.org/wordprocessingml/2006/main" xmlns:w14="http://schemas.microsoft.com/office/word/2010/wordml" xmlns:w15="http://schemas.microsoft.com/office/word/2012/wordml" xmlns:w16se="http://schemas.microsoft.com/office/word/2015/wordml/symex" xmlns:wpg="http://schemas.microsoft.com/office/word/2010/wordprocessingGroup" xmlns:wpi="http://schemas.microsoft.com/office/word/2010/wordprocessingInk" xmlns:wne="http://schemas.microsoft.com/office/word/2006/wordml" xmlns:wps="http://schemas.microsoft.com/office/word/2010/wordprocessingShape" mc:Ignorable="w14 w15 w16se wp14">
+<w:ftr xmlns:wpc="http://schemas.microsoft.com/office/word/2010/wordprocessingCanvas" xmlns:cx="http://schemas.microsoft.com/office/drawing/2014/chartex" xmlns:cx1="http://schemas.microsoft.com/office/drawing/2015/9/8/chartex" xmlns:cx2="http://schemas.microsoft.com/office/drawing/2015/10/21/chartex" xmlns:cx3="http://schemas.microsoft.com/office/drawing/2016/5/9/chartex" xmlns:cx4="http://schemas.microsoft.com/office/drawing/2016/5/10/chartex" xmlns:cx5="http://schemas.microsoft.com/office/drawing/2016/5/11/chartex" xmlns:cx6="http://schemas.microsoft.com/office/drawing/2016/5/12/chartex" xmlns:cx7="http://schemas.microsoft.com/office/drawing/2016/5/13/chartex" xmlns:cx8="http://schemas.microsoft.com/office/drawing/2016/5/14/chartex" xmlns:mc="http://schemas.openxmlformats.org/markup-compatibility/2006" xmlns:aink="http://schemas.microsoft.com/office/drawing/2016/ink" xmlns:am3d="http://schemas.microsoft.com/office/drawing/2017/model3d" xmlns:o="urn:schemas-microsoft-com:office:office" xmlns:r="http://schemas.openxmlformats.org/officeDocument/2006/relationships" xmlns:m="http://schemas.openxmlformats.org/officeDocument/2006/math" xmlns:v="urn:schemas-microsoft-com:vml" xmlns:wp14="http://schemas.microsoft.com/office/word/2010/wordprocessingDrawing" xmlns:wp="http://schemas.openxmlformats.org/drawingml/2006/wordprocessingDrawing" xmlns:w10="urn:schemas-microsoft-com:office:word" xmlns:w="http://schemas.openxmlformats.org/wordprocessingml/2006/main" xmlns:w14="http://schemas.microsoft.com/office/word/2010/wordml" xmlns:w15="http://schemas.microsoft.com/office/word/2012/wordml" xmlns:w16cid="http://schemas.microsoft.com/office/word/2016/wordml/cid" xmlns:w16se="http://schemas.microsoft.com/office/word/2015/wordml/symex" xmlns:wpg="http://schemas.microsoft.com/office/word/2010/wordprocessingGroup" xmlns:wpi="http://schemas.microsoft.com/office/word/2010/wordprocessingInk" xmlns:wne="http://schemas.microsoft.com/office/word/2006/wordml" xmlns:wps="http://schemas.microsoft.com/office/word/2010/wordprocessingShape" mc:Ignorable="w14 w15 w16se w16cid wp14">
   <w:sdt>
     <w:sdtPr>
       <w:rPr>
@@ -598,7 +1755,6 @@
                       </w:txbxContent>
                     </v:textbox>
                   </v:shape>
-                  <w10:wrap anchorx="page"/>
                   <w10:anchorlock/>
                 </v:group>
               </w:pict>
@@ -617,7 +1773,7 @@
 </file>
 
 <file path=word/footnotes.xml><?xml version="1.0" encoding="utf-8"?>
-<w:footnotes xmlns:wpc="http://schemas.microsoft.com/office/word/2010/wordprocessingCanvas" xmlns:cx="http://schemas.microsoft.com/office/drawing/2014/chartex" xmlns:mc="http://schemas.openxmlformats.org/markup-compatibility/2006" xmlns:o="urn:schemas-microsoft-com:office:office" xmlns:r="http://schemas.openxmlformats.org/officeDocument/2006/relationships" xmlns:m="http://schemas.openxmlformats.org/officeDocument/2006/math" xmlns:v="urn:schemas-microsoft-com:vml" xmlns:wp14="http://schemas.microsoft.com/office/word/2010/wordprocessingDrawing" xmlns:wp="http://schemas.openxmlformats.org/drawingml/2006/wordprocessingDrawing" xmlns:w10="urn:schemas-microsoft-com:office:word" xmlns:w="http://schemas.openxmlformats.org/wordprocessingml/2006/main" xmlns:w14="http://schemas.microsoft.com/office/word/2010/wordml" xmlns:w15="http://schemas.microsoft.com/office/word/2012/wordml" xmlns:w16se="http://schemas.microsoft.com/office/word/2015/wordml/symex" xmlns:wpg="http://schemas.microsoft.com/office/word/2010/wordprocessingGroup" xmlns:wpi="http://schemas.microsoft.com/office/word/2010/wordprocessingInk" xmlns:wne="http://schemas.microsoft.com/office/word/2006/wordml" xmlns:wps="http://schemas.microsoft.com/office/word/2010/wordprocessingShape" mc:Ignorable="w14 w15 w16se wp14">
+<w:footnotes xmlns:wpc="http://schemas.microsoft.com/office/word/2010/wordprocessingCanvas" xmlns:cx="http://schemas.microsoft.com/office/drawing/2014/chartex" xmlns:cx1="http://schemas.microsoft.com/office/drawing/2015/9/8/chartex" xmlns:cx2="http://schemas.microsoft.com/office/drawing/2015/10/21/chartex" xmlns:cx3="http://schemas.microsoft.com/office/drawing/2016/5/9/chartex" xmlns:cx4="http://schemas.microsoft.com/office/drawing/2016/5/10/chartex" xmlns:cx5="http://schemas.microsoft.com/office/drawing/2016/5/11/chartex" xmlns:cx6="http://schemas.microsoft.com/office/drawing/2016/5/12/chartex" xmlns:cx7="http://schemas.microsoft.com/office/drawing/2016/5/13/chartex" xmlns:cx8="http://schemas.microsoft.com/office/drawing/2016/5/14/chartex" xmlns:mc="http://schemas.openxmlformats.org/markup-compatibility/2006" xmlns:aink="http://schemas.microsoft.com/office/drawing/2016/ink" xmlns:am3d="http://schemas.microsoft.com/office/drawing/2017/model3d" xmlns:o="urn:schemas-microsoft-com:office:office" xmlns:r="http://schemas.openxmlformats.org/officeDocument/2006/relationships" xmlns:m="http://schemas.openxmlformats.org/officeDocument/2006/math" xmlns:v="urn:schemas-microsoft-com:vml" xmlns:wp14="http://schemas.microsoft.com/office/word/2010/wordprocessingDrawing" xmlns:wp="http://schemas.openxmlformats.org/drawingml/2006/wordprocessingDrawing" xmlns:w10="urn:schemas-microsoft-com:office:word" xmlns:w="http://schemas.openxmlformats.org/wordprocessingml/2006/main" xmlns:w14="http://schemas.microsoft.com/office/word/2010/wordml" xmlns:w15="http://schemas.microsoft.com/office/word/2012/wordml" xmlns:w16cid="http://schemas.microsoft.com/office/word/2016/wordml/cid" xmlns:w16se="http://schemas.microsoft.com/office/word/2015/wordml/symex" xmlns:wpg="http://schemas.microsoft.com/office/word/2010/wordprocessingGroup" xmlns:wpi="http://schemas.microsoft.com/office/word/2010/wordprocessingInk" xmlns:wne="http://schemas.microsoft.com/office/word/2006/wordml" xmlns:wps="http://schemas.microsoft.com/office/word/2010/wordprocessingShape" mc:Ignorable="w14 w15 w16se w16cid wp14">
   <w:footnote w:type="separator" w:id="-1">
     <w:p>
       <w:pPr>
@@ -642,42 +1798,97 @@
 </file>
 
 <file path=word/header1.xml><?xml version="1.0" encoding="utf-8"?>
-<w:hdr xmlns:wpc="http://schemas.microsoft.com/office/word/2010/wordprocessingCanvas" xmlns:cx="http://schemas.microsoft.com/office/drawing/2014/chartex" xmlns:mc="http://schemas.openxmlformats.org/markup-compatibility/2006" xmlns:o="urn:schemas-microsoft-com:office:office" xmlns:r="http://schemas.openxmlformats.org/officeDocument/2006/relationships" xmlns:m="http://schemas.openxmlformats.org/officeDocument/2006/math" xmlns:v="urn:schemas-microsoft-com:vml" xmlns:wp14="http://schemas.microsoft.com/office/word/2010/wordprocessingDrawing" xmlns:wp="http://schemas.openxmlformats.org/drawingml/2006/wordprocessingDrawing" xmlns:w10="urn:schemas-microsoft-com:office:word" xmlns:w="http://schemas.openxmlformats.org/wordprocessingml/2006/main" xmlns:w14="http://schemas.microsoft.com/office/word/2010/wordml" xmlns:w15="http://schemas.microsoft.com/office/word/2012/wordml" xmlns:w16se="http://schemas.microsoft.com/office/word/2015/wordml/symex" xmlns:wpg="http://schemas.microsoft.com/office/word/2010/wordprocessingGroup" xmlns:wpi="http://schemas.microsoft.com/office/word/2010/wordprocessingInk" xmlns:wne="http://schemas.microsoft.com/office/word/2006/wordml" xmlns:wps="http://schemas.microsoft.com/office/word/2010/wordprocessingShape" mc:Ignorable="w14 w15 w16se wp14">
+<w:hdr xmlns:wpc="http://schemas.microsoft.com/office/word/2010/wordprocessingCanvas" xmlns:cx="http://schemas.microsoft.com/office/drawing/2014/chartex" xmlns:cx1="http://schemas.microsoft.com/office/drawing/2015/9/8/chartex" xmlns:cx2="http://schemas.microsoft.com/office/drawing/2015/10/21/chartex" xmlns:cx3="http://schemas.microsoft.com/office/drawing/2016/5/9/chartex" xmlns:cx4="http://schemas.microsoft.com/office/drawing/2016/5/10/chartex" xmlns:cx5="http://schemas.microsoft.com/office/drawing/2016/5/11/chartex" xmlns:cx6="http://schemas.microsoft.com/office/drawing/2016/5/12/chartex" xmlns:cx7="http://schemas.microsoft.com/office/drawing/2016/5/13/chartex" xmlns:cx8="http://schemas.microsoft.com/office/drawing/2016/5/14/chartex" xmlns:mc="http://schemas.openxmlformats.org/markup-compatibility/2006" xmlns:aink="http://schemas.microsoft.com/office/drawing/2016/ink" xmlns:am3d="http://schemas.microsoft.com/office/drawing/2017/model3d" xmlns:o="urn:schemas-microsoft-com:office:office" xmlns:r="http://schemas.openxmlformats.org/officeDocument/2006/relationships" xmlns:m="http://schemas.openxmlformats.org/officeDocument/2006/math" xmlns:v="urn:schemas-microsoft-com:vml" xmlns:wp14="http://schemas.microsoft.com/office/word/2010/wordprocessingDrawing" xmlns:wp="http://schemas.openxmlformats.org/drawingml/2006/wordprocessingDrawing" xmlns:w10="urn:schemas-microsoft-com:office:word" xmlns:w="http://schemas.openxmlformats.org/wordprocessingml/2006/main" xmlns:w14="http://schemas.microsoft.com/office/word/2010/wordml" xmlns:w15="http://schemas.microsoft.com/office/word/2012/wordml" xmlns:w16cid="http://schemas.microsoft.com/office/word/2016/wordml/cid" xmlns:w16se="http://schemas.microsoft.com/office/word/2015/wordml/symex" xmlns:wpg="http://schemas.microsoft.com/office/word/2010/wordprocessingGroup" xmlns:wpi="http://schemas.microsoft.com/office/word/2010/wordprocessingInk" xmlns:wne="http://schemas.microsoft.com/office/word/2006/wordml" xmlns:wps="http://schemas.microsoft.com/office/word/2010/wordprocessingShape" mc:Ignorable="w14 w15 w16se w16cid wp14">
   <w:p>
     <w:pPr>
       <w:pStyle w:val="a4"/>
-      <w:jc w:val="center"/>
-      <w:rPr>
-        <w:rFonts w:asciiTheme="majorBidi" w:hAnsiTheme="majorBidi" w:cstheme="majorBidi"/>
-        <w:b/>
-        <w:bCs/>
-        <w:i/>
-        <w:iCs/>
-        <w:sz w:val="36"/>
-        <w:szCs w:val="36"/>
-        <w:u w:val="single"/>
-      </w:rPr>
     </w:pPr>
     <w:r>
       <w:rPr>
-        <w:rFonts w:asciiTheme="majorBidi" w:hAnsiTheme="majorBidi" w:cstheme="majorBidi"/>
-        <w:b/>
-        <w:bCs/>
-        <w:i/>
-        <w:iCs/>
+        <w:rFonts w:hint="cs"/>
+        <w:noProof/>
         <w:sz w:val="36"/>
         <w:szCs w:val="36"/>
-        <w:u w:val="single"/>
+      </w:rPr>
+      <w:drawing>
+        <wp:anchor distT="0" distB="0" distL="114300" distR="114300" simplePos="0" relativeHeight="251658240" behindDoc="0" locked="0" layoutInCell="1" allowOverlap="1" wp14:anchorId="12A4EBAA">
+          <wp:simplePos x="0" y="0"/>
+          <wp:positionH relativeFrom="column">
+            <wp:posOffset>4472940</wp:posOffset>
+          </wp:positionH>
+          <wp:positionV relativeFrom="paragraph">
+            <wp:posOffset>-358140</wp:posOffset>
+          </wp:positionV>
+          <wp:extent cx="1630680" cy="815340"/>
+          <wp:effectExtent l="0" t="0" r="7620" b="3810"/>
+          <wp:wrapSquare wrapText="bothSides"/>
+          <wp:docPr id="7" name="תמונה 7"/>
+          <wp:cNvGraphicFramePr>
+            <a:graphicFrameLocks xmlns:a="http://schemas.openxmlformats.org/drawingml/2006/main" noChangeAspect="1"/>
+          </wp:cNvGraphicFramePr>
+          <a:graphic xmlns:a="http://schemas.openxmlformats.org/drawingml/2006/main">
+            <a:graphicData uri="http://schemas.openxmlformats.org/drawingml/2006/picture">
+              <pic:pic xmlns:pic="http://schemas.openxmlformats.org/drawingml/2006/picture">
+                <pic:nvPicPr>
+                  <pic:cNvPr id="0" name="Picture 2"/>
+                  <pic:cNvPicPr>
+                    <a:picLocks noChangeAspect="1" noChangeArrowheads="1"/>
+                  </pic:cNvPicPr>
+                </pic:nvPicPr>
+                <pic:blipFill>
+                  <a:blip r:embed="rId1">
+                    <a:extLst>
+                      <a:ext uri="{28A0092B-C50C-407E-A947-70E740481C1C}">
+                        <a14:useLocalDpi xmlns:a14="http://schemas.microsoft.com/office/drawing/2010/main" val="0"/>
+                      </a:ext>
+                    </a:extLst>
+                  </a:blip>
+                  <a:srcRect/>
+                  <a:stretch>
+                    <a:fillRect/>
+                  </a:stretch>
+                </pic:blipFill>
+                <pic:spPr bwMode="auto">
+                  <a:xfrm>
+                    <a:off x="0" y="0"/>
+                    <a:ext cx="1630680" cy="815340"/>
+                  </a:xfrm>
+                  <a:prstGeom prst="rect">
+                    <a:avLst/>
+                  </a:prstGeom>
+                  <a:noFill/>
+                  <a:ln>
+                    <a:noFill/>
+                  </a:ln>
+                </pic:spPr>
+              </pic:pic>
+            </a:graphicData>
+          </a:graphic>
+          <wp14:sizeRelH relativeFrom="margin">
+            <wp14:pctWidth>0</wp14:pctWidth>
+          </wp14:sizeRelH>
+          <wp14:sizeRelV relativeFrom="margin">
+            <wp14:pctHeight>0</wp14:pctHeight>
+          </wp14:sizeRelV>
+        </wp:anchor>
+      </w:drawing>
+    </w:r>
+    <w:r>
+      <w:rPr>
+        <w:rFonts w:hint="cs"/>
+        <w:noProof/>
+        <w:sz w:val="36"/>
+        <w:szCs w:val="36"/>
         <w:rtl/>
       </w:rPr>
-      <w:t>מגמת הנדסת תוכנה התמחות בהגנת סייבר</w:t>
+      <w:t>מגמת הנדסת תוכנה התמחות בהגנת הסייבר</w:t>
     </w:r>
   </w:p>
 </w:hdr>
 </file>
 
 <file path=word/numbering.xml><?xml version="1.0" encoding="utf-8"?>
-<w:numbering xmlns:wpc="http://schemas.microsoft.com/office/word/2010/wordprocessingCanvas" xmlns:cx="http://schemas.microsoft.com/office/drawing/2014/chartex" xmlns:mc="http://schemas.openxmlformats.org/markup-compatibility/2006" xmlns:o="urn:schemas-microsoft-com:office:office" xmlns:r="http://schemas.openxmlformats.org/officeDocument/2006/relationships" xmlns:m="http://schemas.openxmlformats.org/officeDocument/2006/math" xmlns:v="urn:schemas-microsoft-com:vml" xmlns:wp14="http://schemas.microsoft.com/office/word/2010/wordprocessingDrawing" xmlns:wp="http://schemas.openxmlformats.org/drawingml/2006/wordprocessingDrawing" xmlns:w10="urn:schemas-microsoft-com:office:word" xmlns:w="http://schemas.openxmlformats.org/wordprocessingml/2006/main" xmlns:w14="http://schemas.microsoft.com/office/word/2010/wordml" xmlns:w15="http://schemas.microsoft.com/office/word/2012/wordml" xmlns:w16se="http://schemas.microsoft.com/office/word/2015/wordml/symex" xmlns:wpg="http://schemas.microsoft.com/office/word/2010/wordprocessingGroup" xmlns:wpi="http://schemas.microsoft.com/office/word/2010/wordprocessingInk" xmlns:wne="http://schemas.microsoft.com/office/word/2006/wordml" xmlns:wps="http://schemas.microsoft.com/office/word/2010/wordprocessingShape" mc:Ignorable="w14 w15 w16se wp14">
+<w:numbering xmlns:wpc="http://schemas.microsoft.com/office/word/2010/wordprocessingCanvas" xmlns:cx="http://schemas.microsoft.com/office/drawing/2014/chartex" xmlns:cx1="http://schemas.microsoft.com/office/drawing/2015/9/8/chartex" xmlns:cx2="http://schemas.microsoft.com/office/drawing/2015/10/21/chartex" xmlns:cx3="http://schemas.microsoft.com/office/drawing/2016/5/9/chartex" xmlns:cx4="http://schemas.microsoft.com/office/drawing/2016/5/10/chartex" xmlns:cx5="http://schemas.microsoft.com/office/drawing/2016/5/11/chartex" xmlns:cx6="http://schemas.microsoft.com/office/drawing/2016/5/12/chartex" xmlns:cx7="http://schemas.microsoft.com/office/drawing/2016/5/13/chartex" xmlns:cx8="http://schemas.microsoft.com/office/drawing/2016/5/14/chartex" xmlns:mc="http://schemas.openxmlformats.org/markup-compatibility/2006" xmlns:aink="http://schemas.microsoft.com/office/drawing/2016/ink" xmlns:am3d="http://schemas.microsoft.com/office/drawing/2017/model3d" xmlns:o="urn:schemas-microsoft-com:office:office" xmlns:r="http://schemas.openxmlformats.org/officeDocument/2006/relationships" xmlns:m="http://schemas.openxmlformats.org/officeDocument/2006/math" xmlns:v="urn:schemas-microsoft-com:vml" xmlns:wp14="http://schemas.microsoft.com/office/word/2010/wordprocessingDrawing" xmlns:wp="http://schemas.openxmlformats.org/drawingml/2006/wordprocessingDrawing" xmlns:w10="urn:schemas-microsoft-com:office:word" xmlns:w="http://schemas.openxmlformats.org/wordprocessingml/2006/main" xmlns:w14="http://schemas.microsoft.com/office/word/2010/wordml" xmlns:w15="http://schemas.microsoft.com/office/word/2012/wordml" xmlns:w16cid="http://schemas.microsoft.com/office/word/2016/wordml/cid" xmlns:w16se="http://schemas.microsoft.com/office/word/2015/wordml/symex" xmlns:wpg="http://schemas.microsoft.com/office/word/2010/wordprocessingGroup" xmlns:wpi="http://schemas.microsoft.com/office/word/2010/wordprocessingInk" xmlns:wne="http://schemas.microsoft.com/office/word/2006/wordml" xmlns:wps="http://schemas.microsoft.com/office/word/2010/wordprocessingShape" mc:Ignorable="w14 w15 w16se w16cid wp14">
   <w:abstractNum w:abstractNumId="0" w15:restartNumberingAfterBreak="0">
     <w:nsid w:val="FFFFFF89"/>
     <w:multiLevelType w:val="singleLevel"/>
@@ -699,14 +1910,566 @@
       </w:rPr>
     </w:lvl>
   </w:abstractNum>
+  <w:abstractNum w:abstractNumId="1" w15:restartNumberingAfterBreak="0">
+    <w:nsid w:val="3F6244E1"/>
+    <w:multiLevelType w:val="hybridMultilevel"/>
+    <w:tmpl w:val="C4244AF8"/>
+    <w:lvl w:ilvl="0" w:tplc="6BF29140">
+      <w:start w:val="1"/>
+      <w:numFmt w:val="decimal"/>
+      <w:lvlText w:val="%1."/>
+      <w:lvlJc w:val="left"/>
+      <w:pPr>
+        <w:ind w:left="1440" w:hanging="360"/>
+      </w:pPr>
+      <w:rPr>
+        <w:rFonts w:hint="default"/>
+      </w:rPr>
+    </w:lvl>
+    <w:lvl w:ilvl="1" w:tplc="04090019" w:tentative="1">
+      <w:start w:val="1"/>
+      <w:numFmt w:val="lowerLetter"/>
+      <w:lvlText w:val="%2."/>
+      <w:lvlJc w:val="left"/>
+      <w:pPr>
+        <w:ind w:left="2160" w:hanging="360"/>
+      </w:pPr>
+    </w:lvl>
+    <w:lvl w:ilvl="2" w:tplc="0409001B" w:tentative="1">
+      <w:start w:val="1"/>
+      <w:numFmt w:val="lowerRoman"/>
+      <w:lvlText w:val="%3."/>
+      <w:lvlJc w:val="right"/>
+      <w:pPr>
+        <w:ind w:left="2880" w:hanging="180"/>
+      </w:pPr>
+    </w:lvl>
+    <w:lvl w:ilvl="3" w:tplc="0409000F" w:tentative="1">
+      <w:start w:val="1"/>
+      <w:numFmt w:val="decimal"/>
+      <w:lvlText w:val="%4."/>
+      <w:lvlJc w:val="left"/>
+      <w:pPr>
+        <w:ind w:left="3600" w:hanging="360"/>
+      </w:pPr>
+    </w:lvl>
+    <w:lvl w:ilvl="4" w:tplc="04090019" w:tentative="1">
+      <w:start w:val="1"/>
+      <w:numFmt w:val="lowerLetter"/>
+      <w:lvlText w:val="%5."/>
+      <w:lvlJc w:val="left"/>
+      <w:pPr>
+        <w:ind w:left="4320" w:hanging="360"/>
+      </w:pPr>
+    </w:lvl>
+    <w:lvl w:ilvl="5" w:tplc="0409001B" w:tentative="1">
+      <w:start w:val="1"/>
+      <w:numFmt w:val="lowerRoman"/>
+      <w:lvlText w:val="%6."/>
+      <w:lvlJc w:val="right"/>
+      <w:pPr>
+        <w:ind w:left="5040" w:hanging="180"/>
+      </w:pPr>
+    </w:lvl>
+    <w:lvl w:ilvl="6" w:tplc="0409000F" w:tentative="1">
+      <w:start w:val="1"/>
+      <w:numFmt w:val="decimal"/>
+      <w:lvlText w:val="%7."/>
+      <w:lvlJc w:val="left"/>
+      <w:pPr>
+        <w:ind w:left="5760" w:hanging="360"/>
+      </w:pPr>
+    </w:lvl>
+    <w:lvl w:ilvl="7" w:tplc="04090019" w:tentative="1">
+      <w:start w:val="1"/>
+      <w:numFmt w:val="lowerLetter"/>
+      <w:lvlText w:val="%8."/>
+      <w:lvlJc w:val="left"/>
+      <w:pPr>
+        <w:ind w:left="6480" w:hanging="360"/>
+      </w:pPr>
+    </w:lvl>
+    <w:lvl w:ilvl="8" w:tplc="0409001B" w:tentative="1">
+      <w:start w:val="1"/>
+      <w:numFmt w:val="lowerRoman"/>
+      <w:lvlText w:val="%9."/>
+      <w:lvlJc w:val="right"/>
+      <w:pPr>
+        <w:ind w:left="7200" w:hanging="180"/>
+      </w:pPr>
+    </w:lvl>
+  </w:abstractNum>
+  <w:abstractNum w:abstractNumId="2" w15:restartNumberingAfterBreak="0">
+    <w:nsid w:val="409132E5"/>
+    <w:multiLevelType w:val="hybridMultilevel"/>
+    <w:tmpl w:val="FC607D18"/>
+    <w:lvl w:ilvl="0" w:tplc="71400382">
+      <w:start w:val="1"/>
+      <w:numFmt w:val="decimal"/>
+      <w:lvlText w:val="%1."/>
+      <w:lvlJc w:val="left"/>
+      <w:pPr>
+        <w:ind w:left="1080" w:hanging="360"/>
+      </w:pPr>
+      <w:rPr>
+        <w:rFonts w:hint="default"/>
+      </w:rPr>
+    </w:lvl>
+    <w:lvl w:ilvl="1" w:tplc="04090019" w:tentative="1">
+      <w:start w:val="1"/>
+      <w:numFmt w:val="lowerLetter"/>
+      <w:lvlText w:val="%2."/>
+      <w:lvlJc w:val="left"/>
+      <w:pPr>
+        <w:ind w:left="1800" w:hanging="360"/>
+      </w:pPr>
+    </w:lvl>
+    <w:lvl w:ilvl="2" w:tplc="0409001B" w:tentative="1">
+      <w:start w:val="1"/>
+      <w:numFmt w:val="lowerRoman"/>
+      <w:lvlText w:val="%3."/>
+      <w:lvlJc w:val="right"/>
+      <w:pPr>
+        <w:ind w:left="2520" w:hanging="180"/>
+      </w:pPr>
+    </w:lvl>
+    <w:lvl w:ilvl="3" w:tplc="0409000F" w:tentative="1">
+      <w:start w:val="1"/>
+      <w:numFmt w:val="decimal"/>
+      <w:lvlText w:val="%4."/>
+      <w:lvlJc w:val="left"/>
+      <w:pPr>
+        <w:ind w:left="3240" w:hanging="360"/>
+      </w:pPr>
+    </w:lvl>
+    <w:lvl w:ilvl="4" w:tplc="04090019" w:tentative="1">
+      <w:start w:val="1"/>
+      <w:numFmt w:val="lowerLetter"/>
+      <w:lvlText w:val="%5."/>
+      <w:lvlJc w:val="left"/>
+      <w:pPr>
+        <w:ind w:left="3960" w:hanging="360"/>
+      </w:pPr>
+    </w:lvl>
+    <w:lvl w:ilvl="5" w:tplc="0409001B" w:tentative="1">
+      <w:start w:val="1"/>
+      <w:numFmt w:val="lowerRoman"/>
+      <w:lvlText w:val="%6."/>
+      <w:lvlJc w:val="right"/>
+      <w:pPr>
+        <w:ind w:left="4680" w:hanging="180"/>
+      </w:pPr>
+    </w:lvl>
+    <w:lvl w:ilvl="6" w:tplc="0409000F" w:tentative="1">
+      <w:start w:val="1"/>
+      <w:numFmt w:val="decimal"/>
+      <w:lvlText w:val="%7."/>
+      <w:lvlJc w:val="left"/>
+      <w:pPr>
+        <w:ind w:left="5400" w:hanging="360"/>
+      </w:pPr>
+    </w:lvl>
+    <w:lvl w:ilvl="7" w:tplc="04090019" w:tentative="1">
+      <w:start w:val="1"/>
+      <w:numFmt w:val="lowerLetter"/>
+      <w:lvlText w:val="%8."/>
+      <w:lvlJc w:val="left"/>
+      <w:pPr>
+        <w:ind w:left="6120" w:hanging="360"/>
+      </w:pPr>
+    </w:lvl>
+    <w:lvl w:ilvl="8" w:tplc="0409001B" w:tentative="1">
+      <w:start w:val="1"/>
+      <w:numFmt w:val="lowerRoman"/>
+      <w:lvlText w:val="%9."/>
+      <w:lvlJc w:val="right"/>
+      <w:pPr>
+        <w:ind w:left="6840" w:hanging="180"/>
+      </w:pPr>
+    </w:lvl>
+  </w:abstractNum>
+  <w:abstractNum w:abstractNumId="3" w15:restartNumberingAfterBreak="0">
+    <w:nsid w:val="4D4E702D"/>
+    <w:multiLevelType w:val="hybridMultilevel"/>
+    <w:tmpl w:val="5B8A1A8E"/>
+    <w:lvl w:ilvl="0" w:tplc="0409000F">
+      <w:start w:val="1"/>
+      <w:numFmt w:val="decimal"/>
+      <w:lvlText w:val="%1."/>
+      <w:lvlJc w:val="left"/>
+      <w:pPr>
+        <w:ind w:left="720" w:hanging="360"/>
+      </w:pPr>
+      <w:rPr>
+        <w:rFonts w:hint="default"/>
+      </w:rPr>
+    </w:lvl>
+    <w:lvl w:ilvl="1" w:tplc="04090019" w:tentative="1">
+      <w:start w:val="1"/>
+      <w:numFmt w:val="lowerLetter"/>
+      <w:lvlText w:val="%2."/>
+      <w:lvlJc w:val="left"/>
+      <w:pPr>
+        <w:ind w:left="1440" w:hanging="360"/>
+      </w:pPr>
+    </w:lvl>
+    <w:lvl w:ilvl="2" w:tplc="0409001B" w:tentative="1">
+      <w:start w:val="1"/>
+      <w:numFmt w:val="lowerRoman"/>
+      <w:lvlText w:val="%3."/>
+      <w:lvlJc w:val="right"/>
+      <w:pPr>
+        <w:ind w:left="2160" w:hanging="180"/>
+      </w:pPr>
+    </w:lvl>
+    <w:lvl w:ilvl="3" w:tplc="0409000F" w:tentative="1">
+      <w:start w:val="1"/>
+      <w:numFmt w:val="decimal"/>
+      <w:lvlText w:val="%4."/>
+      <w:lvlJc w:val="left"/>
+      <w:pPr>
+        <w:ind w:left="2880" w:hanging="360"/>
+      </w:pPr>
+    </w:lvl>
+    <w:lvl w:ilvl="4" w:tplc="04090019" w:tentative="1">
+      <w:start w:val="1"/>
+      <w:numFmt w:val="lowerLetter"/>
+      <w:lvlText w:val="%5."/>
+      <w:lvlJc w:val="left"/>
+      <w:pPr>
+        <w:ind w:left="3600" w:hanging="360"/>
+      </w:pPr>
+    </w:lvl>
+    <w:lvl w:ilvl="5" w:tplc="0409001B" w:tentative="1">
+      <w:start w:val="1"/>
+      <w:numFmt w:val="lowerRoman"/>
+      <w:lvlText w:val="%6."/>
+      <w:lvlJc w:val="right"/>
+      <w:pPr>
+        <w:ind w:left="4320" w:hanging="180"/>
+      </w:pPr>
+    </w:lvl>
+    <w:lvl w:ilvl="6" w:tplc="0409000F" w:tentative="1">
+      <w:start w:val="1"/>
+      <w:numFmt w:val="decimal"/>
+      <w:lvlText w:val="%7."/>
+      <w:lvlJc w:val="left"/>
+      <w:pPr>
+        <w:ind w:left="5040" w:hanging="360"/>
+      </w:pPr>
+    </w:lvl>
+    <w:lvl w:ilvl="7" w:tplc="04090019" w:tentative="1">
+      <w:start w:val="1"/>
+      <w:numFmt w:val="lowerLetter"/>
+      <w:lvlText w:val="%8."/>
+      <w:lvlJc w:val="left"/>
+      <w:pPr>
+        <w:ind w:left="5760" w:hanging="360"/>
+      </w:pPr>
+    </w:lvl>
+    <w:lvl w:ilvl="8" w:tplc="0409001B" w:tentative="1">
+      <w:start w:val="1"/>
+      <w:numFmt w:val="lowerRoman"/>
+      <w:lvlText w:val="%9."/>
+      <w:lvlJc w:val="right"/>
+      <w:pPr>
+        <w:ind w:left="6480" w:hanging="180"/>
+      </w:pPr>
+    </w:lvl>
+  </w:abstractNum>
+  <w:abstractNum w:abstractNumId="4" w15:restartNumberingAfterBreak="0">
+    <w:nsid w:val="4E6714B3"/>
+    <w:multiLevelType w:val="hybridMultilevel"/>
+    <w:tmpl w:val="0382F280"/>
+    <w:lvl w:ilvl="0" w:tplc="0409000F">
+      <w:start w:val="1"/>
+      <w:numFmt w:val="decimal"/>
+      <w:lvlText w:val="%1."/>
+      <w:lvlJc w:val="left"/>
+      <w:pPr>
+        <w:ind w:left="720" w:hanging="360"/>
+      </w:pPr>
+      <w:rPr>
+        <w:rFonts w:hint="default"/>
+      </w:rPr>
+    </w:lvl>
+    <w:lvl w:ilvl="1" w:tplc="04090019" w:tentative="1">
+      <w:start w:val="1"/>
+      <w:numFmt w:val="lowerLetter"/>
+      <w:lvlText w:val="%2."/>
+      <w:lvlJc w:val="left"/>
+      <w:pPr>
+        <w:ind w:left="1440" w:hanging="360"/>
+      </w:pPr>
+    </w:lvl>
+    <w:lvl w:ilvl="2" w:tplc="0409001B" w:tentative="1">
+      <w:start w:val="1"/>
+      <w:numFmt w:val="lowerRoman"/>
+      <w:lvlText w:val="%3."/>
+      <w:lvlJc w:val="right"/>
+      <w:pPr>
+        <w:ind w:left="2160" w:hanging="180"/>
+      </w:pPr>
+    </w:lvl>
+    <w:lvl w:ilvl="3" w:tplc="0409000F" w:tentative="1">
+      <w:start w:val="1"/>
+      <w:numFmt w:val="decimal"/>
+      <w:lvlText w:val="%4."/>
+      <w:lvlJc w:val="left"/>
+      <w:pPr>
+        <w:ind w:left="2880" w:hanging="360"/>
+      </w:pPr>
+    </w:lvl>
+    <w:lvl w:ilvl="4" w:tplc="04090019" w:tentative="1">
+      <w:start w:val="1"/>
+      <w:numFmt w:val="lowerLetter"/>
+      <w:lvlText w:val="%5."/>
+      <w:lvlJc w:val="left"/>
+      <w:pPr>
+        <w:ind w:left="3600" w:hanging="360"/>
+      </w:pPr>
+    </w:lvl>
+    <w:lvl w:ilvl="5" w:tplc="0409001B" w:tentative="1">
+      <w:start w:val="1"/>
+      <w:numFmt w:val="lowerRoman"/>
+      <w:lvlText w:val="%6."/>
+      <w:lvlJc w:val="right"/>
+      <w:pPr>
+        <w:ind w:left="4320" w:hanging="180"/>
+      </w:pPr>
+    </w:lvl>
+    <w:lvl w:ilvl="6" w:tplc="0409000F" w:tentative="1">
+      <w:start w:val="1"/>
+      <w:numFmt w:val="decimal"/>
+      <w:lvlText w:val="%7."/>
+      <w:lvlJc w:val="left"/>
+      <w:pPr>
+        <w:ind w:left="5040" w:hanging="360"/>
+      </w:pPr>
+    </w:lvl>
+    <w:lvl w:ilvl="7" w:tplc="04090019" w:tentative="1">
+      <w:start w:val="1"/>
+      <w:numFmt w:val="lowerLetter"/>
+      <w:lvlText w:val="%8."/>
+      <w:lvlJc w:val="left"/>
+      <w:pPr>
+        <w:ind w:left="5760" w:hanging="360"/>
+      </w:pPr>
+    </w:lvl>
+    <w:lvl w:ilvl="8" w:tplc="0409001B" w:tentative="1">
+      <w:start w:val="1"/>
+      <w:numFmt w:val="lowerRoman"/>
+      <w:lvlText w:val="%9."/>
+      <w:lvlJc w:val="right"/>
+      <w:pPr>
+        <w:ind w:left="6480" w:hanging="180"/>
+      </w:pPr>
+    </w:lvl>
+  </w:abstractNum>
+  <w:abstractNum w:abstractNumId="5" w15:restartNumberingAfterBreak="0">
+    <w:nsid w:val="562B039C"/>
+    <w:multiLevelType w:val="hybridMultilevel"/>
+    <w:tmpl w:val="EAEC0B3A"/>
+    <w:lvl w:ilvl="0" w:tplc="0409000F">
+      <w:start w:val="1"/>
+      <w:numFmt w:val="decimal"/>
+      <w:lvlText w:val="%1."/>
+      <w:lvlJc w:val="left"/>
+      <w:pPr>
+        <w:ind w:left="720" w:hanging="360"/>
+      </w:pPr>
+      <w:rPr>
+        <w:rFonts w:hint="default"/>
+      </w:rPr>
+    </w:lvl>
+    <w:lvl w:ilvl="1" w:tplc="04090019" w:tentative="1">
+      <w:start w:val="1"/>
+      <w:numFmt w:val="lowerLetter"/>
+      <w:lvlText w:val="%2."/>
+      <w:lvlJc w:val="left"/>
+      <w:pPr>
+        <w:ind w:left="1440" w:hanging="360"/>
+      </w:pPr>
+    </w:lvl>
+    <w:lvl w:ilvl="2" w:tplc="0409001B" w:tentative="1">
+      <w:start w:val="1"/>
+      <w:numFmt w:val="lowerRoman"/>
+      <w:lvlText w:val="%3."/>
+      <w:lvlJc w:val="right"/>
+      <w:pPr>
+        <w:ind w:left="2160" w:hanging="180"/>
+      </w:pPr>
+    </w:lvl>
+    <w:lvl w:ilvl="3" w:tplc="0409000F" w:tentative="1">
+      <w:start w:val="1"/>
+      <w:numFmt w:val="decimal"/>
+      <w:lvlText w:val="%4."/>
+      <w:lvlJc w:val="left"/>
+      <w:pPr>
+        <w:ind w:left="2880" w:hanging="360"/>
+      </w:pPr>
+    </w:lvl>
+    <w:lvl w:ilvl="4" w:tplc="04090019" w:tentative="1">
+      <w:start w:val="1"/>
+      <w:numFmt w:val="lowerLetter"/>
+      <w:lvlText w:val="%5."/>
+      <w:lvlJc w:val="left"/>
+      <w:pPr>
+        <w:ind w:left="3600" w:hanging="360"/>
+      </w:pPr>
+    </w:lvl>
+    <w:lvl w:ilvl="5" w:tplc="0409001B" w:tentative="1">
+      <w:start w:val="1"/>
+      <w:numFmt w:val="lowerRoman"/>
+      <w:lvlText w:val="%6."/>
+      <w:lvlJc w:val="right"/>
+      <w:pPr>
+        <w:ind w:left="4320" w:hanging="180"/>
+      </w:pPr>
+    </w:lvl>
+    <w:lvl w:ilvl="6" w:tplc="0409000F" w:tentative="1">
+      <w:start w:val="1"/>
+      <w:numFmt w:val="decimal"/>
+      <w:lvlText w:val="%7."/>
+      <w:lvlJc w:val="left"/>
+      <w:pPr>
+        <w:ind w:left="5040" w:hanging="360"/>
+      </w:pPr>
+    </w:lvl>
+    <w:lvl w:ilvl="7" w:tplc="04090019" w:tentative="1">
+      <w:start w:val="1"/>
+      <w:numFmt w:val="lowerLetter"/>
+      <w:lvlText w:val="%8."/>
+      <w:lvlJc w:val="left"/>
+      <w:pPr>
+        <w:ind w:left="5760" w:hanging="360"/>
+      </w:pPr>
+    </w:lvl>
+    <w:lvl w:ilvl="8" w:tplc="0409001B" w:tentative="1">
+      <w:start w:val="1"/>
+      <w:numFmt w:val="lowerRoman"/>
+      <w:lvlText w:val="%9."/>
+      <w:lvlJc w:val="right"/>
+      <w:pPr>
+        <w:ind w:left="6480" w:hanging="180"/>
+      </w:pPr>
+    </w:lvl>
+  </w:abstractNum>
+  <w:abstractNum w:abstractNumId="6" w15:restartNumberingAfterBreak="0">
+    <w:nsid w:val="58E46E73"/>
+    <w:multiLevelType w:val="hybridMultilevel"/>
+    <w:tmpl w:val="212AACFE"/>
+    <w:lvl w:ilvl="0" w:tplc="0409000F">
+      <w:start w:val="1"/>
+      <w:numFmt w:val="decimal"/>
+      <w:lvlText w:val="%1."/>
+      <w:lvlJc w:val="left"/>
+      <w:pPr>
+        <w:ind w:left="720" w:hanging="360"/>
+      </w:pPr>
+      <w:rPr>
+        <w:rFonts w:hint="default"/>
+      </w:rPr>
+    </w:lvl>
+    <w:lvl w:ilvl="1" w:tplc="04090019" w:tentative="1">
+      <w:start w:val="1"/>
+      <w:numFmt w:val="lowerLetter"/>
+      <w:lvlText w:val="%2."/>
+      <w:lvlJc w:val="left"/>
+      <w:pPr>
+        <w:ind w:left="1440" w:hanging="360"/>
+      </w:pPr>
+    </w:lvl>
+    <w:lvl w:ilvl="2" w:tplc="0409001B" w:tentative="1">
+      <w:start w:val="1"/>
+      <w:numFmt w:val="lowerRoman"/>
+      <w:lvlText w:val="%3."/>
+      <w:lvlJc w:val="right"/>
+      <w:pPr>
+        <w:ind w:left="2160" w:hanging="180"/>
+      </w:pPr>
+    </w:lvl>
+    <w:lvl w:ilvl="3" w:tplc="0409000F" w:tentative="1">
+      <w:start w:val="1"/>
+      <w:numFmt w:val="decimal"/>
+      <w:lvlText w:val="%4."/>
+      <w:lvlJc w:val="left"/>
+      <w:pPr>
+        <w:ind w:left="2880" w:hanging="360"/>
+      </w:pPr>
+    </w:lvl>
+    <w:lvl w:ilvl="4" w:tplc="04090019" w:tentative="1">
+      <w:start w:val="1"/>
+      <w:numFmt w:val="lowerLetter"/>
+      <w:lvlText w:val="%5."/>
+      <w:lvlJc w:val="left"/>
+      <w:pPr>
+        <w:ind w:left="3600" w:hanging="360"/>
+      </w:pPr>
+    </w:lvl>
+    <w:lvl w:ilvl="5" w:tplc="0409001B" w:tentative="1">
+      <w:start w:val="1"/>
+      <w:numFmt w:val="lowerRoman"/>
+      <w:lvlText w:val="%6."/>
+      <w:lvlJc w:val="right"/>
+      <w:pPr>
+        <w:ind w:left="4320" w:hanging="180"/>
+      </w:pPr>
+    </w:lvl>
+    <w:lvl w:ilvl="6" w:tplc="0409000F" w:tentative="1">
+      <w:start w:val="1"/>
+      <w:numFmt w:val="decimal"/>
+      <w:lvlText w:val="%7."/>
+      <w:lvlJc w:val="left"/>
+      <w:pPr>
+        <w:ind w:left="5040" w:hanging="360"/>
+      </w:pPr>
+    </w:lvl>
+    <w:lvl w:ilvl="7" w:tplc="04090019" w:tentative="1">
+      <w:start w:val="1"/>
+      <w:numFmt w:val="lowerLetter"/>
+      <w:lvlText w:val="%8."/>
+      <w:lvlJc w:val="left"/>
+      <w:pPr>
+        <w:ind w:left="5760" w:hanging="360"/>
+      </w:pPr>
+    </w:lvl>
+    <w:lvl w:ilvl="8" w:tplc="0409001B" w:tentative="1">
+      <w:start w:val="1"/>
+      <w:numFmt w:val="lowerRoman"/>
+      <w:lvlText w:val="%9."/>
+      <w:lvlJc w:val="right"/>
+      <w:pPr>
+        <w:ind w:left="6480" w:hanging="180"/>
+      </w:pPr>
+    </w:lvl>
+  </w:abstractNum>
   <w:num w:numId="1">
     <w:abstractNumId w:val="0"/>
+  </w:num>
+  <w:num w:numId="2">
+    <w:abstractNumId w:val="5"/>
+  </w:num>
+  <w:num w:numId="3">
+    <w:abstractNumId w:val="6"/>
+  </w:num>
+  <w:num w:numId="4">
+    <w:abstractNumId w:val="2"/>
+  </w:num>
+  <w:num w:numId="5">
+    <w:abstractNumId w:val="1"/>
+  </w:num>
+  <w:num w:numId="6">
+    <w:abstractNumId w:val="4"/>
+  </w:num>
+  <w:num w:numId="7">
+    <w:abstractNumId w:val="3"/>
   </w:num>
 </w:numbering>
 </file>
 
 <file path=word/styles.xml><?xml version="1.0" encoding="utf-8"?>
-<w:styles xmlns:mc="http://schemas.openxmlformats.org/markup-compatibility/2006" xmlns:r="http://schemas.openxmlformats.org/officeDocument/2006/relationships" xmlns:w="http://schemas.openxmlformats.org/wordprocessingml/2006/main" xmlns:w14="http://schemas.microsoft.com/office/word/2010/wordml" xmlns:w15="http://schemas.microsoft.com/office/word/2012/wordml" xmlns:w16se="http://schemas.microsoft.com/office/word/2015/wordml/symex" mc:Ignorable="w14 w15 w16se">
+<w:styles xmlns:mc="http://schemas.openxmlformats.org/markup-compatibility/2006" xmlns:r="http://schemas.openxmlformats.org/officeDocument/2006/relationships" xmlns:w="http://schemas.openxmlformats.org/wordprocessingml/2006/main" xmlns:w14="http://schemas.microsoft.com/office/word/2010/wordml" xmlns:w15="http://schemas.microsoft.com/office/word/2012/wordml" xmlns:w16cid="http://schemas.microsoft.com/office/word/2016/wordml/cid" xmlns:w16se="http://schemas.microsoft.com/office/word/2015/wordml/symex" mc:Ignorable="w14 w15 w16se w16cid">
   <w:docDefaults>
     <w:rPrDefault>
       <w:rPr>
@@ -723,7 +2486,7 @@
       </w:pPr>
     </w:pPrDefault>
   </w:docDefaults>
-  <w:latentStyles w:defLockedState="0" w:defUIPriority="99" w:defSemiHidden="0" w:defUnhideWhenUsed="0" w:defQFormat="0" w:count="371">
+  <w:latentStyles w:defLockedState="0" w:defUIPriority="99" w:defSemiHidden="0" w:defUnhideWhenUsed="0" w:defQFormat="0" w:count="375">
     <w:lsdException w:name="Normal" w:uiPriority="0" w:qFormat="1"/>
     <w:lsdException w:name="heading 1" w:uiPriority="9" w:qFormat="1"/>
     <w:lsdException w:name="heading 2" w:semiHidden="1" w:uiPriority="9" w:unhideWhenUsed="1" w:qFormat="1"/>
@@ -829,7 +2592,6 @@
     <w:lsdException w:name="HTML Sample" w:semiHidden="1" w:unhideWhenUsed="1"/>
     <w:lsdException w:name="HTML Typewriter" w:semiHidden="1" w:unhideWhenUsed="1"/>
     <w:lsdException w:name="HTML Variable" w:semiHidden="1" w:unhideWhenUsed="1"/>
-    <w:lsdException w:name="Normal Table" w:semiHidden="1" w:unhideWhenUsed="1"/>
     <w:lsdException w:name="annotation subject" w:semiHidden="1" w:unhideWhenUsed="1"/>
     <w:lsdException w:name="No List" w:semiHidden="1" w:unhideWhenUsed="1"/>
     <w:lsdException w:name="Outline List 1" w:semiHidden="1" w:unhideWhenUsed="1"/>
@@ -873,10 +2635,8 @@
     <w:lsdException w:name="Table Elegant" w:semiHidden="1" w:unhideWhenUsed="1"/>
     <w:lsdException w:name="Table Professional" w:semiHidden="1" w:unhideWhenUsed="1"/>
     <w:lsdException w:name="Table Subtle 1" w:semiHidden="1" w:unhideWhenUsed="1"/>
-    <w:lsdException w:name="Table Subtle 2" w:semiHidden="1" w:unhideWhenUsed="1"/>
     <w:lsdException w:name="Table Web 1" w:semiHidden="1" w:unhideWhenUsed="1"/>
     <w:lsdException w:name="Table Web 2" w:semiHidden="1" w:unhideWhenUsed="1"/>
-    <w:lsdException w:name="Table Web 3" w:semiHidden="1" w:unhideWhenUsed="1"/>
     <w:lsdException w:name="Balloon Text" w:semiHidden="1" w:unhideWhenUsed="1"/>
     <w:lsdException w:name="Table Grid" w:uiPriority="39"/>
     <w:lsdException w:name="Table Theme" w:semiHidden="1" w:unhideWhenUsed="1"/>
@@ -1095,6 +2855,10 @@
     <w:lsdException w:name="List Table 5 Dark Accent 6" w:uiPriority="50"/>
     <w:lsdException w:name="List Table 6 Colorful Accent 6" w:uiPriority="51"/>
     <w:lsdException w:name="List Table 7 Colorful Accent 6" w:uiPriority="52"/>
+    <w:lsdException w:name="Mention" w:semiHidden="1" w:unhideWhenUsed="1"/>
+    <w:lsdException w:name="Smart Hyperlink" w:semiHidden="1" w:unhideWhenUsed="1"/>
+    <w:lsdException w:name="Hashtag" w:semiHidden="1" w:unhideWhenUsed="1"/>
+    <w:lsdException w:name="Unresolved Mention" w:semiHidden="1" w:unhideWhenUsed="1"/>
   </w:latentStyles>
   <w:style w:type="paragraph" w:default="1" w:styleId="a0">
     <w:name w:val="Normal"/>
@@ -1844,6 +3608,17 @@
     <w:rsid w:val="00E5572C"/>
     <w:pPr>
       <w:outlineLvl w:val="9"/>
+    </w:pPr>
+  </w:style>
+  <w:style w:type="paragraph" w:styleId="afc">
+    <w:name w:val="List Paragraph"/>
+    <w:basedOn w:val="a0"/>
+    <w:uiPriority w:val="34"/>
+    <w:qFormat/>
+    <w:rsid w:val="00756CA6"/>
+    <w:pPr>
+      <w:ind w:left="720"/>
+      <w:contextualSpacing/>
     </w:pPr>
   </w:style>
 </w:styles>

--- a/עבודה בתכנון מערכות.docx
+++ b/עבודה בתכנון מערכות.docx
@@ -1,6 +1,6 @@
 
 <file path=word/document.xml><?xml version="1.0" encoding="utf-8"?>
-<w:document xmlns:wpc="http://schemas.microsoft.com/office/word/2010/wordprocessingCanvas" xmlns:cx="http://schemas.microsoft.com/office/drawing/2014/chartex" xmlns:cx1="http://schemas.microsoft.com/office/drawing/2015/9/8/chartex" xmlns:cx2="http://schemas.microsoft.com/office/drawing/2015/10/21/chartex" xmlns:cx3="http://schemas.microsoft.com/office/drawing/2016/5/9/chartex" xmlns:cx4="http://schemas.microsoft.com/office/drawing/2016/5/10/chartex" xmlns:cx5="http://schemas.microsoft.com/office/drawing/2016/5/11/chartex" xmlns:cx6="http://schemas.microsoft.com/office/drawing/2016/5/12/chartex" xmlns:cx7="http://schemas.microsoft.com/office/drawing/2016/5/13/chartex" xmlns:cx8="http://schemas.microsoft.com/office/drawing/2016/5/14/chartex" xmlns:mc="http://schemas.openxmlformats.org/markup-compatibility/2006" xmlns:aink="http://schemas.microsoft.com/office/drawing/2016/ink" xmlns:am3d="http://schemas.microsoft.com/office/drawing/2017/model3d" xmlns:o="urn:schemas-microsoft-com:office:office" xmlns:r="http://schemas.openxmlformats.org/officeDocument/2006/relationships" xmlns:m="http://schemas.openxmlformats.org/officeDocument/2006/math" xmlns:v="urn:schemas-microsoft-com:vml" xmlns:wp14="http://schemas.microsoft.com/office/word/2010/wordprocessingDrawing" xmlns:wp="http://schemas.openxmlformats.org/drawingml/2006/wordprocessingDrawing" xmlns:w10="urn:schemas-microsoft-com:office:word" xmlns:w="http://schemas.openxmlformats.org/wordprocessingml/2006/main" xmlns:w14="http://schemas.microsoft.com/office/word/2010/wordml" xmlns:w15="http://schemas.microsoft.com/office/word/2012/wordml" xmlns:w16cid="http://schemas.microsoft.com/office/word/2016/wordml/cid" xmlns:w16se="http://schemas.microsoft.com/office/word/2015/wordml/symex" xmlns:wpg="http://schemas.microsoft.com/office/word/2010/wordprocessingGroup" xmlns:wpi="http://schemas.microsoft.com/office/word/2010/wordprocessingInk" xmlns:wne="http://schemas.microsoft.com/office/word/2006/wordml" xmlns:wps="http://schemas.microsoft.com/office/word/2010/wordprocessingShape" mc:Ignorable="w14 w15 w16se w16cid wp14">
+<w:document xmlns:wpc="http://schemas.microsoft.com/office/word/2010/wordprocessingCanvas" xmlns:cx="http://schemas.microsoft.com/office/drawing/2014/chartex" xmlns:mc="http://schemas.openxmlformats.org/markup-compatibility/2006" xmlns:o="urn:schemas-microsoft-com:office:office" xmlns:r="http://schemas.openxmlformats.org/officeDocument/2006/relationships" xmlns:m="http://schemas.openxmlformats.org/officeDocument/2006/math" xmlns:v="urn:schemas-microsoft-com:vml" xmlns:wp14="http://schemas.microsoft.com/office/word/2010/wordprocessingDrawing" xmlns:wp="http://schemas.openxmlformats.org/drawingml/2006/wordprocessingDrawing" xmlns:w10="urn:schemas-microsoft-com:office:word" xmlns:w="http://schemas.openxmlformats.org/wordprocessingml/2006/main" xmlns:w14="http://schemas.microsoft.com/office/word/2010/wordml" xmlns:w15="http://schemas.microsoft.com/office/word/2012/wordml" xmlns:w16se="http://schemas.microsoft.com/office/word/2015/wordml/symex" xmlns:wpg="http://schemas.microsoft.com/office/word/2010/wordprocessingGroup" xmlns:wpi="http://schemas.microsoft.com/office/word/2010/wordprocessingInk" xmlns:wne="http://schemas.microsoft.com/office/word/2006/wordml" xmlns:wps="http://schemas.microsoft.com/office/word/2010/wordprocessingShape" mc:Ignorable="w14 w15 w16se wp14">
   <w:body>
     <w:p>
       <w:pPr>
@@ -192,7 +192,7 @@
             <v:path o:extrusionok="f" gradientshapeok="t" o:connecttype="rect"/>
             <o:lock v:ext="edit" aspectratio="t"/>
           </v:shapetype>
-          <v:shape id="_x0000_i1025" type="#_x0000_t75" style="width:327pt;height:259.2pt">
+          <v:shape id="_x0000_i1025" type="#_x0000_t75" style="width:327pt;height:259.5pt">
             <v:imagedata r:id="rId7" o:title="1"/>
           </v:shape>
         </w:pict>
@@ -820,7 +820,6 @@
         <w:pStyle w:val="afc"/>
         <w:jc w:val="right"/>
         <w:rPr>
-          <w:rFonts w:hint="cs"/>
           <w:sz w:val="32"/>
           <w:szCs w:val="32"/>
           <w:rtl/>
@@ -917,6 +916,46 @@
     <w:p>
       <w:pPr>
         <w:rPr>
+          <w:sz w:val="40"/>
+          <w:szCs w:val="40"/>
+          <w:u w:val="single"/>
+          <w:rtl/>
+          <w14:shadow w14:blurRad="38100" w14:dist="25400" w14:dir="5400000" w14:sx="100000" w14:sy="100000" w14:kx="0" w14:ky="0" w14:algn="ctr">
+            <w14:srgbClr w14:val="6E747A">
+              <w14:alpha w14:val="57000"/>
+            </w14:srgbClr>
+          </w14:shadow>
+          <w14:textOutline w14:w="0" w14:cap="flat" w14:cmpd="sng" w14:algn="ctr">
+            <w14:noFill/>
+            <w14:prstDash w14:val="solid"/>
+            <w14:round/>
+          </w14:textOutline>
+        </w:rPr>
+      </w:pPr>
+      <w:r>
+        <w:rPr>
+          <w:rFonts w:hint="cs"/>
+          <w:sz w:val="40"/>
+          <w:szCs w:val="40"/>
+          <w:u w:val="single"/>
+          <w:rtl/>
+          <w14:shadow w14:blurRad="38100" w14:dist="25400" w14:dir="5400000" w14:sx="100000" w14:sy="100000" w14:kx="0" w14:ky="0" w14:algn="ctr">
+            <w14:srgbClr w14:val="6E747A">
+              <w14:alpha w14:val="57000"/>
+            </w14:srgbClr>
+          </w14:shadow>
+          <w14:textOutline w14:w="0" w14:cap="flat" w14:cmpd="sng" w14:algn="ctr">
+            <w14:noFill/>
+            <w14:prstDash w14:val="solid"/>
+            <w14:round/>
+          </w14:textOutline>
+        </w:rPr>
+        <w:t>רקע</w:t>
+      </w:r>
+    </w:p>
+    <w:p>
+      <w:pPr>
+        <w:rPr>
           <w:sz w:val="32"/>
           <w:szCs w:val="32"/>
           <w:u w:val="single"/>
@@ -951,7 +990,7 @@
             <w14:round/>
           </w14:textOutline>
         </w:rPr>
-        <w:t>רקע</w:t>
+        <w:t>מבוא</w:t>
       </w:r>
     </w:p>
     <w:p>
@@ -1084,47 +1123,7 @@
             <w14:round/>
           </w14:textOutline>
         </w:rPr>
-        <w:t xml:space="preserve">הפרויקט שלי מכיל שילוב מעניין של חומרים </w:t>
-      </w:r>
-      <w:proofErr w:type="spellStart"/>
-      <w:r>
-        <w:rPr>
-          <w:rFonts w:hint="cs"/>
-          <w:sz w:val="28"/>
-          <w:szCs w:val="28"/>
-          <w:rtl/>
-          <w14:shadow w14:blurRad="38100" w14:dist="25400" w14:dir="5400000" w14:sx="100000" w14:sy="100000" w14:kx="0" w14:ky="0" w14:algn="ctr">
-            <w14:srgbClr w14:val="6E747A">
-              <w14:alpha w14:val="57000"/>
-            </w14:srgbClr>
-          </w14:shadow>
-          <w14:textOutline w14:w="0" w14:cap="flat" w14:cmpd="sng" w14:algn="ctr">
-            <w14:noFill/>
-            <w14:prstDash w14:val="solid"/>
-            <w14:round/>
-          </w14:textOutline>
-        </w:rPr>
-        <w:t>הנלמדו</w:t>
-      </w:r>
-      <w:proofErr w:type="spellEnd"/>
-      <w:r>
-        <w:rPr>
-          <w:rFonts w:hint="cs"/>
-          <w:sz w:val="28"/>
-          <w:szCs w:val="28"/>
-          <w:rtl/>
-          <w14:shadow w14:blurRad="38100" w14:dist="25400" w14:dir="5400000" w14:sx="100000" w14:sy="100000" w14:kx="0" w14:ky="0" w14:algn="ctr">
-            <w14:srgbClr w14:val="6E747A">
-              <w14:alpha w14:val="57000"/>
-            </w14:srgbClr>
-          </w14:shadow>
-          <w14:textOutline w14:w="0" w14:cap="flat" w14:cmpd="sng" w14:algn="ctr">
-            <w14:noFill/>
-            <w14:prstDash w14:val="solid"/>
-            <w14:round/>
-          </w14:textOutline>
-        </w:rPr>
-        <w:t xml:space="preserve"> במהלך השנים כגון רשתו</w:t>
+        <w:t>הפרויקט שלי מכיל שילוב מעניין של חומרים הנלמדו במהלך השנים כגון רשתו</w:t>
       </w:r>
       <w:r>
         <w:rPr>
@@ -1413,42 +1412,1742 @@
     <w:p>
       <w:pPr>
         <w:rPr>
-          <w:sz w:val="28"/>
-          <w:szCs w:val="28"/>
-          <w:rtl/>
-          <w14:shadow w14:blurRad="38100" w14:dist="25400" w14:dir="5400000" w14:sx="100000" w14:sy="100000" w14:kx="0" w14:ky="0" w14:algn="ctr">
-            <w14:srgbClr w14:val="6E747A">
-              <w14:alpha w14:val="57000"/>
-            </w14:srgbClr>
-          </w14:shadow>
-          <w14:textOutline w14:w="0" w14:cap="flat" w14:cmpd="sng" w14:algn="ctr">
-            <w14:noFill/>
-            <w14:prstDash w14:val="solid"/>
-            <w14:round/>
-          </w14:textOutline>
-        </w:rPr>
-      </w:pPr>
+          <w:sz w:val="32"/>
+          <w:szCs w:val="32"/>
+          <w:u w:val="single"/>
+          <w:rtl/>
+          <w14:shadow w14:blurRad="38100" w14:dist="25400" w14:dir="5400000" w14:sx="100000" w14:sy="100000" w14:kx="0" w14:ky="0" w14:algn="ctr">
+            <w14:srgbClr w14:val="6E747A">
+              <w14:alpha w14:val="57000"/>
+            </w14:srgbClr>
+          </w14:shadow>
+          <w14:textOutline w14:w="0" w14:cap="flat" w14:cmpd="sng" w14:algn="ctr">
+            <w14:noFill/>
+            <w14:prstDash w14:val="solid"/>
+            <w14:round/>
+          </w14:textOutline>
+        </w:rPr>
+      </w:pPr>
+      <w:r>
+        <w:rPr>
+          <w:rFonts w:hint="cs"/>
+          <w:sz w:val="32"/>
+          <w:szCs w:val="32"/>
+          <w:u w:val="single"/>
+          <w:rtl/>
+          <w14:shadow w14:blurRad="38100" w14:dist="25400" w14:dir="5400000" w14:sx="100000" w14:sy="100000" w14:kx="0" w14:ky="0" w14:algn="ctr">
+            <w14:srgbClr w14:val="6E747A">
+              <w14:alpha w14:val="57000"/>
+            </w14:srgbClr>
+          </w14:shadow>
+          <w14:textOutline w14:w="0" w14:cap="flat" w14:cmpd="sng" w14:algn="ctr">
+            <w14:noFill/>
+            <w14:prstDash w14:val="solid"/>
+            <w14:round/>
+          </w14:textOutline>
+        </w:rPr>
+        <w:t>תקציר הפרויקט</w:t>
+      </w:r>
+    </w:p>
+    <w:p>
+      <w:pPr>
+        <w:rPr>
+          <w:sz w:val="28"/>
+          <w:szCs w:val="28"/>
+          <w:rtl/>
+          <w14:shadow w14:blurRad="38100" w14:dist="25400" w14:dir="5400000" w14:sx="100000" w14:sy="100000" w14:kx="0" w14:ky="0" w14:algn="ctr">
+            <w14:srgbClr w14:val="6E747A">
+              <w14:alpha w14:val="57000"/>
+            </w14:srgbClr>
+          </w14:shadow>
+          <w14:textOutline w14:w="0" w14:cap="flat" w14:cmpd="sng" w14:algn="ctr">
+            <w14:noFill/>
+            <w14:prstDash w14:val="solid"/>
+            <w14:round/>
+          </w14:textOutline>
+        </w:rPr>
+      </w:pPr>
+      <w:r>
+        <w:rPr>
+          <w:rFonts w:hint="cs"/>
+          <w:sz w:val="28"/>
+          <w:szCs w:val="28"/>
+          <w:rtl/>
+          <w14:shadow w14:blurRad="38100" w14:dist="25400" w14:dir="5400000" w14:sx="100000" w14:sy="100000" w14:kx="0" w14:ky="0" w14:algn="ctr">
+            <w14:srgbClr w14:val="6E747A">
+              <w14:alpha w14:val="57000"/>
+            </w14:srgbClr>
+          </w14:shadow>
+          <w14:textOutline w14:w="0" w14:cap="flat" w14:cmpd="sng" w14:algn="ctr">
+            <w14:noFill/>
+            <w14:prstDash w14:val="solid"/>
+            <w14:round/>
+          </w14:textOutline>
+        </w:rPr>
+        <w:t>המשחק יהיה מותקן במחשבי התלמידים, ומחשב אחד ישמש כשרת, כאשר כל מחשבי התלמידים משמשים כלקוחות, המערכת תאפשר לתלמידים לשחק ביניהם במחשבים נפרדים ולהתחרות בניסיון לנצח את היריב במספר מודים שונים, תוצאות כל הקרבות המתרחשים יועברו לשרת אשר ישמור את כולם בבסיס הנתונים, התלמידים יוכלו בנוסף לשלוח הצעות למפות חדשות ואם הן יאושרו על ידי האדמין יעברו לאוסף המפות של המשחק.</w:t>
+      </w:r>
+    </w:p>
+    <w:p>
+      <w:pPr>
+        <w:rPr>
+          <w:sz w:val="28"/>
+          <w:szCs w:val="28"/>
+          <w:rtl/>
+          <w14:shadow w14:blurRad="38100" w14:dist="25400" w14:dir="5400000" w14:sx="100000" w14:sy="100000" w14:kx="0" w14:ky="0" w14:algn="ctr">
+            <w14:srgbClr w14:val="6E747A">
+              <w14:alpha w14:val="57000"/>
+            </w14:srgbClr>
+          </w14:shadow>
+          <w14:textOutline w14:w="0" w14:cap="flat" w14:cmpd="sng" w14:algn="ctr">
+            <w14:noFill/>
+            <w14:prstDash w14:val="solid"/>
+            <w14:round/>
+          </w14:textOutline>
+        </w:rPr>
+      </w:pPr>
+    </w:p>
+    <w:p>
+      <w:pPr>
+        <w:rPr>
+          <w:sz w:val="28"/>
+          <w:szCs w:val="28"/>
+          <w:rtl/>
+          <w14:shadow w14:blurRad="38100" w14:dist="25400" w14:dir="5400000" w14:sx="100000" w14:sy="100000" w14:kx="0" w14:ky="0" w14:algn="ctr">
+            <w14:srgbClr w14:val="6E747A">
+              <w14:alpha w14:val="57000"/>
+            </w14:srgbClr>
+          </w14:shadow>
+          <w14:textOutline w14:w="0" w14:cap="flat" w14:cmpd="sng" w14:algn="ctr">
+            <w14:noFill/>
+            <w14:prstDash w14:val="solid"/>
+            <w14:round/>
+          </w14:textOutline>
+        </w:rPr>
+      </w:pPr>
+      <w:r>
+        <w:rPr>
+          <w:sz w:val="28"/>
+          <w:szCs w:val="28"/>
+          <w:rtl/>
+          <w14:shadow w14:blurRad="38100" w14:dist="25400" w14:dir="5400000" w14:sx="100000" w14:sy="100000" w14:kx="0" w14:ky="0" w14:algn="ctr">
+            <w14:srgbClr w14:val="6E747A">
+              <w14:alpha w14:val="57000"/>
+            </w14:srgbClr>
+          </w14:shadow>
+          <w14:textOutline w14:w="0" w14:cap="flat" w14:cmpd="sng" w14:algn="ctr">
+            <w14:noFill/>
+            <w14:prstDash w14:val="solid"/>
+            <w14:round/>
+          </w14:textOutline>
+        </w:rPr>
+        <w:br w:type="page"/>
+      </w:r>
+    </w:p>
+    <w:p>
+      <w:pPr>
+        <w:rPr>
+          <w:sz w:val="40"/>
+          <w:szCs w:val="40"/>
+          <w:u w:val="single"/>
+          <w:rtl/>
+          <w14:shadow w14:blurRad="38100" w14:dist="25400" w14:dir="5400000" w14:sx="100000" w14:sy="100000" w14:kx="0" w14:ky="0" w14:algn="ctr">
+            <w14:srgbClr w14:val="6E747A">
+              <w14:alpha w14:val="57000"/>
+            </w14:srgbClr>
+          </w14:shadow>
+          <w14:textOutline w14:w="0" w14:cap="flat" w14:cmpd="sng" w14:algn="ctr">
+            <w14:noFill/>
+            <w14:prstDash w14:val="solid"/>
+            <w14:round/>
+          </w14:textOutline>
+        </w:rPr>
+      </w:pPr>
+      <w:r>
+        <w:rPr>
+          <w:rFonts w:hint="cs"/>
+          <w:sz w:val="40"/>
+          <w:szCs w:val="40"/>
+          <w:u w:val="single"/>
+          <w:rtl/>
+          <w14:shadow w14:blurRad="38100" w14:dist="25400" w14:dir="5400000" w14:sx="100000" w14:sy="100000" w14:kx="0" w14:ky="0" w14:algn="ctr">
+            <w14:srgbClr w14:val="6E747A">
+              <w14:alpha w14:val="57000"/>
+            </w14:srgbClr>
+          </w14:shadow>
+          <w14:textOutline w14:w="0" w14:cap="flat" w14:cmpd="sng" w14:algn="ctr">
+            <w14:noFill/>
+            <w14:prstDash w14:val="solid"/>
+            <w14:round/>
+          </w14:textOutline>
+        </w:rPr>
+        <w:lastRenderedPageBreak/>
+        <w:t>הגדרות</w:t>
+      </w:r>
+    </w:p>
+    <w:p>
+      <w:pPr>
+        <w:rPr>
+          <w:sz w:val="32"/>
+          <w:szCs w:val="32"/>
+          <w:u w:val="single"/>
+          <w:rtl/>
+          <w14:shadow w14:blurRad="38100" w14:dist="25400" w14:dir="5400000" w14:sx="100000" w14:sy="100000" w14:kx="0" w14:ky="0" w14:algn="ctr">
+            <w14:srgbClr w14:val="6E747A">
+              <w14:alpha w14:val="57000"/>
+            </w14:srgbClr>
+          </w14:shadow>
+          <w14:textOutline w14:w="0" w14:cap="flat" w14:cmpd="sng" w14:algn="ctr">
+            <w14:noFill/>
+            <w14:prstDash w14:val="solid"/>
+            <w14:round/>
+          </w14:textOutline>
+        </w:rPr>
+      </w:pPr>
+      <w:r>
+        <w:rPr>
+          <w:rFonts w:hint="cs"/>
+          <w:sz w:val="32"/>
+          <w:szCs w:val="32"/>
+          <w:u w:val="single"/>
+          <w:rtl/>
+          <w14:shadow w14:blurRad="38100" w14:dist="25400" w14:dir="5400000" w14:sx="100000" w14:sy="100000" w14:kx="0" w14:ky="0" w14:algn="ctr">
+            <w14:srgbClr w14:val="6E747A">
+              <w14:alpha w14:val="57000"/>
+            </w14:srgbClr>
+          </w14:shadow>
+          <w14:textOutline w14:w="0" w14:cap="flat" w14:cmpd="sng" w14:algn="ctr">
+            <w14:noFill/>
+            <w14:prstDash w14:val="solid"/>
+            <w14:round/>
+          </w14:textOutline>
+        </w:rPr>
+        <w:t>משתמשי המערכת</w:t>
+      </w:r>
+    </w:p>
+    <w:p>
+      <w:pPr>
+        <w:rPr>
+          <w:sz w:val="28"/>
+          <w:szCs w:val="28"/>
+          <w:rtl/>
+          <w14:shadow w14:blurRad="38100" w14:dist="25400" w14:dir="5400000" w14:sx="100000" w14:sy="100000" w14:kx="0" w14:ky="0" w14:algn="ctr">
+            <w14:srgbClr w14:val="6E747A">
+              <w14:alpha w14:val="57000"/>
+            </w14:srgbClr>
+          </w14:shadow>
+          <w14:textOutline w14:w="0" w14:cap="flat" w14:cmpd="sng" w14:algn="ctr">
+            <w14:noFill/>
+            <w14:prstDash w14:val="solid"/>
+            <w14:round/>
+          </w14:textOutline>
+        </w:rPr>
+      </w:pPr>
+      <w:r>
+        <w:rPr>
+          <w:rFonts w:hint="cs"/>
+          <w:sz w:val="28"/>
+          <w:szCs w:val="28"/>
+          <w:rtl/>
+          <w14:shadow w14:blurRad="38100" w14:dist="25400" w14:dir="5400000" w14:sx="100000" w14:sy="100000" w14:kx="0" w14:ky="0" w14:algn="ctr">
+            <w14:srgbClr w14:val="6E747A">
+              <w14:alpha w14:val="57000"/>
+            </w14:srgbClr>
+          </w14:shadow>
+          <w14:textOutline w14:w="0" w14:cap="flat" w14:cmpd="sng" w14:algn="ctr">
+            <w14:noFill/>
+            <w14:prstDash w14:val="solid"/>
+            <w14:round/>
+          </w14:textOutline>
+        </w:rPr>
+        <w:t>המערכת (המשחק) מיועדת בעיקר לאנשים בעלי חיבה למשחקי וידיאו בסגנון הישן, (</w:t>
+      </w:r>
+      <w:r>
+        <w:rPr>
+          <w:rFonts w:hint="cs"/>
+          <w:sz w:val="28"/>
+          <w:szCs w:val="28"/>
+          <w14:shadow w14:blurRad="38100" w14:dist="25400" w14:dir="5400000" w14:sx="100000" w14:sy="100000" w14:kx="0" w14:ky="0" w14:algn="ctr">
+            <w14:srgbClr w14:val="6E747A">
+              <w14:alpha w14:val="57000"/>
+            </w14:srgbClr>
+          </w14:shadow>
+          <w14:textOutline w14:w="0" w14:cap="flat" w14:cmpd="sng" w14:algn="ctr">
+            <w14:noFill/>
+            <w14:prstDash w14:val="solid"/>
+            <w14:round/>
+          </w14:textOutline>
+        </w:rPr>
+        <w:t>ARCADE</w:t>
+      </w:r>
+      <w:r>
+        <w:rPr>
+          <w:rFonts w:hint="cs"/>
+          <w:sz w:val="28"/>
+          <w:szCs w:val="28"/>
+          <w:rtl/>
+          <w14:shadow w14:blurRad="38100" w14:dist="25400" w14:dir="5400000" w14:sx="100000" w14:sy="100000" w14:kx="0" w14:ky="0" w14:algn="ctr">
+            <w14:srgbClr w14:val="6E747A">
+              <w14:alpha w14:val="57000"/>
+            </w14:srgbClr>
+          </w14:shadow>
+          <w14:textOutline w14:w="0" w14:cap="flat" w14:cmpd="sng" w14:algn="ctr">
+            <w14:noFill/>
+            <w14:prstDash w14:val="solid"/>
+            <w14:round/>
+          </w14:textOutline>
+        </w:rPr>
+        <w:t>), אשר רוצים לשחק עם חבריהם. אין טווח גילאים מוגדר המתאים עבור המשחק אלא הוא מיועד הן לילדים והן למבוגרים.</w:t>
+      </w:r>
+    </w:p>
+    <w:p>
+      <w:pPr>
+        <w:rPr>
+          <w:sz w:val="28"/>
+          <w:szCs w:val="28"/>
+          <w:rtl/>
+          <w14:shadow w14:blurRad="38100" w14:dist="25400" w14:dir="5400000" w14:sx="100000" w14:sy="100000" w14:kx="0" w14:ky="0" w14:algn="ctr">
+            <w14:srgbClr w14:val="6E747A">
+              <w14:alpha w14:val="57000"/>
+            </w14:srgbClr>
+          </w14:shadow>
+          <w14:textOutline w14:w="0" w14:cap="flat" w14:cmpd="sng" w14:algn="ctr">
+            <w14:noFill/>
+            <w14:prstDash w14:val="solid"/>
+            <w14:round/>
+          </w14:textOutline>
+        </w:rPr>
+      </w:pPr>
+    </w:p>
+    <w:p>
+      <w:pPr>
+        <w:rPr>
+          <w:sz w:val="32"/>
+          <w:szCs w:val="32"/>
+          <w:u w:val="single"/>
+          <w:rtl/>
+          <w14:shadow w14:blurRad="38100" w14:dist="25400" w14:dir="5400000" w14:sx="100000" w14:sy="100000" w14:kx="0" w14:ky="0" w14:algn="ctr">
+            <w14:srgbClr w14:val="6E747A">
+              <w14:alpha w14:val="57000"/>
+            </w14:srgbClr>
+          </w14:shadow>
+          <w14:textOutline w14:w="0" w14:cap="flat" w14:cmpd="sng" w14:algn="ctr">
+            <w14:noFill/>
+            <w14:prstDash w14:val="solid"/>
+            <w14:round/>
+          </w14:textOutline>
+        </w:rPr>
+      </w:pPr>
+      <w:r>
+        <w:rPr>
+          <w:rFonts w:hint="cs"/>
+          <w:sz w:val="32"/>
+          <w:szCs w:val="32"/>
+          <w:u w:val="single"/>
+          <w:rtl/>
+          <w14:shadow w14:blurRad="38100" w14:dist="25400" w14:dir="5400000" w14:sx="100000" w14:sy="100000" w14:kx="0" w14:ky="0" w14:algn="ctr">
+            <w14:srgbClr w14:val="6E747A">
+              <w14:alpha w14:val="57000"/>
+            </w14:srgbClr>
+          </w14:shadow>
+          <w14:textOutline w14:w="0" w14:cap="flat" w14:cmpd="sng" w14:algn="ctr">
+            <w14:noFill/>
+            <w14:prstDash w14:val="solid"/>
+            <w14:round/>
+          </w14:textOutline>
+        </w:rPr>
+        <w:t>מטרת המערכת ויעדיה</w:t>
+      </w:r>
+    </w:p>
+    <w:p>
+      <w:pPr>
+        <w:rPr>
+          <w:sz w:val="28"/>
+          <w:szCs w:val="28"/>
+          <w:rtl/>
+          <w14:shadow w14:blurRad="38100" w14:dist="25400" w14:dir="5400000" w14:sx="100000" w14:sy="100000" w14:kx="0" w14:ky="0" w14:algn="ctr">
+            <w14:srgbClr w14:val="6E747A">
+              <w14:alpha w14:val="57000"/>
+            </w14:srgbClr>
+          </w14:shadow>
+          <w14:textOutline w14:w="0" w14:cap="flat" w14:cmpd="sng" w14:algn="ctr">
+            <w14:noFill/>
+            <w14:prstDash w14:val="solid"/>
+            <w14:round/>
+          </w14:textOutline>
+        </w:rPr>
+      </w:pPr>
+      <w:r>
+        <w:rPr>
+          <w:rFonts w:hint="cs"/>
+          <w:sz w:val="28"/>
+          <w:szCs w:val="28"/>
+          <w:rtl/>
+          <w14:shadow w14:blurRad="38100" w14:dist="25400" w14:dir="5400000" w14:sx="100000" w14:sy="100000" w14:kx="0" w14:ky="0" w14:algn="ctr">
+            <w14:srgbClr w14:val="6E747A">
+              <w14:alpha w14:val="57000"/>
+            </w14:srgbClr>
+          </w14:shadow>
+          <w14:textOutline w14:w="0" w14:cap="flat" w14:cmpd="sng" w14:algn="ctr">
+            <w14:noFill/>
+            <w14:prstDash w14:val="solid"/>
+            <w14:round/>
+          </w14:textOutline>
+        </w:rPr>
+        <w:t>מטרת המערכת היא לשמש כפלטפורמה וכמשחק חברתי למשתמש, תוך כדי שמירה על נתוניו והישגיו, במערכת רוכזו פעולות אשר יכולות לשמש את האדמין המנהל את השרת בזמן נתינת שירות למשתמשים השונים, קיימת היכולת להשהות שחקנים אשר לא נשמעים לחוקים ומנסים לרמות</w:t>
+      </w:r>
+      <w:r>
+        <w:rPr>
+          <w:rFonts w:hint="cs"/>
+          <w:sz w:val="28"/>
+          <w:szCs w:val="28"/>
+          <w:rtl/>
+          <w14:shadow w14:blurRad="38100" w14:dist="25400" w14:dir="5400000" w14:sx="100000" w14:sy="100000" w14:kx="0" w14:ky="0" w14:algn="ctr">
+            <w14:srgbClr w14:val="6E747A">
+              <w14:alpha w14:val="57000"/>
+            </w14:srgbClr>
+          </w14:shadow>
+          <w14:textOutline w14:w="0" w14:cap="flat" w14:cmpd="sng" w14:algn="ctr">
+            <w14:noFill/>
+            <w14:prstDash w14:val="solid"/>
+            <w14:round/>
+          </w14:textOutline>
+        </w:rPr>
+        <w:t xml:space="preserve"> את השרת. נוסף על כך לשרת יש היכולת להעביר את קבצי צד הלקוח (המשחק) דרך ה</w:t>
+      </w:r>
+      <w:r>
+        <w:rPr>
+          <w:sz w:val="28"/>
+          <w:szCs w:val="28"/>
+          <w14:shadow w14:blurRad="38100" w14:dist="25400" w14:dir="5400000" w14:sx="100000" w14:sy="100000" w14:kx="0" w14:ky="0" w14:algn="ctr">
+            <w14:srgbClr w14:val="6E747A">
+              <w14:alpha w14:val="57000"/>
+            </w14:srgbClr>
+          </w14:shadow>
+          <w14:textOutline w14:w="0" w14:cap="flat" w14:cmpd="sng" w14:algn="ctr">
+            <w14:noFill/>
+            <w14:prstDash w14:val="solid"/>
+            <w14:round/>
+          </w14:textOutline>
+        </w:rPr>
+        <w:t>browsers</w:t>
+      </w:r>
+      <w:r>
+        <w:rPr>
+          <w:rFonts w:hint="cs"/>
+          <w:sz w:val="28"/>
+          <w:szCs w:val="28"/>
+          <w:rtl/>
+          <w14:shadow w14:blurRad="38100" w14:dist="25400" w14:dir="5400000" w14:sx="100000" w14:sy="100000" w14:kx="0" w14:ky="0" w14:algn="ctr">
+            <w14:srgbClr w14:val="6E747A">
+              <w14:alpha w14:val="57000"/>
+            </w14:srgbClr>
+          </w14:shadow>
+          <w14:textOutline w14:w="0" w14:cap="flat" w14:cmpd="sng" w14:algn="ctr">
+            <w14:noFill/>
+            <w14:prstDash w14:val="solid"/>
+            <w14:round/>
+          </w14:textOutline>
+        </w:rPr>
+        <w:t xml:space="preserve"> השונים.</w:t>
+      </w:r>
+    </w:p>
+    <w:p>
+      <w:pPr>
+        <w:rPr>
+          <w:sz w:val="28"/>
+          <w:szCs w:val="28"/>
+          <w:rtl/>
+          <w14:shadow w14:blurRad="38100" w14:dist="25400" w14:dir="5400000" w14:sx="100000" w14:sy="100000" w14:kx="0" w14:ky="0" w14:algn="ctr">
+            <w14:srgbClr w14:val="6E747A">
+              <w14:alpha w14:val="57000"/>
+            </w14:srgbClr>
+          </w14:shadow>
+          <w14:textOutline w14:w="0" w14:cap="flat" w14:cmpd="sng" w14:algn="ctr">
+            <w14:noFill/>
+            <w14:prstDash w14:val="solid"/>
+            <w14:round/>
+          </w14:textOutline>
+        </w:rPr>
+      </w:pPr>
+    </w:p>
+    <w:p>
+      <w:pPr>
+        <w:rPr>
+          <w:sz w:val="32"/>
+          <w:szCs w:val="32"/>
+          <w:u w:val="single"/>
+          <w:rtl/>
+          <w14:shadow w14:blurRad="38100" w14:dist="25400" w14:dir="5400000" w14:sx="100000" w14:sy="100000" w14:kx="0" w14:ky="0" w14:algn="ctr">
+            <w14:srgbClr w14:val="6E747A">
+              <w14:alpha w14:val="57000"/>
+            </w14:srgbClr>
+          </w14:shadow>
+          <w14:textOutline w14:w="0" w14:cap="flat" w14:cmpd="sng" w14:algn="ctr">
+            <w14:noFill/>
+            <w14:prstDash w14:val="solid"/>
+            <w14:round/>
+          </w14:textOutline>
+        </w:rPr>
+      </w:pPr>
+      <w:r>
+        <w:rPr>
+          <w:rFonts w:hint="cs"/>
+          <w:sz w:val="32"/>
+          <w:szCs w:val="32"/>
+          <w:u w:val="single"/>
+          <w:rtl/>
+          <w14:shadow w14:blurRad="38100" w14:dist="25400" w14:dir="5400000" w14:sx="100000" w14:sy="100000" w14:kx="0" w14:ky="0" w14:algn="ctr">
+            <w14:srgbClr w14:val="6E747A">
+              <w14:alpha w14:val="57000"/>
+            </w14:srgbClr>
+          </w14:shadow>
+          <w14:textOutline w14:w="0" w14:cap="flat" w14:cmpd="sng" w14:algn="ctr">
+            <w14:noFill/>
+            <w14:prstDash w14:val="solid"/>
+            <w14:round/>
+          </w14:textOutline>
+        </w:rPr>
+        <w:t>ארכיטקטורת המערכת</w:t>
+      </w:r>
+    </w:p>
+    <w:p>
+      <w:pPr>
+        <w:rPr>
+          <w:sz w:val="28"/>
+          <w:szCs w:val="28"/>
+          <w14:shadow w14:blurRad="38100" w14:dist="25400" w14:dir="5400000" w14:sx="100000" w14:sy="100000" w14:kx="0" w14:ky="0" w14:algn="ctr">
+            <w14:srgbClr w14:val="6E747A">
+              <w14:alpha w14:val="57000"/>
+            </w14:srgbClr>
+          </w14:shadow>
+          <w14:textOutline w14:w="0" w14:cap="flat" w14:cmpd="sng" w14:algn="ctr">
+            <w14:noFill/>
+            <w14:prstDash w14:val="solid"/>
+            <w14:round/>
+          </w14:textOutline>
+        </w:rPr>
+      </w:pPr>
+      <w:r>
+        <w:rPr>
+          <w:rFonts w:hint="cs"/>
+          <w:sz w:val="28"/>
+          <w:szCs w:val="28"/>
+          <w:rtl/>
+          <w14:shadow w14:blurRad="38100" w14:dist="25400" w14:dir="5400000" w14:sx="100000" w14:sy="100000" w14:kx="0" w14:ky="0" w14:algn="ctr">
+            <w14:srgbClr w14:val="6E747A">
+              <w14:alpha w14:val="57000"/>
+            </w14:srgbClr>
+          </w14:shadow>
+          <w14:textOutline w14:w="0" w14:cap="flat" w14:cmpd="sng" w14:algn="ctr">
+            <w14:noFill/>
+            <w14:prstDash w14:val="solid"/>
+            <w14:round/>
+          </w14:textOutline>
+        </w:rPr>
+        <w:t xml:space="preserve">המערכת נבנתה בשימוש שני הארכיטקטורות הנפוצות ביותר בתחום הרשתות </w:t>
+      </w:r>
+      <w:r>
+        <w:rPr>
+          <w:rFonts w:hint="cs"/>
+          <w:sz w:val="28"/>
+          <w:szCs w:val="28"/>
+          <w14:shadow w14:blurRad="38100" w14:dist="25400" w14:dir="5400000" w14:sx="100000" w14:sy="100000" w14:kx="0" w14:ky="0" w14:algn="ctr">
+            <w14:srgbClr w14:val="6E747A">
+              <w14:alpha w14:val="57000"/>
+            </w14:srgbClr>
+          </w14:shadow>
+          <w14:textOutline w14:w="0" w14:cap="flat" w14:cmpd="sng" w14:algn="ctr">
+            <w14:noFill/>
+            <w14:prstDash w14:val="solid"/>
+            <w14:round/>
+          </w14:textOutline>
+        </w:rPr>
+        <w:t>C</w:t>
+      </w:r>
+      <w:r>
+        <w:rPr>
+          <w:sz w:val="28"/>
+          <w:szCs w:val="28"/>
+          <w14:shadow w14:blurRad="38100" w14:dist="25400" w14:dir="5400000" w14:sx="100000" w14:sy="100000" w14:kx="0" w14:ky="0" w14:algn="ctr">
+            <w14:srgbClr w14:val="6E747A">
+              <w14:alpha w14:val="57000"/>
+            </w14:srgbClr>
+          </w14:shadow>
+          <w14:textOutline w14:w="0" w14:cap="flat" w14:cmpd="sng" w14:algn="ctr">
+            <w14:noFill/>
+            <w14:prstDash w14:val="solid"/>
+            <w14:round/>
+          </w14:textOutline>
+        </w:rPr>
+        <w:t>lient-Server</w:t>
+      </w:r>
+      <w:r>
+        <w:rPr>
+          <w:rFonts w:hint="cs"/>
+          <w:sz w:val="28"/>
+          <w:szCs w:val="28"/>
+          <w:rtl/>
+          <w14:shadow w14:blurRad="38100" w14:dist="25400" w14:dir="5400000" w14:sx="100000" w14:sy="100000" w14:kx="0" w14:ky="0" w14:algn="ctr">
+            <w14:srgbClr w14:val="6E747A">
+              <w14:alpha w14:val="57000"/>
+            </w14:srgbClr>
+          </w14:shadow>
+          <w14:textOutline w14:w="0" w14:cap="flat" w14:cmpd="sng" w14:algn="ctr">
+            <w14:noFill/>
+            <w14:prstDash w14:val="solid"/>
+            <w14:round/>
+          </w14:textOutline>
+        </w:rPr>
+        <w:t xml:space="preserve"> ו- </w:t>
+      </w:r>
+      <w:r>
+        <w:rPr>
+          <w:sz w:val="28"/>
+          <w:szCs w:val="28"/>
+          <w14:shadow w14:blurRad="38100" w14:dist="25400" w14:dir="5400000" w14:sx="100000" w14:sy="100000" w14:kx="0" w14:ky="0" w14:algn="ctr">
+            <w14:srgbClr w14:val="6E747A">
+              <w14:alpha w14:val="57000"/>
+            </w14:srgbClr>
+          </w14:shadow>
+          <w14:textOutline w14:w="0" w14:cap="flat" w14:cmpd="sng" w14:algn="ctr">
+            <w14:noFill/>
+            <w14:prstDash w14:val="solid"/>
+            <w14:round/>
+          </w14:textOutline>
+        </w:rPr>
+        <w:t>Peer-to-Peer</w:t>
+      </w:r>
+      <w:r>
+        <w:rPr>
+          <w:rFonts w:hint="cs"/>
+          <w:sz w:val="28"/>
+          <w:szCs w:val="28"/>
+          <w:rtl/>
+          <w14:shadow w14:blurRad="38100" w14:dist="25400" w14:dir="5400000" w14:sx="100000" w14:sy="100000" w14:kx="0" w14:ky="0" w14:algn="ctr">
+            <w14:srgbClr w14:val="6E747A">
+              <w14:alpha w14:val="57000"/>
+            </w14:srgbClr>
+          </w14:shadow>
+          <w14:textOutline w14:w="0" w14:cap="flat" w14:cmpd="sng" w14:algn="ctr">
+            <w14:noFill/>
+            <w14:prstDash w14:val="solid"/>
+            <w14:round/>
+          </w14:textOutline>
+        </w:rPr>
+        <w:t xml:space="preserve">, המערכת תומכת במספר רב של שחקנים המנהלים קרבות ביניהם ואשר דורשים שירותים אחרים מהשרת (לדוגמא שמירת צבע חדש למשתמש), המערכת מטפלת בכל לקוח בעזרת </w:t>
+      </w:r>
+      <w:r>
+        <w:rPr>
+          <w:sz w:val="28"/>
+          <w:szCs w:val="28"/>
+          <w14:shadow w14:blurRad="38100" w14:dist="25400" w14:dir="5400000" w14:sx="100000" w14:sy="100000" w14:kx="0" w14:ky="0" w14:algn="ctr">
+            <w14:srgbClr w14:val="6E747A">
+              <w14:alpha w14:val="57000"/>
+            </w14:srgbClr>
+          </w14:shadow>
+          <w14:textOutline w14:w="0" w14:cap="flat" w14:cmpd="sng" w14:algn="ctr">
+            <w14:noFill/>
+            <w14:prstDash w14:val="solid"/>
+            <w14:round/>
+          </w14:textOutline>
+        </w:rPr>
+        <w:t xml:space="preserve">thread </w:t>
+      </w:r>
+      <w:r>
+        <w:rPr>
+          <w:rFonts w:hint="cs"/>
+          <w:sz w:val="28"/>
+          <w:szCs w:val="28"/>
+          <w:rtl/>
+          <w14:shadow w14:blurRad="38100" w14:dist="25400" w14:dir="5400000" w14:sx="100000" w14:sy="100000" w14:kx="0" w14:ky="0" w14:algn="ctr">
+            <w14:srgbClr w14:val="6E747A">
+              <w14:alpha w14:val="57000"/>
+            </w14:srgbClr>
+          </w14:shadow>
+          <w14:textOutline w14:w="0" w14:cap="flat" w14:cmpd="sng" w14:algn="ctr">
+            <w14:noFill/>
+            <w14:prstDash w14:val="solid"/>
+            <w14:round/>
+          </w14:textOutline>
+        </w:rPr>
+        <w:t xml:space="preserve"> שונה כאשר כל אחד מהם משתף את המידע השימושי לכולם. </w:t>
+      </w:r>
+    </w:p>
+    <w:p>
+      <w:pPr>
+        <w:rPr>
+          <w:sz w:val="28"/>
+          <w:szCs w:val="28"/>
+          <w14:shadow w14:blurRad="38100" w14:dist="25400" w14:dir="5400000" w14:sx="100000" w14:sy="100000" w14:kx="0" w14:ky="0" w14:algn="ctr">
+            <w14:srgbClr w14:val="6E747A">
+              <w14:alpha w14:val="57000"/>
+            </w14:srgbClr>
+          </w14:shadow>
+          <w14:textOutline w14:w="0" w14:cap="flat" w14:cmpd="sng" w14:algn="ctr">
+            <w14:noFill/>
+            <w14:prstDash w14:val="solid"/>
+            <w14:round/>
+          </w14:textOutline>
+        </w:rPr>
+      </w:pPr>
+    </w:p>
+    <w:p>
+      <w:pPr>
+        <w:rPr>
+          <w:sz w:val="28"/>
+          <w:szCs w:val="28"/>
+          <w14:shadow w14:blurRad="38100" w14:dist="25400" w14:dir="5400000" w14:sx="100000" w14:sy="100000" w14:kx="0" w14:ky="0" w14:algn="ctr">
+            <w14:srgbClr w14:val="6E747A">
+              <w14:alpha w14:val="57000"/>
+            </w14:srgbClr>
+          </w14:shadow>
+          <w14:textOutline w14:w="0" w14:cap="flat" w14:cmpd="sng" w14:algn="ctr">
+            <w14:noFill/>
+            <w14:prstDash w14:val="solid"/>
+            <w14:round/>
+          </w14:textOutline>
+        </w:rPr>
+      </w:pPr>
+    </w:p>
+    <w:p>
+      <w:pPr>
+        <w:rPr>
+          <w:sz w:val="28"/>
+          <w:szCs w:val="28"/>
+          <w14:shadow w14:blurRad="38100" w14:dist="25400" w14:dir="5400000" w14:sx="100000" w14:sy="100000" w14:kx="0" w14:ky="0" w14:algn="ctr">
+            <w14:srgbClr w14:val="6E747A">
+              <w14:alpha w14:val="57000"/>
+            </w14:srgbClr>
+          </w14:shadow>
+          <w14:textOutline w14:w="0" w14:cap="flat" w14:cmpd="sng" w14:algn="ctr">
+            <w14:noFill/>
+            <w14:prstDash w14:val="solid"/>
+            <w14:round/>
+          </w14:textOutline>
+        </w:rPr>
+      </w:pPr>
+    </w:p>
+    <w:p>
+      <w:pPr>
+        <w:rPr>
+          <w:sz w:val="28"/>
+          <w:szCs w:val="28"/>
+          <w14:shadow w14:blurRad="38100" w14:dist="25400" w14:dir="5400000" w14:sx="100000" w14:sy="100000" w14:kx="0" w14:ky="0" w14:algn="ctr">
+            <w14:srgbClr w14:val="6E747A">
+              <w14:alpha w14:val="57000"/>
+            </w14:srgbClr>
+          </w14:shadow>
+          <w14:textOutline w14:w="0" w14:cap="flat" w14:cmpd="sng" w14:algn="ctr">
+            <w14:noFill/>
+            <w14:prstDash w14:val="solid"/>
+            <w14:round/>
+          </w14:textOutline>
+        </w:rPr>
+      </w:pPr>
+    </w:p>
+    <w:p>
+      <w:pPr>
+        <w:rPr>
+          <w:sz w:val="32"/>
+          <w:szCs w:val="32"/>
+          <w:u w:val="single"/>
+          <w:rtl/>
+          <w14:shadow w14:blurRad="38100" w14:dist="25400" w14:dir="5400000" w14:sx="100000" w14:sy="100000" w14:kx="0" w14:ky="0" w14:algn="ctr">
+            <w14:srgbClr w14:val="6E747A">
+              <w14:alpha w14:val="57000"/>
+            </w14:srgbClr>
+          </w14:shadow>
+          <w14:textOutline w14:w="0" w14:cap="flat" w14:cmpd="sng" w14:algn="ctr">
+            <w14:noFill/>
+            <w14:prstDash w14:val="solid"/>
+            <w14:round/>
+          </w14:textOutline>
+        </w:rPr>
+      </w:pPr>
+      <w:r>
+        <w:rPr>
+          <w:rFonts w:hint="cs"/>
+          <w:sz w:val="32"/>
+          <w:szCs w:val="32"/>
+          <w:u w:val="single"/>
+          <w:rtl/>
+          <w14:shadow w14:blurRad="38100" w14:dist="25400" w14:dir="5400000" w14:sx="100000" w14:sy="100000" w14:kx="0" w14:ky="0" w14:algn="ctr">
+            <w14:srgbClr w14:val="6E747A">
+              <w14:alpha w14:val="57000"/>
+            </w14:srgbClr>
+          </w14:shadow>
+          <w14:textOutline w14:w="0" w14:cap="flat" w14:cmpd="sng" w14:algn="ctr">
+            <w14:noFill/>
+            <w14:prstDash w14:val="solid"/>
+            <w14:round/>
+          </w14:textOutline>
+        </w:rPr>
+        <w:lastRenderedPageBreak/>
+        <w:t>הגדרת רכיבי המערכת</w:t>
+      </w:r>
+    </w:p>
+    <w:p>
+      <w:pPr>
+        <w:rPr>
+          <w:sz w:val="28"/>
+          <w:szCs w:val="28"/>
+          <w:rtl/>
+          <w14:shadow w14:blurRad="38100" w14:dist="25400" w14:dir="5400000" w14:sx="100000" w14:sy="100000" w14:kx="0" w14:ky="0" w14:algn="ctr">
+            <w14:srgbClr w14:val="6E747A">
+              <w14:alpha w14:val="57000"/>
+            </w14:srgbClr>
+          </w14:shadow>
+          <w14:textOutline w14:w="0" w14:cap="flat" w14:cmpd="sng" w14:algn="ctr">
+            <w14:noFill/>
+            <w14:prstDash w14:val="solid"/>
+            <w14:round/>
+          </w14:textOutline>
+        </w:rPr>
+      </w:pPr>
+      <w:r>
+        <w:rPr>
+          <w:rFonts w:hint="cs"/>
+          <w:sz w:val="28"/>
+          <w:szCs w:val="28"/>
+          <w:u w:val="single"/>
+          <w:rtl/>
+          <w14:shadow w14:blurRad="38100" w14:dist="25400" w14:dir="5400000" w14:sx="100000" w14:sy="100000" w14:kx="0" w14:ky="0" w14:algn="ctr">
+            <w14:srgbClr w14:val="6E747A">
+              <w14:alpha w14:val="57000"/>
+            </w14:srgbClr>
+          </w14:shadow>
+          <w14:textOutline w14:w="0" w14:cap="flat" w14:cmpd="sng" w14:algn="ctr">
+            <w14:noFill/>
+            <w14:prstDash w14:val="solid"/>
+            <w14:round/>
+          </w14:textOutline>
+        </w:rPr>
+        <w:t xml:space="preserve">רשת מקומית </w:t>
+      </w:r>
+      <w:r>
+        <w:rPr>
+          <w:sz w:val="28"/>
+          <w:szCs w:val="28"/>
+          <w:u w:val="single"/>
+          <w:rtl/>
+          <w14:shadow w14:blurRad="38100" w14:dist="25400" w14:dir="5400000" w14:sx="100000" w14:sy="100000" w14:kx="0" w14:ky="0" w14:algn="ctr">
+            <w14:srgbClr w14:val="6E747A">
+              <w14:alpha w14:val="57000"/>
+            </w14:srgbClr>
+          </w14:shadow>
+          <w14:textOutline w14:w="0" w14:cap="flat" w14:cmpd="sng" w14:algn="ctr">
+            <w14:noFill/>
+            <w14:prstDash w14:val="solid"/>
+            <w14:round/>
+          </w14:textOutline>
+        </w:rPr>
+        <w:t>–</w:t>
+      </w:r>
+      <w:r>
+        <w:rPr>
+          <w:rFonts w:hint="cs"/>
+          <w:sz w:val="28"/>
+          <w:szCs w:val="28"/>
+          <w:rtl/>
+          <w14:shadow w14:blurRad="38100" w14:dist="25400" w14:dir="5400000" w14:sx="100000" w14:sy="100000" w14:kx="0" w14:ky="0" w14:algn="ctr">
+            <w14:srgbClr w14:val="6E747A">
+              <w14:alpha w14:val="57000"/>
+            </w14:srgbClr>
+          </w14:shadow>
+          <w14:textOutline w14:w="0" w14:cap="flat" w14:cmpd="sng" w14:algn="ctr">
+            <w14:noFill/>
+            <w14:prstDash w14:val="solid"/>
+            <w14:round/>
+          </w14:textOutline>
+        </w:rPr>
+        <w:t xml:space="preserve"> </w:t>
+      </w:r>
+      <w:r>
+        <w:rPr>
+          <w:rFonts w:hint="cs"/>
+          <w:sz w:val="28"/>
+          <w:szCs w:val="28"/>
+          <w:rtl/>
+          <w14:shadow w14:blurRad="38100" w14:dist="25400" w14:dir="5400000" w14:sx="100000" w14:sy="100000" w14:kx="0" w14:ky="0" w14:algn="ctr">
+            <w14:srgbClr w14:val="6E747A">
+              <w14:alpha w14:val="57000"/>
+            </w14:srgbClr>
+          </w14:shadow>
+          <w14:textOutline w14:w="0" w14:cap="flat" w14:cmpd="sng" w14:algn="ctr">
+            <w14:noFill/>
+            <w14:prstDash w14:val="solid"/>
+            <w14:round/>
+          </w14:textOutline>
+        </w:rPr>
+        <w:t>(</w:t>
+      </w:r>
+      <w:r>
+        <w:rPr>
+          <w:sz w:val="28"/>
+          <w:szCs w:val="28"/>
+          <w14:shadow w14:blurRad="38100" w14:dist="25400" w14:dir="5400000" w14:sx="100000" w14:sy="100000" w14:kx="0" w14:ky="0" w14:algn="ctr">
+            <w14:srgbClr w14:val="6E747A">
+              <w14:alpha w14:val="57000"/>
+            </w14:srgbClr>
+          </w14:shadow>
+          <w14:textOutline w14:w="0" w14:cap="flat" w14:cmpd="sng" w14:algn="ctr">
+            <w14:noFill/>
+            <w14:prstDash w14:val="solid"/>
+            <w14:round/>
+          </w14:textOutline>
+        </w:rPr>
+        <w:t>LAN – Local Area Network</w:t>
+      </w:r>
+      <w:r>
+        <w:rPr>
+          <w:rFonts w:hint="cs"/>
+          <w:sz w:val="28"/>
+          <w:szCs w:val="28"/>
+          <w:rtl/>
+          <w14:shadow w14:blurRad="38100" w14:dist="25400" w14:dir="5400000" w14:sx="100000" w14:sy="100000" w14:kx="0" w14:ky="0" w14:algn="ctr">
+            <w14:srgbClr w14:val="6E747A">
+              <w14:alpha w14:val="57000"/>
+            </w14:srgbClr>
+          </w14:shadow>
+          <w14:textOutline w14:w="0" w14:cap="flat" w14:cmpd="sng" w14:algn="ctr">
+            <w14:noFill/>
+            <w14:prstDash w14:val="solid"/>
+            <w14:round/>
+          </w14:textOutline>
+        </w:rPr>
+        <w:t>), רשת מקומית, רשת המתפרסת על קטן ומוגבל, לרוב בתוך בניין, בית, או בתי ספר.</w:t>
+      </w:r>
+    </w:p>
+    <w:p>
+      <w:pPr>
+        <w:rPr>
+          <w:sz w:val="28"/>
+          <w:szCs w:val="28"/>
+          <w:rtl/>
+          <w14:shadow w14:blurRad="38100" w14:dist="25400" w14:dir="5400000" w14:sx="100000" w14:sy="100000" w14:kx="0" w14:ky="0" w14:algn="ctr">
+            <w14:srgbClr w14:val="6E747A">
+              <w14:alpha w14:val="57000"/>
+            </w14:srgbClr>
+          </w14:shadow>
+          <w14:textOutline w14:w="0" w14:cap="flat" w14:cmpd="sng" w14:algn="ctr">
+            <w14:noFill/>
+            <w14:prstDash w14:val="solid"/>
+            <w14:round/>
+          </w14:textOutline>
+        </w:rPr>
+      </w:pPr>
+      <w:r>
+        <w:rPr>
+          <w:rFonts w:hint="cs"/>
+          <w:sz w:val="28"/>
+          <w:szCs w:val="28"/>
+          <w:u w:val="single"/>
+          <w:rtl/>
+          <w14:shadow w14:blurRad="38100" w14:dist="25400" w14:dir="5400000" w14:sx="100000" w14:sy="100000" w14:kx="0" w14:ky="0" w14:algn="ctr">
+            <w14:srgbClr w14:val="6E747A">
+              <w14:alpha w14:val="57000"/>
+            </w14:srgbClr>
+          </w14:shadow>
+          <w14:textOutline w14:w="0" w14:cap="flat" w14:cmpd="sng" w14:algn="ctr">
+            <w14:noFill/>
+            <w14:prstDash w14:val="solid"/>
+            <w14:round/>
+          </w14:textOutline>
+        </w:rPr>
+        <w:t>שרת</w:t>
+      </w:r>
+      <w:r>
+        <w:rPr>
+          <w:rFonts w:hint="cs"/>
+          <w:sz w:val="28"/>
+          <w:szCs w:val="28"/>
+          <w:u w:val="single"/>
+          <w:rtl/>
+          <w14:shadow w14:blurRad="38100" w14:dist="25400" w14:dir="5400000" w14:sx="100000" w14:sy="100000" w14:kx="0" w14:ky="0" w14:algn="ctr">
+            <w14:srgbClr w14:val="6E747A">
+              <w14:alpha w14:val="57000"/>
+            </w14:srgbClr>
+          </w14:shadow>
+          <w14:textOutline w14:w="0" w14:cap="flat" w14:cmpd="sng" w14:algn="ctr">
+            <w14:noFill/>
+            <w14:prstDash w14:val="solid"/>
+            <w14:round/>
+          </w14:textOutline>
+        </w:rPr>
+        <w:t xml:space="preserve"> </w:t>
+      </w:r>
+      <w:r>
+        <w:rPr>
+          <w:sz w:val="28"/>
+          <w:szCs w:val="28"/>
+          <w:u w:val="single"/>
+          <w:rtl/>
+          <w14:shadow w14:blurRad="38100" w14:dist="25400" w14:dir="5400000" w14:sx="100000" w14:sy="100000" w14:kx="0" w14:ky="0" w14:algn="ctr">
+            <w14:srgbClr w14:val="6E747A">
+              <w14:alpha w14:val="57000"/>
+            </w14:srgbClr>
+          </w14:shadow>
+          <w14:textOutline w14:w="0" w14:cap="flat" w14:cmpd="sng" w14:algn="ctr">
+            <w14:noFill/>
+            <w14:prstDash w14:val="solid"/>
+            <w14:round/>
+          </w14:textOutline>
+        </w:rPr>
+        <w:t>–</w:t>
+      </w:r>
+      <w:r>
+        <w:rPr>
+          <w:rFonts w:hint="cs"/>
+          <w:sz w:val="28"/>
+          <w:szCs w:val="28"/>
+          <w:rtl/>
+          <w14:shadow w14:blurRad="38100" w14:dist="25400" w14:dir="5400000" w14:sx="100000" w14:sy="100000" w14:kx="0" w14:ky="0" w14:algn="ctr">
+            <w14:srgbClr w14:val="6E747A">
+              <w14:alpha w14:val="57000"/>
+            </w14:srgbClr>
+          </w14:shadow>
+          <w14:textOutline w14:w="0" w14:cap="flat" w14:cmpd="sng" w14:algn="ctr">
+            <w14:noFill/>
+            <w14:prstDash w14:val="solid"/>
+            <w14:round/>
+          </w14:textOutline>
+        </w:rPr>
+        <w:t xml:space="preserve"> </w:t>
+      </w:r>
+      <w:r>
+        <w:rPr>
+          <w:rFonts w:hint="cs"/>
+          <w:sz w:val="28"/>
+          <w:szCs w:val="28"/>
+          <w:rtl/>
+          <w14:shadow w14:blurRad="38100" w14:dist="25400" w14:dir="5400000" w14:sx="100000" w14:sy="100000" w14:kx="0" w14:ky="0" w14:algn="ctr">
+            <w14:srgbClr w14:val="6E747A">
+              <w14:alpha w14:val="57000"/>
+            </w14:srgbClr>
+          </w14:shadow>
+          <w14:textOutline w14:w="0" w14:cap="flat" w14:cmpd="sng" w14:algn="ctr">
+            <w14:noFill/>
+            <w14:prstDash w14:val="solid"/>
+            <w14:round/>
+          </w14:textOutline>
+        </w:rPr>
+        <w:t>(</w:t>
+      </w:r>
+      <w:r>
+        <w:rPr>
+          <w:sz w:val="28"/>
+          <w:szCs w:val="28"/>
+          <w14:shadow w14:blurRad="38100" w14:dist="25400" w14:dir="5400000" w14:sx="100000" w14:sy="100000" w14:kx="0" w14:ky="0" w14:algn="ctr">
+            <w14:srgbClr w14:val="6E747A">
+              <w14:alpha w14:val="57000"/>
+            </w14:srgbClr>
+          </w14:shadow>
+          <w14:textOutline w14:w="0" w14:cap="flat" w14:cmpd="sng" w14:algn="ctr">
+            <w14:noFill/>
+            <w14:prstDash w14:val="solid"/>
+            <w14:round/>
+          </w14:textOutline>
+        </w:rPr>
+        <w:t>ser</w:t>
+      </w:r>
+      <w:r>
+        <w:rPr>
+          <w:sz w:val="28"/>
+          <w:szCs w:val="28"/>
+          <w14:shadow w14:blurRad="38100" w14:dist="25400" w14:dir="5400000" w14:sx="100000" w14:sy="100000" w14:kx="0" w14:ky="0" w14:algn="ctr">
+            <w14:srgbClr w14:val="6E747A">
+              <w14:alpha w14:val="57000"/>
+            </w14:srgbClr>
+          </w14:shadow>
+          <w14:textOutline w14:w="0" w14:cap="flat" w14:cmpd="sng" w14:algn="ctr">
+            <w14:noFill/>
+            <w14:prstDash w14:val="solid"/>
+            <w14:round/>
+          </w14:textOutline>
+        </w:rPr>
+        <w:t>ver</w:t>
+      </w:r>
+      <w:r>
+        <w:rPr>
+          <w:rFonts w:hint="cs"/>
+          <w:sz w:val="28"/>
+          <w:szCs w:val="28"/>
+          <w:rtl/>
+          <w14:shadow w14:blurRad="38100" w14:dist="25400" w14:dir="5400000" w14:sx="100000" w14:sy="100000" w14:kx="0" w14:ky="0" w14:algn="ctr">
+            <w14:srgbClr w14:val="6E747A">
+              <w14:alpha w14:val="57000"/>
+            </w14:srgbClr>
+          </w14:shadow>
+          <w14:textOutline w14:w="0" w14:cap="flat" w14:cmpd="sng" w14:algn="ctr">
+            <w14:noFill/>
+            <w14:prstDash w14:val="solid"/>
+            <w14:round/>
+          </w14:textOutline>
+        </w:rPr>
+        <w:t>)</w:t>
+      </w:r>
+      <w:r>
+        <w:rPr>
+          <w:rFonts w:hint="cs"/>
+          <w:sz w:val="28"/>
+          <w:szCs w:val="28"/>
+          <w:rtl/>
+          <w14:shadow w14:blurRad="38100" w14:dist="25400" w14:dir="5400000" w14:sx="100000" w14:sy="100000" w14:kx="0" w14:ky="0" w14:algn="ctr">
+            <w14:srgbClr w14:val="6E747A">
+              <w14:alpha w14:val="57000"/>
+            </w14:srgbClr>
+          </w14:shadow>
+          <w14:textOutline w14:w="0" w14:cap="flat" w14:cmpd="sng" w14:algn="ctr">
+            <w14:noFill/>
+            <w14:prstDash w14:val="solid"/>
+            <w14:round/>
+          </w14:textOutline>
+        </w:rPr>
+        <w:t xml:space="preserve"> מחשב המנהל (האדמין), עליו יש את ממשק המנהל ומאפשר גישה לניהול המידע של המשתמשים.</w:t>
+      </w:r>
+    </w:p>
+    <w:p>
+      <w:pPr>
+        <w:rPr>
+          <w:sz w:val="28"/>
+          <w:szCs w:val="28"/>
+          <w:rtl/>
+          <w14:shadow w14:blurRad="38100" w14:dist="25400" w14:dir="5400000" w14:sx="100000" w14:sy="100000" w14:kx="0" w14:ky="0" w14:algn="ctr">
+            <w14:srgbClr w14:val="6E747A">
+              <w14:alpha w14:val="57000"/>
+            </w14:srgbClr>
+          </w14:shadow>
+          <w14:textOutline w14:w="0" w14:cap="flat" w14:cmpd="sng" w14:algn="ctr">
+            <w14:noFill/>
+            <w14:prstDash w14:val="solid"/>
+            <w14:round/>
+          </w14:textOutline>
+        </w:rPr>
+      </w:pPr>
+      <w:r>
+        <w:rPr>
+          <w:rFonts w:hint="cs"/>
+          <w:sz w:val="28"/>
+          <w:szCs w:val="28"/>
+          <w:u w:val="single"/>
+          <w:rtl/>
+          <w14:shadow w14:blurRad="38100" w14:dist="25400" w14:dir="5400000" w14:sx="100000" w14:sy="100000" w14:kx="0" w14:ky="0" w14:algn="ctr">
+            <w14:srgbClr w14:val="6E747A">
+              <w14:alpha w14:val="57000"/>
+            </w14:srgbClr>
+          </w14:shadow>
+          <w14:textOutline w14:w="0" w14:cap="flat" w14:cmpd="sng" w14:algn="ctr">
+            <w14:noFill/>
+            <w14:prstDash w14:val="solid"/>
+            <w14:round/>
+          </w14:textOutline>
+        </w:rPr>
+        <w:t xml:space="preserve">לקוח </w:t>
+      </w:r>
+      <w:r>
+        <w:rPr>
+          <w:sz w:val="28"/>
+          <w:szCs w:val="28"/>
+          <w:u w:val="single"/>
+          <w:rtl/>
+          <w14:shadow w14:blurRad="38100" w14:dist="25400" w14:dir="5400000" w14:sx="100000" w14:sy="100000" w14:kx="0" w14:ky="0" w14:algn="ctr">
+            <w14:srgbClr w14:val="6E747A">
+              <w14:alpha w14:val="57000"/>
+            </w14:srgbClr>
+          </w14:shadow>
+          <w14:textOutline w14:w="0" w14:cap="flat" w14:cmpd="sng" w14:algn="ctr">
+            <w14:noFill/>
+            <w14:prstDash w14:val="solid"/>
+            <w14:round/>
+          </w14:textOutline>
+        </w:rPr>
+        <w:t>–</w:t>
+      </w:r>
+      <w:r>
+        <w:rPr>
+          <w:rFonts w:hint="cs"/>
+          <w:sz w:val="28"/>
+          <w:szCs w:val="28"/>
+          <w:u w:val="single"/>
+          <w:rtl/>
+          <w14:shadow w14:blurRad="38100" w14:dist="25400" w14:dir="5400000" w14:sx="100000" w14:sy="100000" w14:kx="0" w14:ky="0" w14:algn="ctr">
+            <w14:srgbClr w14:val="6E747A">
+              <w14:alpha w14:val="57000"/>
+            </w14:srgbClr>
+          </w14:shadow>
+          <w14:textOutline w14:w="0" w14:cap="flat" w14:cmpd="sng" w14:algn="ctr">
+            <w14:noFill/>
+            <w14:prstDash w14:val="solid"/>
+            <w14:round/>
+          </w14:textOutline>
+        </w:rPr>
+        <w:t xml:space="preserve"> </w:t>
+      </w:r>
+      <w:r>
+        <w:rPr>
+          <w:rFonts w:hint="cs"/>
+          <w:sz w:val="28"/>
+          <w:szCs w:val="28"/>
+          <w:rtl/>
+          <w14:shadow w14:blurRad="38100" w14:dist="25400" w14:dir="5400000" w14:sx="100000" w14:sy="100000" w14:kx="0" w14:ky="0" w14:algn="ctr">
+            <w14:srgbClr w14:val="6E747A">
+              <w14:alpha w14:val="57000"/>
+            </w14:srgbClr>
+          </w14:shadow>
+          <w14:textOutline w14:w="0" w14:cap="flat" w14:cmpd="sng" w14:algn="ctr">
+            <w14:noFill/>
+            <w14:prstDash w14:val="solid"/>
+            <w14:round/>
+          </w14:textOutline>
+        </w:rPr>
+        <w:t>(</w:t>
+      </w:r>
+      <w:r>
+        <w:rPr>
+          <w:rFonts w:hint="cs"/>
+          <w:sz w:val="28"/>
+          <w:szCs w:val="28"/>
+          <w14:shadow w14:blurRad="38100" w14:dist="25400" w14:dir="5400000" w14:sx="100000" w14:sy="100000" w14:kx="0" w14:ky="0" w14:algn="ctr">
+            <w14:srgbClr w14:val="6E747A">
+              <w14:alpha w14:val="57000"/>
+            </w14:srgbClr>
+          </w14:shadow>
+          <w14:textOutline w14:w="0" w14:cap="flat" w14:cmpd="sng" w14:algn="ctr">
+            <w14:noFill/>
+            <w14:prstDash w14:val="solid"/>
+            <w14:round/>
+          </w14:textOutline>
+        </w:rPr>
+        <w:t>C</w:t>
+      </w:r>
+      <w:r>
+        <w:rPr>
+          <w:sz w:val="28"/>
+          <w:szCs w:val="28"/>
+          <w14:shadow w14:blurRad="38100" w14:dist="25400" w14:dir="5400000" w14:sx="100000" w14:sy="100000" w14:kx="0" w14:ky="0" w14:algn="ctr">
+            <w14:srgbClr w14:val="6E747A">
+              <w14:alpha w14:val="57000"/>
+            </w14:srgbClr>
+          </w14:shadow>
+          <w14:textOutline w14:w="0" w14:cap="flat" w14:cmpd="sng" w14:algn="ctr">
+            <w14:noFill/>
+            <w14:prstDash w14:val="solid"/>
+            <w14:round/>
+          </w14:textOutline>
+        </w:rPr>
+        <w:t>lient</w:t>
+      </w:r>
+      <w:r>
+        <w:rPr>
+          <w:rFonts w:hint="cs"/>
+          <w:sz w:val="28"/>
+          <w:szCs w:val="28"/>
+          <w:rtl/>
+          <w14:shadow w14:blurRad="38100" w14:dist="25400" w14:dir="5400000" w14:sx="100000" w14:sy="100000" w14:kx="0" w14:ky="0" w14:algn="ctr">
+            <w14:srgbClr w14:val="6E747A">
+              <w14:alpha w14:val="57000"/>
+            </w14:srgbClr>
+          </w14:shadow>
+          <w14:textOutline w14:w="0" w14:cap="flat" w14:cmpd="sng" w14:algn="ctr">
+            <w14:noFill/>
+            <w14:prstDash w14:val="solid"/>
+            <w14:round/>
+          </w14:textOutline>
+        </w:rPr>
+        <w:t>) מחשב המשתמש המחובר למערכת השרת</w:t>
+      </w:r>
+    </w:p>
+    <w:p>
+      <w:pPr>
+        <w:rPr>
+          <w:sz w:val="28"/>
+          <w:szCs w:val="28"/>
+          <w:rtl/>
+          <w14:shadow w14:blurRad="38100" w14:dist="25400" w14:dir="5400000" w14:sx="100000" w14:sy="100000" w14:kx="0" w14:ky="0" w14:algn="ctr">
+            <w14:srgbClr w14:val="6E747A">
+              <w14:alpha w14:val="57000"/>
+            </w14:srgbClr>
+          </w14:shadow>
+          <w14:textOutline w14:w="0" w14:cap="flat" w14:cmpd="sng" w14:algn="ctr">
+            <w14:noFill/>
+            <w14:prstDash w14:val="solid"/>
+            <w14:round/>
+          </w14:textOutline>
+        </w:rPr>
+      </w:pPr>
+    </w:p>
+    <w:p>
+      <w:pPr>
+        <w:rPr>
+          <w:rFonts w:hint="cs"/>
+          <w:sz w:val="40"/>
+          <w:szCs w:val="40"/>
+          <w:u w:val="single"/>
+          <w:rtl/>
+          <w14:shadow w14:blurRad="38100" w14:dist="25400" w14:dir="5400000" w14:sx="100000" w14:sy="100000" w14:kx="0" w14:ky="0" w14:algn="ctr">
+            <w14:srgbClr w14:val="6E747A">
+              <w14:alpha w14:val="57000"/>
+            </w14:srgbClr>
+          </w14:shadow>
+          <w14:textOutline w14:w="0" w14:cap="flat" w14:cmpd="sng" w14:algn="ctr">
+            <w14:noFill/>
+            <w14:prstDash w14:val="solid"/>
+            <w14:round/>
+          </w14:textOutline>
+        </w:rPr>
+      </w:pPr>
+      <w:r>
+        <w:rPr>
+          <w:rFonts w:hint="cs"/>
+          <w:sz w:val="40"/>
+          <w:szCs w:val="40"/>
+          <w:u w:val="single"/>
+          <w:rtl/>
+          <w14:shadow w14:blurRad="38100" w14:dist="25400" w14:dir="5400000" w14:sx="100000" w14:sy="100000" w14:kx="0" w14:ky="0" w14:algn="ctr">
+            <w14:srgbClr w14:val="6E747A">
+              <w14:alpha w14:val="57000"/>
+            </w14:srgbClr>
+          </w14:shadow>
+          <w14:textOutline w14:w="0" w14:cap="flat" w14:cmpd="sng" w14:algn="ctr">
+            <w14:noFill/>
+            <w14:prstDash w14:val="solid"/>
+            <w14:round/>
+          </w14:textOutline>
+        </w:rPr>
+        <w:t>אתגרי המערכת</w:t>
+      </w:r>
+    </w:p>
+    <w:p>
+      <w:pPr>
+        <w:pStyle w:val="afc"/>
+        <w:numPr>
+          <w:ilvl w:val="0"/>
+          <w:numId w:val="8"/>
+        </w:numPr>
+        <w:rPr>
+          <w:sz w:val="28"/>
+          <w:szCs w:val="28"/>
+          <w14:shadow w14:blurRad="38100" w14:dist="25400" w14:dir="5400000" w14:sx="100000" w14:sy="100000" w14:kx="0" w14:ky="0" w14:algn="ctr">
+            <w14:srgbClr w14:val="6E747A">
+              <w14:alpha w14:val="57000"/>
+            </w14:srgbClr>
+          </w14:shadow>
+          <w14:textOutline w14:w="0" w14:cap="flat" w14:cmpd="sng" w14:algn="ctr">
+            <w14:noFill/>
+            <w14:prstDash w14:val="solid"/>
+            <w14:round/>
+          </w14:textOutline>
+        </w:rPr>
+      </w:pPr>
+      <w:r>
+        <w:rPr>
+          <w:rFonts w:hint="cs"/>
+          <w:sz w:val="28"/>
+          <w:szCs w:val="28"/>
+          <w:rtl/>
+          <w14:shadow w14:blurRad="38100" w14:dist="25400" w14:dir="5400000" w14:sx="100000" w14:sy="100000" w14:kx="0" w14:ky="0" w14:algn="ctr">
+            <w14:srgbClr w14:val="6E747A">
+              <w14:alpha w14:val="57000"/>
+            </w14:srgbClr>
+          </w14:shadow>
+          <w14:textOutline w14:w="0" w14:cap="flat" w14:cmpd="sng" w14:algn="ctr">
+            <w14:noFill/>
+            <w14:prstDash w14:val="solid"/>
+            <w14:round/>
+          </w14:textOutline>
+        </w:rPr>
+        <w:t>חקירת תוכנות וטכנולוגיות שונות לשמירה על המידע של המשתמשים ויצירת ממשק לקוח ושרת קלים לתפעול.</w:t>
+      </w:r>
+    </w:p>
+    <w:p>
+      <w:pPr>
+        <w:pStyle w:val="afc"/>
+        <w:numPr>
+          <w:ilvl w:val="0"/>
+          <w:numId w:val="8"/>
+        </w:numPr>
+        <w:rPr>
+          <w:rFonts w:hint="cs"/>
+          <w:sz w:val="28"/>
+          <w:szCs w:val="28"/>
+          <w14:shadow w14:blurRad="38100" w14:dist="25400" w14:dir="5400000" w14:sx="100000" w14:sy="100000" w14:kx="0" w14:ky="0" w14:algn="ctr">
+            <w14:srgbClr w14:val="6E747A">
+              <w14:alpha w14:val="57000"/>
+            </w14:srgbClr>
+          </w14:shadow>
+          <w14:textOutline w14:w="0" w14:cap="flat" w14:cmpd="sng" w14:algn="ctr">
+            <w14:noFill/>
+            <w14:prstDash w14:val="solid"/>
+            <w14:round/>
+          </w14:textOutline>
+        </w:rPr>
+      </w:pPr>
+      <w:r>
+        <w:rPr>
+          <w:rFonts w:hint="cs"/>
+          <w:sz w:val="28"/>
+          <w:szCs w:val="28"/>
+          <w:rtl/>
+          <w14:shadow w14:blurRad="38100" w14:dist="25400" w14:dir="5400000" w14:sx="100000" w14:sy="100000" w14:kx="0" w14:ky="0" w14:algn="ctr">
+            <w14:srgbClr w14:val="6E747A">
+              <w14:alpha w14:val="57000"/>
+            </w14:srgbClr>
+          </w14:shadow>
+          <w14:textOutline w14:w="0" w14:cap="flat" w14:cmpd="sng" w14:algn="ctr">
+            <w14:noFill/>
+            <w14:prstDash w14:val="solid"/>
+            <w14:round/>
+          </w14:textOutline>
+        </w:rPr>
+        <w:t>שיתוף המידע הקריטי בזמן אמת בין שחקנים ובין משתמש לשרת</w:t>
+      </w:r>
+    </w:p>
+    <w:p>
+      <w:pPr>
+        <w:pStyle w:val="afc"/>
+        <w:numPr>
+          <w:ilvl w:val="0"/>
+          <w:numId w:val="8"/>
+        </w:numPr>
+        <w:rPr>
+          <w:sz w:val="28"/>
+          <w:szCs w:val="28"/>
+          <w14:shadow w14:blurRad="38100" w14:dist="25400" w14:dir="5400000" w14:sx="100000" w14:sy="100000" w14:kx="0" w14:ky="0" w14:algn="ctr">
+            <w14:srgbClr w14:val="6E747A">
+              <w14:alpha w14:val="57000"/>
+            </w14:srgbClr>
+          </w14:shadow>
+          <w14:textOutline w14:w="0" w14:cap="flat" w14:cmpd="sng" w14:algn="ctr">
+            <w14:noFill/>
+            <w14:prstDash w14:val="solid"/>
+            <w14:round/>
+          </w14:textOutline>
+        </w:rPr>
+      </w:pPr>
+      <w:r>
+        <w:rPr>
+          <w:rFonts w:hint="cs"/>
+          <w:sz w:val="28"/>
+          <w:szCs w:val="28"/>
+          <w:rtl/>
+          <w14:shadow w14:blurRad="38100" w14:dist="25400" w14:dir="5400000" w14:sx="100000" w14:sy="100000" w14:kx="0" w14:ky="0" w14:algn="ctr">
+            <w14:srgbClr w14:val="6E747A">
+              <w14:alpha w14:val="57000"/>
+            </w14:srgbClr>
+          </w14:shadow>
+          <w14:textOutline w14:w="0" w14:cap="flat" w14:cmpd="sng" w14:algn="ctr">
+            <w14:noFill/>
+            <w14:prstDash w14:val="solid"/>
+            <w14:round/>
+          </w14:textOutline>
+        </w:rPr>
+        <w:t>טיפול בהשהיית ומחיקת משתמש, העפת המשתמש מהמשחק ומהמערכת</w:t>
+      </w:r>
+    </w:p>
+    <w:p>
+      <w:pPr>
+        <w:pStyle w:val="afc"/>
+        <w:numPr>
+          <w:ilvl w:val="0"/>
+          <w:numId w:val="8"/>
+        </w:numPr>
+        <w:rPr>
+          <w:sz w:val="28"/>
+          <w:szCs w:val="28"/>
+          <w14:shadow w14:blurRad="38100" w14:dist="25400" w14:dir="5400000" w14:sx="100000" w14:sy="100000" w14:kx="0" w14:ky="0" w14:algn="ctr">
+            <w14:srgbClr w14:val="6E747A">
+              <w14:alpha w14:val="57000"/>
+            </w14:srgbClr>
+          </w14:shadow>
+          <w14:textOutline w14:w="0" w14:cap="flat" w14:cmpd="sng" w14:algn="ctr">
+            <w14:noFill/>
+            <w14:prstDash w14:val="solid"/>
+            <w14:round/>
+          </w14:textOutline>
+        </w:rPr>
+      </w:pPr>
+      <w:r>
+        <w:rPr>
+          <w:rFonts w:hint="cs"/>
+          <w:sz w:val="28"/>
+          <w:szCs w:val="28"/>
+          <w:rtl/>
+          <w14:shadow w14:blurRad="38100" w14:dist="25400" w14:dir="5400000" w14:sx="100000" w14:sy="100000" w14:kx="0" w14:ky="0" w14:algn="ctr">
+            <w14:srgbClr w14:val="6E747A">
+              <w14:alpha w14:val="57000"/>
+            </w14:srgbClr>
+          </w14:shadow>
+          <w14:textOutline w14:w="0" w14:cap="flat" w14:cmpd="sng" w14:algn="ctr">
+            <w14:noFill/>
+            <w14:prstDash w14:val="solid"/>
+            <w14:round/>
+          </w14:textOutline>
+        </w:rPr>
+        <w:t>מניעת קריסות בעת שמשתמש מזמין תור בזירה ויוצא לפני שהקרב התחיל</w:t>
+      </w:r>
+    </w:p>
+    <w:p>
+      <w:pPr>
+        <w:rPr>
+          <w:sz w:val="28"/>
+          <w:szCs w:val="28"/>
+          <w:rtl/>
+          <w14:shadow w14:blurRad="38100" w14:dist="25400" w14:dir="5400000" w14:sx="100000" w14:sy="100000" w14:kx="0" w14:ky="0" w14:algn="ctr">
+            <w14:srgbClr w14:val="6E747A">
+              <w14:alpha w14:val="57000"/>
+            </w14:srgbClr>
+          </w14:shadow>
+          <w14:textOutline w14:w="0" w14:cap="flat" w14:cmpd="sng" w14:algn="ctr">
+            <w14:noFill/>
+            <w14:prstDash w14:val="solid"/>
+            <w14:round/>
+          </w14:textOutline>
+        </w:rPr>
+      </w:pPr>
+    </w:p>
+    <w:p>
+      <w:pPr>
+        <w:rPr>
+          <w:rFonts w:hint="cs"/>
+          <w:sz w:val="32"/>
+          <w:szCs w:val="32"/>
+          <w:u w:val="single"/>
+          <w:rtl/>
+          <w14:shadow w14:blurRad="38100" w14:dist="25400" w14:dir="5400000" w14:sx="100000" w14:sy="100000" w14:kx="0" w14:ky="0" w14:algn="ctr">
+            <w14:srgbClr w14:val="6E747A">
+              <w14:alpha w14:val="57000"/>
+            </w14:srgbClr>
+          </w14:shadow>
+          <w14:textOutline w14:w="0" w14:cap="flat" w14:cmpd="sng" w14:algn="ctr">
+            <w14:noFill/>
+            <w14:prstDash w14:val="solid"/>
+            <w14:round/>
+          </w14:textOutline>
+        </w:rPr>
+      </w:pPr>
+      <w:r>
+        <w:rPr>
+          <w:rFonts w:hint="cs"/>
+          <w:sz w:val="32"/>
+          <w:szCs w:val="32"/>
+          <w:u w:val="single"/>
+          <w:rtl/>
+          <w14:shadow w14:blurRad="38100" w14:dist="25400" w14:dir="5400000" w14:sx="100000" w14:sy="100000" w14:kx="0" w14:ky="0" w14:algn="ctr">
+            <w14:srgbClr w14:val="6E747A">
+              <w14:alpha w14:val="57000"/>
+            </w14:srgbClr>
+          </w14:shadow>
+          <w14:textOutline w14:w="0" w14:cap="flat" w14:cmpd="sng" w14:algn="ctr">
+            <w14:noFill/>
+            <w14:prstDash w14:val="solid"/>
+            <w14:round/>
+          </w14:textOutline>
+        </w:rPr>
+        <w:t>תיחום המערכת</w:t>
+      </w:r>
+    </w:p>
+    <w:p>
+      <w:pPr>
+        <w:rPr>
+          <w:sz w:val="28"/>
+          <w:szCs w:val="28"/>
+          <w14:shadow w14:blurRad="38100" w14:dist="25400" w14:dir="5400000" w14:sx="100000" w14:sy="100000" w14:kx="0" w14:ky="0" w14:algn="ctr">
+            <w14:srgbClr w14:val="6E747A">
+              <w14:alpha w14:val="57000"/>
+            </w14:srgbClr>
+          </w14:shadow>
+          <w14:textOutline w14:w="0" w14:cap="flat" w14:cmpd="sng" w14:algn="ctr">
+            <w14:noFill/>
+            <w14:prstDash w14:val="solid"/>
+            <w14:round/>
+          </w14:textOutline>
+        </w:rPr>
+      </w:pPr>
+      <w:r>
+        <w:rPr>
+          <w:rFonts w:hint="cs"/>
+          <w:sz w:val="28"/>
+          <w:szCs w:val="28"/>
+          <w:rtl/>
+          <w14:shadow w14:blurRad="38100" w14:dist="25400" w14:dir="5400000" w14:sx="100000" w14:sy="100000" w14:kx="0" w14:ky="0" w14:algn="ctr">
+            <w14:srgbClr w14:val="6E747A">
+              <w14:alpha w14:val="57000"/>
+            </w14:srgbClr>
+          </w14:shadow>
+          <w14:textOutline w14:w="0" w14:cap="flat" w14:cmpd="sng" w14:algn="ctr">
+            <w14:noFill/>
+            <w14:prstDash w14:val="solid"/>
+            <w14:round/>
+          </w14:textOutline>
+        </w:rPr>
+        <w:t xml:space="preserve">המערכת תותקן על מחשבי </w:t>
+      </w:r>
+      <w:r>
+        <w:rPr>
+          <w:rFonts w:hint="cs"/>
+          <w:sz w:val="28"/>
+          <w:szCs w:val="28"/>
+          <w14:shadow w14:blurRad="38100" w14:dist="25400" w14:dir="5400000" w14:sx="100000" w14:sy="100000" w14:kx="0" w14:ky="0" w14:algn="ctr">
+            <w14:srgbClr w14:val="6E747A">
+              <w14:alpha w14:val="57000"/>
+            </w14:srgbClr>
+          </w14:shadow>
+          <w14:textOutline w14:w="0" w14:cap="flat" w14:cmpd="sng" w14:algn="ctr">
+            <w14:noFill/>
+            <w14:prstDash w14:val="solid"/>
+            <w14:round/>
+          </w14:textOutline>
+        </w:rPr>
+        <w:t>W</w:t>
+      </w:r>
+      <w:r>
+        <w:rPr>
+          <w:sz w:val="28"/>
+          <w:szCs w:val="28"/>
+          <w14:shadow w14:blurRad="38100" w14:dist="25400" w14:dir="5400000" w14:sx="100000" w14:sy="100000" w14:kx="0" w14:ky="0" w14:algn="ctr">
+            <w14:srgbClr w14:val="6E747A">
+              <w14:alpha w14:val="57000"/>
+            </w14:srgbClr>
+          </w14:shadow>
+          <w14:textOutline w14:w="0" w14:cap="flat" w14:cmpd="sng" w14:algn="ctr">
+            <w14:noFill/>
+            <w14:prstDash w14:val="solid"/>
+            <w14:round/>
+          </w14:textOutline>
+        </w:rPr>
+        <w:t>indows 7</w:t>
+      </w:r>
+      <w:r>
+        <w:rPr>
+          <w:rFonts w:hint="cs"/>
+          <w:sz w:val="28"/>
+          <w:szCs w:val="28"/>
+          <w:rtl/>
+          <w14:shadow w14:blurRad="38100" w14:dist="25400" w14:dir="5400000" w14:sx="100000" w14:sy="100000" w14:kx="0" w14:ky="0" w14:algn="ctr">
+            <w14:srgbClr w14:val="6E747A">
+              <w14:alpha w14:val="57000"/>
+            </w14:srgbClr>
+          </w14:shadow>
+          <w14:textOutline w14:w="0" w14:cap="flat" w14:cmpd="sng" w14:algn="ctr">
+            <w14:noFill/>
+            <w14:prstDash w14:val="solid"/>
+            <w14:round/>
+          </w14:textOutline>
+        </w:rPr>
+        <w:t xml:space="preserve"> ומעלה, (תומכת גם ב</w:t>
+      </w:r>
+      <w:r>
+        <w:rPr>
+          <w:rFonts w:hint="cs"/>
+          <w:sz w:val="28"/>
+          <w:szCs w:val="28"/>
+          <w14:shadow w14:blurRad="38100" w14:dist="25400" w14:dir="5400000" w14:sx="100000" w14:sy="100000" w14:kx="0" w14:ky="0" w14:algn="ctr">
+            <w14:srgbClr w14:val="6E747A">
+              <w14:alpha w14:val="57000"/>
+            </w14:srgbClr>
+          </w14:shadow>
+          <w14:textOutline w14:w="0" w14:cap="flat" w14:cmpd="sng" w14:algn="ctr">
+            <w14:noFill/>
+            <w14:prstDash w14:val="solid"/>
+            <w14:round/>
+          </w14:textOutline>
+        </w:rPr>
+        <w:t>L</w:t>
+      </w:r>
+      <w:r>
+        <w:rPr>
+          <w:sz w:val="28"/>
+          <w:szCs w:val="28"/>
+          <w14:shadow w14:blurRad="38100" w14:dist="25400" w14:dir="5400000" w14:sx="100000" w14:sy="100000" w14:kx="0" w14:ky="0" w14:algn="ctr">
+            <w14:srgbClr w14:val="6E747A">
+              <w14:alpha w14:val="57000"/>
+            </w14:srgbClr>
+          </w14:shadow>
+          <w14:textOutline w14:w="0" w14:cap="flat" w14:cmpd="sng" w14:algn="ctr">
+            <w14:noFill/>
+            <w14:prstDash w14:val="solid"/>
+            <w14:round/>
+          </w14:textOutline>
+        </w:rPr>
+        <w:t>inux</w:t>
+      </w:r>
+      <w:r>
+        <w:rPr>
+          <w:rFonts w:hint="cs"/>
+          <w:sz w:val="28"/>
+          <w:szCs w:val="28"/>
+          <w:rtl/>
+          <w14:shadow w14:blurRad="38100" w14:dist="25400" w14:dir="5400000" w14:sx="100000" w14:sy="100000" w14:kx="0" w14:ky="0" w14:algn="ctr">
+            <w14:srgbClr w14:val="6E747A">
+              <w14:alpha w14:val="57000"/>
+            </w14:srgbClr>
+          </w14:shadow>
+          <w14:textOutline w14:w="0" w14:cap="flat" w14:cmpd="sng" w14:algn="ctr">
+            <w14:noFill/>
+            <w14:prstDash w14:val="solid"/>
+            <w14:round/>
+          </w14:textOutline>
+        </w:rPr>
+        <w:t>)</w:t>
+      </w:r>
+      <w:r>
+        <w:rPr>
+          <w:rFonts w:hint="cs"/>
+          <w:sz w:val="28"/>
+          <w:szCs w:val="28"/>
+          <w:rtl/>
+          <w14:shadow w14:blurRad="38100" w14:dist="25400" w14:dir="5400000" w14:sx="100000" w14:sy="100000" w14:kx="0" w14:ky="0" w14:algn="ctr">
+            <w14:srgbClr w14:val="6E747A">
+              <w14:alpha w14:val="57000"/>
+            </w14:srgbClr>
+          </w14:shadow>
+          <w14:textOutline w14:w="0" w14:cap="flat" w14:cmpd="sng" w14:algn="ctr">
+            <w14:noFill/>
+            <w14:prstDash w14:val="solid"/>
+            <w14:round/>
+          </w14:textOutline>
+        </w:rPr>
+        <w:t xml:space="preserve">, המערכת תתמוך במספר מרכזי בקרה (תחת אותה ישות רשת והתחשבות בשינוי הפורטים המואזנים), באופן תאורטי המערכת מסוגלת להתמודד עם מספר לא מוגבל של לקוחות בו זמנית, אם עם זאת כמות גדולה עלולה ליצור עומס על מרכז הבקרה/ השרת ולהאט את תפעולו, לכל צורך של קבוצות בסדר גודל של בערך 20 </w:t>
+      </w:r>
+      <w:r>
+        <w:rPr>
+          <w:sz w:val="28"/>
+          <w:szCs w:val="28"/>
+          <w:rtl/>
+          <w14:shadow w14:blurRad="38100" w14:dist="25400" w14:dir="5400000" w14:sx="100000" w14:sy="100000" w14:kx="0" w14:ky="0" w14:algn="ctr">
+            <w14:srgbClr w14:val="6E747A">
+              <w14:alpha w14:val="57000"/>
+            </w14:srgbClr>
+          </w14:shadow>
+          <w14:textOutline w14:w="0" w14:cap="flat" w14:cmpd="sng" w14:algn="ctr">
+            <w14:noFill/>
+            <w14:prstDash w14:val="solid"/>
+            <w14:round/>
+          </w14:textOutline>
+        </w:rPr>
+        <w:t>–</w:t>
+      </w:r>
+      <w:r>
+        <w:rPr>
+          <w:rFonts w:hint="cs"/>
+          <w:sz w:val="28"/>
+          <w:szCs w:val="28"/>
+          <w:rtl/>
+          <w14:shadow w14:blurRad="38100" w14:dist="25400" w14:dir="5400000" w14:sx="100000" w14:sy="100000" w14:kx="0" w14:ky="0" w14:algn="ctr">
+            <w14:srgbClr w14:val="6E747A">
+              <w14:alpha w14:val="57000"/>
+            </w14:srgbClr>
+          </w14:shadow>
+          <w14:textOutline w14:w="0" w14:cap="flat" w14:cmpd="sng" w14:algn="ctr">
+            <w14:noFill/>
+            <w14:prstDash w14:val="solid"/>
+            <w14:round/>
+          </w14:textOutline>
+        </w:rPr>
+        <w:t xml:space="preserve"> 30 איש.</w:t>
+      </w:r>
       <w:bookmarkStart w:id="0" w:name="_GoBack"/>
       <w:bookmarkEnd w:id="0"/>
-    </w:p>
-    <w:p>
-      <w:pPr>
-        <w:rPr>
-          <w:sz w:val="28"/>
-          <w:szCs w:val="28"/>
-          <w:rtl/>
-          <w14:shadow w14:blurRad="38100" w14:dist="25400" w14:dir="5400000" w14:sx="100000" w14:sy="100000" w14:kx="0" w14:ky="0" w14:algn="ctr">
-            <w14:srgbClr w14:val="6E747A">
-              <w14:alpha w14:val="57000"/>
-            </w14:srgbClr>
-          </w14:shadow>
-          <w14:textOutline w14:w="0" w14:cap="flat" w14:cmpd="sng" w14:algn="ctr">
-            <w14:noFill/>
-            <w14:prstDash w14:val="solid"/>
-            <w14:round/>
-          </w14:textOutline>
-        </w:rPr>
-      </w:pPr>
     </w:p>
     <w:sectPr>
       <w:headerReference w:type="default" r:id="rId8"/>
@@ -1465,7 +3164,7 @@
 </file>
 
 <file path=word/endnotes.xml><?xml version="1.0" encoding="utf-8"?>
-<w:endnotes xmlns:wpc="http://schemas.microsoft.com/office/word/2010/wordprocessingCanvas" xmlns:cx="http://schemas.microsoft.com/office/drawing/2014/chartex" xmlns:cx1="http://schemas.microsoft.com/office/drawing/2015/9/8/chartex" xmlns:cx2="http://schemas.microsoft.com/office/drawing/2015/10/21/chartex" xmlns:cx3="http://schemas.microsoft.com/office/drawing/2016/5/9/chartex" xmlns:cx4="http://schemas.microsoft.com/office/drawing/2016/5/10/chartex" xmlns:cx5="http://schemas.microsoft.com/office/drawing/2016/5/11/chartex" xmlns:cx6="http://schemas.microsoft.com/office/drawing/2016/5/12/chartex" xmlns:cx7="http://schemas.microsoft.com/office/drawing/2016/5/13/chartex" xmlns:cx8="http://schemas.microsoft.com/office/drawing/2016/5/14/chartex" xmlns:mc="http://schemas.openxmlformats.org/markup-compatibility/2006" xmlns:aink="http://schemas.microsoft.com/office/drawing/2016/ink" xmlns:am3d="http://schemas.microsoft.com/office/drawing/2017/model3d" xmlns:o="urn:schemas-microsoft-com:office:office" xmlns:r="http://schemas.openxmlformats.org/officeDocument/2006/relationships" xmlns:m="http://schemas.openxmlformats.org/officeDocument/2006/math" xmlns:v="urn:schemas-microsoft-com:vml" xmlns:wp14="http://schemas.microsoft.com/office/word/2010/wordprocessingDrawing" xmlns:wp="http://schemas.openxmlformats.org/drawingml/2006/wordprocessingDrawing" xmlns:w10="urn:schemas-microsoft-com:office:word" xmlns:w="http://schemas.openxmlformats.org/wordprocessingml/2006/main" xmlns:w14="http://schemas.microsoft.com/office/word/2010/wordml" xmlns:w15="http://schemas.microsoft.com/office/word/2012/wordml" xmlns:w16cid="http://schemas.microsoft.com/office/word/2016/wordml/cid" xmlns:w16se="http://schemas.microsoft.com/office/word/2015/wordml/symex" xmlns:wpg="http://schemas.microsoft.com/office/word/2010/wordprocessingGroup" xmlns:wpi="http://schemas.microsoft.com/office/word/2010/wordprocessingInk" xmlns:wne="http://schemas.microsoft.com/office/word/2006/wordml" xmlns:wps="http://schemas.microsoft.com/office/word/2010/wordprocessingShape" mc:Ignorable="w14 w15 w16se w16cid wp14">
+<w:endnotes xmlns:wpc="http://schemas.microsoft.com/office/word/2010/wordprocessingCanvas" xmlns:cx="http://schemas.microsoft.com/office/drawing/2014/chartex" xmlns:mc="http://schemas.openxmlformats.org/markup-compatibility/2006" xmlns:o="urn:schemas-microsoft-com:office:office" xmlns:r="http://schemas.openxmlformats.org/officeDocument/2006/relationships" xmlns:m="http://schemas.openxmlformats.org/officeDocument/2006/math" xmlns:v="urn:schemas-microsoft-com:vml" xmlns:wp14="http://schemas.microsoft.com/office/word/2010/wordprocessingDrawing" xmlns:wp="http://schemas.openxmlformats.org/drawingml/2006/wordprocessingDrawing" xmlns:w10="urn:schemas-microsoft-com:office:word" xmlns:w="http://schemas.openxmlformats.org/wordprocessingml/2006/main" xmlns:w14="http://schemas.microsoft.com/office/word/2010/wordml" xmlns:w15="http://schemas.microsoft.com/office/word/2012/wordml" xmlns:w16se="http://schemas.microsoft.com/office/word/2015/wordml/symex" xmlns:wpg="http://schemas.microsoft.com/office/word/2010/wordprocessingGroup" xmlns:wpi="http://schemas.microsoft.com/office/word/2010/wordprocessingInk" xmlns:wne="http://schemas.microsoft.com/office/word/2006/wordml" xmlns:wps="http://schemas.microsoft.com/office/word/2010/wordprocessingShape" mc:Ignorable="w14 w15 w16se wp14">
   <w:endnote w:type="separator" w:id="-1">
     <w:p>
       <w:pPr>
@@ -1490,7 +3189,7 @@
 </file>
 
 <file path=word/footer1.xml><?xml version="1.0" encoding="utf-8"?>
-<w:ftr xmlns:wpc="http://schemas.microsoft.com/office/word/2010/wordprocessingCanvas" xmlns:cx="http://schemas.microsoft.com/office/drawing/2014/chartex" xmlns:cx1="http://schemas.microsoft.com/office/drawing/2015/9/8/chartex" xmlns:cx2="http://schemas.microsoft.com/office/drawing/2015/10/21/chartex" xmlns:cx3="http://schemas.microsoft.com/office/drawing/2016/5/9/chartex" xmlns:cx4="http://schemas.microsoft.com/office/drawing/2016/5/10/chartex" xmlns:cx5="http://schemas.microsoft.com/office/drawing/2016/5/11/chartex" xmlns:cx6="http://schemas.microsoft.com/office/drawing/2016/5/12/chartex" xmlns:cx7="http://schemas.microsoft.com/office/drawing/2016/5/13/chartex" xmlns:cx8="http://schemas.microsoft.com/office/drawing/2016/5/14/chartex" xmlns:mc="http://schemas.openxmlformats.org/markup-compatibility/2006" xmlns:aink="http://schemas.microsoft.com/office/drawing/2016/ink" xmlns:am3d="http://schemas.microsoft.com/office/drawing/2017/model3d" xmlns:o="urn:schemas-microsoft-com:office:office" xmlns:r="http://schemas.openxmlformats.org/officeDocument/2006/relationships" xmlns:m="http://schemas.openxmlformats.org/officeDocument/2006/math" xmlns:v="urn:schemas-microsoft-com:vml" xmlns:wp14="http://schemas.microsoft.com/office/word/2010/wordprocessingDrawing" xmlns:wp="http://schemas.openxmlformats.org/drawingml/2006/wordprocessingDrawing" xmlns:w10="urn:schemas-microsoft-com:office:word" xmlns:w="http://schemas.openxmlformats.org/wordprocessingml/2006/main" xmlns:w14="http://schemas.microsoft.com/office/word/2010/wordml" xmlns:w15="http://schemas.microsoft.com/office/word/2012/wordml" xmlns:w16cid="http://schemas.microsoft.com/office/word/2016/wordml/cid" xmlns:w16se="http://schemas.microsoft.com/office/word/2015/wordml/symex" xmlns:wpg="http://schemas.microsoft.com/office/word/2010/wordprocessingGroup" xmlns:wpi="http://schemas.microsoft.com/office/word/2010/wordprocessingInk" xmlns:wne="http://schemas.microsoft.com/office/word/2006/wordml" xmlns:wps="http://schemas.microsoft.com/office/word/2010/wordprocessingShape" mc:Ignorable="w14 w15 w16se w16cid wp14">
+<w:ftr xmlns:wpc="http://schemas.microsoft.com/office/word/2010/wordprocessingCanvas" xmlns:cx="http://schemas.microsoft.com/office/drawing/2014/chartex" xmlns:mc="http://schemas.openxmlformats.org/markup-compatibility/2006" xmlns:o="urn:schemas-microsoft-com:office:office" xmlns:r="http://schemas.openxmlformats.org/officeDocument/2006/relationships" xmlns:m="http://schemas.openxmlformats.org/officeDocument/2006/math" xmlns:v="urn:schemas-microsoft-com:vml" xmlns:wp14="http://schemas.microsoft.com/office/word/2010/wordprocessingDrawing" xmlns:wp="http://schemas.openxmlformats.org/drawingml/2006/wordprocessingDrawing" xmlns:w10="urn:schemas-microsoft-com:office:word" xmlns:w="http://schemas.openxmlformats.org/wordprocessingml/2006/main" xmlns:w14="http://schemas.microsoft.com/office/word/2010/wordml" xmlns:w15="http://schemas.microsoft.com/office/word/2012/wordml" xmlns:w16se="http://schemas.microsoft.com/office/word/2015/wordml/symex" xmlns:wpg="http://schemas.microsoft.com/office/word/2010/wordprocessingGroup" xmlns:wpi="http://schemas.microsoft.com/office/word/2010/wordprocessingInk" xmlns:wne="http://schemas.microsoft.com/office/word/2006/wordml" xmlns:wps="http://schemas.microsoft.com/office/word/2010/wordprocessingShape" mc:Ignorable="w14 w15 w16se wp14">
   <w:sdt>
     <w:sdtPr>
       <w:rPr>
@@ -1513,6 +3212,7 @@
           <w:pStyle w:val="a6"/>
           <w:jc w:val="center"/>
           <w:rPr>
+            <w:rtl/>
             <w:cs/>
           </w:rPr>
         </w:pPr>
@@ -1653,6 +3353,7 @@
                                   <w:jc w:val="center"/>
                                   <w:rPr>
                                     <w:color w:val="FFFFFF" w:themeColor="background1"/>
+                                    <w:rtl/>
                                     <w:cs/>
                                   </w:rPr>
                                 </w:pPr>
@@ -1661,6 +3362,7 @@
                                 </w:r>
                                 <w:r>
                                   <w:rPr>
+                                    <w:rtl/>
                                     <w:cs/>
                                   </w:rPr>
                                   <w:instrText>PAGE    \* MERGEFORMAT</w:instrText>
@@ -1677,7 +3379,7 @@
                                     <w:rtl/>
                                     <w:lang w:val="he-IL"/>
                                   </w:rPr>
-                                  <w:t>1</w:t>
+                                  <w:t>6</w:t>
                                 </w:r>
                                 <w:r>
                                   <w:rPr>
@@ -1717,6 +3419,7 @@
                             <w:jc w:val="center"/>
                             <w:rPr>
                               <w:color w:val="FFFFFF" w:themeColor="background1"/>
+                              <w:rtl/>
                               <w:cs/>
                             </w:rPr>
                           </w:pPr>
@@ -1725,6 +3428,7 @@
                           </w:r>
                           <w:r>
                             <w:rPr>
+                              <w:rtl/>
                               <w:cs/>
                             </w:rPr>
                             <w:instrText>PAGE    \* MERGEFORMAT</w:instrText>
@@ -1741,7 +3445,7 @@
                               <w:rtl/>
                               <w:lang w:val="he-IL"/>
                             </w:rPr>
-                            <w:t>1</w:t>
+                            <w:t>6</w:t>
                           </w:r>
                           <w:r>
                             <w:rPr>
@@ -1755,6 +3459,7 @@
                       </w:txbxContent>
                     </v:textbox>
                   </v:shape>
+                  <w10:wrap anchorx="page"/>
                   <w10:anchorlock/>
                 </v:group>
               </w:pict>
@@ -1773,7 +3478,7 @@
 </file>
 
 <file path=word/footnotes.xml><?xml version="1.0" encoding="utf-8"?>
-<w:footnotes xmlns:wpc="http://schemas.microsoft.com/office/word/2010/wordprocessingCanvas" xmlns:cx="http://schemas.microsoft.com/office/drawing/2014/chartex" xmlns:cx1="http://schemas.microsoft.com/office/drawing/2015/9/8/chartex" xmlns:cx2="http://schemas.microsoft.com/office/drawing/2015/10/21/chartex" xmlns:cx3="http://schemas.microsoft.com/office/drawing/2016/5/9/chartex" xmlns:cx4="http://schemas.microsoft.com/office/drawing/2016/5/10/chartex" xmlns:cx5="http://schemas.microsoft.com/office/drawing/2016/5/11/chartex" xmlns:cx6="http://schemas.microsoft.com/office/drawing/2016/5/12/chartex" xmlns:cx7="http://schemas.microsoft.com/office/drawing/2016/5/13/chartex" xmlns:cx8="http://schemas.microsoft.com/office/drawing/2016/5/14/chartex" xmlns:mc="http://schemas.openxmlformats.org/markup-compatibility/2006" xmlns:aink="http://schemas.microsoft.com/office/drawing/2016/ink" xmlns:am3d="http://schemas.microsoft.com/office/drawing/2017/model3d" xmlns:o="urn:schemas-microsoft-com:office:office" xmlns:r="http://schemas.openxmlformats.org/officeDocument/2006/relationships" xmlns:m="http://schemas.openxmlformats.org/officeDocument/2006/math" xmlns:v="urn:schemas-microsoft-com:vml" xmlns:wp14="http://schemas.microsoft.com/office/word/2010/wordprocessingDrawing" xmlns:wp="http://schemas.openxmlformats.org/drawingml/2006/wordprocessingDrawing" xmlns:w10="urn:schemas-microsoft-com:office:word" xmlns:w="http://schemas.openxmlformats.org/wordprocessingml/2006/main" xmlns:w14="http://schemas.microsoft.com/office/word/2010/wordml" xmlns:w15="http://schemas.microsoft.com/office/word/2012/wordml" xmlns:w16cid="http://schemas.microsoft.com/office/word/2016/wordml/cid" xmlns:w16se="http://schemas.microsoft.com/office/word/2015/wordml/symex" xmlns:wpg="http://schemas.microsoft.com/office/word/2010/wordprocessingGroup" xmlns:wpi="http://schemas.microsoft.com/office/word/2010/wordprocessingInk" xmlns:wne="http://schemas.microsoft.com/office/word/2006/wordml" xmlns:wps="http://schemas.microsoft.com/office/word/2010/wordprocessingShape" mc:Ignorable="w14 w15 w16se w16cid wp14">
+<w:footnotes xmlns:wpc="http://schemas.microsoft.com/office/word/2010/wordprocessingCanvas" xmlns:cx="http://schemas.microsoft.com/office/drawing/2014/chartex" xmlns:mc="http://schemas.openxmlformats.org/markup-compatibility/2006" xmlns:o="urn:schemas-microsoft-com:office:office" xmlns:r="http://schemas.openxmlformats.org/officeDocument/2006/relationships" xmlns:m="http://schemas.openxmlformats.org/officeDocument/2006/math" xmlns:v="urn:schemas-microsoft-com:vml" xmlns:wp14="http://schemas.microsoft.com/office/word/2010/wordprocessingDrawing" xmlns:wp="http://schemas.openxmlformats.org/drawingml/2006/wordprocessingDrawing" xmlns:w10="urn:schemas-microsoft-com:office:word" xmlns:w="http://schemas.openxmlformats.org/wordprocessingml/2006/main" xmlns:w14="http://schemas.microsoft.com/office/word/2010/wordml" xmlns:w15="http://schemas.microsoft.com/office/word/2012/wordml" xmlns:w16se="http://schemas.microsoft.com/office/word/2015/wordml/symex" xmlns:wpg="http://schemas.microsoft.com/office/word/2010/wordprocessingGroup" xmlns:wpi="http://schemas.microsoft.com/office/word/2010/wordprocessingInk" xmlns:wne="http://schemas.microsoft.com/office/word/2006/wordml" xmlns:wps="http://schemas.microsoft.com/office/word/2010/wordprocessingShape" mc:Ignorable="w14 w15 w16se wp14">
   <w:footnote w:type="separator" w:id="-1">
     <w:p>
       <w:pPr>
@@ -1798,7 +3503,7 @@
 </file>
 
 <file path=word/header1.xml><?xml version="1.0" encoding="utf-8"?>
-<w:hdr xmlns:wpc="http://schemas.microsoft.com/office/word/2010/wordprocessingCanvas" xmlns:cx="http://schemas.microsoft.com/office/drawing/2014/chartex" xmlns:cx1="http://schemas.microsoft.com/office/drawing/2015/9/8/chartex" xmlns:cx2="http://schemas.microsoft.com/office/drawing/2015/10/21/chartex" xmlns:cx3="http://schemas.microsoft.com/office/drawing/2016/5/9/chartex" xmlns:cx4="http://schemas.microsoft.com/office/drawing/2016/5/10/chartex" xmlns:cx5="http://schemas.microsoft.com/office/drawing/2016/5/11/chartex" xmlns:cx6="http://schemas.microsoft.com/office/drawing/2016/5/12/chartex" xmlns:cx7="http://schemas.microsoft.com/office/drawing/2016/5/13/chartex" xmlns:cx8="http://schemas.microsoft.com/office/drawing/2016/5/14/chartex" xmlns:mc="http://schemas.openxmlformats.org/markup-compatibility/2006" xmlns:aink="http://schemas.microsoft.com/office/drawing/2016/ink" xmlns:am3d="http://schemas.microsoft.com/office/drawing/2017/model3d" xmlns:o="urn:schemas-microsoft-com:office:office" xmlns:r="http://schemas.openxmlformats.org/officeDocument/2006/relationships" xmlns:m="http://schemas.openxmlformats.org/officeDocument/2006/math" xmlns:v="urn:schemas-microsoft-com:vml" xmlns:wp14="http://schemas.microsoft.com/office/word/2010/wordprocessingDrawing" xmlns:wp="http://schemas.openxmlformats.org/drawingml/2006/wordprocessingDrawing" xmlns:w10="urn:schemas-microsoft-com:office:word" xmlns:w="http://schemas.openxmlformats.org/wordprocessingml/2006/main" xmlns:w14="http://schemas.microsoft.com/office/word/2010/wordml" xmlns:w15="http://schemas.microsoft.com/office/word/2012/wordml" xmlns:w16cid="http://schemas.microsoft.com/office/word/2016/wordml/cid" xmlns:w16se="http://schemas.microsoft.com/office/word/2015/wordml/symex" xmlns:wpg="http://schemas.microsoft.com/office/word/2010/wordprocessingGroup" xmlns:wpi="http://schemas.microsoft.com/office/word/2010/wordprocessingInk" xmlns:wne="http://schemas.microsoft.com/office/word/2006/wordml" xmlns:wps="http://schemas.microsoft.com/office/word/2010/wordprocessingShape" mc:Ignorable="w14 w15 w16se w16cid wp14">
+<w:hdr xmlns:wpc="http://schemas.microsoft.com/office/word/2010/wordprocessingCanvas" xmlns:cx="http://schemas.microsoft.com/office/drawing/2014/chartex" xmlns:mc="http://schemas.openxmlformats.org/markup-compatibility/2006" xmlns:o="urn:schemas-microsoft-com:office:office" xmlns:r="http://schemas.openxmlformats.org/officeDocument/2006/relationships" xmlns:m="http://schemas.openxmlformats.org/officeDocument/2006/math" xmlns:v="urn:schemas-microsoft-com:vml" xmlns:wp14="http://schemas.microsoft.com/office/word/2010/wordprocessingDrawing" xmlns:wp="http://schemas.openxmlformats.org/drawingml/2006/wordprocessingDrawing" xmlns:w10="urn:schemas-microsoft-com:office:word" xmlns:w="http://schemas.openxmlformats.org/wordprocessingml/2006/main" xmlns:w14="http://schemas.microsoft.com/office/word/2010/wordml" xmlns:w15="http://schemas.microsoft.com/office/word/2012/wordml" xmlns:w16se="http://schemas.microsoft.com/office/word/2015/wordml/symex" xmlns:wpg="http://schemas.microsoft.com/office/word/2010/wordprocessingGroup" xmlns:wpi="http://schemas.microsoft.com/office/word/2010/wordprocessingInk" xmlns:wne="http://schemas.microsoft.com/office/word/2006/wordml" xmlns:wps="http://schemas.microsoft.com/office/word/2010/wordprocessingShape" mc:Ignorable="w14 w15 w16se wp14">
   <w:p>
     <w:pPr>
       <w:pStyle w:val="a4"/>
@@ -1888,7 +3593,7 @@
 </file>
 
 <file path=word/numbering.xml><?xml version="1.0" encoding="utf-8"?>
-<w:numbering xmlns:wpc="http://schemas.microsoft.com/office/word/2010/wordprocessingCanvas" xmlns:cx="http://schemas.microsoft.com/office/drawing/2014/chartex" xmlns:cx1="http://schemas.microsoft.com/office/drawing/2015/9/8/chartex" xmlns:cx2="http://schemas.microsoft.com/office/drawing/2015/10/21/chartex" xmlns:cx3="http://schemas.microsoft.com/office/drawing/2016/5/9/chartex" xmlns:cx4="http://schemas.microsoft.com/office/drawing/2016/5/10/chartex" xmlns:cx5="http://schemas.microsoft.com/office/drawing/2016/5/11/chartex" xmlns:cx6="http://schemas.microsoft.com/office/drawing/2016/5/12/chartex" xmlns:cx7="http://schemas.microsoft.com/office/drawing/2016/5/13/chartex" xmlns:cx8="http://schemas.microsoft.com/office/drawing/2016/5/14/chartex" xmlns:mc="http://schemas.openxmlformats.org/markup-compatibility/2006" xmlns:aink="http://schemas.microsoft.com/office/drawing/2016/ink" xmlns:am3d="http://schemas.microsoft.com/office/drawing/2017/model3d" xmlns:o="urn:schemas-microsoft-com:office:office" xmlns:r="http://schemas.openxmlformats.org/officeDocument/2006/relationships" xmlns:m="http://schemas.openxmlformats.org/officeDocument/2006/math" xmlns:v="urn:schemas-microsoft-com:vml" xmlns:wp14="http://schemas.microsoft.com/office/word/2010/wordprocessingDrawing" xmlns:wp="http://schemas.openxmlformats.org/drawingml/2006/wordprocessingDrawing" xmlns:w10="urn:schemas-microsoft-com:office:word" xmlns:w="http://schemas.openxmlformats.org/wordprocessingml/2006/main" xmlns:w14="http://schemas.microsoft.com/office/word/2010/wordml" xmlns:w15="http://schemas.microsoft.com/office/word/2012/wordml" xmlns:w16cid="http://schemas.microsoft.com/office/word/2016/wordml/cid" xmlns:w16se="http://schemas.microsoft.com/office/word/2015/wordml/symex" xmlns:wpg="http://schemas.microsoft.com/office/word/2010/wordprocessingGroup" xmlns:wpi="http://schemas.microsoft.com/office/word/2010/wordprocessingInk" xmlns:wne="http://schemas.microsoft.com/office/word/2006/wordml" xmlns:wps="http://schemas.microsoft.com/office/word/2010/wordprocessingShape" mc:Ignorable="w14 w15 w16se w16cid wp14">
+<w:numbering xmlns:wpc="http://schemas.microsoft.com/office/word/2010/wordprocessingCanvas" xmlns:cx="http://schemas.microsoft.com/office/drawing/2014/chartex" xmlns:mc="http://schemas.openxmlformats.org/markup-compatibility/2006" xmlns:o="urn:schemas-microsoft-com:office:office" xmlns:r="http://schemas.openxmlformats.org/officeDocument/2006/relationships" xmlns:m="http://schemas.openxmlformats.org/officeDocument/2006/math" xmlns:v="urn:schemas-microsoft-com:vml" xmlns:wp14="http://schemas.microsoft.com/office/word/2010/wordprocessingDrawing" xmlns:wp="http://schemas.openxmlformats.org/drawingml/2006/wordprocessingDrawing" xmlns:w10="urn:schemas-microsoft-com:office:word" xmlns:w="http://schemas.openxmlformats.org/wordprocessingml/2006/main" xmlns:w14="http://schemas.microsoft.com/office/word/2010/wordml" xmlns:w15="http://schemas.microsoft.com/office/word/2012/wordml" xmlns:w16se="http://schemas.microsoft.com/office/word/2015/wordml/symex" xmlns:wpg="http://schemas.microsoft.com/office/word/2010/wordprocessingGroup" xmlns:wpi="http://schemas.microsoft.com/office/word/2010/wordprocessingInk" xmlns:wne="http://schemas.microsoft.com/office/word/2006/wordml" xmlns:wps="http://schemas.microsoft.com/office/word/2010/wordprocessingShape" mc:Ignorable="w14 w15 w16se wp14">
   <w:abstractNum w:abstractNumId="0" w15:restartNumberingAfterBreak="0">
     <w:nsid w:val="FFFFFF89"/>
     <w:multiLevelType w:val="singleLevel"/>
@@ -2442,6 +4147,119 @@
       <w:pPr>
         <w:ind w:left="6480" w:hanging="180"/>
       </w:pPr>
+    </w:lvl>
+  </w:abstractNum>
+  <w:abstractNum w:abstractNumId="7" w15:restartNumberingAfterBreak="0">
+    <w:nsid w:val="5FB14351"/>
+    <w:multiLevelType w:val="hybridMultilevel"/>
+    <w:tmpl w:val="57689896"/>
+    <w:lvl w:ilvl="0" w:tplc="04090009">
+      <w:start w:val="1"/>
+      <w:numFmt w:val="bullet"/>
+      <w:lvlText w:val=""/>
+      <w:lvlJc w:val="left"/>
+      <w:pPr>
+        <w:ind w:left="720" w:hanging="360"/>
+      </w:pPr>
+      <w:rPr>
+        <w:rFonts w:ascii="Wingdings" w:hAnsi="Wingdings" w:hint="default"/>
+      </w:rPr>
+    </w:lvl>
+    <w:lvl w:ilvl="1" w:tplc="04090003" w:tentative="1">
+      <w:start w:val="1"/>
+      <w:numFmt w:val="bullet"/>
+      <w:lvlText w:val="o"/>
+      <w:lvlJc w:val="left"/>
+      <w:pPr>
+        <w:ind w:left="1440" w:hanging="360"/>
+      </w:pPr>
+      <w:rPr>
+        <w:rFonts w:ascii="Courier New" w:hAnsi="Courier New" w:cs="Courier New" w:hint="default"/>
+      </w:rPr>
+    </w:lvl>
+    <w:lvl w:ilvl="2" w:tplc="04090005" w:tentative="1">
+      <w:start w:val="1"/>
+      <w:numFmt w:val="bullet"/>
+      <w:lvlText w:val=""/>
+      <w:lvlJc w:val="left"/>
+      <w:pPr>
+        <w:ind w:left="2160" w:hanging="360"/>
+      </w:pPr>
+      <w:rPr>
+        <w:rFonts w:ascii="Wingdings" w:hAnsi="Wingdings" w:hint="default"/>
+      </w:rPr>
+    </w:lvl>
+    <w:lvl w:ilvl="3" w:tplc="04090001" w:tentative="1">
+      <w:start w:val="1"/>
+      <w:numFmt w:val="bullet"/>
+      <w:lvlText w:val=""/>
+      <w:lvlJc w:val="left"/>
+      <w:pPr>
+        <w:ind w:left="2880" w:hanging="360"/>
+      </w:pPr>
+      <w:rPr>
+        <w:rFonts w:ascii="Symbol" w:hAnsi="Symbol" w:hint="default"/>
+      </w:rPr>
+    </w:lvl>
+    <w:lvl w:ilvl="4" w:tplc="04090003" w:tentative="1">
+      <w:start w:val="1"/>
+      <w:numFmt w:val="bullet"/>
+      <w:lvlText w:val="o"/>
+      <w:lvlJc w:val="left"/>
+      <w:pPr>
+        <w:ind w:left="3600" w:hanging="360"/>
+      </w:pPr>
+      <w:rPr>
+        <w:rFonts w:ascii="Courier New" w:hAnsi="Courier New" w:cs="Courier New" w:hint="default"/>
+      </w:rPr>
+    </w:lvl>
+    <w:lvl w:ilvl="5" w:tplc="04090005" w:tentative="1">
+      <w:start w:val="1"/>
+      <w:numFmt w:val="bullet"/>
+      <w:lvlText w:val=""/>
+      <w:lvlJc w:val="left"/>
+      <w:pPr>
+        <w:ind w:left="4320" w:hanging="360"/>
+      </w:pPr>
+      <w:rPr>
+        <w:rFonts w:ascii="Wingdings" w:hAnsi="Wingdings" w:hint="default"/>
+      </w:rPr>
+    </w:lvl>
+    <w:lvl w:ilvl="6" w:tplc="04090001" w:tentative="1">
+      <w:start w:val="1"/>
+      <w:numFmt w:val="bullet"/>
+      <w:lvlText w:val=""/>
+      <w:lvlJc w:val="left"/>
+      <w:pPr>
+        <w:ind w:left="5040" w:hanging="360"/>
+      </w:pPr>
+      <w:rPr>
+        <w:rFonts w:ascii="Symbol" w:hAnsi="Symbol" w:hint="default"/>
+      </w:rPr>
+    </w:lvl>
+    <w:lvl w:ilvl="7" w:tplc="04090003" w:tentative="1">
+      <w:start w:val="1"/>
+      <w:numFmt w:val="bullet"/>
+      <w:lvlText w:val="o"/>
+      <w:lvlJc w:val="left"/>
+      <w:pPr>
+        <w:ind w:left="5760" w:hanging="360"/>
+      </w:pPr>
+      <w:rPr>
+        <w:rFonts w:ascii="Courier New" w:hAnsi="Courier New" w:cs="Courier New" w:hint="default"/>
+      </w:rPr>
+    </w:lvl>
+    <w:lvl w:ilvl="8" w:tplc="04090005" w:tentative="1">
+      <w:start w:val="1"/>
+      <w:numFmt w:val="bullet"/>
+      <w:lvlText w:val=""/>
+      <w:lvlJc w:val="left"/>
+      <w:pPr>
+        <w:ind w:left="6480" w:hanging="360"/>
+      </w:pPr>
+      <w:rPr>
+        <w:rFonts w:ascii="Wingdings" w:hAnsi="Wingdings" w:hint="default"/>
+      </w:rPr>
     </w:lvl>
   </w:abstractNum>
   <w:num w:numId="1">
@@ -2465,11 +4283,14 @@
   <w:num w:numId="7">
     <w:abstractNumId w:val="3"/>
   </w:num>
+  <w:num w:numId="8">
+    <w:abstractNumId w:val="7"/>
+  </w:num>
 </w:numbering>
 </file>
 
 <file path=word/styles.xml><?xml version="1.0" encoding="utf-8"?>
-<w:styles xmlns:mc="http://schemas.openxmlformats.org/markup-compatibility/2006" xmlns:r="http://schemas.openxmlformats.org/officeDocument/2006/relationships" xmlns:w="http://schemas.openxmlformats.org/wordprocessingml/2006/main" xmlns:w14="http://schemas.microsoft.com/office/word/2010/wordml" xmlns:w15="http://schemas.microsoft.com/office/word/2012/wordml" xmlns:w16cid="http://schemas.microsoft.com/office/word/2016/wordml/cid" xmlns:w16se="http://schemas.microsoft.com/office/word/2015/wordml/symex" mc:Ignorable="w14 w15 w16se w16cid">
+<w:styles xmlns:mc="http://schemas.openxmlformats.org/markup-compatibility/2006" xmlns:r="http://schemas.openxmlformats.org/officeDocument/2006/relationships" xmlns:w="http://schemas.openxmlformats.org/wordprocessingml/2006/main" xmlns:w14="http://schemas.microsoft.com/office/word/2010/wordml" xmlns:w15="http://schemas.microsoft.com/office/word/2012/wordml" xmlns:w16se="http://schemas.microsoft.com/office/word/2015/wordml/symex" mc:Ignorable="w14 w15 w16se">
   <w:docDefaults>
     <w:rPrDefault>
       <w:rPr>
@@ -2486,7 +4307,7 @@
       </w:pPr>
     </w:pPrDefault>
   </w:docDefaults>
-  <w:latentStyles w:defLockedState="0" w:defUIPriority="99" w:defSemiHidden="0" w:defUnhideWhenUsed="0" w:defQFormat="0" w:count="375">
+  <w:latentStyles w:defLockedState="0" w:defUIPriority="99" w:defSemiHidden="0" w:defUnhideWhenUsed="0" w:defQFormat="0" w:count="371">
     <w:lsdException w:name="Normal" w:uiPriority="0" w:qFormat="1"/>
     <w:lsdException w:name="heading 1" w:uiPriority="9" w:qFormat="1"/>
     <w:lsdException w:name="heading 2" w:semiHidden="1" w:uiPriority="9" w:unhideWhenUsed="1" w:qFormat="1"/>
@@ -2592,6 +4413,7 @@
     <w:lsdException w:name="HTML Sample" w:semiHidden="1" w:unhideWhenUsed="1"/>
     <w:lsdException w:name="HTML Typewriter" w:semiHidden="1" w:unhideWhenUsed="1"/>
     <w:lsdException w:name="HTML Variable" w:semiHidden="1" w:unhideWhenUsed="1"/>
+    <w:lsdException w:name="Normal Table" w:semiHidden="1" w:unhideWhenUsed="1"/>
     <w:lsdException w:name="annotation subject" w:semiHidden="1" w:unhideWhenUsed="1"/>
     <w:lsdException w:name="No List" w:semiHidden="1" w:unhideWhenUsed="1"/>
     <w:lsdException w:name="Outline List 1" w:semiHidden="1" w:unhideWhenUsed="1"/>
@@ -2635,8 +4457,10 @@
     <w:lsdException w:name="Table Elegant" w:semiHidden="1" w:unhideWhenUsed="1"/>
     <w:lsdException w:name="Table Professional" w:semiHidden="1" w:unhideWhenUsed="1"/>
     <w:lsdException w:name="Table Subtle 1" w:semiHidden="1" w:unhideWhenUsed="1"/>
+    <w:lsdException w:name="Table Subtle 2" w:semiHidden="1" w:unhideWhenUsed="1"/>
     <w:lsdException w:name="Table Web 1" w:semiHidden="1" w:unhideWhenUsed="1"/>
     <w:lsdException w:name="Table Web 2" w:semiHidden="1" w:unhideWhenUsed="1"/>
+    <w:lsdException w:name="Table Web 3" w:semiHidden="1" w:unhideWhenUsed="1"/>
     <w:lsdException w:name="Balloon Text" w:semiHidden="1" w:unhideWhenUsed="1"/>
     <w:lsdException w:name="Table Grid" w:uiPriority="39"/>
     <w:lsdException w:name="Table Theme" w:semiHidden="1" w:unhideWhenUsed="1"/>
@@ -2855,10 +4679,6 @@
     <w:lsdException w:name="List Table 5 Dark Accent 6" w:uiPriority="50"/>
     <w:lsdException w:name="List Table 6 Colorful Accent 6" w:uiPriority="51"/>
     <w:lsdException w:name="List Table 7 Colorful Accent 6" w:uiPriority="52"/>
-    <w:lsdException w:name="Mention" w:semiHidden="1" w:unhideWhenUsed="1"/>
-    <w:lsdException w:name="Smart Hyperlink" w:semiHidden="1" w:unhideWhenUsed="1"/>
-    <w:lsdException w:name="Hashtag" w:semiHidden="1" w:unhideWhenUsed="1"/>
-    <w:lsdException w:name="Unresolved Mention" w:semiHidden="1" w:unhideWhenUsed="1"/>
   </w:latentStyles>
   <w:style w:type="paragraph" w:default="1" w:styleId="a0">
     <w:name w:val="Normal"/>

--- a/עבודה בתכנון מערכות.docx
+++ b/עבודה בתכנון מערכות.docx
@@ -146,7 +146,79 @@
             </w14:gradFill>
           </w14:textFill>
         </w:rPr>
-        <w:t>ar Of Tanks!</w:t>
+        <w:t xml:space="preserve">ar </w:t>
+      </w:r>
+      <w:proofErr w:type="gramStart"/>
+      <w:r>
+        <w:rPr>
+          <w:color w:val="70AD47"/>
+          <w:sz w:val="72"/>
+          <w:szCs w:val="72"/>
+          <w14:reflection w14:blurRad="6350" w14:stA="53000" w14:stPos="0" w14:endA="300" w14:endPos="35500" w14:dist="0" w14:dir="5400000" w14:fadeDir="5400000" w14:sx="100000" w14:sy="-90000" w14:kx="0" w14:ky="0" w14:algn="bl"/>
+          <w14:textOutline w14:w="0" w14:cap="flat" w14:cmpd="sng" w14:algn="ctr">
+            <w14:noFill/>
+            <w14:prstDash w14:val="solid"/>
+            <w14:round/>
+          </w14:textOutline>
+          <w14:textFill>
+            <w14:gradFill>
+              <w14:gsLst>
+                <w14:gs w14:pos="0">
+                  <w14:schemeClr w14:val="accent5">
+                    <w14:lumMod w14:val="50000"/>
+                  </w14:schemeClr>
+                </w14:gs>
+                <w14:gs w14:pos="50000">
+                  <w14:schemeClr w14:val="accent5"/>
+                </w14:gs>
+                <w14:gs w14:pos="100000">
+                  <w14:schemeClr w14:val="accent5">
+                    <w14:lumMod w14:val="60000"/>
+                    <w14:lumOff w14:val="40000"/>
+                  </w14:schemeClr>
+                </w14:gs>
+              </w14:gsLst>
+              <w14:lin w14:ang="5400000" w14:scaled="0"/>
+            </w14:gradFill>
+          </w14:textFill>
+        </w:rPr>
+        <w:t>Of</w:t>
+      </w:r>
+      <w:proofErr w:type="gramEnd"/>
+      <w:r>
+        <w:rPr>
+          <w:color w:val="70AD47"/>
+          <w:sz w:val="72"/>
+          <w:szCs w:val="72"/>
+          <w14:reflection w14:blurRad="6350" w14:stA="53000" w14:stPos="0" w14:endA="300" w14:endPos="35500" w14:dist="0" w14:dir="5400000" w14:fadeDir="5400000" w14:sx="100000" w14:sy="-90000" w14:kx="0" w14:ky="0" w14:algn="bl"/>
+          <w14:textOutline w14:w="0" w14:cap="flat" w14:cmpd="sng" w14:algn="ctr">
+            <w14:noFill/>
+            <w14:prstDash w14:val="solid"/>
+            <w14:round/>
+          </w14:textOutline>
+          <w14:textFill>
+            <w14:gradFill>
+              <w14:gsLst>
+                <w14:gs w14:pos="0">
+                  <w14:schemeClr w14:val="accent5">
+                    <w14:lumMod w14:val="50000"/>
+                  </w14:schemeClr>
+                </w14:gs>
+                <w14:gs w14:pos="50000">
+                  <w14:schemeClr w14:val="accent5"/>
+                </w14:gs>
+                <w14:gs w14:pos="100000">
+                  <w14:schemeClr w14:val="accent5">
+                    <w14:lumMod w14:val="60000"/>
+                    <w14:lumOff w14:val="40000"/>
+                  </w14:schemeClr>
+                </w14:gs>
+              </w14:gsLst>
+              <w14:lin w14:ang="5400000" w14:scaled="0"/>
+            </w14:gradFill>
+          </w14:textFill>
+        </w:rPr>
+        <w:t xml:space="preserve"> Tanks!</w:t>
       </w:r>
       <w:r>
         <w:rPr>
@@ -162,40 +234,117 @@
       <w:pPr>
         <w:jc w:val="center"/>
         <w:rPr>
+          <w:color w:val="70AD47"/>
+          <w:sz w:val="72"/>
+          <w:szCs w:val="72"/>
+          <w:rtl/>
+          <w14:reflection w14:blurRad="6350" w14:stA="53000" w14:stPos="0" w14:endA="300" w14:endPos="35500" w14:dist="0" w14:dir="5400000" w14:fadeDir="5400000" w14:sx="100000" w14:sy="-90000" w14:kx="0" w14:ky="0" w14:algn="bl"/>
+          <w14:textOutline w14:w="0" w14:cap="flat" w14:cmpd="sng" w14:algn="ctr">
+            <w14:noFill/>
+            <w14:prstDash w14:val="solid"/>
+            <w14:round/>
+          </w14:textOutline>
+          <w14:textFill>
+            <w14:gradFill>
+              <w14:gsLst>
+                <w14:gs w14:pos="0">
+                  <w14:schemeClr w14:val="accent5">
+                    <w14:lumMod w14:val="50000"/>
+                  </w14:schemeClr>
+                </w14:gs>
+                <w14:gs w14:pos="50000">
+                  <w14:schemeClr w14:val="accent5"/>
+                </w14:gs>
+                <w14:gs w14:pos="100000">
+                  <w14:schemeClr w14:val="accent5">
+                    <w14:lumMod w14:val="60000"/>
+                    <w14:lumOff w14:val="40000"/>
+                  </w14:schemeClr>
+                </w14:gs>
+              </w14:gsLst>
+              <w14:lin w14:ang="5400000" w14:scaled="0"/>
+            </w14:gradFill>
+          </w14:textFill>
+        </w:rPr>
+      </w:pPr>
+      <w:r>
+        <w:rPr>
+          <w:rFonts w:hint="cs"/>
+          <w:noProof/>
           <w:sz w:val="40"/>
           <w:szCs w:val="40"/>
-          <w:rtl/>
-        </w:rPr>
-      </w:pPr>
-      <w:r>
-        <w:rPr>
+        </w:rPr>
+        <w:drawing>
+          <wp:inline distT="0" distB="0" distL="0" distR="0">
+            <wp:extent cx="3415412" cy="3390900"/>
+            <wp:effectExtent l="0" t="0" r="0" b="0"/>
+            <wp:docPr id="6" name="תמונה 6" descr="C:\Users\User\AppData\Local\Microsoft\Windows\INetCache\Content.Word\tank 222.jpg"/>
+            <wp:cNvGraphicFramePr>
+              <a:graphicFrameLocks xmlns:a="http://schemas.openxmlformats.org/drawingml/2006/main" noChangeAspect="1"/>
+            </wp:cNvGraphicFramePr>
+            <a:graphic xmlns:a="http://schemas.openxmlformats.org/drawingml/2006/main">
+              <a:graphicData uri="http://schemas.openxmlformats.org/drawingml/2006/picture">
+                <pic:pic xmlns:pic="http://schemas.openxmlformats.org/drawingml/2006/picture">
+                  <pic:nvPicPr>
+                    <pic:cNvPr id="0" name="Picture 23" descr="C:\Users\User\AppData\Local\Microsoft\Windows\INetCache\Content.Word\tank 222.jpg"/>
+                    <pic:cNvPicPr>
+                      <a:picLocks noChangeAspect="1" noChangeArrowheads="1"/>
+                    </pic:cNvPicPr>
+                  </pic:nvPicPr>
+                  <pic:blipFill rotWithShape="1">
+                    <a:blip r:embed="rId8" cstate="print">
+                      <a:extLst>
+                        <a:ext uri="{28A0092B-C50C-407E-A947-70E740481C1C}">
+                          <a14:useLocalDpi xmlns:a14="http://schemas.microsoft.com/office/drawing/2010/main" val="0"/>
+                        </a:ext>
+                      </a:extLst>
+                    </a:blip>
+                    <a:srcRect l="3983" r="2420" b="34286"/>
+                    <a:stretch/>
+                  </pic:blipFill>
+                  <pic:spPr bwMode="auto">
+                    <a:xfrm>
+                      <a:off x="0" y="0"/>
+                      <a:ext cx="3419081" cy="3394543"/>
+                    </a:xfrm>
+                    <a:prstGeom prst="rect">
+                      <a:avLst/>
+                    </a:prstGeom>
+                    <a:noFill/>
+                    <a:ln>
+                      <a:noFill/>
+                    </a:ln>
+                    <a:extLst>
+                      <a:ext uri="{53640926-AAD7-44D8-BBD7-CCE9431645EC}">
+                        <a14:shadowObscured xmlns:a14="http://schemas.microsoft.com/office/drawing/2010/main"/>
+                      </a:ext>
+                    </a:extLst>
+                  </pic:spPr>
+                </pic:pic>
+              </a:graphicData>
+            </a:graphic>
+          </wp:inline>
+        </w:drawing>
+      </w:r>
+    </w:p>
+    <w:p>
+      <w:pPr>
+        <w:jc w:val="center"/>
+        <w:rPr>
+          <w:rFonts w:hint="cs"/>
           <w:sz w:val="40"/>
           <w:szCs w:val="40"/>
-        </w:rPr>
-        <w:pict>
-          <v:shapetype id="_x0000_t75" coordsize="21600,21600" o:spt="75" o:preferrelative="t" path="m@4@5l@4@11@9@11@9@5xe" filled="f" stroked="f">
-            <v:stroke joinstyle="miter"/>
-            <v:formulas>
-              <v:f eqn="if lineDrawn pixelLineWidth 0"/>
-              <v:f eqn="sum @0 1 0"/>
-              <v:f eqn="sum 0 0 @1"/>
-              <v:f eqn="prod @2 1 2"/>
-              <v:f eqn="prod @3 21600 pixelWidth"/>
-              <v:f eqn="prod @3 21600 pixelHeight"/>
-              <v:f eqn="sum @0 0 1"/>
-              <v:f eqn="prod @6 1 2"/>
-              <v:f eqn="prod @7 21600 pixelWidth"/>
-              <v:f eqn="sum @8 21600 0"/>
-              <v:f eqn="prod @7 21600 pixelHeight"/>
-              <v:f eqn="sum @10 21600 0"/>
-            </v:formulas>
-            <v:path o:extrusionok="f" gradientshapeok="t" o:connecttype="rect"/>
-            <o:lock v:ext="edit" aspectratio="t"/>
-          </v:shapetype>
-          <v:shape id="_x0000_i1025" type="#_x0000_t75" style="width:327pt;height:259.5pt">
-            <v:imagedata r:id="rId7" o:title="1"/>
-          </v:shape>
-        </w:pict>
+          <w:rtl/>
+        </w:rPr>
+      </w:pPr>
+      <w:r>
+        <w:rPr>
+          <w:rFonts w:hint="cs"/>
+          <w:sz w:val="40"/>
+          <w:szCs w:val="40"/>
+          <w:rtl/>
+        </w:rPr>
+        <w:t xml:space="preserve"> </w:t>
       </w:r>
     </w:p>
     <w:p>
@@ -229,111 +378,92 @@
     </w:p>
     <w:p>
       <w:pPr>
-        <w:jc w:val="center"/>
         <w:rPr>
           <w:sz w:val="36"/>
           <w:szCs w:val="36"/>
           <w:rtl/>
         </w:rPr>
       </w:pPr>
-    </w:p>
-    <w:p>
-      <w:pPr>
-        <w:rPr>
+      <w:r>
+        <w:rPr>
+          <w:rFonts w:hint="cs"/>
           <w:sz w:val="36"/>
           <w:szCs w:val="36"/>
           <w:rtl/>
         </w:rPr>
-      </w:pPr>
-      <w:r>
-        <w:rPr>
-          <w:rFonts w:hint="cs"/>
+        <w:t>מגיש: עדי כהן</w:t>
+      </w:r>
+    </w:p>
+    <w:p>
+      <w:pPr>
+        <w:rPr>
           <w:sz w:val="36"/>
           <w:szCs w:val="36"/>
           <w:rtl/>
         </w:rPr>
-        <w:t>מגיש: עדי כהן</w:t>
-      </w:r>
-    </w:p>
-    <w:p>
-      <w:pPr>
-        <w:rPr>
+      </w:pPr>
+      <w:r>
+        <w:rPr>
+          <w:rFonts w:hint="cs"/>
           <w:sz w:val="36"/>
           <w:szCs w:val="36"/>
           <w:rtl/>
         </w:rPr>
-      </w:pPr>
-      <w:r>
-        <w:rPr>
-          <w:rFonts w:hint="cs"/>
+        <w:t xml:space="preserve">בית ספר: אורט אבין </w:t>
+      </w:r>
+      <w:r>
+        <w:rPr>
           <w:sz w:val="36"/>
           <w:szCs w:val="36"/>
           <w:rtl/>
         </w:rPr>
-        <w:t xml:space="preserve">בית ספר: אורט אבין </w:t>
-      </w:r>
-      <w:r>
-        <w:rPr>
+        <w:t>–</w:t>
+      </w:r>
+      <w:r>
+        <w:rPr>
+          <w:rFonts w:hint="cs"/>
           <w:sz w:val="36"/>
           <w:szCs w:val="36"/>
           <w:rtl/>
         </w:rPr>
-        <w:t>–</w:t>
-      </w:r>
-      <w:r>
-        <w:rPr>
-          <w:rFonts w:hint="cs"/>
+        <w:t xml:space="preserve"> רמת גן</w:t>
+      </w:r>
+    </w:p>
+    <w:p>
+      <w:pPr>
+        <w:rPr>
           <w:sz w:val="36"/>
           <w:szCs w:val="36"/>
           <w:rtl/>
         </w:rPr>
-        <w:t xml:space="preserve"> רמת גן</w:t>
-      </w:r>
-    </w:p>
-    <w:p>
-      <w:pPr>
-        <w:rPr>
+      </w:pPr>
+      <w:r>
+        <w:rPr>
+          <w:rFonts w:hint="cs"/>
           <w:sz w:val="36"/>
           <w:szCs w:val="36"/>
           <w:rtl/>
         </w:rPr>
-      </w:pPr>
-      <w:r>
-        <w:rPr>
-          <w:rFonts w:hint="cs"/>
+        <w:t>מורה: מוטי מתתיהו</w:t>
+      </w:r>
+    </w:p>
+    <w:p>
+      <w:pPr>
+        <w:rPr>
           <w:sz w:val="36"/>
           <w:szCs w:val="36"/>
           <w:rtl/>
         </w:rPr>
-        <w:t>מורה: מוטי מתתיהו</w:t>
-      </w:r>
-    </w:p>
-    <w:p>
-      <w:pPr>
-        <w:rPr>
+      </w:pPr>
+      <w:r>
+        <w:rPr>
+          <w:rFonts w:hint="cs"/>
           <w:sz w:val="36"/>
           <w:szCs w:val="36"/>
           <w:rtl/>
         </w:rPr>
-      </w:pPr>
-      <w:r>
-        <w:rPr>
-          <w:rFonts w:hint="cs"/>
-          <w:sz w:val="36"/>
-          <w:szCs w:val="36"/>
-          <w:rtl/>
-        </w:rPr>
         <w:t>תאריך הגשה: מאי 2020</w:t>
       </w:r>
-    </w:p>
-    <w:p>
-      <w:pPr>
-        <w:rPr>
-          <w:sz w:val="36"/>
-          <w:szCs w:val="36"/>
-          <w:rtl/>
-        </w:rPr>
-      </w:pPr>
     </w:p>
     <w:p>
       <w:pPr>
@@ -1123,7 +1253,47 @@
             <w14:round/>
           </w14:textOutline>
         </w:rPr>
-        <w:t>הפרויקט שלי מכיל שילוב מעניין של חומרים הנלמדו במהלך השנים כגון רשתו</w:t>
+        <w:t xml:space="preserve">הפרויקט שלי מכיל שילוב מעניין של חומרים </w:t>
+      </w:r>
+      <w:proofErr w:type="spellStart"/>
+      <w:r>
+        <w:rPr>
+          <w:rFonts w:hint="cs"/>
+          <w:sz w:val="28"/>
+          <w:szCs w:val="28"/>
+          <w:rtl/>
+          <w14:shadow w14:blurRad="38100" w14:dist="25400" w14:dir="5400000" w14:sx="100000" w14:sy="100000" w14:kx="0" w14:ky="0" w14:algn="ctr">
+            <w14:srgbClr w14:val="6E747A">
+              <w14:alpha w14:val="57000"/>
+            </w14:srgbClr>
+          </w14:shadow>
+          <w14:textOutline w14:w="0" w14:cap="flat" w14:cmpd="sng" w14:algn="ctr">
+            <w14:noFill/>
+            <w14:prstDash w14:val="solid"/>
+            <w14:round/>
+          </w14:textOutline>
+        </w:rPr>
+        <w:t>הנלמדו</w:t>
+      </w:r>
+      <w:proofErr w:type="spellEnd"/>
+      <w:r>
+        <w:rPr>
+          <w:rFonts w:hint="cs"/>
+          <w:sz w:val="28"/>
+          <w:szCs w:val="28"/>
+          <w:rtl/>
+          <w14:shadow w14:blurRad="38100" w14:dist="25400" w14:dir="5400000" w14:sx="100000" w14:sy="100000" w14:kx="0" w14:ky="0" w14:algn="ctr">
+            <w14:srgbClr w14:val="6E747A">
+              <w14:alpha w14:val="57000"/>
+            </w14:srgbClr>
+          </w14:shadow>
+          <w14:textOutline w14:w="0" w14:cap="flat" w14:cmpd="sng" w14:algn="ctr">
+            <w14:noFill/>
+            <w14:prstDash w14:val="solid"/>
+            <w14:round/>
+          </w14:textOutline>
+        </w:rPr>
+        <w:t xml:space="preserve"> במהלך השנים כגון רשתו</w:t>
       </w:r>
       <w:r>
         <w:rPr>
@@ -1484,7 +1654,47 @@
             <w14:round/>
           </w14:textOutline>
         </w:rPr>
-        <w:t>המשחק יהיה מותקן במחשבי התלמידים, ומחשב אחד ישמש כשרת, כאשר כל מחשבי התלמידים משמשים כלקוחות, המערכת תאפשר לתלמידים לשחק ביניהם במחשבים נפרדים ולהתחרות בניסיון לנצח את היריב במספר מודים שונים, תוצאות כל הקרבות המתרחשים יועברו לשרת אשר ישמור את כולם בבסיס הנתונים, התלמידים יוכלו בנוסף לשלוח הצעות למפות חדשות ואם הן יאושרו על ידי האדמין יעברו לאוסף המפות של המשחק.</w:t>
+        <w:t xml:space="preserve">המשחק יהיה מותקן במחשבי התלמידים, ומחשב אחד ישמש כשרת, כאשר כל מחשבי התלמידים משמשים כלקוחות, המערכת תאפשר לתלמידים לשחק ביניהם במחשבים נפרדים ולהתחרות בניסיון לנצח את היריב במספר מודים שונים, תוצאות כל הקרבות המתרחשים יועברו לשרת אשר ישמור את כולם בבסיס הנתונים, התלמידים יוכלו בנוסף לשלוח הצעות למפות חדשות ואם הן יאושרו על ידי </w:t>
+      </w:r>
+      <w:proofErr w:type="spellStart"/>
+      <w:r>
+        <w:rPr>
+          <w:rFonts w:hint="cs"/>
+          <w:sz w:val="28"/>
+          <w:szCs w:val="28"/>
+          <w:rtl/>
+          <w14:shadow w14:blurRad="38100" w14:dist="25400" w14:dir="5400000" w14:sx="100000" w14:sy="100000" w14:kx="0" w14:ky="0" w14:algn="ctr">
+            <w14:srgbClr w14:val="6E747A">
+              <w14:alpha w14:val="57000"/>
+            </w14:srgbClr>
+          </w14:shadow>
+          <w14:textOutline w14:w="0" w14:cap="flat" w14:cmpd="sng" w14:algn="ctr">
+            <w14:noFill/>
+            <w14:prstDash w14:val="solid"/>
+            <w14:round/>
+          </w14:textOutline>
+        </w:rPr>
+        <w:t>האדמין</w:t>
+      </w:r>
+      <w:proofErr w:type="spellEnd"/>
+      <w:r>
+        <w:rPr>
+          <w:rFonts w:hint="cs"/>
+          <w:sz w:val="28"/>
+          <w:szCs w:val="28"/>
+          <w:rtl/>
+          <w14:shadow w14:blurRad="38100" w14:dist="25400" w14:dir="5400000" w14:sx="100000" w14:sy="100000" w14:kx="0" w14:ky="0" w14:algn="ctr">
+            <w14:srgbClr w14:val="6E747A">
+              <w14:alpha w14:val="57000"/>
+            </w14:srgbClr>
+          </w14:shadow>
+          <w14:textOutline w14:w="0" w14:cap="flat" w14:cmpd="sng" w14:algn="ctr">
+            <w14:noFill/>
+            <w14:prstDash w14:val="solid"/>
+            <w14:round/>
+          </w14:textOutline>
+        </w:rPr>
+        <w:t xml:space="preserve"> יעברו לאוסף המפות של המשחק.</w:t>
       </w:r>
     </w:p>
     <w:p>
@@ -1542,10 +1752,9 @@
         </w:rPr>
         <w:br w:type="page"/>
       </w:r>
-    </w:p>
-    <w:p>
-      <w:pPr>
-        <w:rPr>
+      <w:r>
+        <w:rPr>
+          <w:rFonts w:hint="cs"/>
           <w:sz w:val="40"/>
           <w:szCs w:val="40"/>
           <w:u w:val="single"/>
@@ -1561,10 +1770,1396 @@
             <w14:round/>
           </w14:textOutline>
         </w:rPr>
-      </w:pPr>
-      <w:r>
-        <w:rPr>
-          <w:rFonts w:hint="cs"/>
+        <w:lastRenderedPageBreak/>
+        <w:t>הגדרות</w:t>
+      </w:r>
+    </w:p>
+    <w:p>
+      <w:pPr>
+        <w:rPr>
+          <w:sz w:val="32"/>
+          <w:szCs w:val="32"/>
+          <w:u w:val="single"/>
+          <w:rtl/>
+          <w14:shadow w14:blurRad="38100" w14:dist="25400" w14:dir="5400000" w14:sx="100000" w14:sy="100000" w14:kx="0" w14:ky="0" w14:algn="ctr">
+            <w14:srgbClr w14:val="6E747A">
+              <w14:alpha w14:val="57000"/>
+            </w14:srgbClr>
+          </w14:shadow>
+          <w14:textOutline w14:w="0" w14:cap="flat" w14:cmpd="sng" w14:algn="ctr">
+            <w14:noFill/>
+            <w14:prstDash w14:val="solid"/>
+            <w14:round/>
+          </w14:textOutline>
+        </w:rPr>
+      </w:pPr>
+      <w:r>
+        <w:rPr>
+          <w:rFonts w:hint="cs"/>
+          <w:sz w:val="32"/>
+          <w:szCs w:val="32"/>
+          <w:u w:val="single"/>
+          <w:rtl/>
+          <w14:shadow w14:blurRad="38100" w14:dist="25400" w14:dir="5400000" w14:sx="100000" w14:sy="100000" w14:kx="0" w14:ky="0" w14:algn="ctr">
+            <w14:srgbClr w14:val="6E747A">
+              <w14:alpha w14:val="57000"/>
+            </w14:srgbClr>
+          </w14:shadow>
+          <w14:textOutline w14:w="0" w14:cap="flat" w14:cmpd="sng" w14:algn="ctr">
+            <w14:noFill/>
+            <w14:prstDash w14:val="solid"/>
+            <w14:round/>
+          </w14:textOutline>
+        </w:rPr>
+        <w:t>משתמשי המערכת</w:t>
+      </w:r>
+    </w:p>
+    <w:p>
+      <w:pPr>
+        <w:rPr>
+          <w:sz w:val="28"/>
+          <w:szCs w:val="28"/>
+          <w:rtl/>
+          <w14:shadow w14:blurRad="38100" w14:dist="25400" w14:dir="5400000" w14:sx="100000" w14:sy="100000" w14:kx="0" w14:ky="0" w14:algn="ctr">
+            <w14:srgbClr w14:val="6E747A">
+              <w14:alpha w14:val="57000"/>
+            </w14:srgbClr>
+          </w14:shadow>
+          <w14:textOutline w14:w="0" w14:cap="flat" w14:cmpd="sng" w14:algn="ctr">
+            <w14:noFill/>
+            <w14:prstDash w14:val="solid"/>
+            <w14:round/>
+          </w14:textOutline>
+        </w:rPr>
+      </w:pPr>
+      <w:r>
+        <w:rPr>
+          <w:rFonts w:hint="cs"/>
+          <w:sz w:val="28"/>
+          <w:szCs w:val="28"/>
+          <w:rtl/>
+          <w14:shadow w14:blurRad="38100" w14:dist="25400" w14:dir="5400000" w14:sx="100000" w14:sy="100000" w14:kx="0" w14:ky="0" w14:algn="ctr">
+            <w14:srgbClr w14:val="6E747A">
+              <w14:alpha w14:val="57000"/>
+            </w14:srgbClr>
+          </w14:shadow>
+          <w14:textOutline w14:w="0" w14:cap="flat" w14:cmpd="sng" w14:algn="ctr">
+            <w14:noFill/>
+            <w14:prstDash w14:val="solid"/>
+            <w14:round/>
+          </w14:textOutline>
+        </w:rPr>
+        <w:t>המערכת (המשחק) מיועדת בעיקר לאנשים בעלי חיבה למשחקי וידיאו בסגנון הישן, (</w:t>
+      </w:r>
+      <w:r>
+        <w:rPr>
+          <w:rFonts w:hint="cs"/>
+          <w:sz w:val="28"/>
+          <w:szCs w:val="28"/>
+          <w14:shadow w14:blurRad="38100" w14:dist="25400" w14:dir="5400000" w14:sx="100000" w14:sy="100000" w14:kx="0" w14:ky="0" w14:algn="ctr">
+            <w14:srgbClr w14:val="6E747A">
+              <w14:alpha w14:val="57000"/>
+            </w14:srgbClr>
+          </w14:shadow>
+          <w14:textOutline w14:w="0" w14:cap="flat" w14:cmpd="sng" w14:algn="ctr">
+            <w14:noFill/>
+            <w14:prstDash w14:val="solid"/>
+            <w14:round/>
+          </w14:textOutline>
+        </w:rPr>
+        <w:t>ARCADE</w:t>
+      </w:r>
+      <w:r>
+        <w:rPr>
+          <w:rFonts w:hint="cs"/>
+          <w:sz w:val="28"/>
+          <w:szCs w:val="28"/>
+          <w:rtl/>
+          <w14:shadow w14:blurRad="38100" w14:dist="25400" w14:dir="5400000" w14:sx="100000" w14:sy="100000" w14:kx="0" w14:ky="0" w14:algn="ctr">
+            <w14:srgbClr w14:val="6E747A">
+              <w14:alpha w14:val="57000"/>
+            </w14:srgbClr>
+          </w14:shadow>
+          <w14:textOutline w14:w="0" w14:cap="flat" w14:cmpd="sng" w14:algn="ctr">
+            <w14:noFill/>
+            <w14:prstDash w14:val="solid"/>
+            <w14:round/>
+          </w14:textOutline>
+        </w:rPr>
+        <w:t>), אשר רוצים לשחק עם חבריהם. אין טווח גילאים מוגדר המתאים עבור המשחק אלא הוא מיועד הן לילדים והן למבוגרים.</w:t>
+      </w:r>
+    </w:p>
+    <w:p>
+      <w:pPr>
+        <w:rPr>
+          <w:sz w:val="28"/>
+          <w:szCs w:val="28"/>
+          <w:rtl/>
+          <w14:shadow w14:blurRad="38100" w14:dist="25400" w14:dir="5400000" w14:sx="100000" w14:sy="100000" w14:kx="0" w14:ky="0" w14:algn="ctr">
+            <w14:srgbClr w14:val="6E747A">
+              <w14:alpha w14:val="57000"/>
+            </w14:srgbClr>
+          </w14:shadow>
+          <w14:textOutline w14:w="0" w14:cap="flat" w14:cmpd="sng" w14:algn="ctr">
+            <w14:noFill/>
+            <w14:prstDash w14:val="solid"/>
+            <w14:round/>
+          </w14:textOutline>
+        </w:rPr>
+      </w:pPr>
+    </w:p>
+    <w:p>
+      <w:pPr>
+        <w:rPr>
+          <w:sz w:val="32"/>
+          <w:szCs w:val="32"/>
+          <w:u w:val="single"/>
+          <w:rtl/>
+          <w14:shadow w14:blurRad="38100" w14:dist="25400" w14:dir="5400000" w14:sx="100000" w14:sy="100000" w14:kx="0" w14:ky="0" w14:algn="ctr">
+            <w14:srgbClr w14:val="6E747A">
+              <w14:alpha w14:val="57000"/>
+            </w14:srgbClr>
+          </w14:shadow>
+          <w14:textOutline w14:w="0" w14:cap="flat" w14:cmpd="sng" w14:algn="ctr">
+            <w14:noFill/>
+            <w14:prstDash w14:val="solid"/>
+            <w14:round/>
+          </w14:textOutline>
+        </w:rPr>
+      </w:pPr>
+      <w:r>
+        <w:rPr>
+          <w:rFonts w:hint="cs"/>
+          <w:sz w:val="32"/>
+          <w:szCs w:val="32"/>
+          <w:u w:val="single"/>
+          <w:rtl/>
+          <w14:shadow w14:blurRad="38100" w14:dist="25400" w14:dir="5400000" w14:sx="100000" w14:sy="100000" w14:kx="0" w14:ky="0" w14:algn="ctr">
+            <w14:srgbClr w14:val="6E747A">
+              <w14:alpha w14:val="57000"/>
+            </w14:srgbClr>
+          </w14:shadow>
+          <w14:textOutline w14:w="0" w14:cap="flat" w14:cmpd="sng" w14:algn="ctr">
+            <w14:noFill/>
+            <w14:prstDash w14:val="solid"/>
+            <w14:round/>
+          </w14:textOutline>
+        </w:rPr>
+        <w:t>מטרת המערכת ויעדיה</w:t>
+      </w:r>
+    </w:p>
+    <w:p>
+      <w:pPr>
+        <w:rPr>
+          <w:sz w:val="28"/>
+          <w:szCs w:val="28"/>
+          <w:rtl/>
+          <w14:shadow w14:blurRad="38100" w14:dist="25400" w14:dir="5400000" w14:sx="100000" w14:sy="100000" w14:kx="0" w14:ky="0" w14:algn="ctr">
+            <w14:srgbClr w14:val="6E747A">
+              <w14:alpha w14:val="57000"/>
+            </w14:srgbClr>
+          </w14:shadow>
+          <w14:textOutline w14:w="0" w14:cap="flat" w14:cmpd="sng" w14:algn="ctr">
+            <w14:noFill/>
+            <w14:prstDash w14:val="solid"/>
+            <w14:round/>
+          </w14:textOutline>
+        </w:rPr>
+      </w:pPr>
+      <w:r>
+        <w:rPr>
+          <w:rFonts w:hint="cs"/>
+          <w:sz w:val="28"/>
+          <w:szCs w:val="28"/>
+          <w:rtl/>
+          <w14:shadow w14:blurRad="38100" w14:dist="25400" w14:dir="5400000" w14:sx="100000" w14:sy="100000" w14:kx="0" w14:ky="0" w14:algn="ctr">
+            <w14:srgbClr w14:val="6E747A">
+              <w14:alpha w14:val="57000"/>
+            </w14:srgbClr>
+          </w14:shadow>
+          <w14:textOutline w14:w="0" w14:cap="flat" w14:cmpd="sng" w14:algn="ctr">
+            <w14:noFill/>
+            <w14:prstDash w14:val="solid"/>
+            <w14:round/>
+          </w14:textOutline>
+        </w:rPr>
+        <w:t xml:space="preserve">מטרת המערכת היא לשמש כפלטפורמה וכמשחק חברתי למשתמש, תוך כדי שמירה על נתוניו והישגיו, במערכת רוכזו פעולות אשר יכולות לשמש את </w:t>
+      </w:r>
+      <w:proofErr w:type="spellStart"/>
+      <w:r>
+        <w:rPr>
+          <w:rFonts w:hint="cs"/>
+          <w:sz w:val="28"/>
+          <w:szCs w:val="28"/>
+          <w:rtl/>
+          <w14:shadow w14:blurRad="38100" w14:dist="25400" w14:dir="5400000" w14:sx="100000" w14:sy="100000" w14:kx="0" w14:ky="0" w14:algn="ctr">
+            <w14:srgbClr w14:val="6E747A">
+              <w14:alpha w14:val="57000"/>
+            </w14:srgbClr>
+          </w14:shadow>
+          <w14:textOutline w14:w="0" w14:cap="flat" w14:cmpd="sng" w14:algn="ctr">
+            <w14:noFill/>
+            <w14:prstDash w14:val="solid"/>
+            <w14:round/>
+          </w14:textOutline>
+        </w:rPr>
+        <w:t>האדמין</w:t>
+      </w:r>
+      <w:proofErr w:type="spellEnd"/>
+      <w:r>
+        <w:rPr>
+          <w:rFonts w:hint="cs"/>
+          <w:sz w:val="28"/>
+          <w:szCs w:val="28"/>
+          <w:rtl/>
+          <w14:shadow w14:blurRad="38100" w14:dist="25400" w14:dir="5400000" w14:sx="100000" w14:sy="100000" w14:kx="0" w14:ky="0" w14:algn="ctr">
+            <w14:srgbClr w14:val="6E747A">
+              <w14:alpha w14:val="57000"/>
+            </w14:srgbClr>
+          </w14:shadow>
+          <w14:textOutline w14:w="0" w14:cap="flat" w14:cmpd="sng" w14:algn="ctr">
+            <w14:noFill/>
+            <w14:prstDash w14:val="solid"/>
+            <w14:round/>
+          </w14:textOutline>
+        </w:rPr>
+        <w:t xml:space="preserve"> המנהל את השרת בזמן נתינת שירות למשתמשים השונים, קיימת היכולת להשהות שחקנים אשר לא נשמעים לחוקים ומנסים לרמות</w:t>
+      </w:r>
+      <w:r>
+        <w:rPr>
+          <w:rFonts w:hint="cs"/>
+          <w:sz w:val="28"/>
+          <w:szCs w:val="28"/>
+          <w:rtl/>
+          <w14:shadow w14:blurRad="38100" w14:dist="25400" w14:dir="5400000" w14:sx="100000" w14:sy="100000" w14:kx="0" w14:ky="0" w14:algn="ctr">
+            <w14:srgbClr w14:val="6E747A">
+              <w14:alpha w14:val="57000"/>
+            </w14:srgbClr>
+          </w14:shadow>
+          <w14:textOutline w14:w="0" w14:cap="flat" w14:cmpd="sng" w14:algn="ctr">
+            <w14:noFill/>
+            <w14:prstDash w14:val="solid"/>
+            <w14:round/>
+          </w14:textOutline>
+        </w:rPr>
+        <w:t xml:space="preserve"> את השרת. נוסף על כך לשרת יש היכולת להעביר את קבצי צד הלקוח (המשחק) דרך ה</w:t>
+      </w:r>
+      <w:r>
+        <w:rPr>
+          <w:sz w:val="28"/>
+          <w:szCs w:val="28"/>
+          <w14:shadow w14:blurRad="38100" w14:dist="25400" w14:dir="5400000" w14:sx="100000" w14:sy="100000" w14:kx="0" w14:ky="0" w14:algn="ctr">
+            <w14:srgbClr w14:val="6E747A">
+              <w14:alpha w14:val="57000"/>
+            </w14:srgbClr>
+          </w14:shadow>
+          <w14:textOutline w14:w="0" w14:cap="flat" w14:cmpd="sng" w14:algn="ctr">
+            <w14:noFill/>
+            <w14:prstDash w14:val="solid"/>
+            <w14:round/>
+          </w14:textOutline>
+        </w:rPr>
+        <w:t>browsers</w:t>
+      </w:r>
+      <w:r>
+        <w:rPr>
+          <w:rFonts w:hint="cs"/>
+          <w:sz w:val="28"/>
+          <w:szCs w:val="28"/>
+          <w:rtl/>
+          <w14:shadow w14:blurRad="38100" w14:dist="25400" w14:dir="5400000" w14:sx="100000" w14:sy="100000" w14:kx="0" w14:ky="0" w14:algn="ctr">
+            <w14:srgbClr w14:val="6E747A">
+              <w14:alpha w14:val="57000"/>
+            </w14:srgbClr>
+          </w14:shadow>
+          <w14:textOutline w14:w="0" w14:cap="flat" w14:cmpd="sng" w14:algn="ctr">
+            <w14:noFill/>
+            <w14:prstDash w14:val="solid"/>
+            <w14:round/>
+          </w14:textOutline>
+        </w:rPr>
+        <w:t xml:space="preserve"> השונים.</w:t>
+      </w:r>
+    </w:p>
+    <w:p>
+      <w:pPr>
+        <w:rPr>
+          <w:sz w:val="28"/>
+          <w:szCs w:val="28"/>
+          <w:rtl/>
+          <w14:shadow w14:blurRad="38100" w14:dist="25400" w14:dir="5400000" w14:sx="100000" w14:sy="100000" w14:kx="0" w14:ky="0" w14:algn="ctr">
+            <w14:srgbClr w14:val="6E747A">
+              <w14:alpha w14:val="57000"/>
+            </w14:srgbClr>
+          </w14:shadow>
+          <w14:textOutline w14:w="0" w14:cap="flat" w14:cmpd="sng" w14:algn="ctr">
+            <w14:noFill/>
+            <w14:prstDash w14:val="solid"/>
+            <w14:round/>
+          </w14:textOutline>
+        </w:rPr>
+      </w:pPr>
+    </w:p>
+    <w:p>
+      <w:pPr>
+        <w:rPr>
+          <w:sz w:val="32"/>
+          <w:szCs w:val="32"/>
+          <w:u w:val="single"/>
+          <w:rtl/>
+          <w14:shadow w14:blurRad="38100" w14:dist="25400" w14:dir="5400000" w14:sx="100000" w14:sy="100000" w14:kx="0" w14:ky="0" w14:algn="ctr">
+            <w14:srgbClr w14:val="6E747A">
+              <w14:alpha w14:val="57000"/>
+            </w14:srgbClr>
+          </w14:shadow>
+          <w14:textOutline w14:w="0" w14:cap="flat" w14:cmpd="sng" w14:algn="ctr">
+            <w14:noFill/>
+            <w14:prstDash w14:val="solid"/>
+            <w14:round/>
+          </w14:textOutline>
+        </w:rPr>
+      </w:pPr>
+      <w:r>
+        <w:rPr>
+          <w:rFonts w:hint="cs"/>
+          <w:sz w:val="32"/>
+          <w:szCs w:val="32"/>
+          <w:u w:val="single"/>
+          <w:rtl/>
+          <w14:shadow w14:blurRad="38100" w14:dist="25400" w14:dir="5400000" w14:sx="100000" w14:sy="100000" w14:kx="0" w14:ky="0" w14:algn="ctr">
+            <w14:srgbClr w14:val="6E747A">
+              <w14:alpha w14:val="57000"/>
+            </w14:srgbClr>
+          </w14:shadow>
+          <w14:textOutline w14:w="0" w14:cap="flat" w14:cmpd="sng" w14:algn="ctr">
+            <w14:noFill/>
+            <w14:prstDash w14:val="solid"/>
+            <w14:round/>
+          </w14:textOutline>
+        </w:rPr>
+        <w:t>ארכיטקטורת המערכת</w:t>
+      </w:r>
+    </w:p>
+    <w:p>
+      <w:pPr>
+        <w:rPr>
+          <w:sz w:val="28"/>
+          <w:szCs w:val="28"/>
+          <w:rtl/>
+          <w14:shadow w14:blurRad="38100" w14:dist="25400" w14:dir="5400000" w14:sx="100000" w14:sy="100000" w14:kx="0" w14:ky="0" w14:algn="ctr">
+            <w14:srgbClr w14:val="6E747A">
+              <w14:alpha w14:val="57000"/>
+            </w14:srgbClr>
+          </w14:shadow>
+          <w14:textOutline w14:w="0" w14:cap="flat" w14:cmpd="sng" w14:algn="ctr">
+            <w14:noFill/>
+            <w14:prstDash w14:val="solid"/>
+            <w14:round/>
+          </w14:textOutline>
+        </w:rPr>
+      </w:pPr>
+      <w:r>
+        <w:rPr>
+          <w:rFonts w:hint="cs"/>
+          <w:sz w:val="28"/>
+          <w:szCs w:val="28"/>
+          <w:rtl/>
+          <w14:shadow w14:blurRad="38100" w14:dist="25400" w14:dir="5400000" w14:sx="100000" w14:sy="100000" w14:kx="0" w14:ky="0" w14:algn="ctr">
+            <w14:srgbClr w14:val="6E747A">
+              <w14:alpha w14:val="57000"/>
+            </w14:srgbClr>
+          </w14:shadow>
+          <w14:textOutline w14:w="0" w14:cap="flat" w14:cmpd="sng" w14:algn="ctr">
+            <w14:noFill/>
+            <w14:prstDash w14:val="solid"/>
+            <w14:round/>
+          </w14:textOutline>
+        </w:rPr>
+        <w:t xml:space="preserve">המערכת נבנתה בשימוש שני הארכיטקטורות הנפוצות ביותר בתחום הרשתות </w:t>
+      </w:r>
+      <w:r>
+        <w:rPr>
+          <w:rFonts w:hint="cs"/>
+          <w:sz w:val="28"/>
+          <w:szCs w:val="28"/>
+          <w14:shadow w14:blurRad="38100" w14:dist="25400" w14:dir="5400000" w14:sx="100000" w14:sy="100000" w14:kx="0" w14:ky="0" w14:algn="ctr">
+            <w14:srgbClr w14:val="6E747A">
+              <w14:alpha w14:val="57000"/>
+            </w14:srgbClr>
+          </w14:shadow>
+          <w14:textOutline w14:w="0" w14:cap="flat" w14:cmpd="sng" w14:algn="ctr">
+            <w14:noFill/>
+            <w14:prstDash w14:val="solid"/>
+            <w14:round/>
+          </w14:textOutline>
+        </w:rPr>
+        <w:t>C</w:t>
+      </w:r>
+      <w:r>
+        <w:rPr>
+          <w:sz w:val="28"/>
+          <w:szCs w:val="28"/>
+          <w14:shadow w14:blurRad="38100" w14:dist="25400" w14:dir="5400000" w14:sx="100000" w14:sy="100000" w14:kx="0" w14:ky="0" w14:algn="ctr">
+            <w14:srgbClr w14:val="6E747A">
+              <w14:alpha w14:val="57000"/>
+            </w14:srgbClr>
+          </w14:shadow>
+          <w14:textOutline w14:w="0" w14:cap="flat" w14:cmpd="sng" w14:algn="ctr">
+            <w14:noFill/>
+            <w14:prstDash w14:val="solid"/>
+            <w14:round/>
+          </w14:textOutline>
+        </w:rPr>
+        <w:t>lient-Server</w:t>
+      </w:r>
+      <w:r>
+        <w:rPr>
+          <w:rFonts w:hint="cs"/>
+          <w:sz w:val="28"/>
+          <w:szCs w:val="28"/>
+          <w:rtl/>
+          <w14:shadow w14:blurRad="38100" w14:dist="25400" w14:dir="5400000" w14:sx="100000" w14:sy="100000" w14:kx="0" w14:ky="0" w14:algn="ctr">
+            <w14:srgbClr w14:val="6E747A">
+              <w14:alpha w14:val="57000"/>
+            </w14:srgbClr>
+          </w14:shadow>
+          <w14:textOutline w14:w="0" w14:cap="flat" w14:cmpd="sng" w14:algn="ctr">
+            <w14:noFill/>
+            <w14:prstDash w14:val="solid"/>
+            <w14:round/>
+          </w14:textOutline>
+        </w:rPr>
+        <w:t xml:space="preserve"> ו- </w:t>
+      </w:r>
+      <w:r>
+        <w:rPr>
+          <w:sz w:val="28"/>
+          <w:szCs w:val="28"/>
+          <w14:shadow w14:blurRad="38100" w14:dist="25400" w14:dir="5400000" w14:sx="100000" w14:sy="100000" w14:kx="0" w14:ky="0" w14:algn="ctr">
+            <w14:srgbClr w14:val="6E747A">
+              <w14:alpha w14:val="57000"/>
+            </w14:srgbClr>
+          </w14:shadow>
+          <w14:textOutline w14:w="0" w14:cap="flat" w14:cmpd="sng" w14:algn="ctr">
+            <w14:noFill/>
+            <w14:prstDash w14:val="solid"/>
+            <w14:round/>
+          </w14:textOutline>
+        </w:rPr>
+        <w:t>Peer-to-Peer</w:t>
+      </w:r>
+      <w:r>
+        <w:rPr>
+          <w:rFonts w:hint="cs"/>
+          <w:sz w:val="28"/>
+          <w:szCs w:val="28"/>
+          <w:rtl/>
+          <w14:shadow w14:blurRad="38100" w14:dist="25400" w14:dir="5400000" w14:sx="100000" w14:sy="100000" w14:kx="0" w14:ky="0" w14:algn="ctr">
+            <w14:srgbClr w14:val="6E747A">
+              <w14:alpha w14:val="57000"/>
+            </w14:srgbClr>
+          </w14:shadow>
+          <w14:textOutline w14:w="0" w14:cap="flat" w14:cmpd="sng" w14:algn="ctr">
+            <w14:noFill/>
+            <w14:prstDash w14:val="solid"/>
+            <w14:round/>
+          </w14:textOutline>
+        </w:rPr>
+        <w:t xml:space="preserve">, המערכת תומכת במספר רב של שחקנים המנהלים קרבות ביניהם ואשר דורשים שירותים אחרים מהשרת (לדוגמא שמירת צבע חדש למשתמש), המערכת מטפלת בכל לקוח בעזרת </w:t>
+      </w:r>
+      <w:r>
+        <w:rPr>
+          <w:sz w:val="28"/>
+          <w:szCs w:val="28"/>
+          <w14:shadow w14:blurRad="38100" w14:dist="25400" w14:dir="5400000" w14:sx="100000" w14:sy="100000" w14:kx="0" w14:ky="0" w14:algn="ctr">
+            <w14:srgbClr w14:val="6E747A">
+              <w14:alpha w14:val="57000"/>
+            </w14:srgbClr>
+          </w14:shadow>
+          <w14:textOutline w14:w="0" w14:cap="flat" w14:cmpd="sng" w14:algn="ctr">
+            <w14:noFill/>
+            <w14:prstDash w14:val="solid"/>
+            <w14:round/>
+          </w14:textOutline>
+        </w:rPr>
+        <w:t xml:space="preserve">thread </w:t>
+      </w:r>
+      <w:r>
+        <w:rPr>
+          <w:rFonts w:hint="cs"/>
+          <w:sz w:val="28"/>
+          <w:szCs w:val="28"/>
+          <w:rtl/>
+          <w14:shadow w14:blurRad="38100" w14:dist="25400" w14:dir="5400000" w14:sx="100000" w14:sy="100000" w14:kx="0" w14:ky="0" w14:algn="ctr">
+            <w14:srgbClr w14:val="6E747A">
+              <w14:alpha w14:val="57000"/>
+            </w14:srgbClr>
+          </w14:shadow>
+          <w14:textOutline w14:w="0" w14:cap="flat" w14:cmpd="sng" w14:algn="ctr">
+            <w14:noFill/>
+            <w14:prstDash w14:val="solid"/>
+            <w14:round/>
+          </w14:textOutline>
+        </w:rPr>
+        <w:t xml:space="preserve"> שונה כאשר כל אחד מ</w:t>
+      </w:r>
+      <w:r>
+        <w:rPr>
+          <w:rFonts w:hint="cs"/>
+          <w:sz w:val="28"/>
+          <w:szCs w:val="28"/>
+          <w:rtl/>
+          <w14:shadow w14:blurRad="38100" w14:dist="25400" w14:dir="5400000" w14:sx="100000" w14:sy="100000" w14:kx="0" w14:ky="0" w14:algn="ctr">
+            <w14:srgbClr w14:val="6E747A">
+              <w14:alpha w14:val="57000"/>
+            </w14:srgbClr>
+          </w14:shadow>
+          <w14:textOutline w14:w="0" w14:cap="flat" w14:cmpd="sng" w14:algn="ctr">
+            <w14:noFill/>
+            <w14:prstDash w14:val="solid"/>
+            <w14:round/>
+          </w14:textOutline>
+        </w:rPr>
+        <w:t>הם משתף את המידע השימושי לכולם.</w:t>
+      </w:r>
+    </w:p>
+    <w:p>
+      <w:pPr>
+        <w:rPr>
+          <w:sz w:val="28"/>
+          <w:szCs w:val="28"/>
+          <w:rtl/>
+          <w14:shadow w14:blurRad="38100" w14:dist="25400" w14:dir="5400000" w14:sx="100000" w14:sy="100000" w14:kx="0" w14:ky="0" w14:algn="ctr">
+            <w14:srgbClr w14:val="6E747A">
+              <w14:alpha w14:val="57000"/>
+            </w14:srgbClr>
+          </w14:shadow>
+          <w14:textOutline w14:w="0" w14:cap="flat" w14:cmpd="sng" w14:algn="ctr">
+            <w14:noFill/>
+            <w14:prstDash w14:val="solid"/>
+            <w14:round/>
+          </w14:textOutline>
+        </w:rPr>
+      </w:pPr>
+      <w:r>
+        <w:rPr>
+          <w:sz w:val="28"/>
+          <w:szCs w:val="28"/>
+          <w:rtl/>
+          <w14:shadow w14:blurRad="38100" w14:dist="25400" w14:dir="5400000" w14:sx="100000" w14:sy="100000" w14:kx="0" w14:ky="0" w14:algn="ctr">
+            <w14:srgbClr w14:val="6E747A">
+              <w14:alpha w14:val="57000"/>
+            </w14:srgbClr>
+          </w14:shadow>
+          <w14:textOutline w14:w="0" w14:cap="flat" w14:cmpd="sng" w14:algn="ctr">
+            <w14:noFill/>
+            <w14:prstDash w14:val="solid"/>
+            <w14:round/>
+          </w14:textOutline>
+        </w:rPr>
+        <w:br w:type="page"/>
+      </w:r>
+    </w:p>
+    <w:p>
+      <w:pPr>
+        <w:rPr>
+          <w:rFonts w:asciiTheme="minorBidi" w:hAnsiTheme="minorBidi"/>
+          <w:color w:val="808080" w:themeColor="background1" w:themeShade="80"/>
+          <w:sz w:val="28"/>
+          <w:szCs w:val="28"/>
+          <w:rtl/>
+          <w14:shadow w14:blurRad="38100" w14:dist="25400" w14:dir="5400000" w14:sx="100000" w14:sy="100000" w14:kx="0" w14:ky="0" w14:algn="ctr">
+            <w14:srgbClr w14:val="6E747A">
+              <w14:alpha w14:val="57000"/>
+            </w14:srgbClr>
+          </w14:shadow>
+          <w14:textOutline w14:w="0" w14:cap="flat" w14:cmpd="sng" w14:algn="ctr">
+            <w14:noFill/>
+            <w14:prstDash w14:val="solid"/>
+            <w14:round/>
+          </w14:textOutline>
+        </w:rPr>
+      </w:pPr>
+      <w:r>
+        <w:rPr>
+          <w:rFonts w:asciiTheme="minorBidi" w:hAnsiTheme="minorBidi"/>
+          <w:color w:val="808080" w:themeColor="background1" w:themeShade="80"/>
+          <w:sz w:val="28"/>
+          <w:szCs w:val="28"/>
+          <w:rtl/>
+          <w14:shadow w14:blurRad="38100" w14:dist="25400" w14:dir="5400000" w14:sx="100000" w14:sy="100000" w14:kx="0" w14:ky="0" w14:algn="ctr">
+            <w14:srgbClr w14:val="6E747A">
+              <w14:alpha w14:val="57000"/>
+            </w14:srgbClr>
+          </w14:shadow>
+          <w14:textOutline w14:w="0" w14:cap="flat" w14:cmpd="sng" w14:algn="ctr">
+            <w14:noFill/>
+            <w14:prstDash w14:val="solid"/>
+            <w14:round/>
+          </w14:textOutline>
+        </w:rPr>
+        <w:lastRenderedPageBreak/>
+        <w:t xml:space="preserve">תרשים 1 – סקיצה של ארכיטקטורת הלקוחות והשרת </w:t>
+      </w:r>
+    </w:p>
+    <w:p>
+      <w:pPr>
+        <w:rPr>
+          <w:rFonts w:asciiTheme="minorBidi" w:hAnsiTheme="minorBidi"/>
+          <w:color w:val="808080" w:themeColor="background1" w:themeShade="80"/>
+          <w:sz w:val="28"/>
+          <w:szCs w:val="28"/>
+          <w:rtl/>
+          <w14:shadow w14:blurRad="38100" w14:dist="25400" w14:dir="5400000" w14:sx="100000" w14:sy="100000" w14:kx="0" w14:ky="0" w14:algn="ctr">
+            <w14:srgbClr w14:val="6E747A">
+              <w14:alpha w14:val="57000"/>
+            </w14:srgbClr>
+          </w14:shadow>
+          <w14:textOutline w14:w="0" w14:cap="flat" w14:cmpd="sng" w14:algn="ctr">
+            <w14:noFill/>
+            <w14:prstDash w14:val="solid"/>
+            <w14:round/>
+          </w14:textOutline>
+        </w:rPr>
+      </w:pPr>
+      <w:r>
+        <w:rPr>
+          <w:rFonts w:asciiTheme="minorBidi" w:hAnsiTheme="minorBidi"/>
+          <w:color w:val="808080" w:themeColor="background1" w:themeShade="80"/>
+          <w:sz w:val="28"/>
+          <w:szCs w:val="28"/>
+          <w:rtl/>
+          <w14:shadow w14:blurRad="38100" w14:dist="25400" w14:dir="5400000" w14:sx="100000" w14:sy="100000" w14:kx="0" w14:ky="0" w14:algn="ctr">
+            <w14:srgbClr w14:val="6E747A">
+              <w14:alpha w14:val="57000"/>
+            </w14:srgbClr>
+          </w14:shadow>
+          <w14:textOutline w14:w="0" w14:cap="flat" w14:cmpd="sng" w14:algn="ctr">
+            <w14:noFill/>
+            <w14:prstDash w14:val="solid"/>
+            <w14:round/>
+          </w14:textOutline>
+        </w:rPr>
+        <w:t xml:space="preserve">(נוצר באמצעות </w:t>
+      </w:r>
+      <w:r>
+        <w:rPr>
+          <w:rFonts w:asciiTheme="minorBidi" w:hAnsiTheme="minorBidi"/>
+          <w:color w:val="808080" w:themeColor="background1" w:themeShade="80"/>
+          <w:sz w:val="28"/>
+          <w:szCs w:val="28"/>
+          <w14:shadow w14:blurRad="38100" w14:dist="25400" w14:dir="5400000" w14:sx="100000" w14:sy="100000" w14:kx="0" w14:ky="0" w14:algn="ctr">
+            <w14:srgbClr w14:val="6E747A">
+              <w14:alpha w14:val="57000"/>
+            </w14:srgbClr>
+          </w14:shadow>
+          <w14:textOutline w14:w="0" w14:cap="flat" w14:cmpd="sng" w14:algn="ctr">
+            <w14:noFill/>
+            <w14:prstDash w14:val="solid"/>
+            <w14:round/>
+          </w14:textOutline>
+        </w:rPr>
+        <w:t>Packet tracer</w:t>
+      </w:r>
+      <w:r>
+        <w:rPr>
+          <w:rFonts w:asciiTheme="minorBidi" w:hAnsiTheme="minorBidi"/>
+          <w:color w:val="808080" w:themeColor="background1" w:themeShade="80"/>
+          <w:sz w:val="28"/>
+          <w:szCs w:val="28"/>
+          <w:rtl/>
+          <w14:shadow w14:blurRad="38100" w14:dist="25400" w14:dir="5400000" w14:sx="100000" w14:sy="100000" w14:kx="0" w14:ky="0" w14:algn="ctr">
+            <w14:srgbClr w14:val="6E747A">
+              <w14:alpha w14:val="57000"/>
+            </w14:srgbClr>
+          </w14:shadow>
+          <w14:textOutline w14:w="0" w14:cap="flat" w14:cmpd="sng" w14:algn="ctr">
+            <w14:noFill/>
+            <w14:prstDash w14:val="solid"/>
+            <w14:round/>
+          </w14:textOutline>
+        </w:rPr>
+        <w:t>)</w:t>
+      </w:r>
+    </w:p>
+    <w:p>
+      <w:pPr>
+        <w:rPr>
+          <w:rFonts w:asciiTheme="minorBidi" w:hAnsiTheme="minorBidi"/>
+          <w:color w:val="808080" w:themeColor="background1" w:themeShade="80"/>
+          <w:sz w:val="28"/>
+          <w:szCs w:val="28"/>
+          <w14:shadow w14:blurRad="38100" w14:dist="25400" w14:dir="5400000" w14:sx="100000" w14:sy="100000" w14:kx="0" w14:ky="0" w14:algn="ctr">
+            <w14:srgbClr w14:val="6E747A">
+              <w14:alpha w14:val="57000"/>
+            </w14:srgbClr>
+          </w14:shadow>
+          <w14:textOutline w14:w="0" w14:cap="flat" w14:cmpd="sng" w14:algn="ctr">
+            <w14:noFill/>
+            <w14:prstDash w14:val="solid"/>
+            <w14:round/>
+          </w14:textOutline>
+        </w:rPr>
+      </w:pPr>
+      <w:r>
+        <w:rPr>
+          <w:noProof/>
+          <w:sz w:val="28"/>
+          <w:szCs w:val="28"/>
+          <w14:shadow w14:blurRad="38100" w14:dist="25400" w14:dir="5400000" w14:sx="100000" w14:sy="100000" w14:kx="0" w14:ky="0" w14:algn="ctr">
+            <w14:srgbClr w14:val="6E747A">
+              <w14:alpha w14:val="57000"/>
+            </w14:srgbClr>
+          </w14:shadow>
+          <w14:textOutline w14:w="0" w14:cap="flat" w14:cmpd="sng" w14:algn="ctr">
+            <w14:noFill/>
+            <w14:prstDash w14:val="solid"/>
+            <w14:round/>
+          </w14:textOutline>
+        </w:rPr>
+        <w:drawing>
+          <wp:inline distT="0" distB="0" distL="0" distR="0">
+            <wp:extent cx="5274310" cy="4131860"/>
+            <wp:effectExtent l="0" t="0" r="2540" b="2540"/>
+            <wp:docPr id="5" name="תמונה 5" descr="C:\Users\User\AppData\Local\Microsoft\Windows\INetCache\Content.Word\Screenshot (6).png"/>
+            <wp:cNvGraphicFramePr>
+              <a:graphicFrameLocks xmlns:a="http://schemas.openxmlformats.org/drawingml/2006/main" noChangeAspect="1"/>
+            </wp:cNvGraphicFramePr>
+            <a:graphic xmlns:a="http://schemas.openxmlformats.org/drawingml/2006/main">
+              <a:graphicData uri="http://schemas.openxmlformats.org/drawingml/2006/picture">
+                <pic:pic xmlns:pic="http://schemas.openxmlformats.org/drawingml/2006/picture">
+                  <pic:nvPicPr>
+                    <pic:cNvPr id="0" name="Picture 17" descr="C:\Users\User\AppData\Local\Microsoft\Windows\INetCache\Content.Word\Screenshot (6).png"/>
+                    <pic:cNvPicPr>
+                      <a:picLocks noChangeAspect="1" noChangeArrowheads="1"/>
+                    </pic:cNvPicPr>
+                  </pic:nvPicPr>
+                  <pic:blipFill>
+                    <a:blip r:embed="rId9">
+                      <a:extLst>
+                        <a:ext uri="{28A0092B-C50C-407E-A947-70E740481C1C}">
+                          <a14:useLocalDpi xmlns:a14="http://schemas.microsoft.com/office/drawing/2010/main" val="0"/>
+                        </a:ext>
+                      </a:extLst>
+                    </a:blip>
+                    <a:srcRect/>
+                    <a:stretch>
+                      <a:fillRect/>
+                    </a:stretch>
+                  </pic:blipFill>
+                  <pic:spPr bwMode="auto">
+                    <a:xfrm>
+                      <a:off x="0" y="0"/>
+                      <a:ext cx="5274310" cy="4131860"/>
+                    </a:xfrm>
+                    <a:prstGeom prst="rect">
+                      <a:avLst/>
+                    </a:prstGeom>
+                    <a:noFill/>
+                    <a:ln>
+                      <a:noFill/>
+                    </a:ln>
+                  </pic:spPr>
+                </pic:pic>
+              </a:graphicData>
+            </a:graphic>
+          </wp:inline>
+        </w:drawing>
+      </w:r>
+    </w:p>
+    <w:p>
+      <w:pPr>
+        <w:rPr>
+          <w:sz w:val="32"/>
+          <w:szCs w:val="32"/>
+          <w:u w:val="single"/>
+          <w:rtl/>
+          <w14:shadow w14:blurRad="38100" w14:dist="25400" w14:dir="5400000" w14:sx="100000" w14:sy="100000" w14:kx="0" w14:ky="0" w14:algn="ctr">
+            <w14:srgbClr w14:val="6E747A">
+              <w14:alpha w14:val="57000"/>
+            </w14:srgbClr>
+          </w14:shadow>
+          <w14:textOutline w14:w="0" w14:cap="flat" w14:cmpd="sng" w14:algn="ctr">
+            <w14:noFill/>
+            <w14:prstDash w14:val="solid"/>
+            <w14:round/>
+          </w14:textOutline>
+        </w:rPr>
+      </w:pPr>
+    </w:p>
+    <w:p>
+      <w:pPr>
+        <w:rPr>
+          <w:sz w:val="32"/>
+          <w:szCs w:val="32"/>
+          <w:u w:val="single"/>
+          <w:rtl/>
+          <w14:shadow w14:blurRad="38100" w14:dist="25400" w14:dir="5400000" w14:sx="100000" w14:sy="100000" w14:kx="0" w14:ky="0" w14:algn="ctr">
+            <w14:srgbClr w14:val="6E747A">
+              <w14:alpha w14:val="57000"/>
+            </w14:srgbClr>
+          </w14:shadow>
+          <w14:textOutline w14:w="0" w14:cap="flat" w14:cmpd="sng" w14:algn="ctr">
+            <w14:noFill/>
+            <w14:prstDash w14:val="solid"/>
+            <w14:round/>
+          </w14:textOutline>
+        </w:rPr>
+      </w:pPr>
+      <w:r>
+        <w:rPr>
+          <w:rFonts w:hint="cs"/>
+          <w:sz w:val="32"/>
+          <w:szCs w:val="32"/>
+          <w:u w:val="single"/>
+          <w:rtl/>
+          <w14:shadow w14:blurRad="38100" w14:dist="25400" w14:dir="5400000" w14:sx="100000" w14:sy="100000" w14:kx="0" w14:ky="0" w14:algn="ctr">
+            <w14:srgbClr w14:val="6E747A">
+              <w14:alpha w14:val="57000"/>
+            </w14:srgbClr>
+          </w14:shadow>
+          <w14:textOutline w14:w="0" w14:cap="flat" w14:cmpd="sng" w14:algn="ctr">
+            <w14:noFill/>
+            <w14:prstDash w14:val="solid"/>
+            <w14:round/>
+          </w14:textOutline>
+        </w:rPr>
+        <w:t>הגדרת רכיבי המערכת</w:t>
+      </w:r>
+    </w:p>
+    <w:p>
+      <w:pPr>
+        <w:rPr>
+          <w:sz w:val="28"/>
+          <w:szCs w:val="28"/>
+          <w:rtl/>
+          <w14:shadow w14:blurRad="38100" w14:dist="25400" w14:dir="5400000" w14:sx="100000" w14:sy="100000" w14:kx="0" w14:ky="0" w14:algn="ctr">
+            <w14:srgbClr w14:val="6E747A">
+              <w14:alpha w14:val="57000"/>
+            </w14:srgbClr>
+          </w14:shadow>
+          <w14:textOutline w14:w="0" w14:cap="flat" w14:cmpd="sng" w14:algn="ctr">
+            <w14:noFill/>
+            <w14:prstDash w14:val="solid"/>
+            <w14:round/>
+          </w14:textOutline>
+        </w:rPr>
+      </w:pPr>
+      <w:r>
+        <w:rPr>
+          <w:rFonts w:hint="cs"/>
+          <w:sz w:val="28"/>
+          <w:szCs w:val="28"/>
+          <w:u w:val="single"/>
+          <w:rtl/>
+          <w14:shadow w14:blurRad="38100" w14:dist="25400" w14:dir="5400000" w14:sx="100000" w14:sy="100000" w14:kx="0" w14:ky="0" w14:algn="ctr">
+            <w14:srgbClr w14:val="6E747A">
+              <w14:alpha w14:val="57000"/>
+            </w14:srgbClr>
+          </w14:shadow>
+          <w14:textOutline w14:w="0" w14:cap="flat" w14:cmpd="sng" w14:algn="ctr">
+            <w14:noFill/>
+            <w14:prstDash w14:val="solid"/>
+            <w14:round/>
+          </w14:textOutline>
+        </w:rPr>
+        <w:t xml:space="preserve">רשת מקומית </w:t>
+      </w:r>
+      <w:r>
+        <w:rPr>
+          <w:sz w:val="28"/>
+          <w:szCs w:val="28"/>
+          <w:u w:val="single"/>
+          <w:rtl/>
+          <w14:shadow w14:blurRad="38100" w14:dist="25400" w14:dir="5400000" w14:sx="100000" w14:sy="100000" w14:kx="0" w14:ky="0" w14:algn="ctr">
+            <w14:srgbClr w14:val="6E747A">
+              <w14:alpha w14:val="57000"/>
+            </w14:srgbClr>
+          </w14:shadow>
+          <w14:textOutline w14:w="0" w14:cap="flat" w14:cmpd="sng" w14:algn="ctr">
+            <w14:noFill/>
+            <w14:prstDash w14:val="solid"/>
+            <w14:round/>
+          </w14:textOutline>
+        </w:rPr>
+        <w:t>–</w:t>
+      </w:r>
+      <w:r>
+        <w:rPr>
+          <w:rFonts w:hint="cs"/>
+          <w:sz w:val="28"/>
+          <w:szCs w:val="28"/>
+          <w:rtl/>
+          <w14:shadow w14:blurRad="38100" w14:dist="25400" w14:dir="5400000" w14:sx="100000" w14:sy="100000" w14:kx="0" w14:ky="0" w14:algn="ctr">
+            <w14:srgbClr w14:val="6E747A">
+              <w14:alpha w14:val="57000"/>
+            </w14:srgbClr>
+          </w14:shadow>
+          <w14:textOutline w14:w="0" w14:cap="flat" w14:cmpd="sng" w14:algn="ctr">
+            <w14:noFill/>
+            <w14:prstDash w14:val="solid"/>
+            <w14:round/>
+          </w14:textOutline>
+        </w:rPr>
+        <w:t xml:space="preserve"> </w:t>
+      </w:r>
+      <w:r>
+        <w:rPr>
+          <w:rFonts w:hint="cs"/>
+          <w:sz w:val="28"/>
+          <w:szCs w:val="28"/>
+          <w:rtl/>
+          <w14:shadow w14:blurRad="38100" w14:dist="25400" w14:dir="5400000" w14:sx="100000" w14:sy="100000" w14:kx="0" w14:ky="0" w14:algn="ctr">
+            <w14:srgbClr w14:val="6E747A">
+              <w14:alpha w14:val="57000"/>
+            </w14:srgbClr>
+          </w14:shadow>
+          <w14:textOutline w14:w="0" w14:cap="flat" w14:cmpd="sng" w14:algn="ctr">
+            <w14:noFill/>
+            <w14:prstDash w14:val="solid"/>
+            <w14:round/>
+          </w14:textOutline>
+        </w:rPr>
+        <w:t>(</w:t>
+      </w:r>
+      <w:r>
+        <w:rPr>
+          <w:sz w:val="28"/>
+          <w:szCs w:val="28"/>
+          <w14:shadow w14:blurRad="38100" w14:dist="25400" w14:dir="5400000" w14:sx="100000" w14:sy="100000" w14:kx="0" w14:ky="0" w14:algn="ctr">
+            <w14:srgbClr w14:val="6E747A">
+              <w14:alpha w14:val="57000"/>
+            </w14:srgbClr>
+          </w14:shadow>
+          <w14:textOutline w14:w="0" w14:cap="flat" w14:cmpd="sng" w14:algn="ctr">
+            <w14:noFill/>
+            <w14:prstDash w14:val="solid"/>
+            <w14:round/>
+          </w14:textOutline>
+        </w:rPr>
+        <w:t>LAN – Local Area Network</w:t>
+      </w:r>
+      <w:r>
+        <w:rPr>
+          <w:rFonts w:hint="cs"/>
+          <w:sz w:val="28"/>
+          <w:szCs w:val="28"/>
+          <w:rtl/>
+          <w14:shadow w14:blurRad="38100" w14:dist="25400" w14:dir="5400000" w14:sx="100000" w14:sy="100000" w14:kx="0" w14:ky="0" w14:algn="ctr">
+            <w14:srgbClr w14:val="6E747A">
+              <w14:alpha w14:val="57000"/>
+            </w14:srgbClr>
+          </w14:shadow>
+          <w14:textOutline w14:w="0" w14:cap="flat" w14:cmpd="sng" w14:algn="ctr">
+            <w14:noFill/>
+            <w14:prstDash w14:val="solid"/>
+            <w14:round/>
+          </w14:textOutline>
+        </w:rPr>
+        <w:t>), רשת מקומית, רשת המתפרסת על קטן ומוגבל, לרוב בתוך בניין, בית, או בתי ספר.</w:t>
+      </w:r>
+    </w:p>
+    <w:p>
+      <w:pPr>
+        <w:rPr>
+          <w:sz w:val="28"/>
+          <w:szCs w:val="28"/>
+          <w:rtl/>
+          <w14:shadow w14:blurRad="38100" w14:dist="25400" w14:dir="5400000" w14:sx="100000" w14:sy="100000" w14:kx="0" w14:ky="0" w14:algn="ctr">
+            <w14:srgbClr w14:val="6E747A">
+              <w14:alpha w14:val="57000"/>
+            </w14:srgbClr>
+          </w14:shadow>
+          <w14:textOutline w14:w="0" w14:cap="flat" w14:cmpd="sng" w14:algn="ctr">
+            <w14:noFill/>
+            <w14:prstDash w14:val="solid"/>
+            <w14:round/>
+          </w14:textOutline>
+        </w:rPr>
+      </w:pPr>
+      <w:r>
+        <w:rPr>
+          <w:rFonts w:hint="cs"/>
+          <w:sz w:val="28"/>
+          <w:szCs w:val="28"/>
+          <w:u w:val="single"/>
+          <w:rtl/>
+          <w14:shadow w14:blurRad="38100" w14:dist="25400" w14:dir="5400000" w14:sx="100000" w14:sy="100000" w14:kx="0" w14:ky="0" w14:algn="ctr">
+            <w14:srgbClr w14:val="6E747A">
+              <w14:alpha w14:val="57000"/>
+            </w14:srgbClr>
+          </w14:shadow>
+          <w14:textOutline w14:w="0" w14:cap="flat" w14:cmpd="sng" w14:algn="ctr">
+            <w14:noFill/>
+            <w14:prstDash w14:val="solid"/>
+            <w14:round/>
+          </w14:textOutline>
+        </w:rPr>
+        <w:t>שרת</w:t>
+      </w:r>
+      <w:r>
+        <w:rPr>
+          <w:rFonts w:hint="cs"/>
+          <w:sz w:val="28"/>
+          <w:szCs w:val="28"/>
+          <w:u w:val="single"/>
+          <w:rtl/>
+          <w14:shadow w14:blurRad="38100" w14:dist="25400" w14:dir="5400000" w14:sx="100000" w14:sy="100000" w14:kx="0" w14:ky="0" w14:algn="ctr">
+            <w14:srgbClr w14:val="6E747A">
+              <w14:alpha w14:val="57000"/>
+            </w14:srgbClr>
+          </w14:shadow>
+          <w14:textOutline w14:w="0" w14:cap="flat" w14:cmpd="sng" w14:algn="ctr">
+            <w14:noFill/>
+            <w14:prstDash w14:val="solid"/>
+            <w14:round/>
+          </w14:textOutline>
+        </w:rPr>
+        <w:t xml:space="preserve"> </w:t>
+      </w:r>
+      <w:r>
+        <w:rPr>
+          <w:sz w:val="28"/>
+          <w:szCs w:val="28"/>
+          <w:u w:val="single"/>
+          <w:rtl/>
+          <w14:shadow w14:blurRad="38100" w14:dist="25400" w14:dir="5400000" w14:sx="100000" w14:sy="100000" w14:kx="0" w14:ky="0" w14:algn="ctr">
+            <w14:srgbClr w14:val="6E747A">
+              <w14:alpha w14:val="57000"/>
+            </w14:srgbClr>
+          </w14:shadow>
+          <w14:textOutline w14:w="0" w14:cap="flat" w14:cmpd="sng" w14:algn="ctr">
+            <w14:noFill/>
+            <w14:prstDash w14:val="solid"/>
+            <w14:round/>
+          </w14:textOutline>
+        </w:rPr>
+        <w:t>–</w:t>
+      </w:r>
+      <w:r>
+        <w:rPr>
+          <w:rFonts w:hint="cs"/>
+          <w:sz w:val="28"/>
+          <w:szCs w:val="28"/>
+          <w:rtl/>
+          <w14:shadow w14:blurRad="38100" w14:dist="25400" w14:dir="5400000" w14:sx="100000" w14:sy="100000" w14:kx="0" w14:ky="0" w14:algn="ctr">
+            <w14:srgbClr w14:val="6E747A">
+              <w14:alpha w14:val="57000"/>
+            </w14:srgbClr>
+          </w14:shadow>
+          <w14:textOutline w14:w="0" w14:cap="flat" w14:cmpd="sng" w14:algn="ctr">
+            <w14:noFill/>
+            <w14:prstDash w14:val="solid"/>
+            <w14:round/>
+          </w14:textOutline>
+        </w:rPr>
+        <w:t xml:space="preserve"> </w:t>
+      </w:r>
+      <w:r>
+        <w:rPr>
+          <w:rFonts w:hint="cs"/>
+          <w:sz w:val="28"/>
+          <w:szCs w:val="28"/>
+          <w:rtl/>
+          <w14:shadow w14:blurRad="38100" w14:dist="25400" w14:dir="5400000" w14:sx="100000" w14:sy="100000" w14:kx="0" w14:ky="0" w14:algn="ctr">
+            <w14:srgbClr w14:val="6E747A">
+              <w14:alpha w14:val="57000"/>
+            </w14:srgbClr>
+          </w14:shadow>
+          <w14:textOutline w14:w="0" w14:cap="flat" w14:cmpd="sng" w14:algn="ctr">
+            <w14:noFill/>
+            <w14:prstDash w14:val="solid"/>
+            <w14:round/>
+          </w14:textOutline>
+        </w:rPr>
+        <w:t>(</w:t>
+      </w:r>
+      <w:r>
+        <w:rPr>
+          <w:sz w:val="28"/>
+          <w:szCs w:val="28"/>
+          <w14:shadow w14:blurRad="38100" w14:dist="25400" w14:dir="5400000" w14:sx="100000" w14:sy="100000" w14:kx="0" w14:ky="0" w14:algn="ctr">
+            <w14:srgbClr w14:val="6E747A">
+              <w14:alpha w14:val="57000"/>
+            </w14:srgbClr>
+          </w14:shadow>
+          <w14:textOutline w14:w="0" w14:cap="flat" w14:cmpd="sng" w14:algn="ctr">
+            <w14:noFill/>
+            <w14:prstDash w14:val="solid"/>
+            <w14:round/>
+          </w14:textOutline>
+        </w:rPr>
+        <w:t>ser</w:t>
+      </w:r>
+      <w:r>
+        <w:rPr>
+          <w:sz w:val="28"/>
+          <w:szCs w:val="28"/>
+          <w14:shadow w14:blurRad="38100" w14:dist="25400" w14:dir="5400000" w14:sx="100000" w14:sy="100000" w14:kx="0" w14:ky="0" w14:algn="ctr">
+            <w14:srgbClr w14:val="6E747A">
+              <w14:alpha w14:val="57000"/>
+            </w14:srgbClr>
+          </w14:shadow>
+          <w14:textOutline w14:w="0" w14:cap="flat" w14:cmpd="sng" w14:algn="ctr">
+            <w14:noFill/>
+            <w14:prstDash w14:val="solid"/>
+            <w14:round/>
+          </w14:textOutline>
+        </w:rPr>
+        <w:t>ver</w:t>
+      </w:r>
+      <w:r>
+        <w:rPr>
+          <w:rFonts w:hint="cs"/>
+          <w:sz w:val="28"/>
+          <w:szCs w:val="28"/>
+          <w:rtl/>
+          <w14:shadow w14:blurRad="38100" w14:dist="25400" w14:dir="5400000" w14:sx="100000" w14:sy="100000" w14:kx="0" w14:ky="0" w14:algn="ctr">
+            <w14:srgbClr w14:val="6E747A">
+              <w14:alpha w14:val="57000"/>
+            </w14:srgbClr>
+          </w14:shadow>
+          <w14:textOutline w14:w="0" w14:cap="flat" w14:cmpd="sng" w14:algn="ctr">
+            <w14:noFill/>
+            <w14:prstDash w14:val="solid"/>
+            <w14:round/>
+          </w14:textOutline>
+        </w:rPr>
+        <w:t>)</w:t>
+      </w:r>
+      <w:r>
+        <w:rPr>
+          <w:rFonts w:hint="cs"/>
+          <w:sz w:val="28"/>
+          <w:szCs w:val="28"/>
+          <w:rtl/>
+          <w14:shadow w14:blurRad="38100" w14:dist="25400" w14:dir="5400000" w14:sx="100000" w14:sy="100000" w14:kx="0" w14:ky="0" w14:algn="ctr">
+            <w14:srgbClr w14:val="6E747A">
+              <w14:alpha w14:val="57000"/>
+            </w14:srgbClr>
+          </w14:shadow>
+          <w14:textOutline w14:w="0" w14:cap="flat" w14:cmpd="sng" w14:algn="ctr">
+            <w14:noFill/>
+            <w14:prstDash w14:val="solid"/>
+            <w14:round/>
+          </w14:textOutline>
+        </w:rPr>
+        <w:t xml:space="preserve"> מחשב המנהל (</w:t>
+      </w:r>
+      <w:proofErr w:type="spellStart"/>
+      <w:r>
+        <w:rPr>
+          <w:rFonts w:hint="cs"/>
+          <w:sz w:val="28"/>
+          <w:szCs w:val="28"/>
+          <w:rtl/>
+          <w14:shadow w14:blurRad="38100" w14:dist="25400" w14:dir="5400000" w14:sx="100000" w14:sy="100000" w14:kx="0" w14:ky="0" w14:algn="ctr">
+            <w14:srgbClr w14:val="6E747A">
+              <w14:alpha w14:val="57000"/>
+            </w14:srgbClr>
+          </w14:shadow>
+          <w14:textOutline w14:w="0" w14:cap="flat" w14:cmpd="sng" w14:algn="ctr">
+            <w14:noFill/>
+            <w14:prstDash w14:val="solid"/>
+            <w14:round/>
+          </w14:textOutline>
+        </w:rPr>
+        <w:t>האדמין</w:t>
+      </w:r>
+      <w:proofErr w:type="spellEnd"/>
+      <w:r>
+        <w:rPr>
+          <w:rFonts w:hint="cs"/>
+          <w:sz w:val="28"/>
+          <w:szCs w:val="28"/>
+          <w:rtl/>
+          <w14:shadow w14:blurRad="38100" w14:dist="25400" w14:dir="5400000" w14:sx="100000" w14:sy="100000" w14:kx="0" w14:ky="0" w14:algn="ctr">
+            <w14:srgbClr w14:val="6E747A">
+              <w14:alpha w14:val="57000"/>
+            </w14:srgbClr>
+          </w14:shadow>
+          <w14:textOutline w14:w="0" w14:cap="flat" w14:cmpd="sng" w14:algn="ctr">
+            <w14:noFill/>
+            <w14:prstDash w14:val="solid"/>
+            <w14:round/>
+          </w14:textOutline>
+        </w:rPr>
+        <w:t>), עליו יש את ממשק המנהל ומאפשר גישה לניהול המידע של המשתמשים.</w:t>
+      </w:r>
+    </w:p>
+    <w:p>
+      <w:pPr>
+        <w:rPr>
+          <w:sz w:val="28"/>
+          <w:szCs w:val="28"/>
+          <w:rtl/>
+          <w14:shadow w14:blurRad="38100" w14:dist="25400" w14:dir="5400000" w14:sx="100000" w14:sy="100000" w14:kx="0" w14:ky="0" w14:algn="ctr">
+            <w14:srgbClr w14:val="6E747A">
+              <w14:alpha w14:val="57000"/>
+            </w14:srgbClr>
+          </w14:shadow>
+          <w14:textOutline w14:w="0" w14:cap="flat" w14:cmpd="sng" w14:algn="ctr">
+            <w14:noFill/>
+            <w14:prstDash w14:val="solid"/>
+            <w14:round/>
+          </w14:textOutline>
+        </w:rPr>
+      </w:pPr>
+      <w:r>
+        <w:rPr>
+          <w:rFonts w:hint="cs"/>
+          <w:sz w:val="28"/>
+          <w:szCs w:val="28"/>
+          <w:u w:val="single"/>
+          <w:rtl/>
+          <w14:shadow w14:blurRad="38100" w14:dist="25400" w14:dir="5400000" w14:sx="100000" w14:sy="100000" w14:kx="0" w14:ky="0" w14:algn="ctr">
+            <w14:srgbClr w14:val="6E747A">
+              <w14:alpha w14:val="57000"/>
+            </w14:srgbClr>
+          </w14:shadow>
+          <w14:textOutline w14:w="0" w14:cap="flat" w14:cmpd="sng" w14:algn="ctr">
+            <w14:noFill/>
+            <w14:prstDash w14:val="solid"/>
+            <w14:round/>
+          </w14:textOutline>
+        </w:rPr>
+        <w:t xml:space="preserve">לקוח </w:t>
+      </w:r>
+      <w:r>
+        <w:rPr>
+          <w:sz w:val="28"/>
+          <w:szCs w:val="28"/>
+          <w:u w:val="single"/>
+          <w:rtl/>
+          <w14:shadow w14:blurRad="38100" w14:dist="25400" w14:dir="5400000" w14:sx="100000" w14:sy="100000" w14:kx="0" w14:ky="0" w14:algn="ctr">
+            <w14:srgbClr w14:val="6E747A">
+              <w14:alpha w14:val="57000"/>
+            </w14:srgbClr>
+          </w14:shadow>
+          <w14:textOutline w14:w="0" w14:cap="flat" w14:cmpd="sng" w14:algn="ctr">
+            <w14:noFill/>
+            <w14:prstDash w14:val="solid"/>
+            <w14:round/>
+          </w14:textOutline>
+        </w:rPr>
+        <w:t>–</w:t>
+      </w:r>
+      <w:r>
+        <w:rPr>
+          <w:rFonts w:hint="cs"/>
+          <w:sz w:val="28"/>
+          <w:szCs w:val="28"/>
+          <w:u w:val="single"/>
+          <w:rtl/>
+          <w14:shadow w14:blurRad="38100" w14:dist="25400" w14:dir="5400000" w14:sx="100000" w14:sy="100000" w14:kx="0" w14:ky="0" w14:algn="ctr">
+            <w14:srgbClr w14:val="6E747A">
+              <w14:alpha w14:val="57000"/>
+            </w14:srgbClr>
+          </w14:shadow>
+          <w14:textOutline w14:w="0" w14:cap="flat" w14:cmpd="sng" w14:algn="ctr">
+            <w14:noFill/>
+            <w14:prstDash w14:val="solid"/>
+            <w14:round/>
+          </w14:textOutline>
+        </w:rPr>
+        <w:t xml:space="preserve"> </w:t>
+      </w:r>
+      <w:r>
+        <w:rPr>
+          <w:rFonts w:hint="cs"/>
+          <w:sz w:val="28"/>
+          <w:szCs w:val="28"/>
+          <w:rtl/>
+          <w14:shadow w14:blurRad="38100" w14:dist="25400" w14:dir="5400000" w14:sx="100000" w14:sy="100000" w14:kx="0" w14:ky="0" w14:algn="ctr">
+            <w14:srgbClr w14:val="6E747A">
+              <w14:alpha w14:val="57000"/>
+            </w14:srgbClr>
+          </w14:shadow>
+          <w14:textOutline w14:w="0" w14:cap="flat" w14:cmpd="sng" w14:algn="ctr">
+            <w14:noFill/>
+            <w14:prstDash w14:val="solid"/>
+            <w14:round/>
+          </w14:textOutline>
+        </w:rPr>
+        <w:t>(</w:t>
+      </w:r>
+      <w:r>
+        <w:rPr>
+          <w:rFonts w:hint="cs"/>
+          <w:sz w:val="28"/>
+          <w:szCs w:val="28"/>
+          <w14:shadow w14:blurRad="38100" w14:dist="25400" w14:dir="5400000" w14:sx="100000" w14:sy="100000" w14:kx="0" w14:ky="0" w14:algn="ctr">
+            <w14:srgbClr w14:val="6E747A">
+              <w14:alpha w14:val="57000"/>
+            </w14:srgbClr>
+          </w14:shadow>
+          <w14:textOutline w14:w="0" w14:cap="flat" w14:cmpd="sng" w14:algn="ctr">
+            <w14:noFill/>
+            <w14:prstDash w14:val="solid"/>
+            <w14:round/>
+          </w14:textOutline>
+        </w:rPr>
+        <w:t>C</w:t>
+      </w:r>
+      <w:r>
+        <w:rPr>
+          <w:sz w:val="28"/>
+          <w:szCs w:val="28"/>
+          <w14:shadow w14:blurRad="38100" w14:dist="25400" w14:dir="5400000" w14:sx="100000" w14:sy="100000" w14:kx="0" w14:ky="0" w14:algn="ctr">
+            <w14:srgbClr w14:val="6E747A">
+              <w14:alpha w14:val="57000"/>
+            </w14:srgbClr>
+          </w14:shadow>
+          <w14:textOutline w14:w="0" w14:cap="flat" w14:cmpd="sng" w14:algn="ctr">
+            <w14:noFill/>
+            <w14:prstDash w14:val="solid"/>
+            <w14:round/>
+          </w14:textOutline>
+        </w:rPr>
+        <w:t>lient</w:t>
+      </w:r>
+      <w:r>
+        <w:rPr>
+          <w:rFonts w:hint="cs"/>
+          <w:sz w:val="28"/>
+          <w:szCs w:val="28"/>
+          <w:rtl/>
+          <w14:shadow w14:blurRad="38100" w14:dist="25400" w14:dir="5400000" w14:sx="100000" w14:sy="100000" w14:kx="0" w14:ky="0" w14:algn="ctr">
+            <w14:srgbClr w14:val="6E747A">
+              <w14:alpha w14:val="57000"/>
+            </w14:srgbClr>
+          </w14:shadow>
+          <w14:textOutline w14:w="0" w14:cap="flat" w14:cmpd="sng" w14:algn="ctr">
+            <w14:noFill/>
+            <w14:prstDash w14:val="solid"/>
+            <w14:round/>
+          </w14:textOutline>
+        </w:rPr>
+        <w:t>) מחשב המשתמש המחובר למערכת השרת</w:t>
+      </w:r>
+    </w:p>
+    <w:p>
+      <w:pPr>
+        <w:rPr>
+          <w:sz w:val="28"/>
+          <w:szCs w:val="28"/>
+          <w:rtl/>
+          <w14:shadow w14:blurRad="38100" w14:dist="25400" w14:dir="5400000" w14:sx="100000" w14:sy="100000" w14:kx="0" w14:ky="0" w14:algn="ctr">
+            <w14:srgbClr w14:val="6E747A">
+              <w14:alpha w14:val="57000"/>
+            </w14:srgbClr>
+          </w14:shadow>
+          <w14:textOutline w14:w="0" w14:cap="flat" w14:cmpd="sng" w14:algn="ctr">
+            <w14:noFill/>
+            <w14:prstDash w14:val="solid"/>
+            <w14:round/>
+          </w14:textOutline>
+        </w:rPr>
+      </w:pPr>
+    </w:p>
+    <w:p>
+      <w:pPr>
+        <w:rPr>
           <w:sz w:val="40"/>
           <w:szCs w:val="40"/>
           <w:u w:val="single"/>
@@ -1580,1106 +3175,11 @@
             <w14:round/>
           </w14:textOutline>
         </w:rPr>
-        <w:lastRenderedPageBreak/>
-        <w:t>הגדרות</w:t>
-      </w:r>
-    </w:p>
-    <w:p>
-      <w:pPr>
-        <w:rPr>
-          <w:sz w:val="32"/>
-          <w:szCs w:val="32"/>
-          <w:u w:val="single"/>
-          <w:rtl/>
-          <w14:shadow w14:blurRad="38100" w14:dist="25400" w14:dir="5400000" w14:sx="100000" w14:sy="100000" w14:kx="0" w14:ky="0" w14:algn="ctr">
-            <w14:srgbClr w14:val="6E747A">
-              <w14:alpha w14:val="57000"/>
-            </w14:srgbClr>
-          </w14:shadow>
-          <w14:textOutline w14:w="0" w14:cap="flat" w14:cmpd="sng" w14:algn="ctr">
-            <w14:noFill/>
-            <w14:prstDash w14:val="solid"/>
-            <w14:round/>
-          </w14:textOutline>
-        </w:rPr>
-      </w:pPr>
-      <w:r>
-        <w:rPr>
-          <w:rFonts w:hint="cs"/>
-          <w:sz w:val="32"/>
-          <w:szCs w:val="32"/>
-          <w:u w:val="single"/>
-          <w:rtl/>
-          <w14:shadow w14:blurRad="38100" w14:dist="25400" w14:dir="5400000" w14:sx="100000" w14:sy="100000" w14:kx="0" w14:ky="0" w14:algn="ctr">
-            <w14:srgbClr w14:val="6E747A">
-              <w14:alpha w14:val="57000"/>
-            </w14:srgbClr>
-          </w14:shadow>
-          <w14:textOutline w14:w="0" w14:cap="flat" w14:cmpd="sng" w14:algn="ctr">
-            <w14:noFill/>
-            <w14:prstDash w14:val="solid"/>
-            <w14:round/>
-          </w14:textOutline>
-        </w:rPr>
-        <w:t>משתמשי המערכת</w:t>
-      </w:r>
-    </w:p>
-    <w:p>
-      <w:pPr>
-        <w:rPr>
-          <w:sz w:val="28"/>
-          <w:szCs w:val="28"/>
-          <w:rtl/>
-          <w14:shadow w14:blurRad="38100" w14:dist="25400" w14:dir="5400000" w14:sx="100000" w14:sy="100000" w14:kx="0" w14:ky="0" w14:algn="ctr">
-            <w14:srgbClr w14:val="6E747A">
-              <w14:alpha w14:val="57000"/>
-            </w14:srgbClr>
-          </w14:shadow>
-          <w14:textOutline w14:w="0" w14:cap="flat" w14:cmpd="sng" w14:algn="ctr">
-            <w14:noFill/>
-            <w14:prstDash w14:val="solid"/>
-            <w14:round/>
-          </w14:textOutline>
-        </w:rPr>
-      </w:pPr>
-      <w:r>
-        <w:rPr>
-          <w:rFonts w:hint="cs"/>
-          <w:sz w:val="28"/>
-          <w:szCs w:val="28"/>
-          <w:rtl/>
-          <w14:shadow w14:blurRad="38100" w14:dist="25400" w14:dir="5400000" w14:sx="100000" w14:sy="100000" w14:kx="0" w14:ky="0" w14:algn="ctr">
-            <w14:srgbClr w14:val="6E747A">
-              <w14:alpha w14:val="57000"/>
-            </w14:srgbClr>
-          </w14:shadow>
-          <w14:textOutline w14:w="0" w14:cap="flat" w14:cmpd="sng" w14:algn="ctr">
-            <w14:noFill/>
-            <w14:prstDash w14:val="solid"/>
-            <w14:round/>
-          </w14:textOutline>
-        </w:rPr>
-        <w:t>המערכת (המשחק) מיועדת בעיקר לאנשים בעלי חיבה למשחקי וידיאו בסגנון הישן, (</w:t>
-      </w:r>
-      <w:r>
-        <w:rPr>
-          <w:rFonts w:hint="cs"/>
-          <w:sz w:val="28"/>
-          <w:szCs w:val="28"/>
-          <w14:shadow w14:blurRad="38100" w14:dist="25400" w14:dir="5400000" w14:sx="100000" w14:sy="100000" w14:kx="0" w14:ky="0" w14:algn="ctr">
-            <w14:srgbClr w14:val="6E747A">
-              <w14:alpha w14:val="57000"/>
-            </w14:srgbClr>
-          </w14:shadow>
-          <w14:textOutline w14:w="0" w14:cap="flat" w14:cmpd="sng" w14:algn="ctr">
-            <w14:noFill/>
-            <w14:prstDash w14:val="solid"/>
-            <w14:round/>
-          </w14:textOutline>
-        </w:rPr>
-        <w:t>ARCADE</w:t>
-      </w:r>
-      <w:r>
-        <w:rPr>
-          <w:rFonts w:hint="cs"/>
-          <w:sz w:val="28"/>
-          <w:szCs w:val="28"/>
-          <w:rtl/>
-          <w14:shadow w14:blurRad="38100" w14:dist="25400" w14:dir="5400000" w14:sx="100000" w14:sy="100000" w14:kx="0" w14:ky="0" w14:algn="ctr">
-            <w14:srgbClr w14:val="6E747A">
-              <w14:alpha w14:val="57000"/>
-            </w14:srgbClr>
-          </w14:shadow>
-          <w14:textOutline w14:w="0" w14:cap="flat" w14:cmpd="sng" w14:algn="ctr">
-            <w14:noFill/>
-            <w14:prstDash w14:val="solid"/>
-            <w14:round/>
-          </w14:textOutline>
-        </w:rPr>
-        <w:t>), אשר רוצים לשחק עם חבריהם. אין טווח גילאים מוגדר המתאים עבור המשחק אלא הוא מיועד הן לילדים והן למבוגרים.</w:t>
-      </w:r>
-    </w:p>
-    <w:p>
-      <w:pPr>
-        <w:rPr>
-          <w:sz w:val="28"/>
-          <w:szCs w:val="28"/>
-          <w:rtl/>
-          <w14:shadow w14:blurRad="38100" w14:dist="25400" w14:dir="5400000" w14:sx="100000" w14:sy="100000" w14:kx="0" w14:ky="0" w14:algn="ctr">
-            <w14:srgbClr w14:val="6E747A">
-              <w14:alpha w14:val="57000"/>
-            </w14:srgbClr>
-          </w14:shadow>
-          <w14:textOutline w14:w="0" w14:cap="flat" w14:cmpd="sng" w14:algn="ctr">
-            <w14:noFill/>
-            <w14:prstDash w14:val="solid"/>
-            <w14:round/>
-          </w14:textOutline>
-        </w:rPr>
-      </w:pPr>
-    </w:p>
-    <w:p>
-      <w:pPr>
-        <w:rPr>
-          <w:sz w:val="32"/>
-          <w:szCs w:val="32"/>
-          <w:u w:val="single"/>
-          <w:rtl/>
-          <w14:shadow w14:blurRad="38100" w14:dist="25400" w14:dir="5400000" w14:sx="100000" w14:sy="100000" w14:kx="0" w14:ky="0" w14:algn="ctr">
-            <w14:srgbClr w14:val="6E747A">
-              <w14:alpha w14:val="57000"/>
-            </w14:srgbClr>
-          </w14:shadow>
-          <w14:textOutline w14:w="0" w14:cap="flat" w14:cmpd="sng" w14:algn="ctr">
-            <w14:noFill/>
-            <w14:prstDash w14:val="solid"/>
-            <w14:round/>
-          </w14:textOutline>
-        </w:rPr>
-      </w:pPr>
-      <w:r>
-        <w:rPr>
-          <w:rFonts w:hint="cs"/>
-          <w:sz w:val="32"/>
-          <w:szCs w:val="32"/>
-          <w:u w:val="single"/>
-          <w:rtl/>
-          <w14:shadow w14:blurRad="38100" w14:dist="25400" w14:dir="5400000" w14:sx="100000" w14:sy="100000" w14:kx="0" w14:ky="0" w14:algn="ctr">
-            <w14:srgbClr w14:val="6E747A">
-              <w14:alpha w14:val="57000"/>
-            </w14:srgbClr>
-          </w14:shadow>
-          <w14:textOutline w14:w="0" w14:cap="flat" w14:cmpd="sng" w14:algn="ctr">
-            <w14:noFill/>
-            <w14:prstDash w14:val="solid"/>
-            <w14:round/>
-          </w14:textOutline>
-        </w:rPr>
-        <w:t>מטרת המערכת ויעדיה</w:t>
-      </w:r>
-    </w:p>
-    <w:p>
-      <w:pPr>
-        <w:rPr>
-          <w:sz w:val="28"/>
-          <w:szCs w:val="28"/>
-          <w:rtl/>
-          <w14:shadow w14:blurRad="38100" w14:dist="25400" w14:dir="5400000" w14:sx="100000" w14:sy="100000" w14:kx="0" w14:ky="0" w14:algn="ctr">
-            <w14:srgbClr w14:val="6E747A">
-              <w14:alpha w14:val="57000"/>
-            </w14:srgbClr>
-          </w14:shadow>
-          <w14:textOutline w14:w="0" w14:cap="flat" w14:cmpd="sng" w14:algn="ctr">
-            <w14:noFill/>
-            <w14:prstDash w14:val="solid"/>
-            <w14:round/>
-          </w14:textOutline>
-        </w:rPr>
-      </w:pPr>
-      <w:r>
-        <w:rPr>
-          <w:rFonts w:hint="cs"/>
-          <w:sz w:val="28"/>
-          <w:szCs w:val="28"/>
-          <w:rtl/>
-          <w14:shadow w14:blurRad="38100" w14:dist="25400" w14:dir="5400000" w14:sx="100000" w14:sy="100000" w14:kx="0" w14:ky="0" w14:algn="ctr">
-            <w14:srgbClr w14:val="6E747A">
-              <w14:alpha w14:val="57000"/>
-            </w14:srgbClr>
-          </w14:shadow>
-          <w14:textOutline w14:w="0" w14:cap="flat" w14:cmpd="sng" w14:algn="ctr">
-            <w14:noFill/>
-            <w14:prstDash w14:val="solid"/>
-            <w14:round/>
-          </w14:textOutline>
-        </w:rPr>
-        <w:t>מטרת המערכת היא לשמש כפלטפורמה וכמשחק חברתי למשתמש, תוך כדי שמירה על נתוניו והישגיו, במערכת רוכזו פעולות אשר יכולות לשמש את האדמין המנהל את השרת בזמן נתינת שירות למשתמשים השונים, קיימת היכולת להשהות שחקנים אשר לא נשמעים לחוקים ומנסים לרמות</w:t>
-      </w:r>
-      <w:r>
-        <w:rPr>
-          <w:rFonts w:hint="cs"/>
-          <w:sz w:val="28"/>
-          <w:szCs w:val="28"/>
-          <w:rtl/>
-          <w14:shadow w14:blurRad="38100" w14:dist="25400" w14:dir="5400000" w14:sx="100000" w14:sy="100000" w14:kx="0" w14:ky="0" w14:algn="ctr">
-            <w14:srgbClr w14:val="6E747A">
-              <w14:alpha w14:val="57000"/>
-            </w14:srgbClr>
-          </w14:shadow>
-          <w14:textOutline w14:w="0" w14:cap="flat" w14:cmpd="sng" w14:algn="ctr">
-            <w14:noFill/>
-            <w14:prstDash w14:val="solid"/>
-            <w14:round/>
-          </w14:textOutline>
-        </w:rPr>
-        <w:t xml:space="preserve"> את השרת. נוסף על כך לשרת יש היכולת להעביר את קבצי צד הלקוח (המשחק) דרך ה</w:t>
-      </w:r>
-      <w:r>
-        <w:rPr>
-          <w:sz w:val="28"/>
-          <w:szCs w:val="28"/>
-          <w14:shadow w14:blurRad="38100" w14:dist="25400" w14:dir="5400000" w14:sx="100000" w14:sy="100000" w14:kx="0" w14:ky="0" w14:algn="ctr">
-            <w14:srgbClr w14:val="6E747A">
-              <w14:alpha w14:val="57000"/>
-            </w14:srgbClr>
-          </w14:shadow>
-          <w14:textOutline w14:w="0" w14:cap="flat" w14:cmpd="sng" w14:algn="ctr">
-            <w14:noFill/>
-            <w14:prstDash w14:val="solid"/>
-            <w14:round/>
-          </w14:textOutline>
-        </w:rPr>
-        <w:t>browsers</w:t>
-      </w:r>
-      <w:r>
-        <w:rPr>
-          <w:rFonts w:hint="cs"/>
-          <w:sz w:val="28"/>
-          <w:szCs w:val="28"/>
-          <w:rtl/>
-          <w14:shadow w14:blurRad="38100" w14:dist="25400" w14:dir="5400000" w14:sx="100000" w14:sy="100000" w14:kx="0" w14:ky="0" w14:algn="ctr">
-            <w14:srgbClr w14:val="6E747A">
-              <w14:alpha w14:val="57000"/>
-            </w14:srgbClr>
-          </w14:shadow>
-          <w14:textOutline w14:w="0" w14:cap="flat" w14:cmpd="sng" w14:algn="ctr">
-            <w14:noFill/>
-            <w14:prstDash w14:val="solid"/>
-            <w14:round/>
-          </w14:textOutline>
-        </w:rPr>
-        <w:t xml:space="preserve"> השונים.</w:t>
-      </w:r>
-    </w:p>
-    <w:p>
-      <w:pPr>
-        <w:rPr>
-          <w:sz w:val="28"/>
-          <w:szCs w:val="28"/>
-          <w:rtl/>
-          <w14:shadow w14:blurRad="38100" w14:dist="25400" w14:dir="5400000" w14:sx="100000" w14:sy="100000" w14:kx="0" w14:ky="0" w14:algn="ctr">
-            <w14:srgbClr w14:val="6E747A">
-              <w14:alpha w14:val="57000"/>
-            </w14:srgbClr>
-          </w14:shadow>
-          <w14:textOutline w14:w="0" w14:cap="flat" w14:cmpd="sng" w14:algn="ctr">
-            <w14:noFill/>
-            <w14:prstDash w14:val="solid"/>
-            <w14:round/>
-          </w14:textOutline>
-        </w:rPr>
-      </w:pPr>
-    </w:p>
-    <w:p>
-      <w:pPr>
-        <w:rPr>
-          <w:sz w:val="32"/>
-          <w:szCs w:val="32"/>
-          <w:u w:val="single"/>
-          <w:rtl/>
-          <w14:shadow w14:blurRad="38100" w14:dist="25400" w14:dir="5400000" w14:sx="100000" w14:sy="100000" w14:kx="0" w14:ky="0" w14:algn="ctr">
-            <w14:srgbClr w14:val="6E747A">
-              <w14:alpha w14:val="57000"/>
-            </w14:srgbClr>
-          </w14:shadow>
-          <w14:textOutline w14:w="0" w14:cap="flat" w14:cmpd="sng" w14:algn="ctr">
-            <w14:noFill/>
-            <w14:prstDash w14:val="solid"/>
-            <w14:round/>
-          </w14:textOutline>
-        </w:rPr>
-      </w:pPr>
-      <w:r>
-        <w:rPr>
-          <w:rFonts w:hint="cs"/>
-          <w:sz w:val="32"/>
-          <w:szCs w:val="32"/>
-          <w:u w:val="single"/>
-          <w:rtl/>
-          <w14:shadow w14:blurRad="38100" w14:dist="25400" w14:dir="5400000" w14:sx="100000" w14:sy="100000" w14:kx="0" w14:ky="0" w14:algn="ctr">
-            <w14:srgbClr w14:val="6E747A">
-              <w14:alpha w14:val="57000"/>
-            </w14:srgbClr>
-          </w14:shadow>
-          <w14:textOutline w14:w="0" w14:cap="flat" w14:cmpd="sng" w14:algn="ctr">
-            <w14:noFill/>
-            <w14:prstDash w14:val="solid"/>
-            <w14:round/>
-          </w14:textOutline>
-        </w:rPr>
-        <w:t>ארכיטקטורת המערכת</w:t>
-      </w:r>
-    </w:p>
-    <w:p>
-      <w:pPr>
-        <w:rPr>
-          <w:sz w:val="28"/>
-          <w:szCs w:val="28"/>
-          <w14:shadow w14:blurRad="38100" w14:dist="25400" w14:dir="5400000" w14:sx="100000" w14:sy="100000" w14:kx="0" w14:ky="0" w14:algn="ctr">
-            <w14:srgbClr w14:val="6E747A">
-              <w14:alpha w14:val="57000"/>
-            </w14:srgbClr>
-          </w14:shadow>
-          <w14:textOutline w14:w="0" w14:cap="flat" w14:cmpd="sng" w14:algn="ctr">
-            <w14:noFill/>
-            <w14:prstDash w14:val="solid"/>
-            <w14:round/>
-          </w14:textOutline>
-        </w:rPr>
-      </w:pPr>
-      <w:r>
-        <w:rPr>
-          <w:rFonts w:hint="cs"/>
-          <w:sz w:val="28"/>
-          <w:szCs w:val="28"/>
-          <w:rtl/>
-          <w14:shadow w14:blurRad="38100" w14:dist="25400" w14:dir="5400000" w14:sx="100000" w14:sy="100000" w14:kx="0" w14:ky="0" w14:algn="ctr">
-            <w14:srgbClr w14:val="6E747A">
-              <w14:alpha w14:val="57000"/>
-            </w14:srgbClr>
-          </w14:shadow>
-          <w14:textOutline w14:w="0" w14:cap="flat" w14:cmpd="sng" w14:algn="ctr">
-            <w14:noFill/>
-            <w14:prstDash w14:val="solid"/>
-            <w14:round/>
-          </w14:textOutline>
-        </w:rPr>
-        <w:t xml:space="preserve">המערכת נבנתה בשימוש שני הארכיטקטורות הנפוצות ביותר בתחום הרשתות </w:t>
-      </w:r>
-      <w:r>
-        <w:rPr>
-          <w:rFonts w:hint="cs"/>
-          <w:sz w:val="28"/>
-          <w:szCs w:val="28"/>
-          <w14:shadow w14:blurRad="38100" w14:dist="25400" w14:dir="5400000" w14:sx="100000" w14:sy="100000" w14:kx="0" w14:ky="0" w14:algn="ctr">
-            <w14:srgbClr w14:val="6E747A">
-              <w14:alpha w14:val="57000"/>
-            </w14:srgbClr>
-          </w14:shadow>
-          <w14:textOutline w14:w="0" w14:cap="flat" w14:cmpd="sng" w14:algn="ctr">
-            <w14:noFill/>
-            <w14:prstDash w14:val="solid"/>
-            <w14:round/>
-          </w14:textOutline>
-        </w:rPr>
-        <w:t>C</w:t>
-      </w:r>
-      <w:r>
-        <w:rPr>
-          <w:sz w:val="28"/>
-          <w:szCs w:val="28"/>
-          <w14:shadow w14:blurRad="38100" w14:dist="25400" w14:dir="5400000" w14:sx="100000" w14:sy="100000" w14:kx="0" w14:ky="0" w14:algn="ctr">
-            <w14:srgbClr w14:val="6E747A">
-              <w14:alpha w14:val="57000"/>
-            </w14:srgbClr>
-          </w14:shadow>
-          <w14:textOutline w14:w="0" w14:cap="flat" w14:cmpd="sng" w14:algn="ctr">
-            <w14:noFill/>
-            <w14:prstDash w14:val="solid"/>
-            <w14:round/>
-          </w14:textOutline>
-        </w:rPr>
-        <w:t>lient-Server</w:t>
-      </w:r>
-      <w:r>
-        <w:rPr>
-          <w:rFonts w:hint="cs"/>
-          <w:sz w:val="28"/>
-          <w:szCs w:val="28"/>
-          <w:rtl/>
-          <w14:shadow w14:blurRad="38100" w14:dist="25400" w14:dir="5400000" w14:sx="100000" w14:sy="100000" w14:kx="0" w14:ky="0" w14:algn="ctr">
-            <w14:srgbClr w14:val="6E747A">
-              <w14:alpha w14:val="57000"/>
-            </w14:srgbClr>
-          </w14:shadow>
-          <w14:textOutline w14:w="0" w14:cap="flat" w14:cmpd="sng" w14:algn="ctr">
-            <w14:noFill/>
-            <w14:prstDash w14:val="solid"/>
-            <w14:round/>
-          </w14:textOutline>
-        </w:rPr>
-        <w:t xml:space="preserve"> ו- </w:t>
-      </w:r>
-      <w:r>
-        <w:rPr>
-          <w:sz w:val="28"/>
-          <w:szCs w:val="28"/>
-          <w14:shadow w14:blurRad="38100" w14:dist="25400" w14:dir="5400000" w14:sx="100000" w14:sy="100000" w14:kx="0" w14:ky="0" w14:algn="ctr">
-            <w14:srgbClr w14:val="6E747A">
-              <w14:alpha w14:val="57000"/>
-            </w14:srgbClr>
-          </w14:shadow>
-          <w14:textOutline w14:w="0" w14:cap="flat" w14:cmpd="sng" w14:algn="ctr">
-            <w14:noFill/>
-            <w14:prstDash w14:val="solid"/>
-            <w14:round/>
-          </w14:textOutline>
-        </w:rPr>
-        <w:t>Peer-to-Peer</w:t>
-      </w:r>
-      <w:r>
-        <w:rPr>
-          <w:rFonts w:hint="cs"/>
-          <w:sz w:val="28"/>
-          <w:szCs w:val="28"/>
-          <w:rtl/>
-          <w14:shadow w14:blurRad="38100" w14:dist="25400" w14:dir="5400000" w14:sx="100000" w14:sy="100000" w14:kx="0" w14:ky="0" w14:algn="ctr">
-            <w14:srgbClr w14:val="6E747A">
-              <w14:alpha w14:val="57000"/>
-            </w14:srgbClr>
-          </w14:shadow>
-          <w14:textOutline w14:w="0" w14:cap="flat" w14:cmpd="sng" w14:algn="ctr">
-            <w14:noFill/>
-            <w14:prstDash w14:val="solid"/>
-            <w14:round/>
-          </w14:textOutline>
-        </w:rPr>
-        <w:t xml:space="preserve">, המערכת תומכת במספר רב של שחקנים המנהלים קרבות ביניהם ואשר דורשים שירותים אחרים מהשרת (לדוגמא שמירת צבע חדש למשתמש), המערכת מטפלת בכל לקוח בעזרת </w:t>
-      </w:r>
-      <w:r>
-        <w:rPr>
-          <w:sz w:val="28"/>
-          <w:szCs w:val="28"/>
-          <w14:shadow w14:blurRad="38100" w14:dist="25400" w14:dir="5400000" w14:sx="100000" w14:sy="100000" w14:kx="0" w14:ky="0" w14:algn="ctr">
-            <w14:srgbClr w14:val="6E747A">
-              <w14:alpha w14:val="57000"/>
-            </w14:srgbClr>
-          </w14:shadow>
-          <w14:textOutline w14:w="0" w14:cap="flat" w14:cmpd="sng" w14:algn="ctr">
-            <w14:noFill/>
-            <w14:prstDash w14:val="solid"/>
-            <w14:round/>
-          </w14:textOutline>
-        </w:rPr>
-        <w:t xml:space="preserve">thread </w:t>
-      </w:r>
-      <w:r>
-        <w:rPr>
-          <w:rFonts w:hint="cs"/>
-          <w:sz w:val="28"/>
-          <w:szCs w:val="28"/>
-          <w:rtl/>
-          <w14:shadow w14:blurRad="38100" w14:dist="25400" w14:dir="5400000" w14:sx="100000" w14:sy="100000" w14:kx="0" w14:ky="0" w14:algn="ctr">
-            <w14:srgbClr w14:val="6E747A">
-              <w14:alpha w14:val="57000"/>
-            </w14:srgbClr>
-          </w14:shadow>
-          <w14:textOutline w14:w="0" w14:cap="flat" w14:cmpd="sng" w14:algn="ctr">
-            <w14:noFill/>
-            <w14:prstDash w14:val="solid"/>
-            <w14:round/>
-          </w14:textOutline>
-        </w:rPr>
-        <w:t xml:space="preserve"> שונה כאשר כל אחד מהם משתף את המידע השימושי לכולם. </w:t>
-      </w:r>
-    </w:p>
-    <w:p>
-      <w:pPr>
-        <w:rPr>
-          <w:sz w:val="28"/>
-          <w:szCs w:val="28"/>
-          <w14:shadow w14:blurRad="38100" w14:dist="25400" w14:dir="5400000" w14:sx="100000" w14:sy="100000" w14:kx="0" w14:ky="0" w14:algn="ctr">
-            <w14:srgbClr w14:val="6E747A">
-              <w14:alpha w14:val="57000"/>
-            </w14:srgbClr>
-          </w14:shadow>
-          <w14:textOutline w14:w="0" w14:cap="flat" w14:cmpd="sng" w14:algn="ctr">
-            <w14:noFill/>
-            <w14:prstDash w14:val="solid"/>
-            <w14:round/>
-          </w14:textOutline>
-        </w:rPr>
-      </w:pPr>
-    </w:p>
-    <w:p>
-      <w:pPr>
-        <w:rPr>
-          <w:sz w:val="28"/>
-          <w:szCs w:val="28"/>
-          <w14:shadow w14:blurRad="38100" w14:dist="25400" w14:dir="5400000" w14:sx="100000" w14:sy="100000" w14:kx="0" w14:ky="0" w14:algn="ctr">
-            <w14:srgbClr w14:val="6E747A">
-              <w14:alpha w14:val="57000"/>
-            </w14:srgbClr>
-          </w14:shadow>
-          <w14:textOutline w14:w="0" w14:cap="flat" w14:cmpd="sng" w14:algn="ctr">
-            <w14:noFill/>
-            <w14:prstDash w14:val="solid"/>
-            <w14:round/>
-          </w14:textOutline>
-        </w:rPr>
-      </w:pPr>
-    </w:p>
-    <w:p>
-      <w:pPr>
-        <w:rPr>
-          <w:sz w:val="28"/>
-          <w:szCs w:val="28"/>
-          <w14:shadow w14:blurRad="38100" w14:dist="25400" w14:dir="5400000" w14:sx="100000" w14:sy="100000" w14:kx="0" w14:ky="0" w14:algn="ctr">
-            <w14:srgbClr w14:val="6E747A">
-              <w14:alpha w14:val="57000"/>
-            </w14:srgbClr>
-          </w14:shadow>
-          <w14:textOutline w14:w="0" w14:cap="flat" w14:cmpd="sng" w14:algn="ctr">
-            <w14:noFill/>
-            <w14:prstDash w14:val="solid"/>
-            <w14:round/>
-          </w14:textOutline>
-        </w:rPr>
-      </w:pPr>
-    </w:p>
-    <w:p>
-      <w:pPr>
-        <w:rPr>
-          <w:sz w:val="28"/>
-          <w:szCs w:val="28"/>
-          <w14:shadow w14:blurRad="38100" w14:dist="25400" w14:dir="5400000" w14:sx="100000" w14:sy="100000" w14:kx="0" w14:ky="0" w14:algn="ctr">
-            <w14:srgbClr w14:val="6E747A">
-              <w14:alpha w14:val="57000"/>
-            </w14:srgbClr>
-          </w14:shadow>
-          <w14:textOutline w14:w="0" w14:cap="flat" w14:cmpd="sng" w14:algn="ctr">
-            <w14:noFill/>
-            <w14:prstDash w14:val="solid"/>
-            <w14:round/>
-          </w14:textOutline>
-        </w:rPr>
-      </w:pPr>
-    </w:p>
-    <w:p>
-      <w:pPr>
-        <w:rPr>
-          <w:sz w:val="32"/>
-          <w:szCs w:val="32"/>
-          <w:u w:val="single"/>
-          <w:rtl/>
-          <w14:shadow w14:blurRad="38100" w14:dist="25400" w14:dir="5400000" w14:sx="100000" w14:sy="100000" w14:kx="0" w14:ky="0" w14:algn="ctr">
-            <w14:srgbClr w14:val="6E747A">
-              <w14:alpha w14:val="57000"/>
-            </w14:srgbClr>
-          </w14:shadow>
-          <w14:textOutline w14:w="0" w14:cap="flat" w14:cmpd="sng" w14:algn="ctr">
-            <w14:noFill/>
-            <w14:prstDash w14:val="solid"/>
-            <w14:round/>
-          </w14:textOutline>
-        </w:rPr>
-      </w:pPr>
-      <w:r>
-        <w:rPr>
-          <w:rFonts w:hint="cs"/>
-          <w:sz w:val="32"/>
-          <w:szCs w:val="32"/>
-          <w:u w:val="single"/>
-          <w:rtl/>
-          <w14:shadow w14:blurRad="38100" w14:dist="25400" w14:dir="5400000" w14:sx="100000" w14:sy="100000" w14:kx="0" w14:ky="0" w14:algn="ctr">
-            <w14:srgbClr w14:val="6E747A">
-              <w14:alpha w14:val="57000"/>
-            </w14:srgbClr>
-          </w14:shadow>
-          <w14:textOutline w14:w="0" w14:cap="flat" w14:cmpd="sng" w14:algn="ctr">
-            <w14:noFill/>
-            <w14:prstDash w14:val="solid"/>
-            <w14:round/>
-          </w14:textOutline>
-        </w:rPr>
-        <w:lastRenderedPageBreak/>
-        <w:t>הגדרת רכיבי המערכת</w:t>
-      </w:r>
-    </w:p>
-    <w:p>
-      <w:pPr>
-        <w:rPr>
-          <w:sz w:val="28"/>
-          <w:szCs w:val="28"/>
-          <w:rtl/>
-          <w14:shadow w14:blurRad="38100" w14:dist="25400" w14:dir="5400000" w14:sx="100000" w14:sy="100000" w14:kx="0" w14:ky="0" w14:algn="ctr">
-            <w14:srgbClr w14:val="6E747A">
-              <w14:alpha w14:val="57000"/>
-            </w14:srgbClr>
-          </w14:shadow>
-          <w14:textOutline w14:w="0" w14:cap="flat" w14:cmpd="sng" w14:algn="ctr">
-            <w14:noFill/>
-            <w14:prstDash w14:val="solid"/>
-            <w14:round/>
-          </w14:textOutline>
-        </w:rPr>
-      </w:pPr>
-      <w:r>
-        <w:rPr>
-          <w:rFonts w:hint="cs"/>
-          <w:sz w:val="28"/>
-          <w:szCs w:val="28"/>
-          <w:u w:val="single"/>
-          <w:rtl/>
-          <w14:shadow w14:blurRad="38100" w14:dist="25400" w14:dir="5400000" w14:sx="100000" w14:sy="100000" w14:kx="0" w14:ky="0" w14:algn="ctr">
-            <w14:srgbClr w14:val="6E747A">
-              <w14:alpha w14:val="57000"/>
-            </w14:srgbClr>
-          </w14:shadow>
-          <w14:textOutline w14:w="0" w14:cap="flat" w14:cmpd="sng" w14:algn="ctr">
-            <w14:noFill/>
-            <w14:prstDash w14:val="solid"/>
-            <w14:round/>
-          </w14:textOutline>
-        </w:rPr>
-        <w:t xml:space="preserve">רשת מקומית </w:t>
-      </w:r>
-      <w:r>
-        <w:rPr>
-          <w:sz w:val="28"/>
-          <w:szCs w:val="28"/>
-          <w:u w:val="single"/>
-          <w:rtl/>
-          <w14:shadow w14:blurRad="38100" w14:dist="25400" w14:dir="5400000" w14:sx="100000" w14:sy="100000" w14:kx="0" w14:ky="0" w14:algn="ctr">
-            <w14:srgbClr w14:val="6E747A">
-              <w14:alpha w14:val="57000"/>
-            </w14:srgbClr>
-          </w14:shadow>
-          <w14:textOutline w14:w="0" w14:cap="flat" w14:cmpd="sng" w14:algn="ctr">
-            <w14:noFill/>
-            <w14:prstDash w14:val="solid"/>
-            <w14:round/>
-          </w14:textOutline>
-        </w:rPr>
-        <w:t>–</w:t>
-      </w:r>
-      <w:r>
-        <w:rPr>
-          <w:rFonts w:hint="cs"/>
-          <w:sz w:val="28"/>
-          <w:szCs w:val="28"/>
-          <w:rtl/>
-          <w14:shadow w14:blurRad="38100" w14:dist="25400" w14:dir="5400000" w14:sx="100000" w14:sy="100000" w14:kx="0" w14:ky="0" w14:algn="ctr">
-            <w14:srgbClr w14:val="6E747A">
-              <w14:alpha w14:val="57000"/>
-            </w14:srgbClr>
-          </w14:shadow>
-          <w14:textOutline w14:w="0" w14:cap="flat" w14:cmpd="sng" w14:algn="ctr">
-            <w14:noFill/>
-            <w14:prstDash w14:val="solid"/>
-            <w14:round/>
-          </w14:textOutline>
-        </w:rPr>
-        <w:t xml:space="preserve"> </w:t>
-      </w:r>
-      <w:r>
-        <w:rPr>
-          <w:rFonts w:hint="cs"/>
-          <w:sz w:val="28"/>
-          <w:szCs w:val="28"/>
-          <w:rtl/>
-          <w14:shadow w14:blurRad="38100" w14:dist="25400" w14:dir="5400000" w14:sx="100000" w14:sy="100000" w14:kx="0" w14:ky="0" w14:algn="ctr">
-            <w14:srgbClr w14:val="6E747A">
-              <w14:alpha w14:val="57000"/>
-            </w14:srgbClr>
-          </w14:shadow>
-          <w14:textOutline w14:w="0" w14:cap="flat" w14:cmpd="sng" w14:algn="ctr">
-            <w14:noFill/>
-            <w14:prstDash w14:val="solid"/>
-            <w14:round/>
-          </w14:textOutline>
-        </w:rPr>
-        <w:t>(</w:t>
-      </w:r>
-      <w:r>
-        <w:rPr>
-          <w:sz w:val="28"/>
-          <w:szCs w:val="28"/>
-          <w14:shadow w14:blurRad="38100" w14:dist="25400" w14:dir="5400000" w14:sx="100000" w14:sy="100000" w14:kx="0" w14:ky="0" w14:algn="ctr">
-            <w14:srgbClr w14:val="6E747A">
-              <w14:alpha w14:val="57000"/>
-            </w14:srgbClr>
-          </w14:shadow>
-          <w14:textOutline w14:w="0" w14:cap="flat" w14:cmpd="sng" w14:algn="ctr">
-            <w14:noFill/>
-            <w14:prstDash w14:val="solid"/>
-            <w14:round/>
-          </w14:textOutline>
-        </w:rPr>
-        <w:t>LAN – Local Area Network</w:t>
-      </w:r>
-      <w:r>
-        <w:rPr>
-          <w:rFonts w:hint="cs"/>
-          <w:sz w:val="28"/>
-          <w:szCs w:val="28"/>
-          <w:rtl/>
-          <w14:shadow w14:blurRad="38100" w14:dist="25400" w14:dir="5400000" w14:sx="100000" w14:sy="100000" w14:kx="0" w14:ky="0" w14:algn="ctr">
-            <w14:srgbClr w14:val="6E747A">
-              <w14:alpha w14:val="57000"/>
-            </w14:srgbClr>
-          </w14:shadow>
-          <w14:textOutline w14:w="0" w14:cap="flat" w14:cmpd="sng" w14:algn="ctr">
-            <w14:noFill/>
-            <w14:prstDash w14:val="solid"/>
-            <w14:round/>
-          </w14:textOutline>
-        </w:rPr>
-        <w:t>), רשת מקומית, רשת המתפרסת על קטן ומוגבל, לרוב בתוך בניין, בית, או בתי ספר.</w:t>
-      </w:r>
-    </w:p>
-    <w:p>
-      <w:pPr>
-        <w:rPr>
-          <w:sz w:val="28"/>
-          <w:szCs w:val="28"/>
-          <w:rtl/>
-          <w14:shadow w14:blurRad="38100" w14:dist="25400" w14:dir="5400000" w14:sx="100000" w14:sy="100000" w14:kx="0" w14:ky="0" w14:algn="ctr">
-            <w14:srgbClr w14:val="6E747A">
-              <w14:alpha w14:val="57000"/>
-            </w14:srgbClr>
-          </w14:shadow>
-          <w14:textOutline w14:w="0" w14:cap="flat" w14:cmpd="sng" w14:algn="ctr">
-            <w14:noFill/>
-            <w14:prstDash w14:val="solid"/>
-            <w14:round/>
-          </w14:textOutline>
-        </w:rPr>
-      </w:pPr>
-      <w:r>
-        <w:rPr>
-          <w:rFonts w:hint="cs"/>
-          <w:sz w:val="28"/>
-          <w:szCs w:val="28"/>
-          <w:u w:val="single"/>
-          <w:rtl/>
-          <w14:shadow w14:blurRad="38100" w14:dist="25400" w14:dir="5400000" w14:sx="100000" w14:sy="100000" w14:kx="0" w14:ky="0" w14:algn="ctr">
-            <w14:srgbClr w14:val="6E747A">
-              <w14:alpha w14:val="57000"/>
-            </w14:srgbClr>
-          </w14:shadow>
-          <w14:textOutline w14:w="0" w14:cap="flat" w14:cmpd="sng" w14:algn="ctr">
-            <w14:noFill/>
-            <w14:prstDash w14:val="solid"/>
-            <w14:round/>
-          </w14:textOutline>
-        </w:rPr>
-        <w:t>שרת</w:t>
-      </w:r>
-      <w:r>
-        <w:rPr>
-          <w:rFonts w:hint="cs"/>
-          <w:sz w:val="28"/>
-          <w:szCs w:val="28"/>
-          <w:u w:val="single"/>
-          <w:rtl/>
-          <w14:shadow w14:blurRad="38100" w14:dist="25400" w14:dir="5400000" w14:sx="100000" w14:sy="100000" w14:kx="0" w14:ky="0" w14:algn="ctr">
-            <w14:srgbClr w14:val="6E747A">
-              <w14:alpha w14:val="57000"/>
-            </w14:srgbClr>
-          </w14:shadow>
-          <w14:textOutline w14:w="0" w14:cap="flat" w14:cmpd="sng" w14:algn="ctr">
-            <w14:noFill/>
-            <w14:prstDash w14:val="solid"/>
-            <w14:round/>
-          </w14:textOutline>
-        </w:rPr>
-        <w:t xml:space="preserve"> </w:t>
-      </w:r>
-      <w:r>
-        <w:rPr>
-          <w:sz w:val="28"/>
-          <w:szCs w:val="28"/>
-          <w:u w:val="single"/>
-          <w:rtl/>
-          <w14:shadow w14:blurRad="38100" w14:dist="25400" w14:dir="5400000" w14:sx="100000" w14:sy="100000" w14:kx="0" w14:ky="0" w14:algn="ctr">
-            <w14:srgbClr w14:val="6E747A">
-              <w14:alpha w14:val="57000"/>
-            </w14:srgbClr>
-          </w14:shadow>
-          <w14:textOutline w14:w="0" w14:cap="flat" w14:cmpd="sng" w14:algn="ctr">
-            <w14:noFill/>
-            <w14:prstDash w14:val="solid"/>
-            <w14:round/>
-          </w14:textOutline>
-        </w:rPr>
-        <w:t>–</w:t>
-      </w:r>
-      <w:r>
-        <w:rPr>
-          <w:rFonts w:hint="cs"/>
-          <w:sz w:val="28"/>
-          <w:szCs w:val="28"/>
-          <w:rtl/>
-          <w14:shadow w14:blurRad="38100" w14:dist="25400" w14:dir="5400000" w14:sx="100000" w14:sy="100000" w14:kx="0" w14:ky="0" w14:algn="ctr">
-            <w14:srgbClr w14:val="6E747A">
-              <w14:alpha w14:val="57000"/>
-            </w14:srgbClr>
-          </w14:shadow>
-          <w14:textOutline w14:w="0" w14:cap="flat" w14:cmpd="sng" w14:algn="ctr">
-            <w14:noFill/>
-            <w14:prstDash w14:val="solid"/>
-            <w14:round/>
-          </w14:textOutline>
-        </w:rPr>
-        <w:t xml:space="preserve"> </w:t>
-      </w:r>
-      <w:r>
-        <w:rPr>
-          <w:rFonts w:hint="cs"/>
-          <w:sz w:val="28"/>
-          <w:szCs w:val="28"/>
-          <w:rtl/>
-          <w14:shadow w14:blurRad="38100" w14:dist="25400" w14:dir="5400000" w14:sx="100000" w14:sy="100000" w14:kx="0" w14:ky="0" w14:algn="ctr">
-            <w14:srgbClr w14:val="6E747A">
-              <w14:alpha w14:val="57000"/>
-            </w14:srgbClr>
-          </w14:shadow>
-          <w14:textOutline w14:w="0" w14:cap="flat" w14:cmpd="sng" w14:algn="ctr">
-            <w14:noFill/>
-            <w14:prstDash w14:val="solid"/>
-            <w14:round/>
-          </w14:textOutline>
-        </w:rPr>
-        <w:t>(</w:t>
-      </w:r>
-      <w:r>
-        <w:rPr>
-          <w:sz w:val="28"/>
-          <w:szCs w:val="28"/>
-          <w14:shadow w14:blurRad="38100" w14:dist="25400" w14:dir="5400000" w14:sx="100000" w14:sy="100000" w14:kx="0" w14:ky="0" w14:algn="ctr">
-            <w14:srgbClr w14:val="6E747A">
-              <w14:alpha w14:val="57000"/>
-            </w14:srgbClr>
-          </w14:shadow>
-          <w14:textOutline w14:w="0" w14:cap="flat" w14:cmpd="sng" w14:algn="ctr">
-            <w14:noFill/>
-            <w14:prstDash w14:val="solid"/>
-            <w14:round/>
-          </w14:textOutline>
-        </w:rPr>
-        <w:t>ser</w:t>
-      </w:r>
-      <w:r>
-        <w:rPr>
-          <w:sz w:val="28"/>
-          <w:szCs w:val="28"/>
-          <w14:shadow w14:blurRad="38100" w14:dist="25400" w14:dir="5400000" w14:sx="100000" w14:sy="100000" w14:kx="0" w14:ky="0" w14:algn="ctr">
-            <w14:srgbClr w14:val="6E747A">
-              <w14:alpha w14:val="57000"/>
-            </w14:srgbClr>
-          </w14:shadow>
-          <w14:textOutline w14:w="0" w14:cap="flat" w14:cmpd="sng" w14:algn="ctr">
-            <w14:noFill/>
-            <w14:prstDash w14:val="solid"/>
-            <w14:round/>
-          </w14:textOutline>
-        </w:rPr>
-        <w:t>ver</w:t>
-      </w:r>
-      <w:r>
-        <w:rPr>
-          <w:rFonts w:hint="cs"/>
-          <w:sz w:val="28"/>
-          <w:szCs w:val="28"/>
-          <w:rtl/>
-          <w14:shadow w14:blurRad="38100" w14:dist="25400" w14:dir="5400000" w14:sx="100000" w14:sy="100000" w14:kx="0" w14:ky="0" w14:algn="ctr">
-            <w14:srgbClr w14:val="6E747A">
-              <w14:alpha w14:val="57000"/>
-            </w14:srgbClr>
-          </w14:shadow>
-          <w14:textOutline w14:w="0" w14:cap="flat" w14:cmpd="sng" w14:algn="ctr">
-            <w14:noFill/>
-            <w14:prstDash w14:val="solid"/>
-            <w14:round/>
-          </w14:textOutline>
-        </w:rPr>
-        <w:t>)</w:t>
-      </w:r>
-      <w:r>
-        <w:rPr>
-          <w:rFonts w:hint="cs"/>
-          <w:sz w:val="28"/>
-          <w:szCs w:val="28"/>
-          <w:rtl/>
-          <w14:shadow w14:blurRad="38100" w14:dist="25400" w14:dir="5400000" w14:sx="100000" w14:sy="100000" w14:kx="0" w14:ky="0" w14:algn="ctr">
-            <w14:srgbClr w14:val="6E747A">
-              <w14:alpha w14:val="57000"/>
-            </w14:srgbClr>
-          </w14:shadow>
-          <w14:textOutline w14:w="0" w14:cap="flat" w14:cmpd="sng" w14:algn="ctr">
-            <w14:noFill/>
-            <w14:prstDash w14:val="solid"/>
-            <w14:round/>
-          </w14:textOutline>
-        </w:rPr>
-        <w:t xml:space="preserve"> מחשב המנהל (האדמין), עליו יש את ממשק המנהל ומאפשר גישה לניהול המידע של המשתמשים.</w:t>
-      </w:r>
-    </w:p>
-    <w:p>
-      <w:pPr>
-        <w:rPr>
-          <w:sz w:val="28"/>
-          <w:szCs w:val="28"/>
-          <w:rtl/>
-          <w14:shadow w14:blurRad="38100" w14:dist="25400" w14:dir="5400000" w14:sx="100000" w14:sy="100000" w14:kx="0" w14:ky="0" w14:algn="ctr">
-            <w14:srgbClr w14:val="6E747A">
-              <w14:alpha w14:val="57000"/>
-            </w14:srgbClr>
-          </w14:shadow>
-          <w14:textOutline w14:w="0" w14:cap="flat" w14:cmpd="sng" w14:algn="ctr">
-            <w14:noFill/>
-            <w14:prstDash w14:val="solid"/>
-            <w14:round/>
-          </w14:textOutline>
-        </w:rPr>
-      </w:pPr>
-      <w:r>
-        <w:rPr>
-          <w:rFonts w:hint="cs"/>
-          <w:sz w:val="28"/>
-          <w:szCs w:val="28"/>
-          <w:u w:val="single"/>
-          <w:rtl/>
-          <w14:shadow w14:blurRad="38100" w14:dist="25400" w14:dir="5400000" w14:sx="100000" w14:sy="100000" w14:kx="0" w14:ky="0" w14:algn="ctr">
-            <w14:srgbClr w14:val="6E747A">
-              <w14:alpha w14:val="57000"/>
-            </w14:srgbClr>
-          </w14:shadow>
-          <w14:textOutline w14:w="0" w14:cap="flat" w14:cmpd="sng" w14:algn="ctr">
-            <w14:noFill/>
-            <w14:prstDash w14:val="solid"/>
-            <w14:round/>
-          </w14:textOutline>
-        </w:rPr>
-        <w:t xml:space="preserve">לקוח </w:t>
-      </w:r>
-      <w:r>
-        <w:rPr>
-          <w:sz w:val="28"/>
-          <w:szCs w:val="28"/>
-          <w:u w:val="single"/>
-          <w:rtl/>
-          <w14:shadow w14:blurRad="38100" w14:dist="25400" w14:dir="5400000" w14:sx="100000" w14:sy="100000" w14:kx="0" w14:ky="0" w14:algn="ctr">
-            <w14:srgbClr w14:val="6E747A">
-              <w14:alpha w14:val="57000"/>
-            </w14:srgbClr>
-          </w14:shadow>
-          <w14:textOutline w14:w="0" w14:cap="flat" w14:cmpd="sng" w14:algn="ctr">
-            <w14:noFill/>
-            <w14:prstDash w14:val="solid"/>
-            <w14:round/>
-          </w14:textOutline>
-        </w:rPr>
-        <w:t>–</w:t>
-      </w:r>
-      <w:r>
-        <w:rPr>
-          <w:rFonts w:hint="cs"/>
-          <w:sz w:val="28"/>
-          <w:szCs w:val="28"/>
-          <w:u w:val="single"/>
-          <w:rtl/>
-          <w14:shadow w14:blurRad="38100" w14:dist="25400" w14:dir="5400000" w14:sx="100000" w14:sy="100000" w14:kx="0" w14:ky="0" w14:algn="ctr">
-            <w14:srgbClr w14:val="6E747A">
-              <w14:alpha w14:val="57000"/>
-            </w14:srgbClr>
-          </w14:shadow>
-          <w14:textOutline w14:w="0" w14:cap="flat" w14:cmpd="sng" w14:algn="ctr">
-            <w14:noFill/>
-            <w14:prstDash w14:val="solid"/>
-            <w14:round/>
-          </w14:textOutline>
-        </w:rPr>
-        <w:t xml:space="preserve"> </w:t>
-      </w:r>
-      <w:r>
-        <w:rPr>
-          <w:rFonts w:hint="cs"/>
-          <w:sz w:val="28"/>
-          <w:szCs w:val="28"/>
-          <w:rtl/>
-          <w14:shadow w14:blurRad="38100" w14:dist="25400" w14:dir="5400000" w14:sx="100000" w14:sy="100000" w14:kx="0" w14:ky="0" w14:algn="ctr">
-            <w14:srgbClr w14:val="6E747A">
-              <w14:alpha w14:val="57000"/>
-            </w14:srgbClr>
-          </w14:shadow>
-          <w14:textOutline w14:w="0" w14:cap="flat" w14:cmpd="sng" w14:algn="ctr">
-            <w14:noFill/>
-            <w14:prstDash w14:val="solid"/>
-            <w14:round/>
-          </w14:textOutline>
-        </w:rPr>
-        <w:t>(</w:t>
-      </w:r>
-      <w:r>
-        <w:rPr>
-          <w:rFonts w:hint="cs"/>
-          <w:sz w:val="28"/>
-          <w:szCs w:val="28"/>
-          <w14:shadow w14:blurRad="38100" w14:dist="25400" w14:dir="5400000" w14:sx="100000" w14:sy="100000" w14:kx="0" w14:ky="0" w14:algn="ctr">
-            <w14:srgbClr w14:val="6E747A">
-              <w14:alpha w14:val="57000"/>
-            </w14:srgbClr>
-          </w14:shadow>
-          <w14:textOutline w14:w="0" w14:cap="flat" w14:cmpd="sng" w14:algn="ctr">
-            <w14:noFill/>
-            <w14:prstDash w14:val="solid"/>
-            <w14:round/>
-          </w14:textOutline>
-        </w:rPr>
-        <w:t>C</w:t>
-      </w:r>
-      <w:r>
-        <w:rPr>
-          <w:sz w:val="28"/>
-          <w:szCs w:val="28"/>
-          <w14:shadow w14:blurRad="38100" w14:dist="25400" w14:dir="5400000" w14:sx="100000" w14:sy="100000" w14:kx="0" w14:ky="0" w14:algn="ctr">
-            <w14:srgbClr w14:val="6E747A">
-              <w14:alpha w14:val="57000"/>
-            </w14:srgbClr>
-          </w14:shadow>
-          <w14:textOutline w14:w="0" w14:cap="flat" w14:cmpd="sng" w14:algn="ctr">
-            <w14:noFill/>
-            <w14:prstDash w14:val="solid"/>
-            <w14:round/>
-          </w14:textOutline>
-        </w:rPr>
-        <w:t>lient</w:t>
-      </w:r>
-      <w:r>
-        <w:rPr>
-          <w:rFonts w:hint="cs"/>
-          <w:sz w:val="28"/>
-          <w:szCs w:val="28"/>
-          <w:rtl/>
-          <w14:shadow w14:blurRad="38100" w14:dist="25400" w14:dir="5400000" w14:sx="100000" w14:sy="100000" w14:kx="0" w14:ky="0" w14:algn="ctr">
-            <w14:srgbClr w14:val="6E747A">
-              <w14:alpha w14:val="57000"/>
-            </w14:srgbClr>
-          </w14:shadow>
-          <w14:textOutline w14:w="0" w14:cap="flat" w14:cmpd="sng" w14:algn="ctr">
-            <w14:noFill/>
-            <w14:prstDash w14:val="solid"/>
-            <w14:round/>
-          </w14:textOutline>
-        </w:rPr>
-        <w:t>) מחשב המשתמש המחובר למערכת השרת</w:t>
-      </w:r>
-    </w:p>
-    <w:p>
-      <w:pPr>
-        <w:rPr>
-          <w:sz w:val="28"/>
-          <w:szCs w:val="28"/>
-          <w:rtl/>
-          <w14:shadow w14:blurRad="38100" w14:dist="25400" w14:dir="5400000" w14:sx="100000" w14:sy="100000" w14:kx="0" w14:ky="0" w14:algn="ctr">
-            <w14:srgbClr w14:val="6E747A">
-              <w14:alpha w14:val="57000"/>
-            </w14:srgbClr>
-          </w14:shadow>
-          <w14:textOutline w14:w="0" w14:cap="flat" w14:cmpd="sng" w14:algn="ctr">
-            <w14:noFill/>
-            <w14:prstDash w14:val="solid"/>
-            <w14:round/>
-          </w14:textOutline>
-        </w:rPr>
-      </w:pPr>
-    </w:p>
-    <w:p>
-      <w:pPr>
-        <w:rPr>
-          <w:rFonts w:hint="cs"/>
+      </w:pPr>
+    </w:p>
+    <w:p>
+      <w:pPr>
+        <w:rPr>
           <w:sz w:val="40"/>
           <w:szCs w:val="40"/>
           <w:u w:val="single"/>
@@ -2714,6 +3214,7 @@
             <w14:round/>
           </w14:textOutline>
         </w:rPr>
+        <w:lastRenderedPageBreak/>
         <w:t>אתגרי המערכת</w:t>
       </w:r>
     </w:p>
@@ -2767,7 +3268,6 @@
           <w:numId w:val="8"/>
         </w:numPr>
         <w:rPr>
-          <w:rFonts w:hint="cs"/>
           <w:sz w:val="28"/>
           <w:szCs w:val="28"/>
           <w14:shadow w14:blurRad="38100" w14:dist="25400" w14:dir="5400000" w14:sx="100000" w14:sy="100000" w14:kx="0" w14:ky="0" w14:algn="ctr">
@@ -2908,7 +3408,6 @@
     <w:p>
       <w:pPr>
         <w:rPr>
-          <w:rFonts w:hint="cs"/>
           <w:sz w:val="32"/>
           <w:szCs w:val="32"/>
           <w:u w:val="single"/>
@@ -2949,8 +3448,10 @@
     <w:p>
       <w:pPr>
         <w:rPr>
-          <w:sz w:val="28"/>
-          <w:szCs w:val="28"/>
+          <w:rFonts w:hint="cs"/>
+          <w:sz w:val="28"/>
+          <w:szCs w:val="28"/>
+          <w:rtl/>
           <w14:shadow w14:blurRad="38100" w14:dist="25400" w14:dir="5400000" w14:sx="100000" w14:sy="100000" w14:kx="0" w14:ky="0" w14:algn="ctr">
             <w14:srgbClr w14:val="6E747A">
               <w14:alpha w14:val="57000"/>
@@ -3107,7 +3608,47 @@
             <w14:round/>
           </w14:textOutline>
         </w:rPr>
-        <w:t xml:space="preserve">, המערכת תתמוך במספר מרכזי בקרה (תחת אותה ישות רשת והתחשבות בשינוי הפורטים המואזנים), באופן תאורטי המערכת מסוגלת להתמודד עם מספר לא מוגבל של לקוחות בו זמנית, אם עם זאת כמות גדולה עלולה ליצור עומס על מרכז הבקרה/ השרת ולהאט את תפעולו, לכל צורך של קבוצות בסדר גודל של בערך 20 </w:t>
+        <w:t xml:space="preserve">, המערכת תתמוך במספר מרכזי בקרה (תחת אותה ישות רשת והתחשבות בשינוי הפורטים </w:t>
+      </w:r>
+      <w:proofErr w:type="spellStart"/>
+      <w:r>
+        <w:rPr>
+          <w:rFonts w:hint="cs"/>
+          <w:sz w:val="28"/>
+          <w:szCs w:val="28"/>
+          <w:rtl/>
+          <w14:shadow w14:blurRad="38100" w14:dist="25400" w14:dir="5400000" w14:sx="100000" w14:sy="100000" w14:kx="0" w14:ky="0" w14:algn="ctr">
+            <w14:srgbClr w14:val="6E747A">
+              <w14:alpha w14:val="57000"/>
+            </w14:srgbClr>
+          </w14:shadow>
+          <w14:textOutline w14:w="0" w14:cap="flat" w14:cmpd="sng" w14:algn="ctr">
+            <w14:noFill/>
+            <w14:prstDash w14:val="solid"/>
+            <w14:round/>
+          </w14:textOutline>
+        </w:rPr>
+        <w:t>המואזנים</w:t>
+      </w:r>
+      <w:proofErr w:type="spellEnd"/>
+      <w:r>
+        <w:rPr>
+          <w:rFonts w:hint="cs"/>
+          <w:sz w:val="28"/>
+          <w:szCs w:val="28"/>
+          <w:rtl/>
+          <w14:shadow w14:blurRad="38100" w14:dist="25400" w14:dir="5400000" w14:sx="100000" w14:sy="100000" w14:kx="0" w14:ky="0" w14:algn="ctr">
+            <w14:srgbClr w14:val="6E747A">
+              <w14:alpha w14:val="57000"/>
+            </w14:srgbClr>
+          </w14:shadow>
+          <w14:textOutline w14:w="0" w14:cap="flat" w14:cmpd="sng" w14:algn="ctr">
+            <w14:noFill/>
+            <w14:prstDash w14:val="solid"/>
+            <w14:round/>
+          </w14:textOutline>
+        </w:rPr>
+        <w:t xml:space="preserve">), באופן תאורטי המערכת מסוגלת להתמודד עם מספר לא מוגבל של לקוחות בו זמנית, אם עם זאת כמות גדולה עלולה ליצור עומס על מרכז הבקרה/ השרת ולהאט את תפעולו, לכל צורך של קבוצות בסדר גודל של בערך 20 </w:t>
       </w:r>
       <w:r>
         <w:rPr>
@@ -3149,11 +3690,37 @@
       <w:bookmarkStart w:id="0" w:name="_GoBack"/>
       <w:bookmarkEnd w:id="0"/>
     </w:p>
+    <w:p>
+      <w:pPr>
+        <w:rPr>
+          <w:rFonts w:hint="cs"/>
+          <w:sz w:val="28"/>
+          <w:szCs w:val="28"/>
+          <w:rtl/>
+          <w14:shadow w14:blurRad="38100" w14:dist="25400" w14:dir="5400000" w14:sx="100000" w14:sy="100000" w14:kx="0" w14:ky="0" w14:algn="ctr">
+            <w14:srgbClr w14:val="6E747A">
+              <w14:alpha w14:val="57000"/>
+            </w14:srgbClr>
+          </w14:shadow>
+          <w14:textOutline w14:w="0" w14:cap="flat" w14:cmpd="sng" w14:algn="ctr">
+            <w14:noFill/>
+            <w14:prstDash w14:val="solid"/>
+            <w14:round/>
+          </w14:textOutline>
+        </w:rPr>
+      </w:pPr>
+    </w:p>
     <w:sectPr>
-      <w:headerReference w:type="default" r:id="rId8"/>
-      <w:footerReference w:type="default" r:id="rId9"/>
+      <w:headerReference w:type="default" r:id="rId10"/>
+      <w:footerReference w:type="default" r:id="rId11"/>
       <w:pgSz w:w="11906" w:h="16838"/>
       <w:pgMar w:top="1440" w:right="1800" w:bottom="1440" w:left="1800" w:header="708" w:footer="708" w:gutter="0"/>
+      <w:pgBorders w:offsetFrom="page">
+        <w:top w:val="single" w:sz="18" w:space="24" w:color="auto" w:shadow="1"/>
+        <w:left w:val="single" w:sz="18" w:space="24" w:color="auto" w:shadow="1"/>
+        <w:bottom w:val="single" w:sz="18" w:space="24" w:color="auto" w:shadow="1"/>
+        <w:right w:val="single" w:sz="18" w:space="24" w:color="auto" w:shadow="1"/>
+      </w:pgBorders>
       <w:cols w:space="708"/>
       <w:bidi/>
       <w:rtlGutter/>
@@ -3379,7 +3946,7 @@
                                     <w:rtl/>
                                     <w:lang w:val="he-IL"/>
                                   </w:rPr>
-                                  <w:t>6</w:t>
+                                  <w:t>7</w:t>
                                 </w:r>
                                 <w:r>
                                   <w:rPr>
@@ -3445,7 +4012,7 @@
                               <w:rtl/>
                               <w:lang w:val="he-IL"/>
                             </w:rPr>
-                            <w:t>6</w:t>
+                            <w:t>7</w:t>
                           </w:r>
                           <w:r>
                             <w:rPr>
@@ -3519,15 +4086,15 @@
         <wp:anchor distT="0" distB="0" distL="114300" distR="114300" simplePos="0" relativeHeight="251658240" behindDoc="0" locked="0" layoutInCell="1" allowOverlap="1" wp14:anchorId="12A4EBAA">
           <wp:simplePos x="0" y="0"/>
           <wp:positionH relativeFrom="column">
-            <wp:posOffset>4472940</wp:posOffset>
+            <wp:posOffset>4476750</wp:posOffset>
           </wp:positionH>
           <wp:positionV relativeFrom="paragraph">
-            <wp:posOffset>-358140</wp:posOffset>
+            <wp:posOffset>-78105</wp:posOffset>
           </wp:positionV>
-          <wp:extent cx="1630680" cy="815340"/>
-          <wp:effectExtent l="0" t="0" r="7620" b="3810"/>
+          <wp:extent cx="1085850" cy="523875"/>
+          <wp:effectExtent l="0" t="0" r="0" b="9525"/>
           <wp:wrapSquare wrapText="bothSides"/>
-          <wp:docPr id="7" name="תמונה 7"/>
+          <wp:docPr id="9" name="תמונה 9"/>
           <wp:cNvGraphicFramePr>
             <a:graphicFrameLocks xmlns:a="http://schemas.openxmlformats.org/drawingml/2006/main" noChangeAspect="1"/>
           </wp:cNvGraphicFramePr>
@@ -3556,7 +4123,7 @@
                 <pic:spPr bwMode="auto">
                   <a:xfrm>
                     <a:off x="0" y="0"/>
-                    <a:ext cx="1630680" cy="815340"/>
+                    <a:ext cx="1085850" cy="523875"/>
                   </a:xfrm>
                   <a:prstGeom prst="rect">
                     <a:avLst/>
@@ -5703,4 +6270,16 @@
     </a:ext>
   </a:extLst>
 </a:theme>
+</file>
+
+<file path=customXml/item1.xml><?xml version="1.0" encoding="utf-8"?>
+<b:Sources xmlns:b="http://schemas.openxmlformats.org/officeDocument/2006/bibliography" xmlns="http://schemas.openxmlformats.org/officeDocument/2006/bibliography" SelectedStyle="\APASixthEditionOfficeOnline.xsl" StyleName="APA" Version="6"/>
+</file>
+
+<file path=customXml/itemProps1.xml><?xml version="1.0" encoding="utf-8"?>
+<ds:datastoreItem xmlns:ds="http://schemas.openxmlformats.org/officeDocument/2006/customXml" ds:itemID="{5FEFF806-CBB7-48E2-926E-894D4838293F}">
+  <ds:schemaRefs>
+    <ds:schemaRef ds:uri="http://schemas.openxmlformats.org/officeDocument/2006/bibliography"/>
+  </ds:schemaRefs>
+</ds:datastoreItem>
 </file>
--- a/עבודה בתכנון מערכות.docx
+++ b/עבודה בתכנון מערכות.docx
@@ -1,6 +1,6 @@
 
 <file path=word/document.xml><?xml version="1.0" encoding="utf-8"?>
-<w:document xmlns:wpc="http://schemas.microsoft.com/office/word/2010/wordprocessingCanvas" xmlns:cx="http://schemas.microsoft.com/office/drawing/2014/chartex" xmlns:mc="http://schemas.openxmlformats.org/markup-compatibility/2006" xmlns:o="urn:schemas-microsoft-com:office:office" xmlns:r="http://schemas.openxmlformats.org/officeDocument/2006/relationships" xmlns:m="http://schemas.openxmlformats.org/officeDocument/2006/math" xmlns:v="urn:schemas-microsoft-com:vml" xmlns:wp14="http://schemas.microsoft.com/office/word/2010/wordprocessingDrawing" xmlns:wp="http://schemas.openxmlformats.org/drawingml/2006/wordprocessingDrawing" xmlns:w10="urn:schemas-microsoft-com:office:word" xmlns:w="http://schemas.openxmlformats.org/wordprocessingml/2006/main" xmlns:w14="http://schemas.microsoft.com/office/word/2010/wordml" xmlns:w15="http://schemas.microsoft.com/office/word/2012/wordml" xmlns:w16se="http://schemas.microsoft.com/office/word/2015/wordml/symex" xmlns:wpg="http://schemas.microsoft.com/office/word/2010/wordprocessingGroup" xmlns:wpi="http://schemas.microsoft.com/office/word/2010/wordprocessingInk" xmlns:wne="http://schemas.microsoft.com/office/word/2006/wordml" xmlns:wps="http://schemas.microsoft.com/office/word/2010/wordprocessingShape" mc:Ignorable="w14 w15 w16se wp14">
+<w:document xmlns:wpc="http://schemas.microsoft.com/office/word/2010/wordprocessingCanvas" xmlns:cx="http://schemas.microsoft.com/office/drawing/2014/chartex" xmlns:cx1="http://schemas.microsoft.com/office/drawing/2015/9/8/chartex" xmlns:cx2="http://schemas.microsoft.com/office/drawing/2015/10/21/chartex" xmlns:cx3="http://schemas.microsoft.com/office/drawing/2016/5/9/chartex" xmlns:cx4="http://schemas.microsoft.com/office/drawing/2016/5/10/chartex" xmlns:cx5="http://schemas.microsoft.com/office/drawing/2016/5/11/chartex" xmlns:cx6="http://schemas.microsoft.com/office/drawing/2016/5/12/chartex" xmlns:cx7="http://schemas.microsoft.com/office/drawing/2016/5/13/chartex" xmlns:cx8="http://schemas.microsoft.com/office/drawing/2016/5/14/chartex" xmlns:mc="http://schemas.openxmlformats.org/markup-compatibility/2006" xmlns:aink="http://schemas.microsoft.com/office/drawing/2016/ink" xmlns:am3d="http://schemas.microsoft.com/office/drawing/2017/model3d" xmlns:o="urn:schemas-microsoft-com:office:office" xmlns:r="http://schemas.openxmlformats.org/officeDocument/2006/relationships" xmlns:m="http://schemas.openxmlformats.org/officeDocument/2006/math" xmlns:v="urn:schemas-microsoft-com:vml" xmlns:wp14="http://schemas.microsoft.com/office/word/2010/wordprocessingDrawing" xmlns:wp="http://schemas.openxmlformats.org/drawingml/2006/wordprocessingDrawing" xmlns:w10="urn:schemas-microsoft-com:office:word" xmlns:w="http://schemas.openxmlformats.org/wordprocessingml/2006/main" xmlns:w14="http://schemas.microsoft.com/office/word/2010/wordml" xmlns:w15="http://schemas.microsoft.com/office/word/2012/wordml" xmlns:w16cid="http://schemas.microsoft.com/office/word/2016/wordml/cid" xmlns:w16se="http://schemas.microsoft.com/office/word/2015/wordml/symex" xmlns:wpg="http://schemas.microsoft.com/office/word/2010/wordprocessingGroup" xmlns:wpi="http://schemas.microsoft.com/office/word/2010/wordprocessingInk" xmlns:wne="http://schemas.microsoft.com/office/word/2006/wordml" xmlns:wps="http://schemas.microsoft.com/office/word/2010/wordprocessingShape" mc:Ignorable="w14 w15 w16se w16cid wp14">
   <w:body>
     <w:p>
       <w:pPr>
@@ -331,7 +331,6 @@
       <w:pPr>
         <w:jc w:val="center"/>
         <w:rPr>
-          <w:rFonts w:hint="cs"/>
           <w:sz w:val="40"/>
           <w:szCs w:val="40"/>
           <w:rtl/>
@@ -537,7 +536,7 @@
     </w:p>
     <w:p>
       <w:pPr>
-        <w:pStyle w:val="afc"/>
+        <w:pStyle w:val="ListParagraph"/>
         <w:jc w:val="right"/>
         <w:rPr>
           <w:sz w:val="28"/>
@@ -615,23 +614,42 @@
     </w:p>
     <w:p>
       <w:pPr>
-        <w:pStyle w:val="afc"/>
-        <w:jc w:val="right"/>
-        <w:rPr>
-          <w:sz w:val="28"/>
-          <w:szCs w:val="28"/>
-          <w14:shadow w14:blurRad="38100" w14:dist="25400" w14:dir="5400000" w14:sx="100000" w14:sy="100000" w14:kx="0" w14:ky="0" w14:algn="ctr">
-            <w14:srgbClr w14:val="6E747A">
-              <w14:alpha w14:val="57000"/>
-            </w14:srgbClr>
-          </w14:shadow>
-          <w14:textOutline w14:w="0" w14:cap="flat" w14:cmpd="sng" w14:algn="ctr">
-            <w14:noFill/>
-            <w14:prstDash w14:val="solid"/>
-            <w14:round/>
-          </w14:textOutline>
-        </w:rPr>
-      </w:pPr>
+        <w:pStyle w:val="ListParagraph"/>
+        <w:rPr>
+          <w:sz w:val="28"/>
+          <w:szCs w:val="28"/>
+          <w:rtl/>
+          <w14:shadow w14:blurRad="38100" w14:dist="25400" w14:dir="5400000" w14:sx="100000" w14:sy="100000" w14:kx="0" w14:ky="0" w14:algn="ctr">
+            <w14:srgbClr w14:val="6E747A">
+              <w14:alpha w14:val="57000"/>
+            </w14:srgbClr>
+          </w14:shadow>
+          <w14:textOutline w14:w="0" w14:cap="flat" w14:cmpd="sng" w14:algn="ctr">
+            <w14:noFill/>
+            <w14:prstDash w14:val="solid"/>
+            <w14:round/>
+          </w14:textOutline>
+        </w:rPr>
+      </w:pPr>
+      <w:r>
+        <w:rPr>
+          <w:rFonts w:hint="cs"/>
+          <w:sz w:val="28"/>
+          <w:szCs w:val="28"/>
+          <w:rtl/>
+          <w14:shadow w14:blurRad="38100" w14:dist="25400" w14:dir="5400000" w14:sx="100000" w14:sy="100000" w14:kx="0" w14:ky="0" w14:algn="ctr">
+            <w14:srgbClr w14:val="6E747A">
+              <w14:alpha w14:val="57000"/>
+            </w14:srgbClr>
+          </w14:shadow>
+          <w14:textOutline w14:w="0" w14:cap="flat" w14:cmpd="sng" w14:algn="ctr">
+            <w14:noFill/>
+            <w14:prstDash w14:val="solid"/>
+            <w14:round/>
+          </w14:textOutline>
+        </w:rPr>
+        <w:t>מסמך איפיון..............................................................................4</w:t>
+      </w:r>
     </w:p>
     <w:p>
       <w:pPr>
@@ -670,7 +688,7 @@
     </w:p>
     <w:p>
       <w:pPr>
-        <w:pStyle w:val="afc"/>
+        <w:pStyle w:val="ListParagraph"/>
         <w:jc w:val="right"/>
         <w:rPr>
           <w:sz w:val="28"/>
@@ -691,7 +709,7 @@
     </w:p>
     <w:p>
       <w:pPr>
-        <w:pStyle w:val="afc"/>
+        <w:pStyle w:val="ListParagraph"/>
         <w:jc w:val="right"/>
         <w:rPr>
           <w:sz w:val="28"/>
@@ -712,7 +730,7 @@
     </w:p>
     <w:p>
       <w:pPr>
-        <w:pStyle w:val="afc"/>
+        <w:pStyle w:val="ListParagraph"/>
         <w:jc w:val="right"/>
         <w:rPr>
           <w:sz w:val="28"/>
@@ -733,7 +751,7 @@
     </w:p>
     <w:p>
       <w:pPr>
-        <w:pStyle w:val="afc"/>
+        <w:pStyle w:val="ListParagraph"/>
         <w:jc w:val="right"/>
         <w:rPr>
           <w:sz w:val="28"/>
@@ -754,7 +772,7 @@
     </w:p>
     <w:p>
       <w:pPr>
-        <w:pStyle w:val="afc"/>
+        <w:pStyle w:val="ListParagraph"/>
         <w:jc w:val="right"/>
         <w:rPr>
           <w:sz w:val="28"/>
@@ -775,7 +793,7 @@
     </w:p>
     <w:p>
       <w:pPr>
-        <w:pStyle w:val="afc"/>
+        <w:pStyle w:val="ListParagraph"/>
         <w:jc w:val="right"/>
         <w:rPr>
           <w:sz w:val="28"/>
@@ -796,7 +814,7 @@
     </w:p>
     <w:p>
       <w:pPr>
-        <w:pStyle w:val="afc"/>
+        <w:pStyle w:val="ListParagraph"/>
         <w:jc w:val="right"/>
         <w:rPr>
           <w:sz w:val="28"/>
@@ -817,7 +835,7 @@
     </w:p>
     <w:p>
       <w:pPr>
-        <w:pStyle w:val="afc"/>
+        <w:pStyle w:val="ListParagraph"/>
         <w:jc w:val="right"/>
         <w:rPr>
           <w:sz w:val="28"/>
@@ -838,7 +856,7 @@
     </w:p>
     <w:p>
       <w:pPr>
-        <w:pStyle w:val="afc"/>
+        <w:pStyle w:val="ListParagraph"/>
         <w:jc w:val="right"/>
         <w:rPr>
           <w:sz w:val="28"/>
@@ -859,7 +877,7 @@
     </w:p>
     <w:p>
       <w:pPr>
-        <w:pStyle w:val="afc"/>
+        <w:pStyle w:val="ListParagraph"/>
         <w:jc w:val="right"/>
         <w:rPr>
           <w:sz w:val="28"/>
@@ -880,7 +898,7 @@
     </w:p>
     <w:p>
       <w:pPr>
-        <w:pStyle w:val="afc"/>
+        <w:pStyle w:val="ListParagraph"/>
         <w:jc w:val="right"/>
         <w:rPr>
           <w:sz w:val="28"/>
@@ -901,7 +919,7 @@
     </w:p>
     <w:p>
       <w:pPr>
-        <w:pStyle w:val="afc"/>
+        <w:pStyle w:val="ListParagraph"/>
         <w:jc w:val="center"/>
         <w:rPr>
           <w:i/>
@@ -947,7 +965,7 @@
     </w:p>
     <w:p>
       <w:pPr>
-        <w:pStyle w:val="afc"/>
+        <w:pStyle w:val="ListParagraph"/>
         <w:jc w:val="right"/>
         <w:rPr>
           <w:sz w:val="32"/>
@@ -1253,47 +1271,7 @@
             <w14:round/>
           </w14:textOutline>
         </w:rPr>
-        <w:t xml:space="preserve">הפרויקט שלי מכיל שילוב מעניין של חומרים </w:t>
-      </w:r>
-      <w:proofErr w:type="spellStart"/>
-      <w:r>
-        <w:rPr>
-          <w:rFonts w:hint="cs"/>
-          <w:sz w:val="28"/>
-          <w:szCs w:val="28"/>
-          <w:rtl/>
-          <w14:shadow w14:blurRad="38100" w14:dist="25400" w14:dir="5400000" w14:sx="100000" w14:sy="100000" w14:kx="0" w14:ky="0" w14:algn="ctr">
-            <w14:srgbClr w14:val="6E747A">
-              <w14:alpha w14:val="57000"/>
-            </w14:srgbClr>
-          </w14:shadow>
-          <w14:textOutline w14:w="0" w14:cap="flat" w14:cmpd="sng" w14:algn="ctr">
-            <w14:noFill/>
-            <w14:prstDash w14:val="solid"/>
-            <w14:round/>
-          </w14:textOutline>
-        </w:rPr>
-        <w:t>הנלמדו</w:t>
-      </w:r>
-      <w:proofErr w:type="spellEnd"/>
-      <w:r>
-        <w:rPr>
-          <w:rFonts w:hint="cs"/>
-          <w:sz w:val="28"/>
-          <w:szCs w:val="28"/>
-          <w:rtl/>
-          <w14:shadow w14:blurRad="38100" w14:dist="25400" w14:dir="5400000" w14:sx="100000" w14:sy="100000" w14:kx="0" w14:ky="0" w14:algn="ctr">
-            <w14:srgbClr w14:val="6E747A">
-              <w14:alpha w14:val="57000"/>
-            </w14:srgbClr>
-          </w14:shadow>
-          <w14:textOutline w14:w="0" w14:cap="flat" w14:cmpd="sng" w14:algn="ctr">
-            <w14:noFill/>
-            <w14:prstDash w14:val="solid"/>
-            <w14:round/>
-          </w14:textOutline>
-        </w:rPr>
-        <w:t xml:space="preserve"> במהלך השנים כגון רשתו</w:t>
+        <w:t>הפרויקט שלי מכיל שילוב מעניין של חומרים הנלמדו במהלך השנים כגון רשתו</w:t>
       </w:r>
       <w:r>
         <w:rPr>
@@ -1654,47 +1632,7 @@
             <w14:round/>
           </w14:textOutline>
         </w:rPr>
-        <w:t xml:space="preserve">המשחק יהיה מותקן במחשבי התלמידים, ומחשב אחד ישמש כשרת, כאשר כל מחשבי התלמידים משמשים כלקוחות, המערכת תאפשר לתלמידים לשחק ביניהם במחשבים נפרדים ולהתחרות בניסיון לנצח את היריב במספר מודים שונים, תוצאות כל הקרבות המתרחשים יועברו לשרת אשר ישמור את כולם בבסיס הנתונים, התלמידים יוכלו בנוסף לשלוח הצעות למפות חדשות ואם הן יאושרו על ידי </w:t>
-      </w:r>
-      <w:proofErr w:type="spellStart"/>
-      <w:r>
-        <w:rPr>
-          <w:rFonts w:hint="cs"/>
-          <w:sz w:val="28"/>
-          <w:szCs w:val="28"/>
-          <w:rtl/>
-          <w14:shadow w14:blurRad="38100" w14:dist="25400" w14:dir="5400000" w14:sx="100000" w14:sy="100000" w14:kx="0" w14:ky="0" w14:algn="ctr">
-            <w14:srgbClr w14:val="6E747A">
-              <w14:alpha w14:val="57000"/>
-            </w14:srgbClr>
-          </w14:shadow>
-          <w14:textOutline w14:w="0" w14:cap="flat" w14:cmpd="sng" w14:algn="ctr">
-            <w14:noFill/>
-            <w14:prstDash w14:val="solid"/>
-            <w14:round/>
-          </w14:textOutline>
-        </w:rPr>
-        <w:t>האדמין</w:t>
-      </w:r>
-      <w:proofErr w:type="spellEnd"/>
-      <w:r>
-        <w:rPr>
-          <w:rFonts w:hint="cs"/>
-          <w:sz w:val="28"/>
-          <w:szCs w:val="28"/>
-          <w:rtl/>
-          <w14:shadow w14:blurRad="38100" w14:dist="25400" w14:dir="5400000" w14:sx="100000" w14:sy="100000" w14:kx="0" w14:ky="0" w14:algn="ctr">
-            <w14:srgbClr w14:val="6E747A">
-              <w14:alpha w14:val="57000"/>
-            </w14:srgbClr>
-          </w14:shadow>
-          <w14:textOutline w14:w="0" w14:cap="flat" w14:cmpd="sng" w14:algn="ctr">
-            <w14:noFill/>
-            <w14:prstDash w14:val="solid"/>
-            <w14:round/>
-          </w14:textOutline>
-        </w:rPr>
-        <w:t xml:space="preserve"> יעברו לאוסף המפות של המשחק.</w:t>
+        <w:t>המשחק יהיה מותקן במחשבי התלמידים, ומחשב אחד ישמש כשרת, כאשר כל מחשבי התלמידים משמשים כלקוחות, המערכת תאפשר לתלמידים לשחק ביניהם במחשבים נפרדים ולהתחרות בניסיון לנצח את היריב במספר מודים שונים, תוצאות כל הקרבות המתרחשים יועברו לשרת אשר ישמור את כולם בבסיס הנתונים, התלמידים יוכלו בנוסף לשלוח הצעות למפות חדשות ואם הן יאושרו על ידי האדמין יעברו לאוסף המפות של המשחק.</w:t>
       </w:r>
     </w:p>
     <w:p>
@@ -1983,47 +1921,7 @@
             <w14:round/>
           </w14:textOutline>
         </w:rPr>
-        <w:t xml:space="preserve">מטרת המערכת היא לשמש כפלטפורמה וכמשחק חברתי למשתמש, תוך כדי שמירה על נתוניו והישגיו, במערכת רוכזו פעולות אשר יכולות לשמש את </w:t>
-      </w:r>
-      <w:proofErr w:type="spellStart"/>
-      <w:r>
-        <w:rPr>
-          <w:rFonts w:hint="cs"/>
-          <w:sz w:val="28"/>
-          <w:szCs w:val="28"/>
-          <w:rtl/>
-          <w14:shadow w14:blurRad="38100" w14:dist="25400" w14:dir="5400000" w14:sx="100000" w14:sy="100000" w14:kx="0" w14:ky="0" w14:algn="ctr">
-            <w14:srgbClr w14:val="6E747A">
-              <w14:alpha w14:val="57000"/>
-            </w14:srgbClr>
-          </w14:shadow>
-          <w14:textOutline w14:w="0" w14:cap="flat" w14:cmpd="sng" w14:algn="ctr">
-            <w14:noFill/>
-            <w14:prstDash w14:val="solid"/>
-            <w14:round/>
-          </w14:textOutline>
-        </w:rPr>
-        <w:t>האדמין</w:t>
-      </w:r>
-      <w:proofErr w:type="spellEnd"/>
-      <w:r>
-        <w:rPr>
-          <w:rFonts w:hint="cs"/>
-          <w:sz w:val="28"/>
-          <w:szCs w:val="28"/>
-          <w:rtl/>
-          <w14:shadow w14:blurRad="38100" w14:dist="25400" w14:dir="5400000" w14:sx="100000" w14:sy="100000" w14:kx="0" w14:ky="0" w14:algn="ctr">
-            <w14:srgbClr w14:val="6E747A">
-              <w14:alpha w14:val="57000"/>
-            </w14:srgbClr>
-          </w14:shadow>
-          <w14:textOutline w14:w="0" w14:cap="flat" w14:cmpd="sng" w14:algn="ctr">
-            <w14:noFill/>
-            <w14:prstDash w14:val="solid"/>
-            <w14:round/>
-          </w14:textOutline>
-        </w:rPr>
-        <w:t xml:space="preserve"> המנהל את השרת בזמן נתינת שירות למשתמשים השונים, קיימת היכולת להשהות שחקנים אשר לא נשמעים לחוקים ומנסים לרמות</w:t>
+        <w:t>מטרת המערכת היא לשמש כפלטפורמה וכמשחק חברתי למשתמש, תוך כדי שמירה על נתוניו והישגיו, במערכת רוכזו פעולות אשר יכולות לשמש את האדמין המנהל את השרת בזמן נתינת שירות למשתמשים השונים, קיימת היכולת להשהות שחקנים אשר לא נשמעים לחוקים ומנסים לרמות</w:t>
       </w:r>
       <w:r>
         <w:rPr>
@@ -2944,47 +2842,7 @@
             <w14:round/>
           </w14:textOutline>
         </w:rPr>
-        <w:t xml:space="preserve"> מחשב המנהל (</w:t>
-      </w:r>
-      <w:proofErr w:type="spellStart"/>
-      <w:r>
-        <w:rPr>
-          <w:rFonts w:hint="cs"/>
-          <w:sz w:val="28"/>
-          <w:szCs w:val="28"/>
-          <w:rtl/>
-          <w14:shadow w14:blurRad="38100" w14:dist="25400" w14:dir="5400000" w14:sx="100000" w14:sy="100000" w14:kx="0" w14:ky="0" w14:algn="ctr">
-            <w14:srgbClr w14:val="6E747A">
-              <w14:alpha w14:val="57000"/>
-            </w14:srgbClr>
-          </w14:shadow>
-          <w14:textOutline w14:w="0" w14:cap="flat" w14:cmpd="sng" w14:algn="ctr">
-            <w14:noFill/>
-            <w14:prstDash w14:val="solid"/>
-            <w14:round/>
-          </w14:textOutline>
-        </w:rPr>
-        <w:t>האדמין</w:t>
-      </w:r>
-      <w:proofErr w:type="spellEnd"/>
-      <w:r>
-        <w:rPr>
-          <w:rFonts w:hint="cs"/>
-          <w:sz w:val="28"/>
-          <w:szCs w:val="28"/>
-          <w:rtl/>
-          <w14:shadow w14:blurRad="38100" w14:dist="25400" w14:dir="5400000" w14:sx="100000" w14:sy="100000" w14:kx="0" w14:ky="0" w14:algn="ctr">
-            <w14:srgbClr w14:val="6E747A">
-              <w14:alpha w14:val="57000"/>
-            </w14:srgbClr>
-          </w14:shadow>
-          <w14:textOutline w14:w="0" w14:cap="flat" w14:cmpd="sng" w14:algn="ctr">
-            <w14:noFill/>
-            <w14:prstDash w14:val="solid"/>
-            <w14:round/>
-          </w14:textOutline>
-        </w:rPr>
-        <w:t>), עליו יש את ממשק המנהל ומאפשר גישה לניהול המידע של המשתמשים.</w:t>
+        <w:t xml:space="preserve"> מחשב המנהל (האדמין), עליו יש את ממשק המנהל ומאפשר גישה לניהול המידע של המשתמשים.</w:t>
       </w:r>
     </w:p>
     <w:p>
@@ -3220,7 +3078,7 @@
     </w:p>
     <w:p>
       <w:pPr>
-        <w:pStyle w:val="afc"/>
+        <w:pStyle w:val="ListParagraph"/>
         <w:numPr>
           <w:ilvl w:val="0"/>
           <w:numId w:val="8"/>
@@ -3262,7 +3120,7 @@
     </w:p>
     <w:p>
       <w:pPr>
-        <w:pStyle w:val="afc"/>
+        <w:pStyle w:val="ListParagraph"/>
         <w:numPr>
           <w:ilvl w:val="0"/>
           <w:numId w:val="8"/>
@@ -3304,7 +3162,7 @@
     </w:p>
     <w:p>
       <w:pPr>
-        <w:pStyle w:val="afc"/>
+        <w:pStyle w:val="ListParagraph"/>
         <w:numPr>
           <w:ilvl w:val="0"/>
           <w:numId w:val="8"/>
@@ -3346,7 +3204,7 @@
     </w:p>
     <w:p>
       <w:pPr>
-        <w:pStyle w:val="afc"/>
+        <w:pStyle w:val="ListParagraph"/>
         <w:numPr>
           <w:ilvl w:val="0"/>
           <w:numId w:val="8"/>
@@ -3448,7 +3306,6 @@
     <w:p>
       <w:pPr>
         <w:rPr>
-          <w:rFonts w:hint="cs"/>
           <w:sz w:val="28"/>
           <w:szCs w:val="28"/>
           <w:rtl/>
@@ -3608,47 +3465,7 @@
             <w14:round/>
           </w14:textOutline>
         </w:rPr>
-        <w:t xml:space="preserve">, המערכת תתמוך במספר מרכזי בקרה (תחת אותה ישות רשת והתחשבות בשינוי הפורטים </w:t>
-      </w:r>
-      <w:proofErr w:type="spellStart"/>
-      <w:r>
-        <w:rPr>
-          <w:rFonts w:hint="cs"/>
-          <w:sz w:val="28"/>
-          <w:szCs w:val="28"/>
-          <w:rtl/>
-          <w14:shadow w14:blurRad="38100" w14:dist="25400" w14:dir="5400000" w14:sx="100000" w14:sy="100000" w14:kx="0" w14:ky="0" w14:algn="ctr">
-            <w14:srgbClr w14:val="6E747A">
-              <w14:alpha w14:val="57000"/>
-            </w14:srgbClr>
-          </w14:shadow>
-          <w14:textOutline w14:w="0" w14:cap="flat" w14:cmpd="sng" w14:algn="ctr">
-            <w14:noFill/>
-            <w14:prstDash w14:val="solid"/>
-            <w14:round/>
-          </w14:textOutline>
-        </w:rPr>
-        <w:t>המואזנים</w:t>
-      </w:r>
-      <w:proofErr w:type="spellEnd"/>
-      <w:r>
-        <w:rPr>
-          <w:rFonts w:hint="cs"/>
-          <w:sz w:val="28"/>
-          <w:szCs w:val="28"/>
-          <w:rtl/>
-          <w14:shadow w14:blurRad="38100" w14:dist="25400" w14:dir="5400000" w14:sx="100000" w14:sy="100000" w14:kx="0" w14:ky="0" w14:algn="ctr">
-            <w14:srgbClr w14:val="6E747A">
-              <w14:alpha w14:val="57000"/>
-            </w14:srgbClr>
-          </w14:shadow>
-          <w14:textOutline w14:w="0" w14:cap="flat" w14:cmpd="sng" w14:algn="ctr">
-            <w14:noFill/>
-            <w14:prstDash w14:val="solid"/>
-            <w14:round/>
-          </w14:textOutline>
-        </w:rPr>
-        <w:t xml:space="preserve">), באופן תאורטי המערכת מסוגלת להתמודד עם מספר לא מוגבל של לקוחות בו זמנית, אם עם זאת כמות גדולה עלולה ליצור עומס על מרכז הבקרה/ השרת ולהאט את תפעולו, לכל צורך של קבוצות בסדר גודל של בערך 20 </w:t>
+        <w:t xml:space="preserve">, המערכת תתמוך במספר מרכזי בקרה (תחת אותה ישות רשת והתחשבות בשינוי הפורטים המואזנים), באופן תאורטי המערכת מסוגלת להתמודד עם מספר לא מוגבל של לקוחות בו זמנית, אם עם זאת כמות גדולה עלולה ליצור עומס על מרכז הבקרה/ השרת ולהאט את תפעולו, לכל צורך של קבוצות בסדר גודל של בערך 20 </w:t>
       </w:r>
       <w:r>
         <w:rPr>
@@ -3687,13 +3504,4556 @@
         </w:rPr>
         <w:t xml:space="preserve"> 30 איש.</w:t>
       </w:r>
-      <w:bookmarkStart w:id="0" w:name="_GoBack"/>
-      <w:bookmarkEnd w:id="0"/>
     </w:p>
     <w:p>
       <w:pPr>
         <w:rPr>
-          <w:rFonts w:hint="cs"/>
+          <w:sz w:val="28"/>
+          <w:szCs w:val="28"/>
+          <w:rtl/>
+          <w14:shadow w14:blurRad="38100" w14:dist="25400" w14:dir="5400000" w14:sx="100000" w14:sy="100000" w14:kx="0" w14:ky="0" w14:algn="ctr">
+            <w14:srgbClr w14:val="6E747A">
+              <w14:alpha w14:val="57000"/>
+            </w14:srgbClr>
+          </w14:shadow>
+          <w14:textOutline w14:w="0" w14:cap="flat" w14:cmpd="sng" w14:algn="ctr">
+            <w14:noFill/>
+            <w14:prstDash w14:val="solid"/>
+            <w14:round/>
+          </w14:textOutline>
+        </w:rPr>
+      </w:pPr>
+    </w:p>
+    <w:p>
+      <w:pPr>
+        <w:rPr>
+          <w:sz w:val="28"/>
+          <w:szCs w:val="28"/>
+          <w:rtl/>
+          <w14:shadow w14:blurRad="38100" w14:dist="25400" w14:dir="5400000" w14:sx="100000" w14:sy="100000" w14:kx="0" w14:ky="0" w14:algn="ctr">
+            <w14:srgbClr w14:val="6E747A">
+              <w14:alpha w14:val="57000"/>
+            </w14:srgbClr>
+          </w14:shadow>
+          <w14:textOutline w14:w="0" w14:cap="flat" w14:cmpd="sng" w14:algn="ctr">
+            <w14:noFill/>
+            <w14:prstDash w14:val="solid"/>
+            <w14:round/>
+          </w14:textOutline>
+        </w:rPr>
+      </w:pPr>
+      <w:r>
+        <w:rPr>
+          <w:sz w:val="28"/>
+          <w:szCs w:val="28"/>
+          <w:rtl/>
+          <w14:shadow w14:blurRad="38100" w14:dist="25400" w14:dir="5400000" w14:sx="100000" w14:sy="100000" w14:kx="0" w14:ky="0" w14:algn="ctr">
+            <w14:srgbClr w14:val="6E747A">
+              <w14:alpha w14:val="57000"/>
+            </w14:srgbClr>
+          </w14:shadow>
+          <w14:textOutline w14:w="0" w14:cap="flat" w14:cmpd="sng" w14:algn="ctr">
+            <w14:noFill/>
+            <w14:prstDash w14:val="solid"/>
+            <w14:round/>
+          </w14:textOutline>
+        </w:rPr>
+        <w:br w:type="page"/>
+      </w:r>
+    </w:p>
+    <w:p>
+      <w:pPr>
+        <w:rPr>
+          <w:sz w:val="28"/>
+          <w:szCs w:val="28"/>
+          <w:rtl/>
+          <w14:shadow w14:blurRad="38100" w14:dist="25400" w14:dir="5400000" w14:sx="100000" w14:sy="100000" w14:kx="0" w14:ky="0" w14:algn="ctr">
+            <w14:srgbClr w14:val="6E747A">
+              <w14:alpha w14:val="57000"/>
+            </w14:srgbClr>
+          </w14:shadow>
+          <w14:textOutline w14:w="0" w14:cap="flat" w14:cmpd="sng" w14:algn="ctr">
+            <w14:noFill/>
+            <w14:prstDash w14:val="solid"/>
+            <w14:round/>
+          </w14:textOutline>
+        </w:rPr>
+      </w:pPr>
+    </w:p>
+    <w:p>
+      <w:pPr>
+        <w:rPr>
+          <w:sz w:val="28"/>
+          <w:szCs w:val="28"/>
+          <w:rtl/>
+          <w14:shadow w14:blurRad="38100" w14:dist="25400" w14:dir="5400000" w14:sx="100000" w14:sy="100000" w14:kx="0" w14:ky="0" w14:algn="ctr">
+            <w14:srgbClr w14:val="6E747A">
+              <w14:alpha w14:val="57000"/>
+            </w14:srgbClr>
+          </w14:shadow>
+          <w14:textOutline w14:w="0" w14:cap="flat" w14:cmpd="sng" w14:algn="ctr">
+            <w14:noFill/>
+            <w14:prstDash w14:val="solid"/>
+            <w14:round/>
+          </w14:textOutline>
+        </w:rPr>
+      </w:pPr>
+    </w:p>
+    <w:p>
+      <w:pPr>
+        <w:rPr>
+          <w:sz w:val="28"/>
+          <w:szCs w:val="28"/>
+          <w:rtl/>
+          <w14:shadow w14:blurRad="38100" w14:dist="25400" w14:dir="5400000" w14:sx="100000" w14:sy="100000" w14:kx="0" w14:ky="0" w14:algn="ctr">
+            <w14:srgbClr w14:val="6E747A">
+              <w14:alpha w14:val="57000"/>
+            </w14:srgbClr>
+          </w14:shadow>
+          <w14:textOutline w14:w="0" w14:cap="flat" w14:cmpd="sng" w14:algn="ctr">
+            <w14:noFill/>
+            <w14:prstDash w14:val="solid"/>
+            <w14:round/>
+          </w14:textOutline>
+        </w:rPr>
+      </w:pPr>
+    </w:p>
+    <w:p>
+      <w:pPr>
+        <w:rPr>
+          <w:sz w:val="28"/>
+          <w:szCs w:val="28"/>
+          <w:rtl/>
+          <w14:shadow w14:blurRad="38100" w14:dist="25400" w14:dir="5400000" w14:sx="100000" w14:sy="100000" w14:kx="0" w14:ky="0" w14:algn="ctr">
+            <w14:srgbClr w14:val="6E747A">
+              <w14:alpha w14:val="57000"/>
+            </w14:srgbClr>
+          </w14:shadow>
+          <w14:textOutline w14:w="0" w14:cap="flat" w14:cmpd="sng" w14:algn="ctr">
+            <w14:noFill/>
+            <w14:prstDash w14:val="solid"/>
+            <w14:round/>
+          </w14:textOutline>
+        </w:rPr>
+      </w:pPr>
+    </w:p>
+    <w:p>
+      <w:pPr>
+        <w:rPr>
+          <w:sz w:val="28"/>
+          <w:szCs w:val="28"/>
+          <w:rtl/>
+          <w14:shadow w14:blurRad="38100" w14:dist="25400" w14:dir="5400000" w14:sx="100000" w14:sy="100000" w14:kx="0" w14:ky="0" w14:algn="ctr">
+            <w14:srgbClr w14:val="6E747A">
+              <w14:alpha w14:val="57000"/>
+            </w14:srgbClr>
+          </w14:shadow>
+          <w14:textOutline w14:w="0" w14:cap="flat" w14:cmpd="sng" w14:algn="ctr">
+            <w14:noFill/>
+            <w14:prstDash w14:val="solid"/>
+            <w14:round/>
+          </w14:textOutline>
+        </w:rPr>
+      </w:pPr>
+    </w:p>
+    <w:p>
+      <w:pPr>
+        <w:pStyle w:val="ListParagraph"/>
+        <w:jc w:val="center"/>
+        <w:rPr>
+          <w:i/>
+          <w:iCs/>
+          <w:sz w:val="160"/>
+          <w:szCs w:val="160"/>
+          <w:u w:val="single"/>
+          <w:rtl/>
+          <w14:shadow w14:blurRad="38100" w14:dist="25400" w14:dir="5400000" w14:sx="100000" w14:sy="100000" w14:kx="0" w14:ky="0" w14:algn="ctr">
+            <w14:srgbClr w14:val="6E747A">
+              <w14:alpha w14:val="57000"/>
+            </w14:srgbClr>
+          </w14:shadow>
+          <w14:textOutline w14:w="0" w14:cap="flat" w14:cmpd="sng" w14:algn="ctr">
+            <w14:noFill/>
+            <w14:prstDash w14:val="solid"/>
+            <w14:round/>
+          </w14:textOutline>
+        </w:rPr>
+      </w:pPr>
+    </w:p>
+    <w:p>
+      <w:pPr>
+        <w:pStyle w:val="ListParagraph"/>
+        <w:jc w:val="center"/>
+        <w:rPr>
+          <w:i/>
+          <w:iCs/>
+          <w:sz w:val="160"/>
+          <w:szCs w:val="160"/>
+          <w:u w:val="single"/>
+          <w:rtl/>
+          <w14:shadow w14:blurRad="38100" w14:dist="25400" w14:dir="5400000" w14:sx="100000" w14:sy="100000" w14:kx="0" w14:ky="0" w14:algn="ctr">
+            <w14:srgbClr w14:val="6E747A">
+              <w14:alpha w14:val="57000"/>
+            </w14:srgbClr>
+          </w14:shadow>
+          <w14:textOutline w14:w="0" w14:cap="flat" w14:cmpd="sng" w14:algn="ctr">
+            <w14:noFill/>
+            <w14:prstDash w14:val="solid"/>
+            <w14:round/>
+          </w14:textOutline>
+        </w:rPr>
+      </w:pPr>
+      <w:r>
+        <w:rPr>
+          <w:rFonts w:hint="cs"/>
+          <w:i/>
+          <w:iCs/>
+          <w:sz w:val="160"/>
+          <w:szCs w:val="160"/>
+          <w:u w:val="single"/>
+          <w:rtl/>
+          <w14:shadow w14:blurRad="38100" w14:dist="25400" w14:dir="5400000" w14:sx="100000" w14:sy="100000" w14:kx="0" w14:ky="0" w14:algn="ctr">
+            <w14:srgbClr w14:val="6E747A">
+              <w14:alpha w14:val="57000"/>
+            </w14:srgbClr>
+          </w14:shadow>
+          <w14:textOutline w14:w="0" w14:cap="flat" w14:cmpd="sng" w14:algn="ctr">
+            <w14:noFill/>
+            <w14:prstDash w14:val="solid"/>
+            <w14:round/>
+          </w14:textOutline>
+        </w:rPr>
+        <w:t xml:space="preserve">מסמך </w:t>
+      </w:r>
+      <w:r>
+        <w:rPr>
+          <w:rFonts w:hint="cs"/>
+          <w:i/>
+          <w:iCs/>
+          <w:sz w:val="160"/>
+          <w:szCs w:val="160"/>
+          <w:u w:val="single"/>
+          <w:rtl/>
+          <w14:shadow w14:blurRad="38100" w14:dist="25400" w14:dir="5400000" w14:sx="100000" w14:sy="100000" w14:kx="0" w14:ky="0" w14:algn="ctr">
+            <w14:srgbClr w14:val="6E747A">
+              <w14:alpha w14:val="57000"/>
+            </w14:srgbClr>
+          </w14:shadow>
+          <w14:textOutline w14:w="0" w14:cap="flat" w14:cmpd="sng" w14:algn="ctr">
+            <w14:noFill/>
+            <w14:prstDash w14:val="solid"/>
+            <w14:round/>
+          </w14:textOutline>
+        </w:rPr>
+        <w:t>אפיון</w:t>
+      </w:r>
+    </w:p>
+    <w:p>
+      <w:pPr>
+        <w:rPr>
+          <w:i/>
+          <w:iCs/>
+          <w:sz w:val="160"/>
+          <w:szCs w:val="160"/>
+          <w:u w:val="single"/>
+          <w:rtl/>
+          <w14:shadow w14:blurRad="38100" w14:dist="25400" w14:dir="5400000" w14:sx="100000" w14:sy="100000" w14:kx="0" w14:ky="0" w14:algn="ctr">
+            <w14:srgbClr w14:val="6E747A">
+              <w14:alpha w14:val="57000"/>
+            </w14:srgbClr>
+          </w14:shadow>
+          <w14:textOutline w14:w="0" w14:cap="flat" w14:cmpd="sng" w14:algn="ctr">
+            <w14:noFill/>
+            <w14:prstDash w14:val="solid"/>
+            <w14:round/>
+          </w14:textOutline>
+        </w:rPr>
+      </w:pPr>
+      <w:r>
+        <w:rPr>
+          <w:i/>
+          <w:iCs/>
+          <w:sz w:val="160"/>
+          <w:szCs w:val="160"/>
+          <w:u w:val="single"/>
+          <w:rtl/>
+          <w14:shadow w14:blurRad="38100" w14:dist="25400" w14:dir="5400000" w14:sx="100000" w14:sy="100000" w14:kx="0" w14:ky="0" w14:algn="ctr">
+            <w14:srgbClr w14:val="6E747A">
+              <w14:alpha w14:val="57000"/>
+            </w14:srgbClr>
+          </w14:shadow>
+          <w14:textOutline w14:w="0" w14:cap="flat" w14:cmpd="sng" w14:algn="ctr">
+            <w14:noFill/>
+            <w14:prstDash w14:val="solid"/>
+            <w14:round/>
+          </w14:textOutline>
+        </w:rPr>
+        <w:br w:type="page"/>
+      </w:r>
+      <w:r>
+        <w:rPr>
+          <w:rFonts w:hint="cs"/>
+          <w:i/>
+          <w:iCs/>
+          <w:sz w:val="40"/>
+          <w:szCs w:val="40"/>
+          <w:u w:val="single"/>
+          <w:rtl/>
+          <w14:shadow w14:blurRad="38100" w14:dist="25400" w14:dir="5400000" w14:sx="100000" w14:sy="100000" w14:kx="0" w14:ky="0" w14:algn="ctr">
+            <w14:srgbClr w14:val="6E747A">
+              <w14:alpha w14:val="57000"/>
+            </w14:srgbClr>
+          </w14:shadow>
+          <w14:textOutline w14:w="0" w14:cap="flat" w14:cmpd="sng" w14:algn="ctr">
+            <w14:noFill/>
+            <w14:prstDash w14:val="solid"/>
+            <w14:round/>
+          </w14:textOutline>
+        </w:rPr>
+        <w:lastRenderedPageBreak/>
+        <w:t>פונקציונליות המערכת</w:t>
+      </w:r>
+    </w:p>
+    <w:p>
+      <w:pPr>
+        <w:jc w:val="both"/>
+        <w:rPr>
+          <w:sz w:val="32"/>
+          <w:szCs w:val="32"/>
+          <w:u w:val="single"/>
+          <w:rtl/>
+          <w14:shadow w14:blurRad="38100" w14:dist="25400" w14:dir="5400000" w14:sx="100000" w14:sy="100000" w14:kx="0" w14:ky="0" w14:algn="ctr">
+            <w14:srgbClr w14:val="6E747A">
+              <w14:alpha w14:val="57000"/>
+            </w14:srgbClr>
+          </w14:shadow>
+          <w14:textOutline w14:w="0" w14:cap="flat" w14:cmpd="sng" w14:algn="ctr">
+            <w14:noFill/>
+            <w14:prstDash w14:val="solid"/>
+            <w14:round/>
+          </w14:textOutline>
+        </w:rPr>
+      </w:pPr>
+      <w:r>
+        <w:rPr>
+          <w:rFonts w:hint="cs"/>
+          <w:sz w:val="32"/>
+          <w:szCs w:val="32"/>
+          <w:u w:val="single"/>
+          <w:rtl/>
+          <w14:shadow w14:blurRad="38100" w14:dist="25400" w14:dir="5400000" w14:sx="100000" w14:sy="100000" w14:kx="0" w14:ky="0" w14:algn="ctr">
+            <w14:srgbClr w14:val="6E747A">
+              <w14:alpha w14:val="57000"/>
+            </w14:srgbClr>
+          </w14:shadow>
+          <w14:textOutline w14:w="0" w14:cap="flat" w14:cmpd="sng" w14:algn="ctr">
+            <w14:noFill/>
+            <w14:prstDash w14:val="solid"/>
+            <w14:round/>
+          </w14:textOutline>
+        </w:rPr>
+        <w:t xml:space="preserve">פעולות רקע (אוטומטיות) </w:t>
+      </w:r>
+      <w:r>
+        <w:rPr>
+          <w:sz w:val="32"/>
+          <w:szCs w:val="32"/>
+          <w:u w:val="single"/>
+          <w:rtl/>
+          <w14:shadow w14:blurRad="38100" w14:dist="25400" w14:dir="5400000" w14:sx="100000" w14:sy="100000" w14:kx="0" w14:ky="0" w14:algn="ctr">
+            <w14:srgbClr w14:val="6E747A">
+              <w14:alpha w14:val="57000"/>
+            </w14:srgbClr>
+          </w14:shadow>
+          <w14:textOutline w14:w="0" w14:cap="flat" w14:cmpd="sng" w14:algn="ctr">
+            <w14:noFill/>
+            <w14:prstDash w14:val="solid"/>
+            <w14:round/>
+          </w14:textOutline>
+        </w:rPr>
+        <w:t>–</w:t>
+      </w:r>
+      <w:r>
+        <w:rPr>
+          <w:rFonts w:hint="cs"/>
+          <w:sz w:val="32"/>
+          <w:szCs w:val="32"/>
+          <w:u w:val="single"/>
+          <w:rtl/>
+          <w14:shadow w14:blurRad="38100" w14:dist="25400" w14:dir="5400000" w14:sx="100000" w14:sy="100000" w14:kx="0" w14:ky="0" w14:algn="ctr">
+            <w14:srgbClr w14:val="6E747A">
+              <w14:alpha w14:val="57000"/>
+            </w14:srgbClr>
+          </w14:shadow>
+          <w14:textOutline w14:w="0" w14:cap="flat" w14:cmpd="sng" w14:algn="ctr">
+            <w14:noFill/>
+            <w14:prstDash w14:val="solid"/>
+            <w14:round/>
+          </w14:textOutline>
+        </w:rPr>
+        <w:t xml:space="preserve"> צד השרת</w:t>
+      </w:r>
+    </w:p>
+    <w:p>
+      <w:pPr>
+        <w:pStyle w:val="ListParagraph"/>
+        <w:numPr>
+          <w:ilvl w:val="0"/>
+          <w:numId w:val="12"/>
+        </w:numPr>
+        <w:rPr>
+          <w:sz w:val="28"/>
+          <w:szCs w:val="28"/>
+          <w14:shadow w14:blurRad="38100" w14:dist="25400" w14:dir="5400000" w14:sx="100000" w14:sy="100000" w14:kx="0" w14:ky="0" w14:algn="ctr">
+            <w14:srgbClr w14:val="6E747A">
+              <w14:alpha w14:val="57000"/>
+            </w14:srgbClr>
+          </w14:shadow>
+          <w14:textOutline w14:w="0" w14:cap="flat" w14:cmpd="sng" w14:algn="ctr">
+            <w14:noFill/>
+            <w14:prstDash w14:val="solid"/>
+            <w14:round/>
+          </w14:textOutline>
+        </w:rPr>
+      </w:pPr>
+      <w:r>
+        <w:rPr>
+          <w:rFonts w:hint="cs"/>
+          <w:sz w:val="28"/>
+          <w:szCs w:val="28"/>
+          <w:rtl/>
+          <w14:shadow w14:blurRad="38100" w14:dist="25400" w14:dir="5400000" w14:sx="100000" w14:sy="100000" w14:kx="0" w14:ky="0" w14:algn="ctr">
+            <w14:srgbClr w14:val="6E747A">
+              <w14:alpha w14:val="57000"/>
+            </w14:srgbClr>
+          </w14:shadow>
+          <w14:textOutline w14:w="0" w14:cap="flat" w14:cmpd="sng" w14:algn="ctr">
+            <w14:noFill/>
+            <w14:prstDash w14:val="solid"/>
+            <w14:round/>
+          </w14:textOutline>
+        </w:rPr>
+        <w:t>תיווך בין שחקנים בעת יצירת זירת קרב חדשה</w:t>
+      </w:r>
+    </w:p>
+    <w:p>
+      <w:pPr>
+        <w:pStyle w:val="ListParagraph"/>
+        <w:numPr>
+          <w:ilvl w:val="0"/>
+          <w:numId w:val="12"/>
+        </w:numPr>
+        <w:rPr>
+          <w:sz w:val="28"/>
+          <w:szCs w:val="28"/>
+          <w14:shadow w14:blurRad="38100" w14:dist="25400" w14:dir="5400000" w14:sx="100000" w14:sy="100000" w14:kx="0" w14:ky="0" w14:algn="ctr">
+            <w14:srgbClr w14:val="6E747A">
+              <w14:alpha w14:val="57000"/>
+            </w14:srgbClr>
+          </w14:shadow>
+          <w14:textOutline w14:w="0" w14:cap="flat" w14:cmpd="sng" w14:algn="ctr">
+            <w14:noFill/>
+            <w14:prstDash w14:val="solid"/>
+            <w14:round/>
+          </w14:textOutline>
+        </w:rPr>
+      </w:pPr>
+      <w:r>
+        <w:rPr>
+          <w:rFonts w:hint="cs"/>
+          <w:sz w:val="28"/>
+          <w:szCs w:val="28"/>
+          <w:rtl/>
+          <w14:shadow w14:blurRad="38100" w14:dist="25400" w14:dir="5400000" w14:sx="100000" w14:sy="100000" w14:kx="0" w14:ky="0" w14:algn="ctr">
+            <w14:srgbClr w14:val="6E747A">
+              <w14:alpha w14:val="57000"/>
+            </w14:srgbClr>
+          </w14:shadow>
+          <w14:textOutline w14:w="0" w14:cap="flat" w14:cmpd="sng" w14:algn="ctr">
+            <w14:noFill/>
+            <w14:prstDash w14:val="solid"/>
+            <w14:round/>
+          </w14:textOutline>
+        </w:rPr>
+        <w:t>קבלת התוצאות בזירות השונות ועדכון הרשומות בבסיסי הנתונים</w:t>
+      </w:r>
+    </w:p>
+    <w:p>
+      <w:pPr>
+        <w:pStyle w:val="ListParagraph"/>
+        <w:numPr>
+          <w:ilvl w:val="0"/>
+          <w:numId w:val="12"/>
+        </w:numPr>
+        <w:rPr>
+          <w:sz w:val="28"/>
+          <w:szCs w:val="28"/>
+          <w14:shadow w14:blurRad="38100" w14:dist="25400" w14:dir="5400000" w14:sx="100000" w14:sy="100000" w14:kx="0" w14:ky="0" w14:algn="ctr">
+            <w14:srgbClr w14:val="6E747A">
+              <w14:alpha w14:val="57000"/>
+            </w14:srgbClr>
+          </w14:shadow>
+          <w14:textOutline w14:w="0" w14:cap="flat" w14:cmpd="sng" w14:algn="ctr">
+            <w14:noFill/>
+            <w14:prstDash w14:val="solid"/>
+            <w14:round/>
+          </w14:textOutline>
+        </w:rPr>
+      </w:pPr>
+      <w:r>
+        <w:rPr>
+          <w:rFonts w:hint="cs"/>
+          <w:sz w:val="28"/>
+          <w:szCs w:val="28"/>
+          <w:rtl/>
+          <w14:shadow w14:blurRad="38100" w14:dist="25400" w14:dir="5400000" w14:sx="100000" w14:sy="100000" w14:kx="0" w14:ky="0" w14:algn="ctr">
+            <w14:srgbClr w14:val="6E747A">
+              <w14:alpha w14:val="57000"/>
+            </w14:srgbClr>
+          </w14:shadow>
+          <w14:textOutline w14:w="0" w14:cap="flat" w14:cmpd="sng" w14:algn="ctr">
+            <w14:noFill/>
+            <w14:prstDash w14:val="solid"/>
+            <w14:round/>
+          </w14:textOutline>
+        </w:rPr>
+        <w:t>מתן שירות כללי לשחקנים בעת הצורך (שינוי וקבלת צבע, פרטי הסטאטוס, הרשמה והתחברות למשחק וכ'ו</w:t>
+      </w:r>
+      <w:r>
+        <w:rPr>
+          <w:rFonts w:hint="cs"/>
+          <w:sz w:val="28"/>
+          <w:szCs w:val="28"/>
+          <w:rtl/>
+          <w14:shadow w14:blurRad="38100" w14:dist="25400" w14:dir="5400000" w14:sx="100000" w14:sy="100000" w14:kx="0" w14:ky="0" w14:algn="ctr">
+            <w14:srgbClr w14:val="6E747A">
+              <w14:alpha w14:val="57000"/>
+            </w14:srgbClr>
+          </w14:shadow>
+          <w14:textOutline w14:w="0" w14:cap="flat" w14:cmpd="sng" w14:algn="ctr">
+            <w14:noFill/>
+            <w14:prstDash w14:val="solid"/>
+            <w14:round/>
+          </w14:textOutline>
+        </w:rPr>
+        <w:t>)</w:t>
+      </w:r>
+    </w:p>
+    <w:p>
+      <w:pPr>
+        <w:pStyle w:val="ListParagraph"/>
+        <w:numPr>
+          <w:ilvl w:val="0"/>
+          <w:numId w:val="12"/>
+        </w:numPr>
+        <w:rPr>
+          <w:sz w:val="28"/>
+          <w:szCs w:val="28"/>
+          <w14:shadow w14:blurRad="38100" w14:dist="25400" w14:dir="5400000" w14:sx="100000" w14:sy="100000" w14:kx="0" w14:ky="0" w14:algn="ctr">
+            <w14:srgbClr w14:val="6E747A">
+              <w14:alpha w14:val="57000"/>
+            </w14:srgbClr>
+          </w14:shadow>
+          <w14:textOutline w14:w="0" w14:cap="flat" w14:cmpd="sng" w14:algn="ctr">
+            <w14:noFill/>
+            <w14:prstDash w14:val="solid"/>
+            <w14:round/>
+          </w14:textOutline>
+        </w:rPr>
+      </w:pPr>
+      <w:r>
+        <w:rPr>
+          <w:rFonts w:hint="cs"/>
+          <w:sz w:val="28"/>
+          <w:szCs w:val="28"/>
+          <w:rtl/>
+          <w14:shadow w14:blurRad="38100" w14:dist="25400" w14:dir="5400000" w14:sx="100000" w14:sy="100000" w14:kx="0" w14:ky="0" w14:algn="ctr">
+            <w14:srgbClr w14:val="6E747A">
+              <w14:alpha w14:val="57000"/>
+            </w14:srgbClr>
+          </w14:shadow>
+          <w14:textOutline w14:w="0" w14:cap="flat" w14:cmpd="sng" w14:algn="ctr">
+            <w14:noFill/>
+            <w14:prstDash w14:val="solid"/>
+            <w14:round/>
+          </w14:textOutline>
+        </w:rPr>
+        <w:t>שחרור רשומות השחקנים שתאריך ההשהייה שלהם חלף</w:t>
+      </w:r>
+    </w:p>
+    <w:p>
+      <w:pPr>
+        <w:pStyle w:val="ListParagraph"/>
+        <w:numPr>
+          <w:ilvl w:val="0"/>
+          <w:numId w:val="12"/>
+        </w:numPr>
+        <w:rPr>
+          <w:sz w:val="28"/>
+          <w:szCs w:val="28"/>
+          <w14:shadow w14:blurRad="38100" w14:dist="25400" w14:dir="5400000" w14:sx="100000" w14:sy="100000" w14:kx="0" w14:ky="0" w14:algn="ctr">
+            <w14:srgbClr w14:val="6E747A">
+              <w14:alpha w14:val="57000"/>
+            </w14:srgbClr>
+          </w14:shadow>
+          <w14:textOutline w14:w="0" w14:cap="flat" w14:cmpd="sng" w14:algn="ctr">
+            <w14:noFill/>
+            <w14:prstDash w14:val="solid"/>
+            <w14:round/>
+          </w14:textOutline>
+        </w:rPr>
+      </w:pPr>
+      <w:r>
+        <w:rPr>
+          <w:rFonts w:hint="cs"/>
+          <w:sz w:val="28"/>
+          <w:szCs w:val="28"/>
+          <w:rtl/>
+          <w14:shadow w14:blurRad="38100" w14:dist="25400" w14:dir="5400000" w14:sx="100000" w14:sy="100000" w14:kx="0" w14:ky="0" w14:algn="ctr">
+            <w14:srgbClr w14:val="6E747A">
+              <w14:alpha w14:val="57000"/>
+            </w14:srgbClr>
+          </w14:shadow>
+          <w14:textOutline w14:w="0" w14:cap="flat" w14:cmpd="sng" w14:algn="ctr">
+            <w14:noFill/>
+            <w14:prstDash w14:val="solid"/>
+            <w14:round/>
+          </w14:textOutline>
+        </w:rPr>
+        <w:t>שליחת מידע אודות המשחק והתוכן עצמו לדפדפנים בעת ביקוש (</w:t>
+      </w:r>
+      <w:r>
+        <w:rPr>
+          <w:sz w:val="28"/>
+          <w:szCs w:val="28"/>
+          <w14:shadow w14:blurRad="38100" w14:dist="25400" w14:dir="5400000" w14:sx="100000" w14:sy="100000" w14:kx="0" w14:ky="0" w14:algn="ctr">
+            <w14:srgbClr w14:val="6E747A">
+              <w14:alpha w14:val="57000"/>
+            </w14:srgbClr>
+          </w14:shadow>
+          <w14:textOutline w14:w="0" w14:cap="flat" w14:cmpd="sng" w14:algn="ctr">
+            <w14:noFill/>
+            <w14:prstDash w14:val="solid"/>
+            <w14:round/>
+          </w14:textOutline>
+        </w:rPr>
+        <w:t>(backend server</w:t>
+      </w:r>
+    </w:p>
+    <w:p>
+      <w:pPr>
+        <w:pStyle w:val="ListParagraph"/>
+        <w:numPr>
+          <w:ilvl w:val="0"/>
+          <w:numId w:val="12"/>
+        </w:numPr>
+        <w:rPr>
+          <w:sz w:val="28"/>
+          <w:szCs w:val="28"/>
+          <w14:shadow w14:blurRad="38100" w14:dist="25400" w14:dir="5400000" w14:sx="100000" w14:sy="100000" w14:kx="0" w14:ky="0" w14:algn="ctr">
+            <w14:srgbClr w14:val="6E747A">
+              <w14:alpha w14:val="57000"/>
+            </w14:srgbClr>
+          </w14:shadow>
+          <w14:textOutline w14:w="0" w14:cap="flat" w14:cmpd="sng" w14:algn="ctr">
+            <w14:noFill/>
+            <w14:prstDash w14:val="solid"/>
+            <w14:round/>
+          </w14:textOutline>
+        </w:rPr>
+      </w:pPr>
+      <w:r>
+        <w:rPr>
+          <w:rFonts w:hint="cs"/>
+          <w:sz w:val="28"/>
+          <w:szCs w:val="28"/>
+          <w:rtl/>
+          <w14:shadow w14:blurRad="38100" w14:dist="25400" w14:dir="5400000" w14:sx="100000" w14:sy="100000" w14:kx="0" w14:ky="0" w14:algn="ctr">
+            <w14:srgbClr w14:val="6E747A">
+              <w14:alpha w14:val="57000"/>
+            </w14:srgbClr>
+          </w14:shadow>
+          <w14:textOutline w14:w="0" w14:cap="flat" w14:cmpd="sng" w14:algn="ctr">
+            <w14:noFill/>
+            <w14:prstDash w14:val="solid"/>
+            <w14:round/>
+          </w14:textOutline>
+        </w:rPr>
+        <w:t>פינוי מספר זירות הקרב שפונו.</w:t>
+      </w:r>
+    </w:p>
+    <w:p>
+      <w:pPr>
+        <w:rPr>
+          <w:sz w:val="28"/>
+          <w:szCs w:val="28"/>
+          <w14:shadow w14:blurRad="38100" w14:dist="25400" w14:dir="5400000" w14:sx="100000" w14:sy="100000" w14:kx="0" w14:ky="0" w14:algn="ctr">
+            <w14:srgbClr w14:val="6E747A">
+              <w14:alpha w14:val="57000"/>
+            </w14:srgbClr>
+          </w14:shadow>
+          <w14:textOutline w14:w="0" w14:cap="flat" w14:cmpd="sng" w14:algn="ctr">
+            <w14:noFill/>
+            <w14:prstDash w14:val="solid"/>
+            <w14:round/>
+          </w14:textOutline>
+        </w:rPr>
+      </w:pPr>
+    </w:p>
+    <w:p>
+      <w:pPr>
+        <w:rPr>
+          <w:sz w:val="32"/>
+          <w:szCs w:val="32"/>
+          <w:u w:val="single"/>
+          <w:rtl/>
+          <w14:shadow w14:blurRad="38100" w14:dist="25400" w14:dir="5400000" w14:sx="100000" w14:sy="100000" w14:kx="0" w14:ky="0" w14:algn="ctr">
+            <w14:srgbClr w14:val="6E747A">
+              <w14:alpha w14:val="57000"/>
+            </w14:srgbClr>
+          </w14:shadow>
+          <w14:textOutline w14:w="0" w14:cap="flat" w14:cmpd="sng" w14:algn="ctr">
+            <w14:noFill/>
+            <w14:prstDash w14:val="solid"/>
+            <w14:round/>
+          </w14:textOutline>
+        </w:rPr>
+      </w:pPr>
+      <w:r>
+        <w:rPr>
+          <w:rFonts w:hint="cs"/>
+          <w:sz w:val="32"/>
+          <w:szCs w:val="32"/>
+          <w:u w:val="single"/>
+          <w:rtl/>
+          <w14:shadow w14:blurRad="38100" w14:dist="25400" w14:dir="5400000" w14:sx="100000" w14:sy="100000" w14:kx="0" w14:ky="0" w14:algn="ctr">
+            <w14:srgbClr w14:val="6E747A">
+              <w14:alpha w14:val="57000"/>
+            </w14:srgbClr>
+          </w14:shadow>
+          <w14:textOutline w14:w="0" w14:cap="flat" w14:cmpd="sng" w14:algn="ctr">
+            <w14:noFill/>
+            <w14:prstDash w14:val="solid"/>
+            <w14:round/>
+          </w14:textOutline>
+        </w:rPr>
+        <w:t xml:space="preserve">פעולות רקע (אוטומטיות) </w:t>
+      </w:r>
+      <w:r>
+        <w:rPr>
+          <w:sz w:val="32"/>
+          <w:szCs w:val="32"/>
+          <w:u w:val="single"/>
+          <w:rtl/>
+          <w14:shadow w14:blurRad="38100" w14:dist="25400" w14:dir="5400000" w14:sx="100000" w14:sy="100000" w14:kx="0" w14:ky="0" w14:algn="ctr">
+            <w14:srgbClr w14:val="6E747A">
+              <w14:alpha w14:val="57000"/>
+            </w14:srgbClr>
+          </w14:shadow>
+          <w14:textOutline w14:w="0" w14:cap="flat" w14:cmpd="sng" w14:algn="ctr">
+            <w14:noFill/>
+            <w14:prstDash w14:val="solid"/>
+            <w14:round/>
+          </w14:textOutline>
+        </w:rPr>
+        <w:t>–</w:t>
+      </w:r>
+      <w:r>
+        <w:rPr>
+          <w:rFonts w:hint="cs"/>
+          <w:sz w:val="32"/>
+          <w:szCs w:val="32"/>
+          <w:u w:val="single"/>
+          <w:rtl/>
+          <w14:shadow w14:blurRad="38100" w14:dist="25400" w14:dir="5400000" w14:sx="100000" w14:sy="100000" w14:kx="0" w14:ky="0" w14:algn="ctr">
+            <w14:srgbClr w14:val="6E747A">
+              <w14:alpha w14:val="57000"/>
+            </w14:srgbClr>
+          </w14:shadow>
+          <w14:textOutline w14:w="0" w14:cap="flat" w14:cmpd="sng" w14:algn="ctr">
+            <w14:noFill/>
+            <w14:prstDash w14:val="solid"/>
+            <w14:round/>
+          </w14:textOutline>
+        </w:rPr>
+        <w:t xml:space="preserve"> צד הלקוח</w:t>
+      </w:r>
+    </w:p>
+    <w:p>
+      <w:pPr>
+        <w:pStyle w:val="ListParagraph"/>
+        <w:numPr>
+          <w:ilvl w:val="0"/>
+          <w:numId w:val="13"/>
+        </w:numPr>
+        <w:rPr>
+          <w:sz w:val="28"/>
+          <w:szCs w:val="28"/>
+          <w14:shadow w14:blurRad="38100" w14:dist="25400" w14:dir="5400000" w14:sx="100000" w14:sy="100000" w14:kx="0" w14:ky="0" w14:algn="ctr">
+            <w14:srgbClr w14:val="6E747A">
+              <w14:alpha w14:val="57000"/>
+            </w14:srgbClr>
+          </w14:shadow>
+          <w14:textOutline w14:w="0" w14:cap="flat" w14:cmpd="sng" w14:algn="ctr">
+            <w14:noFill/>
+            <w14:prstDash w14:val="solid"/>
+            <w14:round/>
+          </w14:textOutline>
+        </w:rPr>
+      </w:pPr>
+      <w:r>
+        <w:rPr>
+          <w:rFonts w:hint="cs"/>
+          <w:sz w:val="28"/>
+          <w:szCs w:val="28"/>
+          <w:rtl/>
+          <w14:shadow w14:blurRad="38100" w14:dist="25400" w14:dir="5400000" w14:sx="100000" w14:sy="100000" w14:kx="0" w14:ky="0" w14:algn="ctr">
+            <w14:srgbClr w14:val="6E747A">
+              <w14:alpha w14:val="57000"/>
+            </w14:srgbClr>
+          </w14:shadow>
+          <w14:textOutline w14:w="0" w14:cap="flat" w14:cmpd="sng" w14:algn="ctr">
+            <w14:noFill/>
+            <w14:prstDash w14:val="solid"/>
+            <w14:round/>
+          </w14:textOutline>
+        </w:rPr>
+        <w:t>סינכרון המידע בין המשתמש לשחקן השני (האויב) כאשר נמצא בזירת קרב</w:t>
+      </w:r>
+    </w:p>
+    <w:p>
+      <w:pPr>
+        <w:pStyle w:val="ListParagraph"/>
+        <w:numPr>
+          <w:ilvl w:val="0"/>
+          <w:numId w:val="13"/>
+        </w:numPr>
+        <w:rPr>
+          <w:sz w:val="28"/>
+          <w:szCs w:val="28"/>
+          <w14:shadow w14:blurRad="38100" w14:dist="25400" w14:dir="5400000" w14:sx="100000" w14:sy="100000" w14:kx="0" w14:ky="0" w14:algn="ctr">
+            <w14:srgbClr w14:val="6E747A">
+              <w14:alpha w14:val="57000"/>
+            </w14:srgbClr>
+          </w14:shadow>
+          <w14:textOutline w14:w="0" w14:cap="flat" w14:cmpd="sng" w14:algn="ctr">
+            <w14:noFill/>
+            <w14:prstDash w14:val="solid"/>
+            <w14:round/>
+          </w14:textOutline>
+        </w:rPr>
+      </w:pPr>
+      <w:r>
+        <w:rPr>
+          <w:rFonts w:hint="cs"/>
+          <w:sz w:val="28"/>
+          <w:szCs w:val="28"/>
+          <w:rtl/>
+          <w14:shadow w14:blurRad="38100" w14:dist="25400" w14:dir="5400000" w14:sx="100000" w14:sy="100000" w14:kx="0" w14:ky="0" w14:algn="ctr">
+            <w14:srgbClr w14:val="6E747A">
+              <w14:alpha w14:val="57000"/>
+            </w14:srgbClr>
+          </w14:shadow>
+          <w14:textOutline w14:w="0" w14:cap="flat" w14:cmpd="sng" w14:algn="ctr">
+            <w14:noFill/>
+            <w14:prstDash w14:val="solid"/>
+            <w14:round/>
+          </w14:textOutline>
+        </w:rPr>
+        <w:t>יצירת ערוץ קולי עם השחקן השני (</w:t>
+      </w:r>
+      <w:r>
+        <w:rPr>
+          <w:sz w:val="28"/>
+          <w:szCs w:val="28"/>
+          <w14:shadow w14:blurRad="38100" w14:dist="25400" w14:dir="5400000" w14:sx="100000" w14:sy="100000" w14:kx="0" w14:ky="0" w14:algn="ctr">
+            <w14:srgbClr w14:val="6E747A">
+              <w14:alpha w14:val="57000"/>
+            </w14:srgbClr>
+          </w14:shadow>
+          <w14:textOutline w14:w="0" w14:cap="flat" w14:cmpd="sng" w14:algn="ctr">
+            <w14:noFill/>
+            <w14:prstDash w14:val="solid"/>
+            <w14:round/>
+          </w14:textOutline>
+        </w:rPr>
+        <w:t>(voice chat</w:t>
+      </w:r>
+      <w:r>
+        <w:rPr>
+          <w:rFonts w:hint="cs"/>
+          <w:sz w:val="28"/>
+          <w:szCs w:val="28"/>
+          <w:rtl/>
+          <w14:shadow w14:blurRad="38100" w14:dist="25400" w14:dir="5400000" w14:sx="100000" w14:sy="100000" w14:kx="0" w14:ky="0" w14:algn="ctr">
+            <w14:srgbClr w14:val="6E747A">
+              <w14:alpha w14:val="57000"/>
+            </w14:srgbClr>
+          </w14:shadow>
+          <w14:textOutline w14:w="0" w14:cap="flat" w14:cmpd="sng" w14:algn="ctr">
+            <w14:noFill/>
+            <w14:prstDash w14:val="solid"/>
+            <w14:round/>
+          </w14:textOutline>
+        </w:rPr>
+        <w:t xml:space="preserve"> כאשר נמצא בזירה.</w:t>
+      </w:r>
+    </w:p>
+    <w:p>
+      <w:pPr>
+        <w:rPr>
+          <w:sz w:val="32"/>
+          <w:szCs w:val="32"/>
+          <w:u w:val="single"/>
+          <w:rtl/>
+          <w14:shadow w14:blurRad="38100" w14:dist="25400" w14:dir="5400000" w14:sx="100000" w14:sy="100000" w14:kx="0" w14:ky="0" w14:algn="ctr">
+            <w14:srgbClr w14:val="6E747A">
+              <w14:alpha w14:val="57000"/>
+            </w14:srgbClr>
+          </w14:shadow>
+          <w14:textOutline w14:w="0" w14:cap="flat" w14:cmpd="sng" w14:algn="ctr">
+            <w14:noFill/>
+            <w14:prstDash w14:val="solid"/>
+            <w14:round/>
+          </w14:textOutline>
+        </w:rPr>
+      </w:pPr>
+    </w:p>
+    <w:p>
+      <w:pPr>
+        <w:rPr>
+          <w:sz w:val="32"/>
+          <w:szCs w:val="32"/>
+          <w:u w:val="single"/>
+          <w:rtl/>
+          <w14:shadow w14:blurRad="38100" w14:dist="25400" w14:dir="5400000" w14:sx="100000" w14:sy="100000" w14:kx="0" w14:ky="0" w14:algn="ctr">
+            <w14:srgbClr w14:val="6E747A">
+              <w14:alpha w14:val="57000"/>
+            </w14:srgbClr>
+          </w14:shadow>
+          <w14:textOutline w14:w="0" w14:cap="flat" w14:cmpd="sng" w14:algn="ctr">
+            <w14:noFill/>
+            <w14:prstDash w14:val="solid"/>
+            <w14:round/>
+          </w14:textOutline>
+        </w:rPr>
+      </w:pPr>
+      <w:r>
+        <w:rPr>
+          <w:rFonts w:hint="cs"/>
+          <w:sz w:val="32"/>
+          <w:szCs w:val="32"/>
+          <w:u w:val="single"/>
+          <w:rtl/>
+          <w14:shadow w14:blurRad="38100" w14:dist="25400" w14:dir="5400000" w14:sx="100000" w14:sy="100000" w14:kx="0" w14:ky="0" w14:algn="ctr">
+            <w14:srgbClr w14:val="6E747A">
+              <w14:alpha w14:val="57000"/>
+            </w14:srgbClr>
+          </w14:shadow>
+          <w14:textOutline w14:w="0" w14:cap="flat" w14:cmpd="sng" w14:algn="ctr">
+            <w14:noFill/>
+            <w14:prstDash w14:val="solid"/>
+            <w14:round/>
+          </w14:textOutline>
+        </w:rPr>
+        <w:t xml:space="preserve">פעולות האדמין </w:t>
+      </w:r>
+      <w:r>
+        <w:rPr>
+          <w:sz w:val="32"/>
+          <w:szCs w:val="32"/>
+          <w:u w:val="single"/>
+          <w:rtl/>
+          <w14:shadow w14:blurRad="38100" w14:dist="25400" w14:dir="5400000" w14:sx="100000" w14:sy="100000" w14:kx="0" w14:ky="0" w14:algn="ctr">
+            <w14:srgbClr w14:val="6E747A">
+              <w14:alpha w14:val="57000"/>
+            </w14:srgbClr>
+          </w14:shadow>
+          <w14:textOutline w14:w="0" w14:cap="flat" w14:cmpd="sng" w14:algn="ctr">
+            <w14:noFill/>
+            <w14:prstDash w14:val="solid"/>
+            <w14:round/>
+          </w14:textOutline>
+        </w:rPr>
+        <w:t>–</w:t>
+      </w:r>
+      <w:r>
+        <w:rPr>
+          <w:rFonts w:hint="cs"/>
+          <w:sz w:val="32"/>
+          <w:szCs w:val="32"/>
+          <w:u w:val="single"/>
+          <w:rtl/>
+          <w14:shadow w14:blurRad="38100" w14:dist="25400" w14:dir="5400000" w14:sx="100000" w14:sy="100000" w14:kx="0" w14:ky="0" w14:algn="ctr">
+            <w14:srgbClr w14:val="6E747A">
+              <w14:alpha w14:val="57000"/>
+            </w14:srgbClr>
+          </w14:shadow>
+          <w14:textOutline w14:w="0" w14:cap="flat" w14:cmpd="sng" w14:algn="ctr">
+            <w14:noFill/>
+            <w14:prstDash w14:val="solid"/>
+            <w14:round/>
+          </w14:textOutline>
+        </w:rPr>
+        <w:t xml:space="preserve"> (מנהל השרת)</w:t>
+      </w:r>
+    </w:p>
+    <w:p>
+      <w:pPr>
+        <w:pStyle w:val="ListParagraph"/>
+        <w:numPr>
+          <w:ilvl w:val="0"/>
+          <w:numId w:val="14"/>
+        </w:numPr>
+        <w:rPr>
+          <w:sz w:val="28"/>
+          <w:szCs w:val="28"/>
+          <w14:shadow w14:blurRad="38100" w14:dist="25400" w14:dir="5400000" w14:sx="100000" w14:sy="100000" w14:kx="0" w14:ky="0" w14:algn="ctr">
+            <w14:srgbClr w14:val="6E747A">
+              <w14:alpha w14:val="57000"/>
+            </w14:srgbClr>
+          </w14:shadow>
+          <w14:textOutline w14:w="0" w14:cap="flat" w14:cmpd="sng" w14:algn="ctr">
+            <w14:noFill/>
+            <w14:prstDash w14:val="solid"/>
+            <w14:round/>
+          </w14:textOutline>
+        </w:rPr>
+      </w:pPr>
+      <w:r>
+        <w:rPr>
+          <w:rFonts w:hint="cs"/>
+          <w:sz w:val="28"/>
+          <w:szCs w:val="28"/>
+          <w:rtl/>
+          <w14:shadow w14:blurRad="38100" w14:dist="25400" w14:dir="5400000" w14:sx="100000" w14:sy="100000" w14:kx="0" w14:ky="0" w14:algn="ctr">
+            <w14:srgbClr w14:val="6E747A">
+              <w14:alpha w14:val="57000"/>
+            </w14:srgbClr>
+          </w14:shadow>
+          <w14:textOutline w14:w="0" w14:cap="flat" w14:cmpd="sng" w14:algn="ctr">
+            <w14:noFill/>
+            <w14:prstDash w14:val="solid"/>
+            <w14:round/>
+          </w14:textOutline>
+        </w:rPr>
+        <w:t xml:space="preserve">רישום שחקנים חדשים </w:t>
+      </w:r>
+      <w:r>
+        <w:rPr>
+          <w:rFonts w:hint="cs"/>
+          <w:sz w:val="28"/>
+          <w:szCs w:val="28"/>
+          <w:rtl/>
+          <w14:shadow w14:blurRad="38100" w14:dist="25400" w14:dir="5400000" w14:sx="100000" w14:sy="100000" w14:kx="0" w14:ky="0" w14:algn="ctr">
+            <w14:srgbClr w14:val="6E747A">
+              <w14:alpha w14:val="57000"/>
+            </w14:srgbClr>
+          </w14:shadow>
+          <w14:textOutline w14:w="0" w14:cap="flat" w14:cmpd="sng" w14:algn="ctr">
+            <w14:noFill/>
+            <w14:prstDash w14:val="solid"/>
+            <w14:round/>
+          </w14:textOutline>
+        </w:rPr>
+        <w:t>למאגר חשבונות המשתמשים</w:t>
+      </w:r>
+    </w:p>
+    <w:p>
+      <w:pPr>
+        <w:pStyle w:val="ListParagraph"/>
+        <w:numPr>
+          <w:ilvl w:val="0"/>
+          <w:numId w:val="14"/>
+        </w:numPr>
+        <w:rPr>
+          <w:sz w:val="28"/>
+          <w:szCs w:val="28"/>
+          <w14:shadow w14:blurRad="38100" w14:dist="25400" w14:dir="5400000" w14:sx="100000" w14:sy="100000" w14:kx="0" w14:ky="0" w14:algn="ctr">
+            <w14:srgbClr w14:val="6E747A">
+              <w14:alpha w14:val="57000"/>
+            </w14:srgbClr>
+          </w14:shadow>
+          <w14:textOutline w14:w="0" w14:cap="flat" w14:cmpd="sng" w14:algn="ctr">
+            <w14:noFill/>
+            <w14:prstDash w14:val="solid"/>
+            <w14:round/>
+          </w14:textOutline>
+        </w:rPr>
+      </w:pPr>
+      <w:r>
+        <w:rPr>
+          <w:rFonts w:hint="cs"/>
+          <w:sz w:val="28"/>
+          <w:szCs w:val="28"/>
+          <w:rtl/>
+          <w14:shadow w14:blurRad="38100" w14:dist="25400" w14:dir="5400000" w14:sx="100000" w14:sy="100000" w14:kx="0" w14:ky="0" w14:algn="ctr">
+            <w14:srgbClr w14:val="6E747A">
+              <w14:alpha w14:val="57000"/>
+            </w14:srgbClr>
+          </w14:shadow>
+          <w14:textOutline w14:w="0" w14:cap="flat" w14:cmpd="sng" w14:algn="ctr">
+            <w14:noFill/>
+            <w14:prstDash w14:val="solid"/>
+            <w14:round/>
+          </w14:textOutline>
+        </w:rPr>
+        <w:t>מחיקת חשבון של שחקן מסויים החשוד ברמאות</w:t>
+      </w:r>
+    </w:p>
+    <w:p>
+      <w:pPr>
+        <w:pStyle w:val="ListParagraph"/>
+        <w:numPr>
+          <w:ilvl w:val="0"/>
+          <w:numId w:val="14"/>
+        </w:numPr>
+        <w:rPr>
+          <w:sz w:val="28"/>
+          <w:szCs w:val="28"/>
+          <w14:shadow w14:blurRad="38100" w14:dist="25400" w14:dir="5400000" w14:sx="100000" w14:sy="100000" w14:kx="0" w14:ky="0" w14:algn="ctr">
+            <w14:srgbClr w14:val="6E747A">
+              <w14:alpha w14:val="57000"/>
+            </w14:srgbClr>
+          </w14:shadow>
+          <w14:textOutline w14:w="0" w14:cap="flat" w14:cmpd="sng" w14:algn="ctr">
+            <w14:noFill/>
+            <w14:prstDash w14:val="solid"/>
+            <w14:round/>
+          </w14:textOutline>
+        </w:rPr>
+      </w:pPr>
+      <w:r>
+        <w:rPr>
+          <w:rFonts w:hint="cs"/>
+          <w:sz w:val="28"/>
+          <w:szCs w:val="28"/>
+          <w:rtl/>
+          <w14:shadow w14:blurRad="38100" w14:dist="25400" w14:dir="5400000" w14:sx="100000" w14:sy="100000" w14:kx="0" w14:ky="0" w14:algn="ctr">
+            <w14:srgbClr w14:val="6E747A">
+              <w14:alpha w14:val="57000"/>
+            </w14:srgbClr>
+          </w14:shadow>
+          <w14:textOutline w14:w="0" w14:cap="flat" w14:cmpd="sng" w14:algn="ctr">
+            <w14:noFill/>
+            <w14:prstDash w14:val="solid"/>
+            <w14:round/>
+          </w14:textOutline>
+        </w:rPr>
+        <w:t>השהייה ושחרור של שחקן החשוד ברמאות, (שלב ראשוני לפני מחיקת החשבון במקרה והחשבון הנ"ל ימשיך לרמות)</w:t>
+      </w:r>
+    </w:p>
+    <w:p>
+      <w:pPr>
+        <w:pStyle w:val="ListParagraph"/>
+        <w:numPr>
+          <w:ilvl w:val="0"/>
+          <w:numId w:val="14"/>
+        </w:numPr>
+        <w:rPr>
+          <w:sz w:val="28"/>
+          <w:szCs w:val="28"/>
+          <w14:shadow w14:blurRad="38100" w14:dist="25400" w14:dir="5400000" w14:sx="100000" w14:sy="100000" w14:kx="0" w14:ky="0" w14:algn="ctr">
+            <w14:srgbClr w14:val="6E747A">
+              <w14:alpha w14:val="57000"/>
+            </w14:srgbClr>
+          </w14:shadow>
+          <w14:textOutline w14:w="0" w14:cap="flat" w14:cmpd="sng" w14:algn="ctr">
+            <w14:noFill/>
+            <w14:prstDash w14:val="solid"/>
+            <w14:round/>
+          </w14:textOutline>
+        </w:rPr>
+      </w:pPr>
+      <w:r>
+        <w:rPr>
+          <w:rFonts w:hint="cs"/>
+          <w:sz w:val="28"/>
+          <w:szCs w:val="28"/>
+          <w:rtl/>
+          <w14:shadow w14:blurRad="38100" w14:dist="25400" w14:dir="5400000" w14:sx="100000" w14:sy="100000" w14:kx="0" w14:ky="0" w14:algn="ctr">
+            <w14:srgbClr w14:val="6E747A">
+              <w14:alpha w14:val="57000"/>
+            </w14:srgbClr>
+          </w14:shadow>
+          <w14:textOutline w14:w="0" w14:cap="flat" w14:cmpd="sng" w14:algn="ctr">
+            <w14:noFill/>
+            <w14:prstDash w14:val="solid"/>
+            <w14:round/>
+          </w14:textOutline>
+        </w:rPr>
+        <w:t>ניקוי כולל של הרשומות של כל השחקנים</w:t>
+      </w:r>
+    </w:p>
+    <w:p>
+      <w:pPr>
+        <w:pStyle w:val="ListParagraph"/>
+        <w:numPr>
+          <w:ilvl w:val="0"/>
+          <w:numId w:val="14"/>
+        </w:numPr>
+        <w:rPr>
+          <w:sz w:val="28"/>
+          <w:szCs w:val="28"/>
+          <w14:shadow w14:blurRad="38100" w14:dist="25400" w14:dir="5400000" w14:sx="100000" w14:sy="100000" w14:kx="0" w14:ky="0" w14:algn="ctr">
+            <w14:srgbClr w14:val="6E747A">
+              <w14:alpha w14:val="57000"/>
+            </w14:srgbClr>
+          </w14:shadow>
+          <w14:textOutline w14:w="0" w14:cap="flat" w14:cmpd="sng" w14:algn="ctr">
+            <w14:noFill/>
+            <w14:prstDash w14:val="solid"/>
+            <w14:round/>
+          </w14:textOutline>
+        </w:rPr>
+      </w:pPr>
+      <w:r>
+        <w:rPr>
+          <w:rFonts w:hint="cs"/>
+          <w:sz w:val="28"/>
+          <w:szCs w:val="28"/>
+          <w:rtl/>
+          <w14:shadow w14:blurRad="38100" w14:dist="25400" w14:dir="5400000" w14:sx="100000" w14:sy="100000" w14:kx="0" w14:ky="0" w14:algn="ctr">
+            <w14:srgbClr w14:val="6E747A">
+              <w14:alpha w14:val="57000"/>
+            </w14:srgbClr>
+          </w14:shadow>
+          <w14:textOutline w14:w="0" w14:cap="flat" w14:cmpd="sng" w14:algn="ctr">
+            <w14:noFill/>
+            <w14:prstDash w14:val="solid"/>
+            <w14:round/>
+          </w14:textOutline>
+        </w:rPr>
+        <w:t xml:space="preserve">כיבוי והפעלת מחלקת השרת המטפלת בלקוחות הפונים דרך הדפדפנים </w:t>
+      </w:r>
+      <w:r>
+        <w:rPr>
+          <w:sz w:val="28"/>
+          <w:szCs w:val="28"/>
+          <w:rtl/>
+          <w14:shadow w14:blurRad="38100" w14:dist="25400" w14:dir="5400000" w14:sx="100000" w14:sy="100000" w14:kx="0" w14:ky="0" w14:algn="ctr">
+            <w14:srgbClr w14:val="6E747A">
+              <w14:alpha w14:val="57000"/>
+            </w14:srgbClr>
+          </w14:shadow>
+          <w14:textOutline w14:w="0" w14:cap="flat" w14:cmpd="sng" w14:algn="ctr">
+            <w14:noFill/>
+            <w14:prstDash w14:val="solid"/>
+            <w14:round/>
+          </w14:textOutline>
+        </w:rPr>
+        <w:t>–</w:t>
+      </w:r>
+      <w:r>
+        <w:rPr>
+          <w:rFonts w:hint="cs"/>
+          <w:sz w:val="28"/>
+          <w:szCs w:val="28"/>
+          <w:rtl/>
+          <w14:shadow w14:blurRad="38100" w14:dist="25400" w14:dir="5400000" w14:sx="100000" w14:sy="100000" w14:kx="0" w14:ky="0" w14:algn="ctr">
+            <w14:srgbClr w14:val="6E747A">
+              <w14:alpha w14:val="57000"/>
+            </w14:srgbClr>
+          </w14:shadow>
+          <w14:textOutline w14:w="0" w14:cap="flat" w14:cmpd="sng" w14:algn="ctr">
+            <w14:noFill/>
+            <w14:prstDash w14:val="solid"/>
+            <w14:round/>
+          </w14:textOutline>
+        </w:rPr>
+        <w:t xml:space="preserve"> (פיתוח עתידי)</w:t>
+      </w:r>
+    </w:p>
+    <w:p>
+      <w:pPr>
+        <w:rPr>
+          <w:sz w:val="32"/>
+          <w:szCs w:val="32"/>
+          <w:rtl/>
+          <w14:shadow w14:blurRad="38100" w14:dist="25400" w14:dir="5400000" w14:sx="100000" w14:sy="100000" w14:kx="0" w14:ky="0" w14:algn="ctr">
+            <w14:srgbClr w14:val="6E747A">
+              <w14:alpha w14:val="57000"/>
+            </w14:srgbClr>
+          </w14:shadow>
+          <w14:textOutline w14:w="0" w14:cap="flat" w14:cmpd="sng" w14:algn="ctr">
+            <w14:noFill/>
+            <w14:prstDash w14:val="solid"/>
+            <w14:round/>
+          </w14:textOutline>
+        </w:rPr>
+      </w:pPr>
+    </w:p>
+    <w:p>
+      <w:pPr>
+        <w:rPr>
+          <w:sz w:val="32"/>
+          <w:szCs w:val="32"/>
+          <w:u w:val="single"/>
+          <w:rtl/>
+          <w14:shadow w14:blurRad="38100" w14:dist="25400" w14:dir="5400000" w14:sx="100000" w14:sy="100000" w14:kx="0" w14:ky="0" w14:algn="ctr">
+            <w14:srgbClr w14:val="6E747A">
+              <w14:alpha w14:val="57000"/>
+            </w14:srgbClr>
+          </w14:shadow>
+          <w14:textOutline w14:w="0" w14:cap="flat" w14:cmpd="sng" w14:algn="ctr">
+            <w14:noFill/>
+            <w14:prstDash w14:val="solid"/>
+            <w14:round/>
+          </w14:textOutline>
+        </w:rPr>
+      </w:pPr>
+    </w:p>
+    <w:p>
+      <w:pPr>
+        <w:rPr>
+          <w:sz w:val="32"/>
+          <w:szCs w:val="32"/>
+          <w:u w:val="single"/>
+          <w:rtl/>
+          <w14:shadow w14:blurRad="38100" w14:dist="25400" w14:dir="5400000" w14:sx="100000" w14:sy="100000" w14:kx="0" w14:ky="0" w14:algn="ctr">
+            <w14:srgbClr w14:val="6E747A">
+              <w14:alpha w14:val="57000"/>
+            </w14:srgbClr>
+          </w14:shadow>
+          <w14:textOutline w14:w="0" w14:cap="flat" w14:cmpd="sng" w14:algn="ctr">
+            <w14:noFill/>
+            <w14:prstDash w14:val="solid"/>
+            <w14:round/>
+          </w14:textOutline>
+        </w:rPr>
+      </w:pPr>
+      <w:r>
+        <w:rPr>
+          <w:rFonts w:hint="cs"/>
+          <w:sz w:val="32"/>
+          <w:szCs w:val="32"/>
+          <w:u w:val="single"/>
+          <w:rtl/>
+          <w14:shadow w14:blurRad="38100" w14:dist="25400" w14:dir="5400000" w14:sx="100000" w14:sy="100000" w14:kx="0" w14:ky="0" w14:algn="ctr">
+            <w14:srgbClr w14:val="6E747A">
+              <w14:alpha w14:val="57000"/>
+            </w14:srgbClr>
+          </w14:shadow>
+          <w14:textOutline w14:w="0" w14:cap="flat" w14:cmpd="sng" w14:algn="ctr">
+            <w14:noFill/>
+            <w14:prstDash w14:val="solid"/>
+            <w14:round/>
+          </w14:textOutline>
+        </w:rPr>
+        <w:t xml:space="preserve">פעולות השחקן </w:t>
+      </w:r>
+      <w:r>
+        <w:rPr>
+          <w:sz w:val="32"/>
+          <w:szCs w:val="32"/>
+          <w:u w:val="single"/>
+          <w:rtl/>
+          <w14:shadow w14:blurRad="38100" w14:dist="25400" w14:dir="5400000" w14:sx="100000" w14:sy="100000" w14:kx="0" w14:ky="0" w14:algn="ctr">
+            <w14:srgbClr w14:val="6E747A">
+              <w14:alpha w14:val="57000"/>
+            </w14:srgbClr>
+          </w14:shadow>
+          <w14:textOutline w14:w="0" w14:cap="flat" w14:cmpd="sng" w14:algn="ctr">
+            <w14:noFill/>
+            <w14:prstDash w14:val="solid"/>
+            <w14:round/>
+          </w14:textOutline>
+        </w:rPr>
+        <w:t>–</w:t>
+      </w:r>
+      <w:r>
+        <w:rPr>
+          <w:rFonts w:hint="cs"/>
+          <w:sz w:val="32"/>
+          <w:szCs w:val="32"/>
+          <w:u w:val="single"/>
+          <w:rtl/>
+          <w14:shadow w14:blurRad="38100" w14:dist="25400" w14:dir="5400000" w14:sx="100000" w14:sy="100000" w14:kx="0" w14:ky="0" w14:algn="ctr">
+            <w14:srgbClr w14:val="6E747A">
+              <w14:alpha w14:val="57000"/>
+            </w14:srgbClr>
+          </w14:shadow>
+          <w14:textOutline w14:w="0" w14:cap="flat" w14:cmpd="sng" w14:algn="ctr">
+            <w14:noFill/>
+            <w14:prstDash w14:val="solid"/>
+            <w14:round/>
+          </w14:textOutline>
+        </w:rPr>
+        <w:t xml:space="preserve"> (המשתמש)</w:t>
+      </w:r>
+    </w:p>
+    <w:p>
+      <w:pPr>
+        <w:pStyle w:val="ListParagraph"/>
+        <w:numPr>
+          <w:ilvl w:val="0"/>
+          <w:numId w:val="15"/>
+        </w:numPr>
+        <w:rPr>
+          <w:sz w:val="28"/>
+          <w:szCs w:val="28"/>
+          <w14:shadow w14:blurRad="38100" w14:dist="25400" w14:dir="5400000" w14:sx="100000" w14:sy="100000" w14:kx="0" w14:ky="0" w14:algn="ctr">
+            <w14:srgbClr w14:val="6E747A">
+              <w14:alpha w14:val="57000"/>
+            </w14:srgbClr>
+          </w14:shadow>
+          <w14:textOutline w14:w="0" w14:cap="flat" w14:cmpd="sng" w14:algn="ctr">
+            <w14:noFill/>
+            <w14:prstDash w14:val="solid"/>
+            <w14:round/>
+          </w14:textOutline>
+        </w:rPr>
+      </w:pPr>
+      <w:r>
+        <w:rPr>
+          <w:rFonts w:hint="cs"/>
+          <w:sz w:val="28"/>
+          <w:szCs w:val="28"/>
+          <w:rtl/>
+          <w14:shadow w14:blurRad="38100" w14:dist="25400" w14:dir="5400000" w14:sx="100000" w14:sy="100000" w14:kx="0" w14:ky="0" w14:algn="ctr">
+            <w14:srgbClr w14:val="6E747A">
+              <w14:alpha w14:val="57000"/>
+            </w14:srgbClr>
+          </w14:shadow>
+          <w14:textOutline w14:w="0" w14:cap="flat" w14:cmpd="sng" w14:algn="ctr">
+            <w14:noFill/>
+            <w14:prstDash w14:val="solid"/>
+            <w14:round/>
+          </w14:textOutline>
+        </w:rPr>
+        <w:t>עדכון הצבע המועדף של השחקן ושליחת הצבע החדש לשרת לשם שמירה</w:t>
+      </w:r>
+    </w:p>
+    <w:p>
+      <w:pPr>
+        <w:pStyle w:val="ListParagraph"/>
+        <w:numPr>
+          <w:ilvl w:val="0"/>
+          <w:numId w:val="15"/>
+        </w:numPr>
+        <w:rPr>
+          <w:sz w:val="28"/>
+          <w:szCs w:val="28"/>
+          <w14:shadow w14:blurRad="38100" w14:dist="25400" w14:dir="5400000" w14:sx="100000" w14:sy="100000" w14:kx="0" w14:ky="0" w14:algn="ctr">
+            <w14:srgbClr w14:val="6E747A">
+              <w14:alpha w14:val="57000"/>
+            </w14:srgbClr>
+          </w14:shadow>
+          <w14:textOutline w14:w="0" w14:cap="flat" w14:cmpd="sng" w14:algn="ctr">
+            <w14:noFill/>
+            <w14:prstDash w14:val="solid"/>
+            <w14:round/>
+          </w14:textOutline>
+        </w:rPr>
+      </w:pPr>
+      <w:r>
+        <w:rPr>
+          <w:rFonts w:hint="cs"/>
+          <w:sz w:val="28"/>
+          <w:szCs w:val="28"/>
+          <w:rtl/>
+          <w14:shadow w14:blurRad="38100" w14:dist="25400" w14:dir="5400000" w14:sx="100000" w14:sy="100000" w14:kx="0" w14:ky="0" w14:algn="ctr">
+            <w14:srgbClr w14:val="6E747A">
+              <w14:alpha w14:val="57000"/>
+            </w14:srgbClr>
+          </w14:shadow>
+          <w14:textOutline w14:w="0" w14:cap="flat" w14:cmpd="sng" w14:algn="ctr">
+            <w14:noFill/>
+            <w14:prstDash w14:val="solid"/>
+            <w14:round/>
+          </w14:textOutline>
+        </w:rPr>
+        <w:t>שליטה בערוץ הקולי הנוצר בעת הקרב (כיבוי והפעלה)</w:t>
+      </w:r>
+    </w:p>
+    <w:p>
+      <w:pPr>
+        <w:pStyle w:val="ListParagraph"/>
+        <w:numPr>
+          <w:ilvl w:val="0"/>
+          <w:numId w:val="15"/>
+        </w:numPr>
+        <w:rPr>
+          <w:sz w:val="28"/>
+          <w:szCs w:val="28"/>
+          <w14:shadow w14:blurRad="38100" w14:dist="25400" w14:dir="5400000" w14:sx="100000" w14:sy="100000" w14:kx="0" w14:ky="0" w14:algn="ctr">
+            <w14:srgbClr w14:val="6E747A">
+              <w14:alpha w14:val="57000"/>
+            </w14:srgbClr>
+          </w14:shadow>
+          <w14:textOutline w14:w="0" w14:cap="flat" w14:cmpd="sng" w14:algn="ctr">
+            <w14:noFill/>
+            <w14:prstDash w14:val="solid"/>
+            <w14:round/>
+          </w14:textOutline>
+        </w:rPr>
+      </w:pPr>
+      <w:r>
+        <w:rPr>
+          <w:rFonts w:hint="cs"/>
+          <w:sz w:val="28"/>
+          <w:szCs w:val="28"/>
+          <w:rtl/>
+          <w14:shadow w14:blurRad="38100" w14:dist="25400" w14:dir="5400000" w14:sx="100000" w14:sy="100000" w14:kx="0" w14:ky="0" w14:algn="ctr">
+            <w14:srgbClr w14:val="6E747A">
+              <w14:alpha w14:val="57000"/>
+            </w14:srgbClr>
+          </w14:shadow>
+          <w14:textOutline w14:w="0" w14:cap="flat" w14:cmpd="sng" w14:algn="ctr">
+            <w14:noFill/>
+            <w14:prstDash w14:val="solid"/>
+            <w14:round/>
+          </w14:textOutline>
+        </w:rPr>
+        <w:t xml:space="preserve">יצירת זירות חדשות לקרבות והצעתן לאדמין </w:t>
+      </w:r>
+      <w:r>
+        <w:rPr>
+          <w:sz w:val="28"/>
+          <w:szCs w:val="28"/>
+          <w:rtl/>
+          <w14:shadow w14:blurRad="38100" w14:dist="25400" w14:dir="5400000" w14:sx="100000" w14:sy="100000" w14:kx="0" w14:ky="0" w14:algn="ctr">
+            <w14:srgbClr w14:val="6E747A">
+              <w14:alpha w14:val="57000"/>
+            </w14:srgbClr>
+          </w14:shadow>
+          <w14:textOutline w14:w="0" w14:cap="flat" w14:cmpd="sng" w14:algn="ctr">
+            <w14:noFill/>
+            <w14:prstDash w14:val="solid"/>
+            <w14:round/>
+          </w14:textOutline>
+        </w:rPr>
+        <w:t>–</w:t>
+      </w:r>
+      <w:r>
+        <w:rPr>
+          <w:rFonts w:hint="cs"/>
+          <w:sz w:val="28"/>
+          <w:szCs w:val="28"/>
+          <w:rtl/>
+          <w14:shadow w14:blurRad="38100" w14:dist="25400" w14:dir="5400000" w14:sx="100000" w14:sy="100000" w14:kx="0" w14:ky="0" w14:algn="ctr">
+            <w14:srgbClr w14:val="6E747A">
+              <w14:alpha w14:val="57000"/>
+            </w14:srgbClr>
+          </w14:shadow>
+          <w14:textOutline w14:w="0" w14:cap="flat" w14:cmpd="sng" w14:algn="ctr">
+            <w14:noFill/>
+            <w14:prstDash w14:val="solid"/>
+            <w14:round/>
+          </w14:textOutline>
+        </w:rPr>
+        <w:t xml:space="preserve"> (פיתוח עתידי)</w:t>
+      </w:r>
+    </w:p>
+    <w:p>
+      <w:pPr>
+        <w:pStyle w:val="ListParagraph"/>
+        <w:numPr>
+          <w:ilvl w:val="0"/>
+          <w:numId w:val="15"/>
+        </w:numPr>
+        <w:rPr>
+          <w:sz w:val="28"/>
+          <w:szCs w:val="28"/>
+          <w14:shadow w14:blurRad="38100" w14:dist="25400" w14:dir="5400000" w14:sx="100000" w14:sy="100000" w14:kx="0" w14:ky="0" w14:algn="ctr">
+            <w14:srgbClr w14:val="6E747A">
+              <w14:alpha w14:val="57000"/>
+            </w14:srgbClr>
+          </w14:shadow>
+          <w14:textOutline w14:w="0" w14:cap="flat" w14:cmpd="sng" w14:algn="ctr">
+            <w14:noFill/>
+            <w14:prstDash w14:val="solid"/>
+            <w14:round/>
+          </w14:textOutline>
+        </w:rPr>
+      </w:pPr>
+      <w:r>
+        <w:rPr>
+          <w:rFonts w:hint="cs"/>
+          <w:sz w:val="28"/>
+          <w:szCs w:val="28"/>
+          <w:rtl/>
+          <w14:shadow w14:blurRad="38100" w14:dist="25400" w14:dir="5400000" w14:sx="100000" w14:sy="100000" w14:kx="0" w14:ky="0" w14:algn="ctr">
+            <w14:srgbClr w14:val="6E747A">
+              <w14:alpha w14:val="57000"/>
+            </w14:srgbClr>
+          </w14:shadow>
+          <w14:textOutline w14:w="0" w14:cap="flat" w14:cmpd="sng" w14:algn="ctr">
+            <w14:noFill/>
+            <w14:prstDash w14:val="solid"/>
+            <w14:round/>
+          </w14:textOutline>
+        </w:rPr>
+        <w:t>מעבר בין המסכים השונים של המשחק (מסך הכניסה, תפריט, הוראות וכו')</w:t>
+      </w:r>
+    </w:p>
+    <w:p>
+      <w:pPr>
+        <w:pStyle w:val="ListParagraph"/>
+        <w:numPr>
+          <w:ilvl w:val="0"/>
+          <w:numId w:val="15"/>
+        </w:numPr>
+        <w:rPr>
+          <w:sz w:val="28"/>
+          <w:szCs w:val="28"/>
+          <w:rtl/>
+          <w14:shadow w14:blurRad="38100" w14:dist="25400" w14:dir="5400000" w14:sx="100000" w14:sy="100000" w14:kx="0" w14:ky="0" w14:algn="ctr">
+            <w14:srgbClr w14:val="6E747A">
+              <w14:alpha w14:val="57000"/>
+            </w14:srgbClr>
+          </w14:shadow>
+          <w14:textOutline w14:w="0" w14:cap="flat" w14:cmpd="sng" w14:algn="ctr">
+            <w14:noFill/>
+            <w14:prstDash w14:val="solid"/>
+            <w14:round/>
+          </w14:textOutline>
+        </w:rPr>
+      </w:pPr>
+      <w:r>
+        <w:rPr>
+          <w:rFonts w:hint="cs"/>
+          <w:sz w:val="28"/>
+          <w:szCs w:val="28"/>
+          <w:rtl/>
+          <w14:shadow w14:blurRad="38100" w14:dist="25400" w14:dir="5400000" w14:sx="100000" w14:sy="100000" w14:kx="0" w14:ky="0" w14:algn="ctr">
+            <w14:srgbClr w14:val="6E747A">
+              <w14:alpha w14:val="57000"/>
+            </w14:srgbClr>
+          </w14:shadow>
+          <w14:textOutline w14:w="0" w14:cap="flat" w14:cmpd="sng" w14:algn="ctr">
+            <w14:noFill/>
+            <w14:prstDash w14:val="solid"/>
+            <w14:round/>
+          </w14:textOutline>
+        </w:rPr>
+        <w:t>שליטה מלאה בטנק בעת קרב עם משתמש אחר (תזוזות, כיוונים, יריות וכ'ו)</w:t>
+      </w:r>
+    </w:p>
+    <w:p>
+      <w:pPr>
+        <w:rPr>
+          <w:sz w:val="28"/>
+          <w:szCs w:val="28"/>
+          <w:rtl/>
+          <w14:shadow w14:blurRad="38100" w14:dist="25400" w14:dir="5400000" w14:sx="100000" w14:sy="100000" w14:kx="0" w14:ky="0" w14:algn="ctr">
+            <w14:srgbClr w14:val="6E747A">
+              <w14:alpha w14:val="57000"/>
+            </w14:srgbClr>
+          </w14:shadow>
+          <w14:textOutline w14:w="0" w14:cap="flat" w14:cmpd="sng" w14:algn="ctr">
+            <w14:noFill/>
+            <w14:prstDash w14:val="solid"/>
+            <w14:round/>
+          </w14:textOutline>
+        </w:rPr>
+      </w:pPr>
+      <w:r>
+        <w:rPr>
+          <w:sz w:val="28"/>
+          <w:szCs w:val="28"/>
+          <w:rtl/>
+          <w14:shadow w14:blurRad="38100" w14:dist="25400" w14:dir="5400000" w14:sx="100000" w14:sy="100000" w14:kx="0" w14:ky="0" w14:algn="ctr">
+            <w14:srgbClr w14:val="6E747A">
+              <w14:alpha w14:val="57000"/>
+            </w14:srgbClr>
+          </w14:shadow>
+          <w14:textOutline w14:w="0" w14:cap="flat" w14:cmpd="sng" w14:algn="ctr">
+            <w14:noFill/>
+            <w14:prstDash w14:val="solid"/>
+            <w14:round/>
+          </w14:textOutline>
+        </w:rPr>
+        <w:br w:type="page"/>
+      </w:r>
+    </w:p>
+    <w:tbl>
+      <w:tblPr>
+        <w:tblStyle w:val="TableGrid"/>
+        <w:bidiVisual/>
+        <w:tblW w:w="0" w:type="auto"/>
+        <w:tblInd w:w="-162" w:type="dxa"/>
+        <w:tblLook w:val="04A0" w:firstRow="1" w:lastRow="0" w:firstColumn="1" w:lastColumn="0" w:noHBand="0" w:noVBand="1"/>
+      </w:tblPr>
+      <w:tblGrid>
+        <w:gridCol w:w="789"/>
+        <w:gridCol w:w="1125"/>
+        <w:gridCol w:w="2080"/>
+        <w:gridCol w:w="1329"/>
+        <w:gridCol w:w="1055"/>
+        <w:gridCol w:w="2080"/>
+      </w:tblGrid>
+      <w:tr>
+        <w:tc>
+          <w:tcPr>
+            <w:tcW w:w="789" w:type="dxa"/>
+          </w:tcPr>
+          <w:p>
+            <w:pPr>
+              <w:rPr>
+                <w:sz w:val="28"/>
+                <w:szCs w:val="28"/>
+                <w:rtl/>
+                <w14:shadow w14:blurRad="38100" w14:dist="25400" w14:dir="5400000" w14:sx="100000" w14:sy="100000" w14:kx="0" w14:ky="0" w14:algn="ctr">
+                  <w14:srgbClr w14:val="6E747A">
+                    <w14:alpha w14:val="57000"/>
+                  </w14:srgbClr>
+                </w14:shadow>
+                <w14:textOutline w14:w="0" w14:cap="flat" w14:cmpd="sng" w14:algn="ctr">
+                  <w14:noFill/>
+                  <w14:prstDash w14:val="solid"/>
+                  <w14:round/>
+                </w14:textOutline>
+              </w:rPr>
+            </w:pPr>
+            <w:r>
+              <w:rPr>
+                <w:rFonts w:hint="cs"/>
+                <w:sz w:val="28"/>
+                <w:szCs w:val="28"/>
+                <w:rtl/>
+                <w14:shadow w14:blurRad="38100" w14:dist="25400" w14:dir="5400000" w14:sx="100000" w14:sy="100000" w14:kx="0" w14:ky="0" w14:algn="ctr">
+                  <w14:srgbClr w14:val="6E747A">
+                    <w14:alpha w14:val="57000"/>
+                  </w14:srgbClr>
+                </w14:shadow>
+                <w14:textOutline w14:w="0" w14:cap="flat" w14:cmpd="sng" w14:algn="ctr">
+                  <w14:noFill/>
+                  <w14:prstDash w14:val="solid"/>
+                  <w14:round/>
+                </w14:textOutline>
+              </w:rPr>
+              <w:lastRenderedPageBreak/>
+              <w:t>#</w:t>
+            </w:r>
+          </w:p>
+        </w:tc>
+        <w:tc>
+          <w:tcPr>
+            <w:tcW w:w="1125" w:type="dxa"/>
+          </w:tcPr>
+          <w:p>
+            <w:pPr>
+              <w:rPr>
+                <w:sz w:val="28"/>
+                <w:szCs w:val="28"/>
+                <w:rtl/>
+                <w14:shadow w14:blurRad="38100" w14:dist="25400" w14:dir="5400000" w14:sx="100000" w14:sy="100000" w14:kx="0" w14:ky="0" w14:algn="ctr">
+                  <w14:srgbClr w14:val="6E747A">
+                    <w14:alpha w14:val="57000"/>
+                  </w14:srgbClr>
+                </w14:shadow>
+                <w14:textOutline w14:w="0" w14:cap="flat" w14:cmpd="sng" w14:algn="ctr">
+                  <w14:noFill/>
+                  <w14:prstDash w14:val="solid"/>
+                  <w14:round/>
+                </w14:textOutline>
+              </w:rPr>
+            </w:pPr>
+            <w:r>
+              <w:rPr>
+                <w:rFonts w:hint="cs"/>
+                <w:sz w:val="28"/>
+                <w:szCs w:val="28"/>
+                <w:rtl/>
+                <w14:shadow w14:blurRad="38100" w14:dist="25400" w14:dir="5400000" w14:sx="100000" w14:sy="100000" w14:kx="0" w14:ky="0" w14:algn="ctr">
+                  <w14:srgbClr w14:val="6E747A">
+                    <w14:alpha w14:val="57000"/>
+                  </w14:srgbClr>
+                </w14:shadow>
+                <w14:textOutline w14:w="0" w14:cap="flat" w14:cmpd="sng" w14:algn="ctr">
+                  <w14:noFill/>
+                  <w14:prstDash w14:val="solid"/>
+                  <w14:round/>
+                </w14:textOutline>
+              </w:rPr>
+              <w:t>דרישה</w:t>
+            </w:r>
+          </w:p>
+        </w:tc>
+        <w:tc>
+          <w:tcPr>
+            <w:tcW w:w="2080" w:type="dxa"/>
+          </w:tcPr>
+          <w:p>
+            <w:pPr>
+              <w:rPr>
+                <w:sz w:val="28"/>
+                <w:szCs w:val="28"/>
+                <w:rtl/>
+                <w14:shadow w14:blurRad="38100" w14:dist="25400" w14:dir="5400000" w14:sx="100000" w14:sy="100000" w14:kx="0" w14:ky="0" w14:algn="ctr">
+                  <w14:srgbClr w14:val="6E747A">
+                    <w14:alpha w14:val="57000"/>
+                  </w14:srgbClr>
+                </w14:shadow>
+                <w14:textOutline w14:w="0" w14:cap="flat" w14:cmpd="sng" w14:algn="ctr">
+                  <w14:noFill/>
+                  <w14:prstDash w14:val="solid"/>
+                  <w14:round/>
+                </w14:textOutline>
+              </w:rPr>
+            </w:pPr>
+            <w:r>
+              <w:rPr>
+                <w:rFonts w:hint="cs"/>
+                <w:sz w:val="28"/>
+                <w:szCs w:val="28"/>
+                <w:rtl/>
+                <w14:shadow w14:blurRad="38100" w14:dist="25400" w14:dir="5400000" w14:sx="100000" w14:sy="100000" w14:kx="0" w14:ky="0" w14:algn="ctr">
+                  <w14:srgbClr w14:val="6E747A">
+                    <w14:alpha w14:val="57000"/>
+                  </w14:srgbClr>
+                </w14:shadow>
+                <w14:textOutline w14:w="0" w14:cap="flat" w14:cmpd="sng" w14:algn="ctr">
+                  <w14:noFill/>
+                  <w14:prstDash w14:val="solid"/>
+                  <w14:round/>
+                </w14:textOutline>
+              </w:rPr>
+              <w:t>תהליך</w:t>
+            </w:r>
+          </w:p>
+        </w:tc>
+        <w:tc>
+          <w:tcPr>
+            <w:tcW w:w="1329" w:type="dxa"/>
+          </w:tcPr>
+          <w:p>
+            <w:pPr>
+              <w:rPr>
+                <w:sz w:val="28"/>
+                <w:szCs w:val="28"/>
+                <w:rtl/>
+                <w14:shadow w14:blurRad="38100" w14:dist="25400" w14:dir="5400000" w14:sx="100000" w14:sy="100000" w14:kx="0" w14:ky="0" w14:algn="ctr">
+                  <w14:srgbClr w14:val="6E747A">
+                    <w14:alpha w14:val="57000"/>
+                  </w14:srgbClr>
+                </w14:shadow>
+                <w14:textOutline w14:w="0" w14:cap="flat" w14:cmpd="sng" w14:algn="ctr">
+                  <w14:noFill/>
+                  <w14:prstDash w14:val="solid"/>
+                  <w14:round/>
+                </w14:textOutline>
+              </w:rPr>
+            </w:pPr>
+            <w:r>
+              <w:rPr>
+                <w:rFonts w:hint="cs"/>
+                <w:sz w:val="28"/>
+                <w:szCs w:val="28"/>
+                <w:rtl/>
+                <w14:shadow w14:blurRad="38100" w14:dist="25400" w14:dir="5400000" w14:sx="100000" w14:sy="100000" w14:kx="0" w14:ky="0" w14:algn="ctr">
+                  <w14:srgbClr w14:val="6E747A">
+                    <w14:alpha w14:val="57000"/>
+                  </w14:srgbClr>
+                </w14:shadow>
+                <w14:textOutline w14:w="0" w14:cap="flat" w14:cmpd="sng" w14:algn="ctr">
+                  <w14:noFill/>
+                  <w14:prstDash w14:val="solid"/>
+                  <w14:round/>
+                </w14:textOutline>
+              </w:rPr>
+              <w:t>קלט</w:t>
+            </w:r>
+          </w:p>
+        </w:tc>
+        <w:tc>
+          <w:tcPr>
+            <w:tcW w:w="1055" w:type="dxa"/>
+          </w:tcPr>
+          <w:p>
+            <w:pPr>
+              <w:rPr>
+                <w:sz w:val="28"/>
+                <w:szCs w:val="28"/>
+                <w:rtl/>
+                <w14:shadow w14:blurRad="38100" w14:dist="25400" w14:dir="5400000" w14:sx="100000" w14:sy="100000" w14:kx="0" w14:ky="0" w14:algn="ctr">
+                  <w14:srgbClr w14:val="6E747A">
+                    <w14:alpha w14:val="57000"/>
+                  </w14:srgbClr>
+                </w14:shadow>
+                <w14:textOutline w14:w="0" w14:cap="flat" w14:cmpd="sng" w14:algn="ctr">
+                  <w14:noFill/>
+                  <w14:prstDash w14:val="solid"/>
+                  <w14:round/>
+                </w14:textOutline>
+              </w:rPr>
+            </w:pPr>
+            <w:r>
+              <w:rPr>
+                <w:rFonts w:hint="cs"/>
+                <w:sz w:val="28"/>
+                <w:szCs w:val="28"/>
+                <w:rtl/>
+                <w14:shadow w14:blurRad="38100" w14:dist="25400" w14:dir="5400000" w14:sx="100000" w14:sy="100000" w14:kx="0" w14:ky="0" w14:algn="ctr">
+                  <w14:srgbClr w14:val="6E747A">
+                    <w14:alpha w14:val="57000"/>
+                  </w14:srgbClr>
+                </w14:shadow>
+                <w14:textOutline w14:w="0" w14:cap="flat" w14:cmpd="sng" w14:algn="ctr">
+                  <w14:noFill/>
+                  <w14:prstDash w14:val="solid"/>
+                  <w14:round/>
+                </w14:textOutline>
+              </w:rPr>
+              <w:t>פלט</w:t>
+            </w:r>
+          </w:p>
+        </w:tc>
+        <w:tc>
+          <w:tcPr>
+            <w:tcW w:w="2080" w:type="dxa"/>
+          </w:tcPr>
+          <w:p>
+            <w:pPr>
+              <w:rPr>
+                <w:sz w:val="28"/>
+                <w:szCs w:val="28"/>
+                <w:rtl/>
+                <w14:shadow w14:blurRad="38100" w14:dist="25400" w14:dir="5400000" w14:sx="100000" w14:sy="100000" w14:kx="0" w14:ky="0" w14:algn="ctr">
+                  <w14:srgbClr w14:val="6E747A">
+                    <w14:alpha w14:val="57000"/>
+                  </w14:srgbClr>
+                </w14:shadow>
+                <w14:textOutline w14:w="0" w14:cap="flat" w14:cmpd="sng" w14:algn="ctr">
+                  <w14:noFill/>
+                  <w14:prstDash w14:val="solid"/>
+                  <w14:round/>
+                </w14:textOutline>
+              </w:rPr>
+            </w:pPr>
+            <w:r>
+              <w:rPr>
+                <w:rFonts w:hint="cs"/>
+                <w:sz w:val="28"/>
+                <w:szCs w:val="28"/>
+                <w:rtl/>
+                <w14:shadow w14:blurRad="38100" w14:dist="25400" w14:dir="5400000" w14:sx="100000" w14:sy="100000" w14:kx="0" w14:ky="0" w14:algn="ctr">
+                  <w14:srgbClr w14:val="6E747A">
+                    <w14:alpha w14:val="57000"/>
+                  </w14:srgbClr>
+                </w14:shadow>
+                <w14:textOutline w14:w="0" w14:cap="flat" w14:cmpd="sng" w14:algn="ctr">
+                  <w14:noFill/>
+                  <w14:prstDash w14:val="solid"/>
+                  <w14:round/>
+                </w14:textOutline>
+              </w:rPr>
+              <w:t>טיפול בשגיאות</w:t>
+            </w:r>
+          </w:p>
+        </w:tc>
+      </w:tr>
+      <w:tr>
+        <w:trPr>
+          <w:trHeight w:val="2051"/>
+        </w:trPr>
+        <w:tc>
+          <w:tcPr>
+            <w:tcW w:w="789" w:type="dxa"/>
+            <w:shd w:val="clear" w:color="auto" w:fill="D0CECE" w:themeFill="background2" w:themeFillShade="E6"/>
+          </w:tcPr>
+          <w:p>
+            <w:pPr>
+              <w:rPr>
+                <w:sz w:val="24"/>
+                <w:szCs w:val="24"/>
+                <w:rtl/>
+                <w14:shadow w14:blurRad="38100" w14:dist="25400" w14:dir="5400000" w14:sx="100000" w14:sy="100000" w14:kx="0" w14:ky="0" w14:algn="ctr">
+                  <w14:srgbClr w14:val="6E747A">
+                    <w14:alpha w14:val="57000"/>
+                  </w14:srgbClr>
+                </w14:shadow>
+                <w14:textOutline w14:w="0" w14:cap="flat" w14:cmpd="sng" w14:algn="ctr">
+                  <w14:noFill/>
+                  <w14:prstDash w14:val="solid"/>
+                  <w14:round/>
+                </w14:textOutline>
+              </w:rPr>
+            </w:pPr>
+            <w:r>
+              <w:rPr>
+                <w:rFonts w:hint="cs"/>
+                <w:sz w:val="24"/>
+                <w:szCs w:val="24"/>
+                <w:rtl/>
+                <w14:shadow w14:blurRad="38100" w14:dist="25400" w14:dir="5400000" w14:sx="100000" w14:sy="100000" w14:kx="0" w14:ky="0" w14:algn="ctr">
+                  <w14:srgbClr w14:val="6E747A">
+                    <w14:alpha w14:val="57000"/>
+                  </w14:srgbClr>
+                </w14:shadow>
+                <w14:textOutline w14:w="0" w14:cap="flat" w14:cmpd="sng" w14:algn="ctr">
+                  <w14:noFill/>
+                  <w14:prstDash w14:val="solid"/>
+                  <w14:round/>
+                </w14:textOutline>
+              </w:rPr>
+              <w:t>א.1</w:t>
+            </w:r>
+          </w:p>
+        </w:tc>
+        <w:tc>
+          <w:tcPr>
+            <w:tcW w:w="1125" w:type="dxa"/>
+            <w:shd w:val="clear" w:color="auto" w:fill="D0CECE" w:themeFill="background2" w:themeFillShade="E6"/>
+          </w:tcPr>
+          <w:p>
+            <w:pPr>
+              <w:rPr>
+                <w:sz w:val="24"/>
+                <w:szCs w:val="24"/>
+                <w:rtl/>
+                <w14:shadow w14:blurRad="38100" w14:dist="25400" w14:dir="5400000" w14:sx="100000" w14:sy="100000" w14:kx="0" w14:ky="0" w14:algn="ctr">
+                  <w14:srgbClr w14:val="6E747A">
+                    <w14:alpha w14:val="57000"/>
+                  </w14:srgbClr>
+                </w14:shadow>
+                <w14:textOutline w14:w="0" w14:cap="flat" w14:cmpd="sng" w14:algn="ctr">
+                  <w14:noFill/>
+                  <w14:prstDash w14:val="solid"/>
+                  <w14:round/>
+                </w14:textOutline>
+              </w:rPr>
+            </w:pPr>
+            <w:r>
+              <w:rPr>
+                <w:rFonts w:hint="cs"/>
+                <w:sz w:val="24"/>
+                <w:szCs w:val="24"/>
+                <w:rtl/>
+                <w14:shadow w14:blurRad="38100" w14:dist="25400" w14:dir="5400000" w14:sx="100000" w14:sy="100000" w14:kx="0" w14:ky="0" w14:algn="ctr">
+                  <w14:srgbClr w14:val="6E747A">
+                    <w14:alpha w14:val="57000"/>
+                  </w14:srgbClr>
+                </w14:shadow>
+                <w14:textOutline w14:w="0" w14:cap="flat" w14:cmpd="sng" w14:algn="ctr">
+                  <w14:noFill/>
+                  <w14:prstDash w14:val="solid"/>
+                  <w14:round/>
+                </w14:textOutline>
+              </w:rPr>
+              <w:t>הרשמת שחקן חדש</w:t>
+            </w:r>
+          </w:p>
+        </w:tc>
+        <w:tc>
+          <w:tcPr>
+            <w:tcW w:w="2080" w:type="dxa"/>
+            <w:shd w:val="clear" w:color="auto" w:fill="D0CECE" w:themeFill="background2" w:themeFillShade="E6"/>
+          </w:tcPr>
+          <w:p>
+            <w:pPr>
+              <w:rPr>
+                <w:sz w:val="24"/>
+                <w:szCs w:val="24"/>
+                <w14:shadow w14:blurRad="38100" w14:dist="25400" w14:dir="5400000" w14:sx="100000" w14:sy="100000" w14:kx="0" w14:ky="0" w14:algn="ctr">
+                  <w14:srgbClr w14:val="6E747A">
+                    <w14:alpha w14:val="57000"/>
+                  </w14:srgbClr>
+                </w14:shadow>
+                <w14:textOutline w14:w="0" w14:cap="flat" w14:cmpd="sng" w14:algn="ctr">
+                  <w14:noFill/>
+                  <w14:prstDash w14:val="solid"/>
+                  <w14:round/>
+                </w14:textOutline>
+              </w:rPr>
+            </w:pPr>
+            <w:r>
+              <w:rPr>
+                <w:rFonts w:hint="cs"/>
+                <w:sz w:val="24"/>
+                <w:szCs w:val="24"/>
+                <w:rtl/>
+                <w14:shadow w14:blurRad="38100" w14:dist="25400" w14:dir="5400000" w14:sx="100000" w14:sy="100000" w14:kx="0" w14:ky="0" w14:algn="ctr">
+                  <w14:srgbClr w14:val="6E747A">
+                    <w14:alpha w14:val="57000"/>
+                  </w14:srgbClr>
+                </w14:shadow>
+                <w14:textOutline w14:w="0" w14:cap="flat" w14:cmpd="sng" w14:algn="ctr">
+                  <w14:noFill/>
+                  <w14:prstDash w14:val="solid"/>
+                  <w14:round/>
+                </w14:textOutline>
+              </w:rPr>
+              <w:t xml:space="preserve">חיבור מחשב השחקן למחשב השרת על ידי </w:t>
+            </w:r>
+            <w:r>
+              <w:rPr>
+                <w:sz w:val="24"/>
+                <w:szCs w:val="24"/>
+                <w14:shadow w14:blurRad="38100" w14:dist="25400" w14:dir="5400000" w14:sx="100000" w14:sy="100000" w14:kx="0" w14:ky="0" w14:algn="ctr">
+                  <w14:srgbClr w14:val="6E747A">
+                    <w14:alpha w14:val="57000"/>
+                  </w14:srgbClr>
+                </w14:shadow>
+                <w14:textOutline w14:w="0" w14:cap="flat" w14:cmpd="sng" w14:algn="ctr">
+                  <w14:noFill/>
+                  <w14:prstDash w14:val="solid"/>
+                  <w14:round/>
+                </w14:textOutline>
+              </w:rPr>
+              <w:t>socket</w:t>
+            </w:r>
+          </w:p>
+        </w:tc>
+        <w:tc>
+          <w:tcPr>
+            <w:tcW w:w="1329" w:type="dxa"/>
+            <w:shd w:val="clear" w:color="auto" w:fill="D0CECE" w:themeFill="background2" w:themeFillShade="E6"/>
+          </w:tcPr>
+          <w:p>
+            <w:pPr>
+              <w:rPr>
+                <w:sz w:val="24"/>
+                <w:szCs w:val="24"/>
+                <w:rtl/>
+                <w14:shadow w14:blurRad="38100" w14:dist="25400" w14:dir="5400000" w14:sx="100000" w14:sy="100000" w14:kx="0" w14:ky="0" w14:algn="ctr">
+                  <w14:srgbClr w14:val="6E747A">
+                    <w14:alpha w14:val="57000"/>
+                  </w14:srgbClr>
+                </w14:shadow>
+                <w14:textOutline w14:w="0" w14:cap="flat" w14:cmpd="sng" w14:algn="ctr">
+                  <w14:noFill/>
+                  <w14:prstDash w14:val="solid"/>
+                  <w14:round/>
+                </w14:textOutline>
+              </w:rPr>
+            </w:pPr>
+            <w:r>
+              <w:rPr>
+                <w:rFonts w:hint="cs"/>
+                <w:sz w:val="24"/>
+                <w:szCs w:val="24"/>
+                <w:rtl/>
+                <w14:shadow w14:blurRad="38100" w14:dist="25400" w14:dir="5400000" w14:sx="100000" w14:sy="100000" w14:kx="0" w14:ky="0" w14:algn="ctr">
+                  <w14:srgbClr w14:val="6E747A">
+                    <w14:alpha w14:val="57000"/>
+                  </w14:srgbClr>
+                </w14:shadow>
+                <w14:textOutline w14:w="0" w14:cap="flat" w14:cmpd="sng" w14:algn="ctr">
+                  <w14:noFill/>
+                  <w14:prstDash w14:val="solid"/>
+                  <w14:round/>
+                </w14:textOutline>
+              </w:rPr>
+              <w:t>קוד</w:t>
+            </w:r>
+            <w:r>
+              <w:rPr>
+                <w:rFonts w:hint="cs"/>
+                <w:sz w:val="24"/>
+                <w:szCs w:val="24"/>
+                <w:rtl/>
+                <w14:shadow w14:blurRad="38100" w14:dist="25400" w14:dir="5400000" w14:sx="100000" w14:sy="100000" w14:kx="0" w14:ky="0" w14:algn="ctr">
+                  <w14:srgbClr w14:val="6E747A">
+                    <w14:alpha w14:val="57000"/>
+                  </w14:srgbClr>
+                </w14:shadow>
+                <w14:textOutline w14:w="0" w14:cap="flat" w14:cmpd="sng" w14:algn="ctr">
+                  <w14:noFill/>
+                  <w14:prstDash w14:val="solid"/>
+                  <w14:round/>
+                </w14:textOutline>
+              </w:rPr>
+              <w:t xml:space="preserve"> שם משתמש וסיסמא של המשתמש החדש</w:t>
+            </w:r>
+          </w:p>
+        </w:tc>
+        <w:tc>
+          <w:tcPr>
+            <w:tcW w:w="1055" w:type="dxa"/>
+            <w:shd w:val="clear" w:color="auto" w:fill="D0CECE" w:themeFill="background2" w:themeFillShade="E6"/>
+          </w:tcPr>
+          <w:p>
+            <w:pPr>
+              <w:rPr>
+                <w:sz w:val="24"/>
+                <w:szCs w:val="24"/>
+                <w:rtl/>
+                <w14:shadow w14:blurRad="38100" w14:dist="25400" w14:dir="5400000" w14:sx="100000" w14:sy="100000" w14:kx="0" w14:ky="0" w14:algn="ctr">
+                  <w14:srgbClr w14:val="6E747A">
+                    <w14:alpha w14:val="57000"/>
+                  </w14:srgbClr>
+                </w14:shadow>
+                <w14:textOutline w14:w="0" w14:cap="flat" w14:cmpd="sng" w14:algn="ctr">
+                  <w14:noFill/>
+                  <w14:prstDash w14:val="solid"/>
+                  <w14:round/>
+                </w14:textOutline>
+              </w:rPr>
+            </w:pPr>
+            <w:r>
+              <w:rPr>
+                <w:rFonts w:hint="cs"/>
+                <w:sz w:val="24"/>
+                <w:szCs w:val="24"/>
+                <w14:shadow w14:blurRad="38100" w14:dist="25400" w14:dir="5400000" w14:sx="100000" w14:sy="100000" w14:kx="0" w14:ky="0" w14:algn="ctr">
+                  <w14:srgbClr w14:val="6E747A">
+                    <w14:alpha w14:val="57000"/>
+                  </w14:srgbClr>
+                </w14:shadow>
+                <w14:textOutline w14:w="0" w14:cap="flat" w14:cmpd="sng" w14:algn="ctr">
+                  <w14:noFill/>
+                  <w14:prstDash w14:val="solid"/>
+                  <w14:round/>
+                </w14:textOutline>
+              </w:rPr>
+              <w:t>N</w:t>
+            </w:r>
+            <w:r>
+              <w:rPr>
+                <w:rFonts w:hint="cs"/>
+                <w:sz w:val="24"/>
+                <w:szCs w:val="24"/>
+                <w:rtl/>
+                <w14:shadow w14:blurRad="38100" w14:dist="25400" w14:dir="5400000" w14:sx="100000" w14:sy="100000" w14:kx="0" w14:ky="0" w14:algn="ctr">
+                  <w14:srgbClr w14:val="6E747A">
+                    <w14:alpha w14:val="57000"/>
+                  </w14:srgbClr>
+                </w14:shadow>
+                <w14:textOutline w14:w="0" w14:cap="flat" w14:cmpd="sng" w14:algn="ctr">
+                  <w14:noFill/>
+                  <w14:prstDash w14:val="solid"/>
+                  <w14:round/>
+                </w14:textOutline>
+              </w:rPr>
+              <w:t>/</w:t>
+            </w:r>
+            <w:r>
+              <w:rPr>
+                <w:rFonts w:hint="cs"/>
+                <w:sz w:val="24"/>
+                <w:szCs w:val="24"/>
+                <w14:shadow w14:blurRad="38100" w14:dist="25400" w14:dir="5400000" w14:sx="100000" w14:sy="100000" w14:kx="0" w14:ky="0" w14:algn="ctr">
+                  <w14:srgbClr w14:val="6E747A">
+                    <w14:alpha w14:val="57000"/>
+                  </w14:srgbClr>
+                </w14:shadow>
+                <w14:textOutline w14:w="0" w14:cap="flat" w14:cmpd="sng" w14:algn="ctr">
+                  <w14:noFill/>
+                  <w14:prstDash w14:val="solid"/>
+                  <w14:round/>
+                </w14:textOutline>
+              </w:rPr>
+              <w:t>Y</w:t>
+            </w:r>
+          </w:p>
+        </w:tc>
+        <w:tc>
+          <w:tcPr>
+            <w:tcW w:w="2080" w:type="dxa"/>
+            <w:shd w:val="clear" w:color="auto" w:fill="D0CECE" w:themeFill="background2" w:themeFillShade="E6"/>
+          </w:tcPr>
+          <w:p>
+            <w:pPr>
+              <w:rPr>
+                <w:sz w:val="24"/>
+                <w:szCs w:val="24"/>
+                <w:rtl/>
+                <w14:shadow w14:blurRad="38100" w14:dist="25400" w14:dir="5400000" w14:sx="100000" w14:sy="100000" w14:kx="0" w14:ky="0" w14:algn="ctr">
+                  <w14:srgbClr w14:val="6E747A">
+                    <w14:alpha w14:val="57000"/>
+                  </w14:srgbClr>
+                </w14:shadow>
+                <w14:textOutline w14:w="0" w14:cap="flat" w14:cmpd="sng" w14:algn="ctr">
+                  <w14:noFill/>
+                  <w14:prstDash w14:val="solid"/>
+                  <w14:round/>
+                </w14:textOutline>
+              </w:rPr>
+            </w:pPr>
+            <w:r>
+              <w:rPr>
+                <w:rFonts w:hint="cs"/>
+                <w:sz w:val="24"/>
+                <w:szCs w:val="24"/>
+                <w:rtl/>
+                <w14:shadow w14:blurRad="38100" w14:dist="25400" w14:dir="5400000" w14:sx="100000" w14:sy="100000" w14:kx="0" w14:ky="0" w14:algn="ctr">
+                  <w14:srgbClr w14:val="6E747A">
+                    <w14:alpha w14:val="57000"/>
+                  </w14:srgbClr>
+                </w14:shadow>
+                <w14:textOutline w14:w="0" w14:cap="flat" w14:cmpd="sng" w14:algn="ctr">
+                  <w14:noFill/>
+                  <w14:prstDash w14:val="solid"/>
+                  <w14:round/>
+                </w14:textOutline>
+              </w:rPr>
+              <w:t>אם הוכנס קלט אשר לא תואם לדרישות צד הלקוח ידרוש קלט חדש עד אשר יימצא אחד מתאים</w:t>
+            </w:r>
+          </w:p>
+        </w:tc>
+      </w:tr>
+      <w:tr>
+        <w:tc>
+          <w:tcPr>
+            <w:tcW w:w="789" w:type="dxa"/>
+            <w:shd w:val="clear" w:color="auto" w:fill="D0CECE" w:themeFill="background2" w:themeFillShade="E6"/>
+          </w:tcPr>
+          <w:p>
+            <w:pPr>
+              <w:rPr>
+                <w:sz w:val="24"/>
+                <w:szCs w:val="24"/>
+                <w:rtl/>
+                <w14:shadow w14:blurRad="38100" w14:dist="25400" w14:dir="5400000" w14:sx="100000" w14:sy="100000" w14:kx="0" w14:ky="0" w14:algn="ctr">
+                  <w14:srgbClr w14:val="6E747A">
+                    <w14:alpha w14:val="57000"/>
+                  </w14:srgbClr>
+                </w14:shadow>
+                <w14:textOutline w14:w="0" w14:cap="flat" w14:cmpd="sng" w14:algn="ctr">
+                  <w14:noFill/>
+                  <w14:prstDash w14:val="solid"/>
+                  <w14:round/>
+                </w14:textOutline>
+              </w:rPr>
+            </w:pPr>
+            <w:r>
+              <w:rPr>
+                <w:rFonts w:hint="cs"/>
+                <w:sz w:val="24"/>
+                <w:szCs w:val="24"/>
+                <w:rtl/>
+                <w14:shadow w14:blurRad="38100" w14:dist="25400" w14:dir="5400000" w14:sx="100000" w14:sy="100000" w14:kx="0" w14:ky="0" w14:algn="ctr">
+                  <w14:srgbClr w14:val="6E747A">
+                    <w14:alpha w14:val="57000"/>
+                  </w14:srgbClr>
+                </w14:shadow>
+                <w14:textOutline w14:w="0" w14:cap="flat" w14:cmpd="sng" w14:algn="ctr">
+                  <w14:noFill/>
+                  <w14:prstDash w14:val="solid"/>
+                  <w14:round/>
+                </w14:textOutline>
+              </w:rPr>
+              <w:t>א.2</w:t>
+            </w:r>
+          </w:p>
+        </w:tc>
+        <w:tc>
+          <w:tcPr>
+            <w:tcW w:w="1125" w:type="dxa"/>
+            <w:shd w:val="clear" w:color="auto" w:fill="D0CECE" w:themeFill="background2" w:themeFillShade="E6"/>
+          </w:tcPr>
+          <w:p>
+            <w:pPr>
+              <w:rPr>
+                <w:sz w:val="24"/>
+                <w:szCs w:val="24"/>
+                <w:rtl/>
+                <w14:shadow w14:blurRad="38100" w14:dist="25400" w14:dir="5400000" w14:sx="100000" w14:sy="100000" w14:kx="0" w14:ky="0" w14:algn="ctr">
+                  <w14:srgbClr w14:val="6E747A">
+                    <w14:alpha w14:val="57000"/>
+                  </w14:srgbClr>
+                </w14:shadow>
+                <w14:textOutline w14:w="0" w14:cap="flat" w14:cmpd="sng" w14:algn="ctr">
+                  <w14:noFill/>
+                  <w14:prstDash w14:val="solid"/>
+                  <w14:round/>
+                </w14:textOutline>
+              </w:rPr>
+            </w:pPr>
+            <w:r>
+              <w:rPr>
+                <w:rFonts w:hint="cs"/>
+                <w:sz w:val="24"/>
+                <w:szCs w:val="24"/>
+                <w:rtl/>
+                <w14:shadow w14:blurRad="38100" w14:dist="25400" w14:dir="5400000" w14:sx="100000" w14:sy="100000" w14:kx="0" w14:ky="0" w14:algn="ctr">
+                  <w14:srgbClr w14:val="6E747A">
+                    <w14:alpha w14:val="57000"/>
+                  </w14:srgbClr>
+                </w14:shadow>
+                <w14:textOutline w14:w="0" w14:cap="flat" w14:cmpd="sng" w14:algn="ctr">
+                  <w14:noFill/>
+                  <w14:prstDash w14:val="solid"/>
+                  <w14:round/>
+                </w14:textOutline>
+              </w:rPr>
+              <w:t>התחברות שחקן קיים</w:t>
+            </w:r>
+          </w:p>
+        </w:tc>
+        <w:tc>
+          <w:tcPr>
+            <w:tcW w:w="2080" w:type="dxa"/>
+            <w:shd w:val="clear" w:color="auto" w:fill="D0CECE" w:themeFill="background2" w:themeFillShade="E6"/>
+          </w:tcPr>
+          <w:p>
+            <w:pPr>
+              <w:rPr>
+                <w:sz w:val="24"/>
+                <w:szCs w:val="24"/>
+                <w14:shadow w14:blurRad="38100" w14:dist="25400" w14:dir="5400000" w14:sx="100000" w14:sy="100000" w14:kx="0" w14:ky="0" w14:algn="ctr">
+                  <w14:srgbClr w14:val="6E747A">
+                    <w14:alpha w14:val="57000"/>
+                  </w14:srgbClr>
+                </w14:shadow>
+                <w14:textOutline w14:w="0" w14:cap="flat" w14:cmpd="sng" w14:algn="ctr">
+                  <w14:noFill/>
+                  <w14:prstDash w14:val="solid"/>
+                  <w14:round/>
+                </w14:textOutline>
+              </w:rPr>
+            </w:pPr>
+            <w:r>
+              <w:rPr>
+                <w:rFonts w:hint="cs"/>
+                <w:sz w:val="24"/>
+                <w:szCs w:val="24"/>
+                <w:rtl/>
+                <w14:shadow w14:blurRad="38100" w14:dist="25400" w14:dir="5400000" w14:sx="100000" w14:sy="100000" w14:kx="0" w14:ky="0" w14:algn="ctr">
+                  <w14:srgbClr w14:val="6E747A">
+                    <w14:alpha w14:val="57000"/>
+                  </w14:srgbClr>
+                </w14:shadow>
+                <w14:textOutline w14:w="0" w14:cap="flat" w14:cmpd="sng" w14:algn="ctr">
+                  <w14:noFill/>
+                  <w14:prstDash w14:val="solid"/>
+                  <w14:round/>
+                </w14:textOutline>
+              </w:rPr>
+              <w:t xml:space="preserve">חיבור מחשב השחקן למחשב השרת על ידי </w:t>
+            </w:r>
+            <w:r>
+              <w:rPr>
+                <w:sz w:val="24"/>
+                <w:szCs w:val="24"/>
+                <w14:shadow w14:blurRad="38100" w14:dist="25400" w14:dir="5400000" w14:sx="100000" w14:sy="100000" w14:kx="0" w14:ky="0" w14:algn="ctr">
+                  <w14:srgbClr w14:val="6E747A">
+                    <w14:alpha w14:val="57000"/>
+                  </w14:srgbClr>
+                </w14:shadow>
+                <w14:textOutline w14:w="0" w14:cap="flat" w14:cmpd="sng" w14:algn="ctr">
+                  <w14:noFill/>
+                  <w14:prstDash w14:val="solid"/>
+                  <w14:round/>
+                </w14:textOutline>
+              </w:rPr>
+              <w:t>socket</w:t>
+            </w:r>
+          </w:p>
+        </w:tc>
+        <w:tc>
+          <w:tcPr>
+            <w:tcW w:w="1329" w:type="dxa"/>
+            <w:shd w:val="clear" w:color="auto" w:fill="D0CECE" w:themeFill="background2" w:themeFillShade="E6"/>
+          </w:tcPr>
+          <w:p>
+            <w:pPr>
+              <w:rPr>
+                <w:sz w:val="24"/>
+                <w:szCs w:val="24"/>
+                <w:rtl/>
+                <w14:shadow w14:blurRad="38100" w14:dist="25400" w14:dir="5400000" w14:sx="100000" w14:sy="100000" w14:kx="0" w14:ky="0" w14:algn="ctr">
+                  <w14:srgbClr w14:val="6E747A">
+                    <w14:alpha w14:val="57000"/>
+                  </w14:srgbClr>
+                </w14:shadow>
+                <w14:textOutline w14:w="0" w14:cap="flat" w14:cmpd="sng" w14:algn="ctr">
+                  <w14:noFill/>
+                  <w14:prstDash w14:val="solid"/>
+                  <w14:round/>
+                </w14:textOutline>
+              </w:rPr>
+            </w:pPr>
+            <w:r>
+              <w:rPr>
+                <w:rFonts w:hint="cs"/>
+                <w:sz w:val="24"/>
+                <w:szCs w:val="24"/>
+                <w:rtl/>
+                <w14:shadow w14:blurRad="38100" w14:dist="25400" w14:dir="5400000" w14:sx="100000" w14:sy="100000" w14:kx="0" w14:ky="0" w14:algn="ctr">
+                  <w14:srgbClr w14:val="6E747A">
+                    <w14:alpha w14:val="57000"/>
+                  </w14:srgbClr>
+                </w14:shadow>
+                <w14:textOutline w14:w="0" w14:cap="flat" w14:cmpd="sng" w14:algn="ctr">
+                  <w14:noFill/>
+                  <w14:prstDash w14:val="solid"/>
+                  <w14:round/>
+                </w14:textOutline>
+              </w:rPr>
+              <w:t xml:space="preserve">קוד התחברות + </w:t>
+            </w:r>
+            <w:r>
+              <w:rPr>
+                <w:rFonts w:hint="cs"/>
+                <w:sz w:val="24"/>
+                <w:szCs w:val="24"/>
+                <w:rtl/>
+                <w14:shadow w14:blurRad="38100" w14:dist="25400" w14:dir="5400000" w14:sx="100000" w14:sy="100000" w14:kx="0" w14:ky="0" w14:algn="ctr">
+                  <w14:srgbClr w14:val="6E747A">
+                    <w14:alpha w14:val="57000"/>
+                  </w14:srgbClr>
+                </w14:shadow>
+                <w14:textOutline w14:w="0" w14:cap="flat" w14:cmpd="sng" w14:algn="ctr">
+                  <w14:noFill/>
+                  <w14:prstDash w14:val="solid"/>
+                  <w14:round/>
+                </w14:textOutline>
+              </w:rPr>
+              <w:t>קבלת שם משתמש וסיסמא של המשתמש המבקש להיכנס</w:t>
+            </w:r>
+          </w:p>
+        </w:tc>
+        <w:tc>
+          <w:tcPr>
+            <w:tcW w:w="1055" w:type="dxa"/>
+            <w:shd w:val="clear" w:color="auto" w:fill="D0CECE" w:themeFill="background2" w:themeFillShade="E6"/>
+          </w:tcPr>
+          <w:p>
+            <w:pPr>
+              <w:rPr>
+                <w:sz w:val="24"/>
+                <w:szCs w:val="24"/>
+                <w14:shadow w14:blurRad="38100" w14:dist="25400" w14:dir="5400000" w14:sx="100000" w14:sy="100000" w14:kx="0" w14:ky="0" w14:algn="ctr">
+                  <w14:srgbClr w14:val="6E747A">
+                    <w14:alpha w14:val="57000"/>
+                  </w14:srgbClr>
+                </w14:shadow>
+                <w14:textOutline w14:w="0" w14:cap="flat" w14:cmpd="sng" w14:algn="ctr">
+                  <w14:noFill/>
+                  <w14:prstDash w14:val="solid"/>
+                  <w14:round/>
+                </w14:textOutline>
+              </w:rPr>
+            </w:pPr>
+            <w:r>
+              <w:rPr>
+                <w:sz w:val="24"/>
+                <w:szCs w:val="24"/>
+                <w14:shadow w14:blurRad="38100" w14:dist="25400" w14:dir="5400000" w14:sx="100000" w14:sy="100000" w14:kx="0" w14:ky="0" w14:algn="ctr">
+                  <w14:srgbClr w14:val="6E747A">
+                    <w14:alpha w14:val="57000"/>
+                  </w14:srgbClr>
+                </w14:shadow>
+                <w14:textOutline w14:w="0" w14:cap="flat" w14:cmpd="sng" w14:algn="ctr">
+                  <w14:noFill/>
+                  <w14:prstDash w14:val="solid"/>
+                  <w14:round/>
+                </w14:textOutline>
+              </w:rPr>
+              <w:t>T/O/B/F</w:t>
+            </w:r>
+          </w:p>
+        </w:tc>
+        <w:tc>
+          <w:tcPr>
+            <w:tcW w:w="2080" w:type="dxa"/>
+            <w:shd w:val="clear" w:color="auto" w:fill="D0CECE" w:themeFill="background2" w:themeFillShade="E6"/>
+          </w:tcPr>
+          <w:p>
+            <w:pPr>
+              <w:rPr>
+                <w:sz w:val="24"/>
+                <w:szCs w:val="24"/>
+                <w:rtl/>
+                <w14:shadow w14:blurRad="38100" w14:dist="25400" w14:dir="5400000" w14:sx="100000" w14:sy="100000" w14:kx="0" w14:ky="0" w14:algn="ctr">
+                  <w14:srgbClr w14:val="6E747A">
+                    <w14:alpha w14:val="57000"/>
+                  </w14:srgbClr>
+                </w14:shadow>
+                <w14:textOutline w14:w="0" w14:cap="flat" w14:cmpd="sng" w14:algn="ctr">
+                  <w14:noFill/>
+                  <w14:prstDash w14:val="solid"/>
+                  <w14:round/>
+                </w14:textOutline>
+              </w:rPr>
+            </w:pPr>
+            <w:r>
+              <w:rPr>
+                <w:rFonts w:hint="cs"/>
+                <w:sz w:val="24"/>
+                <w:szCs w:val="24"/>
+                <w:rtl/>
+                <w14:shadow w14:blurRad="38100" w14:dist="25400" w14:dir="5400000" w14:sx="100000" w14:sy="100000" w14:kx="0" w14:ky="0" w14:algn="ctr">
+                  <w14:srgbClr w14:val="6E747A">
+                    <w14:alpha w14:val="57000"/>
+                  </w14:srgbClr>
+                </w14:shadow>
+                <w14:textOutline w14:w="0" w14:cap="flat" w14:cmpd="sng" w14:algn="ctr">
+                  <w14:noFill/>
+                  <w14:prstDash w14:val="solid"/>
+                  <w14:round/>
+                </w14:textOutline>
+              </w:rPr>
+              <w:t xml:space="preserve">טיפול שגיאות זהה להרשמת שחקן חדש + מתן פלט בהתאם למצב החשבון המבוקש (מושהה </w:t>
+            </w:r>
+            <w:r>
+              <w:rPr>
+                <w:rFonts w:hint="cs"/>
+                <w:sz w:val="24"/>
+                <w:szCs w:val="24"/>
+                <w14:shadow w14:blurRad="38100" w14:dist="25400" w14:dir="5400000" w14:sx="100000" w14:sy="100000" w14:kx="0" w14:ky="0" w14:algn="ctr">
+                  <w14:srgbClr w14:val="6E747A">
+                    <w14:alpha w14:val="57000"/>
+                  </w14:srgbClr>
+                </w14:shadow>
+                <w14:textOutline w14:w="0" w14:cap="flat" w14:cmpd="sng" w14:algn="ctr">
+                  <w14:noFill/>
+                  <w14:prstDash w14:val="solid"/>
+                  <w14:round/>
+                </w14:textOutline>
+              </w:rPr>
+              <w:t>B</w:t>
+            </w:r>
+            <w:r>
+              <w:rPr>
+                <w:rFonts w:hint="cs"/>
+                <w:sz w:val="24"/>
+                <w:szCs w:val="24"/>
+                <w:rtl/>
+                <w14:shadow w14:blurRad="38100" w14:dist="25400" w14:dir="5400000" w14:sx="100000" w14:sy="100000" w14:kx="0" w14:ky="0" w14:algn="ctr">
+                  <w14:srgbClr w14:val="6E747A">
+                    <w14:alpha w14:val="57000"/>
+                  </w14:srgbClr>
+                </w14:shadow>
+                <w14:textOutline w14:w="0" w14:cap="flat" w14:cmpd="sng" w14:algn="ctr">
+                  <w14:noFill/>
+                  <w14:prstDash w14:val="solid"/>
+                  <w14:round/>
+                </w14:textOutline>
+              </w:rPr>
+              <w:t xml:space="preserve">, כבר מחובר </w:t>
+            </w:r>
+            <w:r>
+              <w:rPr>
+                <w:rFonts w:hint="cs"/>
+                <w:sz w:val="24"/>
+                <w:szCs w:val="24"/>
+                <w14:shadow w14:blurRad="38100" w14:dist="25400" w14:dir="5400000" w14:sx="100000" w14:sy="100000" w14:kx="0" w14:ky="0" w14:algn="ctr">
+                  <w14:srgbClr w14:val="6E747A">
+                    <w14:alpha w14:val="57000"/>
+                  </w14:srgbClr>
+                </w14:shadow>
+                <w14:textOutline w14:w="0" w14:cap="flat" w14:cmpd="sng" w14:algn="ctr">
+                  <w14:noFill/>
+                  <w14:prstDash w14:val="solid"/>
+                  <w14:round/>
+                </w14:textOutline>
+              </w:rPr>
+              <w:t>T</w:t>
+            </w:r>
+            <w:r>
+              <w:rPr>
+                <w:rFonts w:hint="cs"/>
+                <w:sz w:val="24"/>
+                <w:szCs w:val="24"/>
+                <w:rtl/>
+                <w14:shadow w14:blurRad="38100" w14:dist="25400" w14:dir="5400000" w14:sx="100000" w14:sy="100000" w14:kx="0" w14:ky="0" w14:algn="ctr">
+                  <w14:srgbClr w14:val="6E747A">
+                    <w14:alpha w14:val="57000"/>
+                  </w14:srgbClr>
+                </w14:shadow>
+                <w14:textOutline w14:w="0" w14:cap="flat" w14:cmpd="sng" w14:algn="ctr">
+                  <w14:noFill/>
+                  <w14:prstDash w14:val="solid"/>
+                  <w14:round/>
+                </w14:textOutline>
+              </w:rPr>
+              <w:t xml:space="preserve"> וכ'ו)</w:t>
+            </w:r>
+          </w:p>
+        </w:tc>
+      </w:tr>
+      <w:tr>
+        <w:tc>
+          <w:tcPr>
+            <w:tcW w:w="789" w:type="dxa"/>
+            <w:shd w:val="clear" w:color="auto" w:fill="D0CECE" w:themeFill="background2" w:themeFillShade="E6"/>
+          </w:tcPr>
+          <w:p>
+            <w:pPr>
+              <w:rPr>
+                <w:sz w:val="24"/>
+                <w:szCs w:val="24"/>
+                <w:rtl/>
+                <w14:shadow w14:blurRad="38100" w14:dist="25400" w14:dir="5400000" w14:sx="100000" w14:sy="100000" w14:kx="0" w14:ky="0" w14:algn="ctr">
+                  <w14:srgbClr w14:val="6E747A">
+                    <w14:alpha w14:val="57000"/>
+                  </w14:srgbClr>
+                </w14:shadow>
+                <w14:textOutline w14:w="0" w14:cap="flat" w14:cmpd="sng" w14:algn="ctr">
+                  <w14:noFill/>
+                  <w14:prstDash w14:val="solid"/>
+                  <w14:round/>
+                </w14:textOutline>
+              </w:rPr>
+            </w:pPr>
+            <w:r>
+              <w:rPr>
+                <w:rFonts w:hint="cs"/>
+                <w:sz w:val="24"/>
+                <w:szCs w:val="24"/>
+                <w:rtl/>
+                <w14:shadow w14:blurRad="38100" w14:dist="25400" w14:dir="5400000" w14:sx="100000" w14:sy="100000" w14:kx="0" w14:ky="0" w14:algn="ctr">
+                  <w14:srgbClr w14:val="6E747A">
+                    <w14:alpha w14:val="57000"/>
+                  </w14:srgbClr>
+                </w14:shadow>
+                <w14:textOutline w14:w="0" w14:cap="flat" w14:cmpd="sng" w14:algn="ctr">
+                  <w14:noFill/>
+                  <w14:prstDash w14:val="solid"/>
+                  <w14:round/>
+                </w14:textOutline>
+              </w:rPr>
+              <w:t>א.3</w:t>
+            </w:r>
+          </w:p>
+        </w:tc>
+        <w:tc>
+          <w:tcPr>
+            <w:tcW w:w="1125" w:type="dxa"/>
+            <w:shd w:val="clear" w:color="auto" w:fill="D0CECE" w:themeFill="background2" w:themeFillShade="E6"/>
+          </w:tcPr>
+          <w:p>
+            <w:pPr>
+              <w:rPr>
+                <w:sz w:val="24"/>
+                <w:szCs w:val="24"/>
+                <w:rtl/>
+                <w14:shadow w14:blurRad="38100" w14:dist="25400" w14:dir="5400000" w14:sx="100000" w14:sy="100000" w14:kx="0" w14:ky="0" w14:algn="ctr">
+                  <w14:srgbClr w14:val="6E747A">
+                    <w14:alpha w14:val="57000"/>
+                  </w14:srgbClr>
+                </w14:shadow>
+                <w14:textOutline w14:w="0" w14:cap="flat" w14:cmpd="sng" w14:algn="ctr">
+                  <w14:noFill/>
+                  <w14:prstDash w14:val="solid"/>
+                  <w14:round/>
+                </w14:textOutline>
+              </w:rPr>
+            </w:pPr>
+            <w:r>
+              <w:rPr>
+                <w:rFonts w:hint="cs"/>
+                <w:sz w:val="24"/>
+                <w:szCs w:val="24"/>
+                <w:rtl/>
+                <w14:shadow w14:blurRad="38100" w14:dist="25400" w14:dir="5400000" w14:sx="100000" w14:sy="100000" w14:kx="0" w14:ky="0" w14:algn="ctr">
+                  <w14:srgbClr w14:val="6E747A">
+                    <w14:alpha w14:val="57000"/>
+                  </w14:srgbClr>
+                </w14:shadow>
+                <w14:textOutline w14:w="0" w14:cap="flat" w14:cmpd="sng" w14:algn="ctr">
+                  <w14:noFill/>
+                  <w14:prstDash w14:val="solid"/>
+                  <w14:round/>
+                </w14:textOutline>
+              </w:rPr>
+              <w:t xml:space="preserve">התנתקות </w:t>
+            </w:r>
+            <w:r>
+              <w:rPr>
+                <w:rFonts w:hint="cs"/>
+                <w:sz w:val="24"/>
+                <w:szCs w:val="24"/>
+                <w:rtl/>
+                <w14:shadow w14:blurRad="38100" w14:dist="25400" w14:dir="5400000" w14:sx="100000" w14:sy="100000" w14:kx="0" w14:ky="0" w14:algn="ctr">
+                  <w14:srgbClr w14:val="6E747A">
+                    <w14:alpha w14:val="57000"/>
+                  </w14:srgbClr>
+                </w14:shadow>
+                <w14:textOutline w14:w="0" w14:cap="flat" w14:cmpd="sng" w14:algn="ctr">
+                  <w14:noFill/>
+                  <w14:prstDash w14:val="solid"/>
+                  <w14:round/>
+                </w14:textOutline>
+              </w:rPr>
+              <w:t>שחקן מהשרת</w:t>
+            </w:r>
+          </w:p>
+        </w:tc>
+        <w:tc>
+          <w:tcPr>
+            <w:tcW w:w="2080" w:type="dxa"/>
+            <w:shd w:val="clear" w:color="auto" w:fill="D0CECE" w:themeFill="background2" w:themeFillShade="E6"/>
+          </w:tcPr>
+          <w:p>
+            <w:pPr>
+              <w:rPr>
+                <w:sz w:val="24"/>
+                <w:szCs w:val="24"/>
+                <w14:shadow w14:blurRad="38100" w14:dist="25400" w14:dir="5400000" w14:sx="100000" w14:sy="100000" w14:kx="0" w14:ky="0" w14:algn="ctr">
+                  <w14:srgbClr w14:val="6E747A">
+                    <w14:alpha w14:val="57000"/>
+                  </w14:srgbClr>
+                </w14:shadow>
+                <w14:textOutline w14:w="0" w14:cap="flat" w14:cmpd="sng" w14:algn="ctr">
+                  <w14:noFill/>
+                  <w14:prstDash w14:val="solid"/>
+                  <w14:round/>
+                </w14:textOutline>
+              </w:rPr>
+            </w:pPr>
+            <w:r>
+              <w:rPr>
+                <w:rFonts w:hint="cs"/>
+                <w:sz w:val="24"/>
+                <w:szCs w:val="24"/>
+                <w:rtl/>
+                <w14:shadow w14:blurRad="38100" w14:dist="25400" w14:dir="5400000" w14:sx="100000" w14:sy="100000" w14:kx="0" w14:ky="0" w14:algn="ctr">
+                  <w14:srgbClr w14:val="6E747A">
+                    <w14:alpha w14:val="57000"/>
+                  </w14:srgbClr>
+                </w14:shadow>
+                <w14:textOutline w14:w="0" w14:cap="flat" w14:cmpd="sng" w14:algn="ctr">
+                  <w14:noFill/>
+                  <w14:prstDash w14:val="solid"/>
+                  <w14:round/>
+                </w14:textOutline>
+              </w:rPr>
+              <w:t>סגירת ה</w:t>
+            </w:r>
+            <w:r>
+              <w:rPr>
+                <w:sz w:val="24"/>
+                <w:szCs w:val="24"/>
+                <w14:shadow w14:blurRad="38100" w14:dist="25400" w14:dir="5400000" w14:sx="100000" w14:sy="100000" w14:kx="0" w14:ky="0" w14:algn="ctr">
+                  <w14:srgbClr w14:val="6E747A">
+                    <w14:alpha w14:val="57000"/>
+                  </w14:srgbClr>
+                </w14:shadow>
+                <w14:textOutline w14:w="0" w14:cap="flat" w14:cmpd="sng" w14:algn="ctr">
+                  <w14:noFill/>
+                  <w14:prstDash w14:val="solid"/>
+                  <w14:round/>
+                </w14:textOutline>
+              </w:rPr>
+              <w:t>socket</w:t>
+            </w:r>
+            <w:r>
+              <w:rPr>
+                <w:rFonts w:hint="cs"/>
+                <w:sz w:val="24"/>
+                <w:szCs w:val="24"/>
+                <w:rtl/>
+                <w14:shadow w14:blurRad="38100" w14:dist="25400" w14:dir="5400000" w14:sx="100000" w14:sy="100000" w14:kx="0" w14:ky="0" w14:algn="ctr">
+                  <w14:srgbClr w14:val="6E747A">
+                    <w14:alpha w14:val="57000"/>
+                  </w14:srgbClr>
+                </w14:shadow>
+                <w14:textOutline w14:w="0" w14:cap="flat" w14:cmpd="sng" w14:algn="ctr">
+                  <w14:noFill/>
+                  <w14:prstDash w14:val="solid"/>
+                  <w14:round/>
+                </w14:textOutline>
+              </w:rPr>
+              <w:t xml:space="preserve"> המקשר בין השחקן ללקוח ושינוי סטאטוס השחקן (</w:t>
+            </w:r>
+            <w:r>
+              <w:rPr>
+                <w:sz w:val="24"/>
+                <w:szCs w:val="24"/>
+                <w14:shadow w14:blurRad="38100" w14:dist="25400" w14:dir="5400000" w14:sx="100000" w14:sy="100000" w14:kx="0" w14:ky="0" w14:algn="ctr">
+                  <w14:srgbClr w14:val="6E747A">
+                    <w14:alpha w14:val="57000"/>
+                  </w14:srgbClr>
+                </w14:shadow>
+                <w14:textOutline w14:w="0" w14:cap="flat" w14:cmpd="sng" w14:algn="ctr">
+                  <w14:noFill/>
+                  <w14:prstDash w14:val="solid"/>
+                  <w14:round/>
+                </w14:textOutline>
+              </w:rPr>
+              <w:t>(offline</w:t>
+            </w:r>
+          </w:p>
+        </w:tc>
+        <w:tc>
+          <w:tcPr>
+            <w:tcW w:w="1329" w:type="dxa"/>
+            <w:shd w:val="clear" w:color="auto" w:fill="D0CECE" w:themeFill="background2" w:themeFillShade="E6"/>
+          </w:tcPr>
+          <w:p>
+            <w:pPr>
+              <w:rPr>
+                <w:sz w:val="24"/>
+                <w:szCs w:val="24"/>
+                <w:rtl/>
+                <w14:shadow w14:blurRad="38100" w14:dist="25400" w14:dir="5400000" w14:sx="100000" w14:sy="100000" w14:kx="0" w14:ky="0" w14:algn="ctr">
+                  <w14:srgbClr w14:val="6E747A">
+                    <w14:alpha w14:val="57000"/>
+                  </w14:srgbClr>
+                </w14:shadow>
+                <w14:textOutline w14:w="0" w14:cap="flat" w14:cmpd="sng" w14:algn="ctr">
+                  <w14:noFill/>
+                  <w14:prstDash w14:val="solid"/>
+                  <w14:round/>
+                </w14:textOutline>
+              </w:rPr>
+            </w:pPr>
+            <w:r>
+              <w:rPr>
+                <w:rFonts w:hint="cs"/>
+                <w:sz w:val="24"/>
+                <w:szCs w:val="24"/>
+                <w:rtl/>
+                <w14:shadow w14:blurRad="38100" w14:dist="25400" w14:dir="5400000" w14:sx="100000" w14:sy="100000" w14:kx="0" w14:ky="0" w14:algn="ctr">
+                  <w14:srgbClr w14:val="6E747A">
+                    <w14:alpha w14:val="57000"/>
+                  </w14:srgbClr>
+                </w14:shadow>
+                <w14:textOutline w14:w="0" w14:cap="flat" w14:cmpd="sng" w14:algn="ctr">
+                  <w14:noFill/>
+                  <w14:prstDash w14:val="solid"/>
+                  <w14:round/>
+                </w14:textOutline>
+              </w:rPr>
+              <w:t>קוד התנתקות</w:t>
+            </w:r>
+          </w:p>
+        </w:tc>
+        <w:tc>
+          <w:tcPr>
+            <w:tcW w:w="1055" w:type="dxa"/>
+            <w:shd w:val="clear" w:color="auto" w:fill="D0CECE" w:themeFill="background2" w:themeFillShade="E6"/>
+          </w:tcPr>
+          <w:p>
+            <w:pPr>
+              <w:rPr>
+                <w:sz w:val="24"/>
+                <w:szCs w:val="24"/>
+                <w:rtl/>
+                <w14:shadow w14:blurRad="38100" w14:dist="25400" w14:dir="5400000" w14:sx="100000" w14:sy="100000" w14:kx="0" w14:ky="0" w14:algn="ctr">
+                  <w14:srgbClr w14:val="6E747A">
+                    <w14:alpha w14:val="57000"/>
+                  </w14:srgbClr>
+                </w14:shadow>
+                <w14:textOutline w14:w="0" w14:cap="flat" w14:cmpd="sng" w14:algn="ctr">
+                  <w14:noFill/>
+                  <w14:prstDash w14:val="solid"/>
+                  <w14:round/>
+                </w14:textOutline>
+              </w:rPr>
+            </w:pPr>
+            <w:r>
+              <w:rPr>
+                <w:rFonts w:hint="cs"/>
+                <w:sz w:val="24"/>
+                <w:szCs w:val="24"/>
+                <w:rtl/>
+                <w14:shadow w14:blurRad="38100" w14:dist="25400" w14:dir="5400000" w14:sx="100000" w14:sy="100000" w14:kx="0" w14:ky="0" w14:algn="ctr">
+                  <w14:srgbClr w14:val="6E747A">
+                    <w14:alpha w14:val="57000"/>
+                  </w14:srgbClr>
+                </w14:shadow>
+                <w14:textOutline w14:w="0" w14:cap="flat" w14:cmpd="sng" w14:algn="ctr">
+                  <w14:noFill/>
+                  <w14:prstDash w14:val="solid"/>
+                  <w14:round/>
+                </w14:textOutline>
+              </w:rPr>
+              <w:t>אין</w:t>
+            </w:r>
+          </w:p>
+        </w:tc>
+        <w:tc>
+          <w:tcPr>
+            <w:tcW w:w="2080" w:type="dxa"/>
+            <w:shd w:val="clear" w:color="auto" w:fill="D0CECE" w:themeFill="background2" w:themeFillShade="E6"/>
+          </w:tcPr>
+          <w:p>
+            <w:pPr>
+              <w:rPr>
+                <w:sz w:val="24"/>
+                <w:szCs w:val="24"/>
+                <w:rtl/>
+                <w14:shadow w14:blurRad="38100" w14:dist="25400" w14:dir="5400000" w14:sx="100000" w14:sy="100000" w14:kx="0" w14:ky="0" w14:algn="ctr">
+                  <w14:srgbClr w14:val="6E747A">
+                    <w14:alpha w14:val="57000"/>
+                  </w14:srgbClr>
+                </w14:shadow>
+                <w14:textOutline w14:w="0" w14:cap="flat" w14:cmpd="sng" w14:algn="ctr">
+                  <w14:noFill/>
+                  <w14:prstDash w14:val="solid"/>
+                  <w14:round/>
+                </w14:textOutline>
+              </w:rPr>
+            </w:pPr>
+            <w:r>
+              <w:rPr>
+                <w:rFonts w:hint="cs"/>
+                <w:sz w:val="24"/>
+                <w:szCs w:val="24"/>
+                <w:rtl/>
+                <w14:shadow w14:blurRad="38100" w14:dist="25400" w14:dir="5400000" w14:sx="100000" w14:sy="100000" w14:kx="0" w14:ky="0" w14:algn="ctr">
+                  <w14:srgbClr w14:val="6E747A">
+                    <w14:alpha w14:val="57000"/>
+                  </w14:srgbClr>
+                </w14:shadow>
+                <w14:textOutline w14:w="0" w14:cap="flat" w14:cmpd="sng" w14:algn="ctr">
+                  <w14:noFill/>
+                  <w14:prstDash w14:val="solid"/>
+                  <w14:round/>
+                </w14:textOutline>
+              </w:rPr>
+              <w:t xml:space="preserve">במקרה והשחקן מתנתק לפני שהתחברות/הרשמה הושלמו, ההתנקות מתבצעת על ידי סגירת </w:t>
+            </w:r>
+            <w:r>
+              <w:rPr>
+                <w:sz w:val="24"/>
+                <w:szCs w:val="24"/>
+                <w14:shadow w14:blurRad="38100" w14:dist="25400" w14:dir="5400000" w14:sx="100000" w14:sy="100000" w14:kx="0" w14:ky="0" w14:algn="ctr">
+                  <w14:srgbClr w14:val="6E747A">
+                    <w14:alpha w14:val="57000"/>
+                  </w14:srgbClr>
+                </w14:shadow>
+                <w14:textOutline w14:w="0" w14:cap="flat" w14:cmpd="sng" w14:algn="ctr">
+                  <w14:noFill/>
+                  <w14:prstDash w14:val="solid"/>
+                  <w14:round/>
+                </w14:textOutline>
+              </w:rPr>
+              <w:t xml:space="preserve">socket </w:t>
+            </w:r>
+            <w:r>
+              <w:rPr>
+                <w:rFonts w:hint="cs"/>
+                <w:sz w:val="24"/>
+                <w:szCs w:val="24"/>
+                <w:rtl/>
+                <w14:shadow w14:blurRad="38100" w14:dist="25400" w14:dir="5400000" w14:sx="100000" w14:sy="100000" w14:kx="0" w14:ky="0" w14:algn="ctr">
+                  <w14:srgbClr w14:val="6E747A">
+                    <w14:alpha w14:val="57000"/>
+                  </w14:srgbClr>
+                </w14:shadow>
+                <w14:textOutline w14:w="0" w14:cap="flat" w14:cmpd="sng" w14:algn="ctr">
+                  <w14:noFill/>
+                  <w14:prstDash w14:val="solid"/>
+                  <w14:round/>
+                </w14:textOutline>
+              </w:rPr>
+              <w:t xml:space="preserve"> בלבד</w:t>
+            </w:r>
+          </w:p>
+        </w:tc>
+      </w:tr>
+      <w:tr>
+        <w:tc>
+          <w:tcPr>
+            <w:tcW w:w="789" w:type="dxa"/>
+            <w:shd w:val="clear" w:color="auto" w:fill="D0CECE" w:themeFill="background2" w:themeFillShade="E6"/>
+          </w:tcPr>
+          <w:p>
+            <w:pPr>
+              <w:rPr>
+                <w:sz w:val="24"/>
+                <w:szCs w:val="24"/>
+                <w:rtl/>
+                <w14:shadow w14:blurRad="38100" w14:dist="25400" w14:dir="5400000" w14:sx="100000" w14:sy="100000" w14:kx="0" w14:ky="0" w14:algn="ctr">
+                  <w14:srgbClr w14:val="6E747A">
+                    <w14:alpha w14:val="57000"/>
+                  </w14:srgbClr>
+                </w14:shadow>
+                <w14:textOutline w14:w="0" w14:cap="flat" w14:cmpd="sng" w14:algn="ctr">
+                  <w14:noFill/>
+                  <w14:prstDash w14:val="solid"/>
+                  <w14:round/>
+                </w14:textOutline>
+              </w:rPr>
+            </w:pPr>
+            <w:r>
+              <w:rPr>
+                <w:rFonts w:hint="cs"/>
+                <w:sz w:val="24"/>
+                <w:szCs w:val="24"/>
+                <w:rtl/>
+                <w14:shadow w14:blurRad="38100" w14:dist="25400" w14:dir="5400000" w14:sx="100000" w14:sy="100000" w14:kx="0" w14:ky="0" w14:algn="ctr">
+                  <w14:srgbClr w14:val="6E747A">
+                    <w14:alpha w14:val="57000"/>
+                  </w14:srgbClr>
+                </w14:shadow>
+                <w14:textOutline w14:w="0" w14:cap="flat" w14:cmpd="sng" w14:algn="ctr">
+                  <w14:noFill/>
+                  <w14:prstDash w14:val="solid"/>
+                  <w14:round/>
+                </w14:textOutline>
+              </w:rPr>
+              <w:t>א.4</w:t>
+            </w:r>
+          </w:p>
+        </w:tc>
+        <w:tc>
+          <w:tcPr>
+            <w:tcW w:w="1125" w:type="dxa"/>
+            <w:shd w:val="clear" w:color="auto" w:fill="D0CECE" w:themeFill="background2" w:themeFillShade="E6"/>
+          </w:tcPr>
+          <w:p>
+            <w:pPr>
+              <w:rPr>
+                <w:rFonts w:hint="cs"/>
+                <w:sz w:val="24"/>
+                <w:szCs w:val="24"/>
+                <w:rtl/>
+                <w14:shadow w14:blurRad="38100" w14:dist="25400" w14:dir="5400000" w14:sx="100000" w14:sy="100000" w14:kx="0" w14:ky="0" w14:algn="ctr">
+                  <w14:srgbClr w14:val="6E747A">
+                    <w14:alpha w14:val="57000"/>
+                  </w14:srgbClr>
+                </w14:shadow>
+                <w14:textOutline w14:w="0" w14:cap="flat" w14:cmpd="sng" w14:algn="ctr">
+                  <w14:noFill/>
+                  <w14:prstDash w14:val="solid"/>
+                  <w14:round/>
+                </w14:textOutline>
+              </w:rPr>
+            </w:pPr>
+            <w:r>
+              <w:rPr>
+                <w:rFonts w:hint="cs"/>
+                <w:sz w:val="24"/>
+                <w:szCs w:val="24"/>
+                <w:rtl/>
+                <w14:shadow w14:blurRad="38100" w14:dist="25400" w14:dir="5400000" w14:sx="100000" w14:sy="100000" w14:kx="0" w14:ky="0" w14:algn="ctr">
+                  <w14:srgbClr w14:val="6E747A">
+                    <w14:alpha w14:val="57000"/>
+                  </w14:srgbClr>
+                </w14:shadow>
+                <w14:textOutline w14:w="0" w14:cap="flat" w14:cmpd="sng" w14:algn="ctr">
+                  <w14:noFill/>
+                  <w14:prstDash w14:val="solid"/>
+                  <w14:round/>
+                </w14:textOutline>
+              </w:rPr>
+              <w:t>עדכון צבע השחקן</w:t>
+            </w:r>
+          </w:p>
+        </w:tc>
+        <w:tc>
+          <w:tcPr>
+            <w:tcW w:w="2080" w:type="dxa"/>
+            <w:shd w:val="clear" w:color="auto" w:fill="D0CECE" w:themeFill="background2" w:themeFillShade="E6"/>
+          </w:tcPr>
+          <w:p>
+            <w:pPr>
+              <w:rPr>
+                <w:sz w:val="24"/>
+                <w:szCs w:val="24"/>
+                <w14:shadow w14:blurRad="38100" w14:dist="25400" w14:dir="5400000" w14:sx="100000" w14:sy="100000" w14:kx="0" w14:ky="0" w14:algn="ctr">
+                  <w14:srgbClr w14:val="6E747A">
+                    <w14:alpha w14:val="57000"/>
+                  </w14:srgbClr>
+                </w14:shadow>
+                <w14:textOutline w14:w="0" w14:cap="flat" w14:cmpd="sng" w14:algn="ctr">
+                  <w14:noFill/>
+                  <w14:prstDash w14:val="solid"/>
+                  <w14:round/>
+                </w14:textOutline>
+              </w:rPr>
+            </w:pPr>
+            <w:r>
+              <w:rPr>
+                <w:rFonts w:hint="cs"/>
+                <w:sz w:val="24"/>
+                <w:szCs w:val="24"/>
+                <w:rtl/>
+                <w14:shadow w14:blurRad="38100" w14:dist="25400" w14:dir="5400000" w14:sx="100000" w14:sy="100000" w14:kx="0" w14:ky="0" w14:algn="ctr">
+                  <w14:srgbClr w14:val="6E747A">
+                    <w14:alpha w14:val="57000"/>
+                  </w14:srgbClr>
+                </w14:shadow>
+                <w14:textOutline w14:w="0" w14:cap="flat" w14:cmpd="sng" w14:algn="ctr">
+                  <w14:noFill/>
+                  <w14:prstDash w14:val="solid"/>
+                  <w14:round/>
+                </w14:textOutline>
+              </w:rPr>
+              <w:t>שמירת הערך החדש הנשלח מהשחקן בבסיסי הנתונים</w:t>
+            </w:r>
+          </w:p>
+        </w:tc>
+        <w:tc>
+          <w:tcPr>
+            <w:tcW w:w="1329" w:type="dxa"/>
+            <w:shd w:val="clear" w:color="auto" w:fill="D0CECE" w:themeFill="background2" w:themeFillShade="E6"/>
+          </w:tcPr>
+          <w:p>
+            <w:pPr>
+              <w:rPr>
+                <w:sz w:val="24"/>
+                <w:szCs w:val="24"/>
+                <w:rtl/>
+                <w14:shadow w14:blurRad="38100" w14:dist="25400" w14:dir="5400000" w14:sx="100000" w14:sy="100000" w14:kx="0" w14:ky="0" w14:algn="ctr">
+                  <w14:srgbClr w14:val="6E747A">
+                    <w14:alpha w14:val="57000"/>
+                  </w14:srgbClr>
+                </w14:shadow>
+                <w14:textOutline w14:w="0" w14:cap="flat" w14:cmpd="sng" w14:algn="ctr">
+                  <w14:noFill/>
+                  <w14:prstDash w14:val="solid"/>
+                  <w14:round/>
+                </w14:textOutline>
+              </w:rPr>
+            </w:pPr>
+            <w:r>
+              <w:rPr>
+                <w:rFonts w:hint="cs"/>
+                <w:sz w:val="24"/>
+                <w:szCs w:val="24"/>
+                <w:rtl/>
+                <w14:shadow w14:blurRad="38100" w14:dist="25400" w14:dir="5400000" w14:sx="100000" w14:sy="100000" w14:kx="0" w14:ky="0" w14:algn="ctr">
+                  <w14:srgbClr w14:val="6E747A">
+                    <w14:alpha w14:val="57000"/>
+                  </w14:srgbClr>
+                </w14:shadow>
+                <w14:textOutline w14:w="0" w14:cap="flat" w14:cmpd="sng" w14:algn="ctr">
+                  <w14:noFill/>
+                  <w14:prstDash w14:val="solid"/>
+                  <w14:round/>
+                </w14:textOutline>
+              </w:rPr>
+              <w:t>קוד עדכון צבע</w:t>
+            </w:r>
+          </w:p>
+        </w:tc>
+        <w:tc>
+          <w:tcPr>
+            <w:tcW w:w="1055" w:type="dxa"/>
+            <w:shd w:val="clear" w:color="auto" w:fill="D0CECE" w:themeFill="background2" w:themeFillShade="E6"/>
+          </w:tcPr>
+          <w:p>
+            <w:pPr>
+              <w:rPr>
+                <w:sz w:val="24"/>
+                <w:szCs w:val="24"/>
+                <w:rtl/>
+                <w14:shadow w14:blurRad="38100" w14:dist="25400" w14:dir="5400000" w14:sx="100000" w14:sy="100000" w14:kx="0" w14:ky="0" w14:algn="ctr">
+                  <w14:srgbClr w14:val="6E747A">
+                    <w14:alpha w14:val="57000"/>
+                  </w14:srgbClr>
+                </w14:shadow>
+                <w14:textOutline w14:w="0" w14:cap="flat" w14:cmpd="sng" w14:algn="ctr">
+                  <w14:noFill/>
+                  <w14:prstDash w14:val="solid"/>
+                  <w14:round/>
+                </w14:textOutline>
+              </w:rPr>
+            </w:pPr>
+            <w:r>
+              <w:rPr>
+                <w:rFonts w:hint="cs"/>
+                <w:sz w:val="24"/>
+                <w:szCs w:val="24"/>
+                <w:rtl/>
+                <w14:shadow w14:blurRad="38100" w14:dist="25400" w14:dir="5400000" w14:sx="100000" w14:sy="100000" w14:kx="0" w14:ky="0" w14:algn="ctr">
+                  <w14:srgbClr w14:val="6E747A">
+                    <w14:alpha w14:val="57000"/>
+                  </w14:srgbClr>
+                </w14:shadow>
+                <w14:textOutline w14:w="0" w14:cap="flat" w14:cmpd="sng" w14:algn="ctr">
+                  <w14:noFill/>
+                  <w14:prstDash w14:val="solid"/>
+                  <w14:round/>
+                </w14:textOutline>
+              </w:rPr>
+              <w:t>!</w:t>
+            </w:r>
+          </w:p>
+        </w:tc>
+        <w:tc>
+          <w:tcPr>
+            <w:tcW w:w="2080" w:type="dxa"/>
+            <w:shd w:val="clear" w:color="auto" w:fill="D0CECE" w:themeFill="background2" w:themeFillShade="E6"/>
+          </w:tcPr>
+          <w:p>
+            <w:pPr>
+              <w:rPr>
+                <w:sz w:val="24"/>
+                <w:szCs w:val="24"/>
+                <w:rtl/>
+                <w14:shadow w14:blurRad="38100" w14:dist="25400" w14:dir="5400000" w14:sx="100000" w14:sy="100000" w14:kx="0" w14:ky="0" w14:algn="ctr">
+                  <w14:srgbClr w14:val="6E747A">
+                    <w14:alpha w14:val="57000"/>
+                  </w14:srgbClr>
+                </w14:shadow>
+                <w14:textOutline w14:w="0" w14:cap="flat" w14:cmpd="sng" w14:algn="ctr">
+                  <w14:noFill/>
+                  <w14:prstDash w14:val="solid"/>
+                  <w14:round/>
+                </w14:textOutline>
+              </w:rPr>
+            </w:pPr>
+            <w:r>
+              <w:rPr>
+                <w:rFonts w:hint="cs"/>
+                <w:sz w:val="24"/>
+                <w:szCs w:val="24"/>
+                <w:rtl/>
+                <w14:shadow w14:blurRad="38100" w14:dist="25400" w14:dir="5400000" w14:sx="100000" w14:sy="100000" w14:kx="0" w14:ky="0" w14:algn="ctr">
+                  <w14:srgbClr w14:val="6E747A">
+                    <w14:alpha w14:val="57000"/>
+                  </w14:srgbClr>
+                </w14:shadow>
+                <w14:textOutline w14:w="0" w14:cap="flat" w14:cmpd="sng" w14:algn="ctr">
+                  <w14:noFill/>
+                  <w14:prstDash w14:val="solid"/>
+                  <w14:round/>
+                </w14:textOutline>
+              </w:rPr>
+              <w:t>במקרה והחשבון נמחק נשלחה אות לשחקן - @</w:t>
+            </w:r>
+          </w:p>
+        </w:tc>
+      </w:tr>
+      <w:tr>
+        <w:tc>
+          <w:tcPr>
+            <w:tcW w:w="789" w:type="dxa"/>
+            <w:shd w:val="clear" w:color="auto" w:fill="D0CECE" w:themeFill="background2" w:themeFillShade="E6"/>
+          </w:tcPr>
+          <w:p>
+            <w:pPr>
+              <w:rPr>
+                <w:rFonts w:hint="cs"/>
+                <w:sz w:val="24"/>
+                <w:szCs w:val="24"/>
+                <w:rtl/>
+                <w14:shadow w14:blurRad="38100" w14:dist="25400" w14:dir="5400000" w14:sx="100000" w14:sy="100000" w14:kx="0" w14:ky="0" w14:algn="ctr">
+                  <w14:srgbClr w14:val="6E747A">
+                    <w14:alpha w14:val="57000"/>
+                  </w14:srgbClr>
+                </w14:shadow>
+                <w14:textOutline w14:w="0" w14:cap="flat" w14:cmpd="sng" w14:algn="ctr">
+                  <w14:noFill/>
+                  <w14:prstDash w14:val="solid"/>
+                  <w14:round/>
+                </w14:textOutline>
+              </w:rPr>
+            </w:pPr>
+            <w:r>
+              <w:rPr>
+                <w:rFonts w:hint="cs"/>
+                <w:sz w:val="24"/>
+                <w:szCs w:val="24"/>
+                <w:rtl/>
+                <w14:shadow w14:blurRad="38100" w14:dist="25400" w14:dir="5400000" w14:sx="100000" w14:sy="100000" w14:kx="0" w14:ky="0" w14:algn="ctr">
+                  <w14:srgbClr w14:val="6E747A">
+                    <w14:alpha w14:val="57000"/>
+                  </w14:srgbClr>
+                </w14:shadow>
+                <w14:textOutline w14:w="0" w14:cap="flat" w14:cmpd="sng" w14:algn="ctr">
+                  <w14:noFill/>
+                  <w14:prstDash w14:val="solid"/>
+                  <w14:round/>
+                </w14:textOutline>
+              </w:rPr>
+              <w:t>א.5</w:t>
+            </w:r>
+          </w:p>
+        </w:tc>
+        <w:tc>
+          <w:tcPr>
+            <w:tcW w:w="1125" w:type="dxa"/>
+            <w:shd w:val="clear" w:color="auto" w:fill="D0CECE" w:themeFill="background2" w:themeFillShade="E6"/>
+          </w:tcPr>
+          <w:p>
+            <w:pPr>
+              <w:rPr>
+                <w:rFonts w:hint="cs"/>
+                <w:sz w:val="24"/>
+                <w:szCs w:val="24"/>
+                <w:rtl/>
+                <w14:shadow w14:blurRad="38100" w14:dist="25400" w14:dir="5400000" w14:sx="100000" w14:sy="100000" w14:kx="0" w14:ky="0" w14:algn="ctr">
+                  <w14:srgbClr w14:val="6E747A">
+                    <w14:alpha w14:val="57000"/>
+                  </w14:srgbClr>
+                </w14:shadow>
+                <w14:textOutline w14:w="0" w14:cap="flat" w14:cmpd="sng" w14:algn="ctr">
+                  <w14:noFill/>
+                  <w14:prstDash w14:val="solid"/>
+                  <w14:round/>
+                </w14:textOutline>
+              </w:rPr>
+            </w:pPr>
+            <w:r>
+              <w:rPr>
+                <w:rFonts w:hint="cs"/>
+                <w:sz w:val="24"/>
+                <w:szCs w:val="24"/>
+                <w:rtl/>
+                <w14:shadow w14:blurRad="38100" w14:dist="25400" w14:dir="5400000" w14:sx="100000" w14:sy="100000" w14:kx="0" w14:ky="0" w14:algn="ctr">
+                  <w14:srgbClr w14:val="6E747A">
+                    <w14:alpha w14:val="57000"/>
+                  </w14:srgbClr>
+                </w14:shadow>
+                <w14:textOutline w14:w="0" w14:cap="flat" w14:cmpd="sng" w14:algn="ctr">
+                  <w14:noFill/>
+                  <w14:prstDash w14:val="solid"/>
+                  <w14:round/>
+                </w14:textOutline>
+              </w:rPr>
+              <w:t>קבלת צבע השחקן</w:t>
+            </w:r>
+          </w:p>
+        </w:tc>
+        <w:tc>
+          <w:tcPr>
+            <w:tcW w:w="2080" w:type="dxa"/>
+            <w:shd w:val="clear" w:color="auto" w:fill="D0CECE" w:themeFill="background2" w:themeFillShade="E6"/>
+          </w:tcPr>
+          <w:p>
+            <w:pPr>
+              <w:rPr>
+                <w:sz w:val="24"/>
+                <w:szCs w:val="24"/>
+                <w14:shadow w14:blurRad="38100" w14:dist="25400" w14:dir="5400000" w14:sx="100000" w14:sy="100000" w14:kx="0" w14:ky="0" w14:algn="ctr">
+                  <w14:srgbClr w14:val="6E747A">
+                    <w14:alpha w14:val="57000"/>
+                  </w14:srgbClr>
+                </w14:shadow>
+                <w14:textOutline w14:w="0" w14:cap="flat" w14:cmpd="sng" w14:algn="ctr">
+                  <w14:noFill/>
+                  <w14:prstDash w14:val="solid"/>
+                  <w14:round/>
+                </w14:textOutline>
+              </w:rPr>
+            </w:pPr>
+            <w:r>
+              <w:rPr>
+                <w:rFonts w:hint="cs"/>
+                <w:sz w:val="24"/>
+                <w:szCs w:val="24"/>
+                <w:rtl/>
+                <w14:shadow w14:blurRad="38100" w14:dist="25400" w14:dir="5400000" w14:sx="100000" w14:sy="100000" w14:kx="0" w14:ky="0" w14:algn="ctr">
+                  <w14:srgbClr w14:val="6E747A">
+                    <w14:alpha w14:val="57000"/>
+                  </w14:srgbClr>
+                </w14:shadow>
+                <w14:textOutline w14:w="0" w14:cap="flat" w14:cmpd="sng" w14:algn="ctr">
+                  <w14:noFill/>
+                  <w14:prstDash w14:val="solid"/>
+                  <w14:round/>
+                </w14:textOutline>
+              </w:rPr>
+              <w:t>שליחת ערך הצבע של השחקן דרך ה</w:t>
+            </w:r>
+            <w:r>
+              <w:rPr>
+                <w:sz w:val="24"/>
+                <w:szCs w:val="24"/>
+                <w14:shadow w14:blurRad="38100" w14:dist="25400" w14:dir="5400000" w14:sx="100000" w14:sy="100000" w14:kx="0" w14:ky="0" w14:algn="ctr">
+                  <w14:srgbClr w14:val="6E747A">
+                    <w14:alpha w14:val="57000"/>
+                  </w14:srgbClr>
+                </w14:shadow>
+                <w14:textOutline w14:w="0" w14:cap="flat" w14:cmpd="sng" w14:algn="ctr">
+                  <w14:noFill/>
+                  <w14:prstDash w14:val="solid"/>
+                  <w14:round/>
+                </w14:textOutline>
+              </w:rPr>
+              <w:t>socket</w:t>
+            </w:r>
+          </w:p>
+        </w:tc>
+        <w:tc>
+          <w:tcPr>
+            <w:tcW w:w="1329" w:type="dxa"/>
+            <w:shd w:val="clear" w:color="auto" w:fill="D0CECE" w:themeFill="background2" w:themeFillShade="E6"/>
+          </w:tcPr>
+          <w:p>
+            <w:pPr>
+              <w:rPr>
+                <w:rFonts w:hint="cs"/>
+                <w:sz w:val="24"/>
+                <w:szCs w:val="24"/>
+                <w:rtl/>
+                <w14:shadow w14:blurRad="38100" w14:dist="25400" w14:dir="5400000" w14:sx="100000" w14:sy="100000" w14:kx="0" w14:ky="0" w14:algn="ctr">
+                  <w14:srgbClr w14:val="6E747A">
+                    <w14:alpha w14:val="57000"/>
+                  </w14:srgbClr>
+                </w14:shadow>
+                <w14:textOutline w14:w="0" w14:cap="flat" w14:cmpd="sng" w14:algn="ctr">
+                  <w14:noFill/>
+                  <w14:prstDash w14:val="solid"/>
+                  <w14:round/>
+                </w14:textOutline>
+              </w:rPr>
+            </w:pPr>
+            <w:r>
+              <w:rPr>
+                <w:rFonts w:hint="cs"/>
+                <w:sz w:val="24"/>
+                <w:szCs w:val="24"/>
+                <w:rtl/>
+                <w14:shadow w14:blurRad="38100" w14:dist="25400" w14:dir="5400000" w14:sx="100000" w14:sy="100000" w14:kx="0" w14:ky="0" w14:algn="ctr">
+                  <w14:srgbClr w14:val="6E747A">
+                    <w14:alpha w14:val="57000"/>
+                  </w14:srgbClr>
+                </w14:shadow>
+                <w14:textOutline w14:w="0" w14:cap="flat" w14:cmpd="sng" w14:algn="ctr">
+                  <w14:noFill/>
+                  <w14:prstDash w14:val="solid"/>
+                  <w14:round/>
+                </w14:textOutline>
+              </w:rPr>
+              <w:t>קוד קבלת צבע</w:t>
+            </w:r>
+          </w:p>
+        </w:tc>
+        <w:tc>
+          <w:tcPr>
+            <w:tcW w:w="1055" w:type="dxa"/>
+            <w:shd w:val="clear" w:color="auto" w:fill="D0CECE" w:themeFill="background2" w:themeFillShade="E6"/>
+          </w:tcPr>
+          <w:p>
+            <w:pPr>
+              <w:rPr>
+                <w:rFonts w:hint="cs"/>
+                <w:sz w:val="24"/>
+                <w:szCs w:val="24"/>
+                <w:rtl/>
+                <w14:shadow w14:blurRad="38100" w14:dist="25400" w14:dir="5400000" w14:sx="100000" w14:sy="100000" w14:kx="0" w14:ky="0" w14:algn="ctr">
+                  <w14:srgbClr w14:val="6E747A">
+                    <w14:alpha w14:val="57000"/>
+                  </w14:srgbClr>
+                </w14:shadow>
+                <w14:textOutline w14:w="0" w14:cap="flat" w14:cmpd="sng" w14:algn="ctr">
+                  <w14:noFill/>
+                  <w14:prstDash w14:val="solid"/>
+                  <w14:round/>
+                </w14:textOutline>
+              </w:rPr>
+            </w:pPr>
+            <w:r>
+              <w:rPr>
+                <w:rFonts w:hint="cs"/>
+                <w:sz w:val="24"/>
+                <w:szCs w:val="24"/>
+                <w:rtl/>
+                <w14:shadow w14:blurRad="38100" w14:dist="25400" w14:dir="5400000" w14:sx="100000" w14:sy="100000" w14:kx="0" w14:ky="0" w14:algn="ctr">
+                  <w14:srgbClr w14:val="6E747A">
+                    <w14:alpha w14:val="57000"/>
+                  </w14:srgbClr>
+                </w14:shadow>
+                <w14:textOutline w14:w="0" w14:cap="flat" w14:cmpd="sng" w14:algn="ctr">
+                  <w14:noFill/>
+                  <w14:prstDash w14:val="solid"/>
+                  <w14:round/>
+                </w14:textOutline>
+              </w:rPr>
+              <w:t>ערך הצבע של השחקן</w:t>
+            </w:r>
+          </w:p>
+        </w:tc>
+        <w:tc>
+          <w:tcPr>
+            <w:tcW w:w="2080" w:type="dxa"/>
+            <w:shd w:val="clear" w:color="auto" w:fill="D0CECE" w:themeFill="background2" w:themeFillShade="E6"/>
+          </w:tcPr>
+          <w:p>
+            <w:pPr>
+              <w:rPr>
+                <w:rFonts w:hint="cs"/>
+                <w:sz w:val="24"/>
+                <w:szCs w:val="24"/>
+                <w:rtl/>
+                <w14:shadow w14:blurRad="38100" w14:dist="25400" w14:dir="5400000" w14:sx="100000" w14:sy="100000" w14:kx="0" w14:ky="0" w14:algn="ctr">
+                  <w14:srgbClr w14:val="6E747A">
+                    <w14:alpha w14:val="57000"/>
+                  </w14:srgbClr>
+                </w14:shadow>
+                <w14:textOutline w14:w="0" w14:cap="flat" w14:cmpd="sng" w14:algn="ctr">
+                  <w14:noFill/>
+                  <w14:prstDash w14:val="solid"/>
+                  <w14:round/>
+                </w14:textOutline>
+              </w:rPr>
+            </w:pPr>
+            <w:r>
+              <w:rPr>
+                <w:rFonts w:hint="cs"/>
+                <w:sz w:val="24"/>
+                <w:szCs w:val="24"/>
+                <w:rtl/>
+                <w14:shadow w14:blurRad="38100" w14:dist="25400" w14:dir="5400000" w14:sx="100000" w14:sy="100000" w14:kx="0" w14:ky="0" w14:algn="ctr">
+                  <w14:srgbClr w14:val="6E747A">
+                    <w14:alpha w14:val="57000"/>
+                  </w14:srgbClr>
+                </w14:shadow>
+                <w14:textOutline w14:w="0" w14:cap="flat" w14:cmpd="sng" w14:algn="ctr">
+                  <w14:noFill/>
+                  <w14:prstDash w14:val="solid"/>
+                  <w14:round/>
+                </w14:textOutline>
+              </w:rPr>
+              <w:t>במקרה והחשבון נמחק נשלחה אות לשחקן - @</w:t>
+            </w:r>
+          </w:p>
+        </w:tc>
+      </w:tr>
+      <w:tr>
+        <w:tc>
+          <w:tcPr>
+            <w:tcW w:w="789" w:type="dxa"/>
+            <w:shd w:val="clear" w:color="auto" w:fill="D0CECE" w:themeFill="background2" w:themeFillShade="E6"/>
+          </w:tcPr>
+          <w:p>
+            <w:pPr>
+              <w:rPr>
+                <w:sz w:val="24"/>
+                <w:szCs w:val="24"/>
+                <w:rtl/>
+                <w14:shadow w14:blurRad="38100" w14:dist="25400" w14:dir="5400000" w14:sx="100000" w14:sy="100000" w14:kx="0" w14:ky="0" w14:algn="ctr">
+                  <w14:srgbClr w14:val="6E747A">
+                    <w14:alpha w14:val="57000"/>
+                  </w14:srgbClr>
+                </w14:shadow>
+                <w14:textOutline w14:w="0" w14:cap="flat" w14:cmpd="sng" w14:algn="ctr">
+                  <w14:noFill/>
+                  <w14:prstDash w14:val="solid"/>
+                  <w14:round/>
+                </w14:textOutline>
+              </w:rPr>
+            </w:pPr>
+            <w:r>
+              <w:rPr>
+                <w:rFonts w:hint="cs"/>
+                <w:sz w:val="24"/>
+                <w:szCs w:val="24"/>
+                <w:rtl/>
+                <w14:shadow w14:blurRad="38100" w14:dist="25400" w14:dir="5400000" w14:sx="100000" w14:sy="100000" w14:kx="0" w14:ky="0" w14:algn="ctr">
+                  <w14:srgbClr w14:val="6E747A">
+                    <w14:alpha w14:val="57000"/>
+                  </w14:srgbClr>
+                </w14:shadow>
+                <w14:textOutline w14:w="0" w14:cap="flat" w14:cmpd="sng" w14:algn="ctr">
+                  <w14:noFill/>
+                  <w14:prstDash w14:val="solid"/>
+                  <w14:round/>
+                </w14:textOutline>
+              </w:rPr>
+              <w:t>א.6</w:t>
+            </w:r>
+          </w:p>
+        </w:tc>
+        <w:tc>
+          <w:tcPr>
+            <w:tcW w:w="1125" w:type="dxa"/>
+            <w:shd w:val="clear" w:color="auto" w:fill="D0CECE" w:themeFill="background2" w:themeFillShade="E6"/>
+          </w:tcPr>
+          <w:p>
+            <w:pPr>
+              <w:rPr>
+                <w:sz w:val="24"/>
+                <w:szCs w:val="24"/>
+                <w:rtl/>
+                <w14:shadow w14:blurRad="38100" w14:dist="25400" w14:dir="5400000" w14:sx="100000" w14:sy="100000" w14:kx="0" w14:ky="0" w14:algn="ctr">
+                  <w14:srgbClr w14:val="6E747A">
+                    <w14:alpha w14:val="57000"/>
+                  </w14:srgbClr>
+                </w14:shadow>
+                <w14:textOutline w14:w="0" w14:cap="flat" w14:cmpd="sng" w14:algn="ctr">
+                  <w14:noFill/>
+                  <w14:prstDash w14:val="solid"/>
+                  <w14:round/>
+                </w14:textOutline>
+              </w:rPr>
+            </w:pPr>
+            <w:r>
+              <w:rPr>
+                <w:rFonts w:hint="cs"/>
+                <w:sz w:val="24"/>
+                <w:szCs w:val="24"/>
+                <w:rtl/>
+                <w14:shadow w14:blurRad="38100" w14:dist="25400" w14:dir="5400000" w14:sx="100000" w14:sy="100000" w14:kx="0" w14:ky="0" w14:algn="ctr">
+                  <w14:srgbClr w14:val="6E747A">
+                    <w14:alpha w14:val="57000"/>
+                  </w14:srgbClr>
+                </w14:shadow>
+                <w14:textOutline w14:w="0" w14:cap="flat" w14:cmpd="sng" w14:algn="ctr">
+                  <w14:noFill/>
+                  <w14:prstDash w14:val="solid"/>
+                  <w14:round/>
+                </w14:textOutline>
+              </w:rPr>
+              <w:t>בקשה לקרב</w:t>
+            </w:r>
+          </w:p>
+        </w:tc>
+        <w:tc>
+          <w:tcPr>
+            <w:tcW w:w="2080" w:type="dxa"/>
+            <w:shd w:val="clear" w:color="auto" w:fill="D0CECE" w:themeFill="background2" w:themeFillShade="E6"/>
+          </w:tcPr>
+          <w:p>
+            <w:pPr>
+              <w:rPr>
+                <w:sz w:val="24"/>
+                <w:szCs w:val="24"/>
+                <w:rtl/>
+                <w14:shadow w14:blurRad="38100" w14:dist="25400" w14:dir="5400000" w14:sx="100000" w14:sy="100000" w14:kx="0" w14:ky="0" w14:algn="ctr">
+                  <w14:srgbClr w14:val="6E747A">
+                    <w14:alpha w14:val="57000"/>
+                  </w14:srgbClr>
+                </w14:shadow>
+                <w14:textOutline w14:w="0" w14:cap="flat" w14:cmpd="sng" w14:algn="ctr">
+                  <w14:noFill/>
+                  <w14:prstDash w14:val="solid"/>
+                  <w14:round/>
+                </w14:textOutline>
+              </w:rPr>
+            </w:pPr>
+            <w:r>
+              <w:rPr>
+                <w:rFonts w:hint="cs"/>
+                <w:sz w:val="24"/>
+                <w:szCs w:val="24"/>
+                <w:rtl/>
+                <w14:shadow w14:blurRad="38100" w14:dist="25400" w14:dir="5400000" w14:sx="100000" w14:sy="100000" w14:kx="0" w14:ky="0" w14:algn="ctr">
+                  <w14:srgbClr w14:val="6E747A">
+                    <w14:alpha w14:val="57000"/>
+                  </w14:srgbClr>
+                </w14:shadow>
+                <w14:textOutline w14:w="0" w14:cap="flat" w14:cmpd="sng" w14:algn="ctr">
+                  <w14:noFill/>
+                  <w14:prstDash w14:val="solid"/>
+                  <w14:round/>
+                </w14:textOutline>
+              </w:rPr>
+              <w:t>אם כבר קיים שחקן הממתין לקרב מאותו סוג מתווך ביניהם במקרה ולא ממתין לשחקן אחר</w:t>
+            </w:r>
+          </w:p>
+        </w:tc>
+        <w:tc>
+          <w:tcPr>
+            <w:tcW w:w="1329" w:type="dxa"/>
+            <w:shd w:val="clear" w:color="auto" w:fill="D0CECE" w:themeFill="background2" w:themeFillShade="E6"/>
+          </w:tcPr>
+          <w:p>
+            <w:pPr>
+              <w:rPr>
+                <w:sz w:val="24"/>
+                <w:szCs w:val="24"/>
+                <w:rtl/>
+                <w14:shadow w14:blurRad="38100" w14:dist="25400" w14:dir="5400000" w14:sx="100000" w14:sy="100000" w14:kx="0" w14:ky="0" w14:algn="ctr">
+                  <w14:srgbClr w14:val="6E747A">
+                    <w14:alpha w14:val="57000"/>
+                  </w14:srgbClr>
+                </w14:shadow>
+                <w14:textOutline w14:w="0" w14:cap="flat" w14:cmpd="sng" w14:algn="ctr">
+                  <w14:noFill/>
+                  <w14:prstDash w14:val="solid"/>
+                  <w14:round/>
+                </w14:textOutline>
+              </w:rPr>
+            </w:pPr>
+            <w:r>
+              <w:rPr>
+                <w:rFonts w:hint="cs"/>
+                <w:sz w:val="24"/>
+                <w:szCs w:val="24"/>
+                <w:rtl/>
+                <w14:shadow w14:blurRad="38100" w14:dist="25400" w14:dir="5400000" w14:sx="100000" w14:sy="100000" w14:kx="0" w14:ky="0" w14:algn="ctr">
+                  <w14:srgbClr w14:val="6E747A">
+                    <w14:alpha w14:val="57000"/>
+                  </w14:srgbClr>
+                </w14:shadow>
+                <w14:textOutline w14:w="0" w14:cap="flat" w14:cmpd="sng" w14:algn="ctr">
+                  <w14:noFill/>
+                  <w14:prstDash w14:val="solid"/>
+                  <w14:round/>
+                </w14:textOutline>
+              </w:rPr>
+              <w:t xml:space="preserve">קוד בקשה למשחק (כולל קוד סוג קרב </w:t>
+            </w:r>
+            <w:r>
+              <w:rPr>
+                <w:sz w:val="24"/>
+                <w:szCs w:val="24"/>
+                <w:rtl/>
+                <w14:shadow w14:blurRad="38100" w14:dist="25400" w14:dir="5400000" w14:sx="100000" w14:sy="100000" w14:kx="0" w14:ky="0" w14:algn="ctr">
+                  <w14:srgbClr w14:val="6E747A">
+                    <w14:alpha w14:val="57000"/>
+                  </w14:srgbClr>
+                </w14:shadow>
+                <w14:textOutline w14:w="0" w14:cap="flat" w14:cmpd="sng" w14:algn="ctr">
+                  <w14:noFill/>
+                  <w14:prstDash w14:val="solid"/>
+                  <w14:round/>
+                </w14:textOutline>
+              </w:rPr>
+              <w:t>–</w:t>
+            </w:r>
+            <w:r>
+              <w:rPr>
+                <w:rFonts w:hint="cs"/>
+                <w:sz w:val="24"/>
+                <w:szCs w:val="24"/>
+                <w:rtl/>
+                <w14:shadow w14:blurRad="38100" w14:dist="25400" w14:dir="5400000" w14:sx="100000" w14:sy="100000" w14:kx="0" w14:ky="0" w14:algn="ctr">
+                  <w14:srgbClr w14:val="6E747A">
+                    <w14:alpha w14:val="57000"/>
+                  </w14:srgbClr>
+                </w14:shadow>
+                <w14:textOutline w14:w="0" w14:cap="flat" w14:cmpd="sng" w14:algn="ctr">
+                  <w14:noFill/>
+                  <w14:prstDash w14:val="solid"/>
+                  <w14:round/>
+                </w14:textOutline>
+              </w:rPr>
+              <w:t xml:space="preserve"> זמן/חיים)</w:t>
+            </w:r>
+          </w:p>
+        </w:tc>
+        <w:tc>
+          <w:tcPr>
+            <w:tcW w:w="1055" w:type="dxa"/>
+            <w:shd w:val="clear" w:color="auto" w:fill="D0CECE" w:themeFill="background2" w:themeFillShade="E6"/>
+          </w:tcPr>
+          <w:p>
+            <w:pPr>
+              <w:rPr>
+                <w:rFonts w:hint="cs"/>
+                <w:sz w:val="24"/>
+                <w:szCs w:val="24"/>
+                <w:rtl/>
+                <w14:shadow w14:blurRad="38100" w14:dist="25400" w14:dir="5400000" w14:sx="100000" w14:sy="100000" w14:kx="0" w14:ky="0" w14:algn="ctr">
+                  <w14:srgbClr w14:val="6E747A">
+                    <w14:alpha w14:val="57000"/>
+                  </w14:srgbClr>
+                </w14:shadow>
+                <w14:textOutline w14:w="0" w14:cap="flat" w14:cmpd="sng" w14:algn="ctr">
+                  <w14:noFill/>
+                  <w14:prstDash w14:val="solid"/>
+                  <w14:round/>
+                </w14:textOutline>
+              </w:rPr>
+            </w:pPr>
+            <w:r>
+              <w:rPr>
+                <w:rFonts w:hint="cs"/>
+                <w:sz w:val="24"/>
+                <w:szCs w:val="24"/>
+                <w:rtl/>
+                <w14:shadow w14:blurRad="38100" w14:dist="25400" w14:dir="5400000" w14:sx="100000" w14:sy="100000" w14:kx="0" w14:ky="0" w14:algn="ctr">
+                  <w14:srgbClr w14:val="6E747A">
+                    <w14:alpha w14:val="57000"/>
+                  </w14:srgbClr>
+                </w14:shadow>
+                <w14:textOutline w14:w="0" w14:cap="flat" w14:cmpd="sng" w14:algn="ctr">
+                  <w14:noFill/>
+                  <w14:prstDash w14:val="solid"/>
+                  <w14:round/>
+                </w14:textOutline>
+              </w:rPr>
+              <w:t>ה-</w:t>
+            </w:r>
+            <w:proofErr w:type="spellStart"/>
+            <w:r>
+              <w:rPr>
+                <w:sz w:val="24"/>
+                <w:szCs w:val="24"/>
+                <w14:shadow w14:blurRad="38100" w14:dist="25400" w14:dir="5400000" w14:sx="100000" w14:sy="100000" w14:kx="0" w14:ky="0" w14:algn="ctr">
+                  <w14:srgbClr w14:val="6E747A">
+                    <w14:alpha w14:val="57000"/>
+                  </w14:srgbClr>
+                </w14:shadow>
+                <w14:textOutline w14:w="0" w14:cap="flat" w14:cmpd="sng" w14:algn="ctr">
+                  <w14:noFill/>
+                  <w14:prstDash w14:val="solid"/>
+                  <w14:round/>
+                </w14:textOutline>
+              </w:rPr>
+              <w:t>ip</w:t>
+            </w:r>
+            <w:proofErr w:type="spellEnd"/>
+            <w:r>
+              <w:rPr>
+                <w:rFonts w:hint="cs"/>
+                <w:sz w:val="24"/>
+                <w:szCs w:val="24"/>
+                <w:rtl/>
+                <w14:shadow w14:blurRad="38100" w14:dist="25400" w14:dir="5400000" w14:sx="100000" w14:sy="100000" w14:kx="0" w14:ky="0" w14:algn="ctr">
+                  <w14:srgbClr w14:val="6E747A">
+                    <w14:alpha w14:val="57000"/>
+                  </w14:srgbClr>
+                </w14:shadow>
+                <w14:textOutline w14:w="0" w14:cap="flat" w14:cmpd="sng" w14:algn="ctr">
+                  <w14:noFill/>
+                  <w14:prstDash w14:val="solid"/>
+                  <w14:round/>
+                </w14:textOutline>
+              </w:rPr>
+              <w:t xml:space="preserve"> של השחקן המתחבר (לאחר מכן גם חומות המפה)</w:t>
+            </w:r>
+          </w:p>
+        </w:tc>
+        <w:tc>
+          <w:tcPr>
+            <w:tcW w:w="2080" w:type="dxa"/>
+            <w:shd w:val="clear" w:color="auto" w:fill="D0CECE" w:themeFill="background2" w:themeFillShade="E6"/>
+          </w:tcPr>
+          <w:p>
+            <w:pPr>
+              <w:rPr>
+                <w:sz w:val="24"/>
+                <w:szCs w:val="24"/>
+                <w:rtl/>
+                <w14:shadow w14:blurRad="38100" w14:dist="25400" w14:dir="5400000" w14:sx="100000" w14:sy="100000" w14:kx="0" w14:ky="0" w14:algn="ctr">
+                  <w14:srgbClr w14:val="6E747A">
+                    <w14:alpha w14:val="57000"/>
+                  </w14:srgbClr>
+                </w14:shadow>
+                <w14:textOutline w14:w="0" w14:cap="flat" w14:cmpd="sng" w14:algn="ctr">
+                  <w14:noFill/>
+                  <w14:prstDash w14:val="solid"/>
+                  <w14:round/>
+                </w14:textOutline>
+              </w:rPr>
+            </w:pPr>
+            <w:r>
+              <w:rPr>
+                <w:rFonts w:hint="cs"/>
+                <w:sz w:val="24"/>
+                <w:szCs w:val="24"/>
+                <w:rtl/>
+                <w14:shadow w14:blurRad="38100" w14:dist="25400" w14:dir="5400000" w14:sx="100000" w14:sy="100000" w14:kx="0" w14:ky="0" w14:algn="ctr">
+                  <w14:srgbClr w14:val="6E747A">
+                    <w14:alpha w14:val="57000"/>
+                  </w14:srgbClr>
+                </w14:shadow>
+                <w14:textOutline w14:w="0" w14:cap="flat" w14:cmpd="sng" w14:algn="ctr">
+                  <w14:noFill/>
+                  <w14:prstDash w14:val="solid"/>
+                  <w14:round/>
+                </w14:textOutline>
+              </w:rPr>
+              <w:t>במקרה והחשבון נמחק נשלחה אות לשחקן - @</w:t>
+            </w:r>
+            <w:r>
+              <w:rPr>
+                <w:rFonts w:hint="cs"/>
+                <w:sz w:val="24"/>
+                <w:szCs w:val="24"/>
+                <w:rtl/>
+                <w14:shadow w14:blurRad="38100" w14:dist="25400" w14:dir="5400000" w14:sx="100000" w14:sy="100000" w14:kx="0" w14:ky="0" w14:algn="ctr">
+                  <w14:srgbClr w14:val="6E747A">
+                    <w14:alpha w14:val="57000"/>
+                  </w14:srgbClr>
+                </w14:shadow>
+                <w14:textOutline w14:w="0" w14:cap="flat" w14:cmpd="sng" w14:algn="ctr">
+                  <w14:noFill/>
+                  <w14:prstDash w14:val="solid"/>
+                  <w14:round/>
+                </w14:textOutline>
+              </w:rPr>
+              <w:t xml:space="preserve">, במקרה והשחקן אשר המתין ראשון מתנתק, </w:t>
+            </w:r>
+            <w:r>
+              <w:rPr>
+                <w:rFonts w:hint="cs"/>
+                <w:sz w:val="24"/>
+                <w:szCs w:val="24"/>
+                <w:rtl/>
+                <w14:shadow w14:blurRad="38100" w14:dist="25400" w14:dir="5400000" w14:sx="100000" w14:sy="100000" w14:kx="0" w14:ky="0" w14:algn="ctr">
+                  <w14:srgbClr w14:val="6E747A">
+                    <w14:alpha w14:val="57000"/>
+                  </w14:srgbClr>
+                </w14:shadow>
+                <w14:textOutline w14:w="0" w14:cap="flat" w14:cmpd="sng" w14:algn="ctr">
+                  <w14:noFill/>
+                  <w14:prstDash w14:val="solid"/>
+                  <w14:round/>
+                </w14:textOutline>
+              </w:rPr>
+              <w:t>מגדיר מחדש את תכונות השחקן הממתין בהתאם לשחקן השני</w:t>
+            </w:r>
+          </w:p>
+          <w:p>
+            <w:pPr>
+              <w:rPr>
+                <w:sz w:val="24"/>
+                <w:szCs w:val="24"/>
+                <w:rtl/>
+                <w14:shadow w14:blurRad="38100" w14:dist="25400" w14:dir="5400000" w14:sx="100000" w14:sy="100000" w14:kx="0" w14:ky="0" w14:algn="ctr">
+                  <w14:srgbClr w14:val="6E747A">
+                    <w14:alpha w14:val="57000"/>
+                  </w14:srgbClr>
+                </w14:shadow>
+                <w14:textOutline w14:w="0" w14:cap="flat" w14:cmpd="sng" w14:algn="ctr">
+                  <w14:noFill/>
+                  <w14:prstDash w14:val="solid"/>
+                  <w14:round/>
+                </w14:textOutline>
+              </w:rPr>
+            </w:pPr>
+          </w:p>
+        </w:tc>
+      </w:tr>
+      <w:tr>
+        <w:tc>
+          <w:tcPr>
+            <w:tcW w:w="789" w:type="dxa"/>
+            <w:shd w:val="clear" w:color="auto" w:fill="D0CECE" w:themeFill="background2" w:themeFillShade="E6"/>
+          </w:tcPr>
+          <w:p>
+            <w:pPr>
+              <w:rPr>
+                <w:sz w:val="24"/>
+                <w:szCs w:val="24"/>
+                <w:rtl/>
+                <w14:shadow w14:blurRad="38100" w14:dist="25400" w14:dir="5400000" w14:sx="100000" w14:sy="100000" w14:kx="0" w14:ky="0" w14:algn="ctr">
+                  <w14:srgbClr w14:val="6E747A">
+                    <w14:alpha w14:val="57000"/>
+                  </w14:srgbClr>
+                </w14:shadow>
+                <w14:textOutline w14:w="0" w14:cap="flat" w14:cmpd="sng" w14:algn="ctr">
+                  <w14:noFill/>
+                  <w14:prstDash w14:val="solid"/>
+                  <w14:round/>
+                </w14:textOutline>
+              </w:rPr>
+            </w:pPr>
+            <w:r>
+              <w:rPr>
+                <w:rFonts w:hint="cs"/>
+                <w:sz w:val="24"/>
+                <w:szCs w:val="24"/>
+                <w:rtl/>
+                <w14:shadow w14:blurRad="38100" w14:dist="25400" w14:dir="5400000" w14:sx="100000" w14:sy="100000" w14:kx="0" w14:ky="0" w14:algn="ctr">
+                  <w14:srgbClr w14:val="6E747A">
+                    <w14:alpha w14:val="57000"/>
+                  </w14:srgbClr>
+                </w14:shadow>
+                <w14:textOutline w14:w="0" w14:cap="flat" w14:cmpd="sng" w14:algn="ctr">
+                  <w14:noFill/>
+                  <w14:prstDash w14:val="solid"/>
+                  <w14:round/>
+                </w14:textOutline>
+              </w:rPr>
+              <w:lastRenderedPageBreak/>
+              <w:t>א.7</w:t>
+            </w:r>
+          </w:p>
+        </w:tc>
+        <w:tc>
+          <w:tcPr>
+            <w:tcW w:w="1125" w:type="dxa"/>
+            <w:shd w:val="clear" w:color="auto" w:fill="D0CECE" w:themeFill="background2" w:themeFillShade="E6"/>
+          </w:tcPr>
+          <w:p>
+            <w:pPr>
+              <w:rPr>
+                <w:sz w:val="24"/>
+                <w:szCs w:val="24"/>
+                <w:rtl/>
+                <w14:shadow w14:blurRad="38100" w14:dist="25400" w14:dir="5400000" w14:sx="100000" w14:sy="100000" w14:kx="0" w14:ky="0" w14:algn="ctr">
+                  <w14:srgbClr w14:val="6E747A">
+                    <w14:alpha w14:val="57000"/>
+                  </w14:srgbClr>
+                </w14:shadow>
+                <w14:textOutline w14:w="0" w14:cap="flat" w14:cmpd="sng" w14:algn="ctr">
+                  <w14:noFill/>
+                  <w14:prstDash w14:val="solid"/>
+                  <w14:round/>
+                </w14:textOutline>
+              </w:rPr>
+            </w:pPr>
+            <w:r>
+              <w:rPr>
+                <w:rFonts w:hint="cs"/>
+                <w:sz w:val="24"/>
+                <w:szCs w:val="24"/>
+                <w:rtl/>
+                <w14:shadow w14:blurRad="38100" w14:dist="25400" w14:dir="5400000" w14:sx="100000" w14:sy="100000" w14:kx="0" w14:ky="0" w14:algn="ctr">
+                  <w14:srgbClr w14:val="6E747A">
+                    <w14:alpha w14:val="57000"/>
+                  </w14:srgbClr>
+                </w14:shadow>
+                <w14:textOutline w14:w="0" w14:cap="flat" w14:cmpd="sng" w14:algn="ctr">
+                  <w14:noFill/>
+                  <w14:prstDash w14:val="solid"/>
+                  <w14:round/>
+                </w14:textOutline>
+              </w:rPr>
+              <w:t>עדכון תוצאות הקרב</w:t>
+            </w:r>
+          </w:p>
+        </w:tc>
+        <w:tc>
+          <w:tcPr>
+            <w:tcW w:w="2080" w:type="dxa"/>
+            <w:shd w:val="clear" w:color="auto" w:fill="D0CECE" w:themeFill="background2" w:themeFillShade="E6"/>
+          </w:tcPr>
+          <w:p>
+            <w:pPr>
+              <w:rPr>
+                <w:sz w:val="24"/>
+                <w:szCs w:val="24"/>
+                <w:rtl/>
+                <w14:shadow w14:blurRad="38100" w14:dist="25400" w14:dir="5400000" w14:sx="100000" w14:sy="100000" w14:kx="0" w14:ky="0" w14:algn="ctr">
+                  <w14:srgbClr w14:val="6E747A">
+                    <w14:alpha w14:val="57000"/>
+                  </w14:srgbClr>
+                </w14:shadow>
+                <w14:textOutline w14:w="0" w14:cap="flat" w14:cmpd="sng" w14:algn="ctr">
+                  <w14:noFill/>
+                  <w14:prstDash w14:val="solid"/>
+                  <w14:round/>
+                </w14:textOutline>
+              </w:rPr>
+            </w:pPr>
+            <w:r>
+              <w:rPr>
+                <w:rFonts w:hint="cs"/>
+                <w:sz w:val="24"/>
+                <w:szCs w:val="24"/>
+                <w:rtl/>
+                <w14:shadow w14:blurRad="38100" w14:dist="25400" w14:dir="5400000" w14:sx="100000" w14:sy="100000" w14:kx="0" w14:ky="0" w14:algn="ctr">
+                  <w14:srgbClr w14:val="6E747A">
+                    <w14:alpha w14:val="57000"/>
+                  </w14:srgbClr>
+                </w14:shadow>
+                <w14:textOutline w14:w="0" w14:cap="flat" w14:cmpd="sng" w14:algn="ctr">
+                  <w14:noFill/>
+                  <w14:prstDash w14:val="solid"/>
+                  <w14:round/>
+                </w14:textOutline>
+              </w:rPr>
+              <w:t xml:space="preserve">הכנסה לרשימת העדכונים שצריך לכתוב לבסיסי הנתונים </w:t>
+            </w:r>
+            <w:r>
+              <w:rPr>
+                <w:sz w:val="24"/>
+                <w:szCs w:val="24"/>
+                <w:rtl/>
+                <w14:shadow w14:blurRad="38100" w14:dist="25400" w14:dir="5400000" w14:sx="100000" w14:sy="100000" w14:kx="0" w14:ky="0" w14:algn="ctr">
+                  <w14:srgbClr w14:val="6E747A">
+                    <w14:alpha w14:val="57000"/>
+                  </w14:srgbClr>
+                </w14:shadow>
+                <w14:textOutline w14:w="0" w14:cap="flat" w14:cmpd="sng" w14:algn="ctr">
+                  <w14:noFill/>
+                  <w14:prstDash w14:val="solid"/>
+                  <w14:round/>
+                </w14:textOutline>
+              </w:rPr>
+              <w:t>–</w:t>
+            </w:r>
+            <w:r>
+              <w:rPr>
+                <w:rFonts w:hint="cs"/>
+                <w:sz w:val="24"/>
+                <w:szCs w:val="24"/>
+                <w:rtl/>
+                <w14:shadow w14:blurRad="38100" w14:dist="25400" w14:dir="5400000" w14:sx="100000" w14:sy="100000" w14:kx="0" w14:ky="0" w14:algn="ctr">
+                  <w14:srgbClr w14:val="6E747A">
+                    <w14:alpha w14:val="57000"/>
+                  </w14:srgbClr>
+                </w14:shadow>
+                <w14:textOutline w14:w="0" w14:cap="flat" w14:cmpd="sng" w14:algn="ctr">
+                  <w14:noFill/>
+                  <w14:prstDash w14:val="solid"/>
+                  <w14:round/>
+                </w14:textOutline>
+              </w:rPr>
+              <w:t xml:space="preserve"> (נסרקת כל פרק זמן מוגדר)</w:t>
+            </w:r>
+          </w:p>
+        </w:tc>
+        <w:tc>
+          <w:tcPr>
+            <w:tcW w:w="1329" w:type="dxa"/>
+            <w:shd w:val="clear" w:color="auto" w:fill="D0CECE" w:themeFill="background2" w:themeFillShade="E6"/>
+          </w:tcPr>
+          <w:p>
+            <w:pPr>
+              <w:rPr>
+                <w:sz w:val="24"/>
+                <w:szCs w:val="24"/>
+                <w14:shadow w14:blurRad="38100" w14:dist="25400" w14:dir="5400000" w14:sx="100000" w14:sy="100000" w14:kx="0" w14:ky="0" w14:algn="ctr">
+                  <w14:srgbClr w14:val="6E747A">
+                    <w14:alpha w14:val="57000"/>
+                  </w14:srgbClr>
+                </w14:shadow>
+                <w14:textOutline w14:w="0" w14:cap="flat" w14:cmpd="sng" w14:algn="ctr">
+                  <w14:noFill/>
+                  <w14:prstDash w14:val="solid"/>
+                  <w14:round/>
+                </w14:textOutline>
+              </w:rPr>
+            </w:pPr>
+            <w:r>
+              <w:rPr>
+                <w:rFonts w:hint="cs"/>
+                <w:sz w:val="24"/>
+                <w:szCs w:val="24"/>
+                <w:rtl/>
+                <w14:shadow w14:blurRad="38100" w14:dist="25400" w14:dir="5400000" w14:sx="100000" w14:sy="100000" w14:kx="0" w14:ky="0" w14:algn="ctr">
+                  <w14:srgbClr w14:val="6E747A">
+                    <w14:alpha w14:val="57000"/>
+                  </w14:srgbClr>
+                </w14:shadow>
+                <w14:textOutline w14:w="0" w14:cap="flat" w14:cmpd="sng" w14:algn="ctr">
+                  <w14:noFill/>
+                  <w14:prstDash w14:val="solid"/>
+                  <w14:round/>
+                </w14:textOutline>
+              </w:rPr>
+              <w:t xml:space="preserve">הקוד המתאים לתוצאה </w:t>
+            </w:r>
+            <w:r>
+              <w:rPr>
+                <w:sz w:val="24"/>
+                <w:szCs w:val="24"/>
+                <w:rtl/>
+                <w14:shadow w14:blurRad="38100" w14:dist="25400" w14:dir="5400000" w14:sx="100000" w14:sy="100000" w14:kx="0" w14:ky="0" w14:algn="ctr">
+                  <w14:srgbClr w14:val="6E747A">
+                    <w14:alpha w14:val="57000"/>
+                  </w14:srgbClr>
+                </w14:shadow>
+                <w14:textOutline w14:w="0" w14:cap="flat" w14:cmpd="sng" w14:algn="ctr">
+                  <w14:noFill/>
+                  <w14:prstDash w14:val="solid"/>
+                  <w14:round/>
+                </w14:textOutline>
+              </w:rPr>
+              <w:t>–</w:t>
+            </w:r>
+            <w:r>
+              <w:rPr>
+                <w:rFonts w:hint="cs"/>
+                <w:sz w:val="24"/>
+                <w:szCs w:val="24"/>
+                <w:rtl/>
+                <w14:shadow w14:blurRad="38100" w14:dist="25400" w14:dir="5400000" w14:sx="100000" w14:sy="100000" w14:kx="0" w14:ky="0" w14:algn="ctr">
+                  <w14:srgbClr w14:val="6E747A">
+                    <w14:alpha w14:val="57000"/>
+                  </w14:srgbClr>
+                </w14:shadow>
+                <w14:textOutline w14:w="0" w14:cap="flat" w14:cmpd="sng" w14:algn="ctr">
+                  <w14:noFill/>
+                  <w14:prstDash w14:val="solid"/>
+                  <w14:round/>
+                </w14:textOutline>
+              </w:rPr>
+              <w:t xml:space="preserve"> (</w:t>
+            </w:r>
+            <w:r>
+              <w:rPr>
+                <w:sz w:val="24"/>
+                <w:szCs w:val="24"/>
+                <w14:shadow w14:blurRad="38100" w14:dist="25400" w14:dir="5400000" w14:sx="100000" w14:sy="100000" w14:kx="0" w14:ky="0" w14:algn="ctr">
+                  <w14:srgbClr w14:val="6E747A">
+                    <w14:alpha w14:val="57000"/>
+                  </w14:srgbClr>
+                </w14:shadow>
+                <w14:textOutline w14:w="0" w14:cap="flat" w14:cmpd="sng" w14:algn="ctr">
+                  <w14:noFill/>
+                  <w14:prstDash w14:val="solid"/>
+                  <w14:round/>
+                </w14:textOutline>
+              </w:rPr>
+              <w:t>(W/L/E</w:t>
+            </w:r>
+          </w:p>
+        </w:tc>
+        <w:tc>
+          <w:tcPr>
+            <w:tcW w:w="1055" w:type="dxa"/>
+            <w:shd w:val="clear" w:color="auto" w:fill="D0CECE" w:themeFill="background2" w:themeFillShade="E6"/>
+          </w:tcPr>
+          <w:p>
+            <w:pPr>
+              <w:rPr>
+                <w:rFonts w:hint="cs"/>
+                <w:sz w:val="24"/>
+                <w:szCs w:val="24"/>
+                <w:rtl/>
+                <w14:shadow w14:blurRad="38100" w14:dist="25400" w14:dir="5400000" w14:sx="100000" w14:sy="100000" w14:kx="0" w14:ky="0" w14:algn="ctr">
+                  <w14:srgbClr w14:val="6E747A">
+                    <w14:alpha w14:val="57000"/>
+                  </w14:srgbClr>
+                </w14:shadow>
+                <w14:textOutline w14:w="0" w14:cap="flat" w14:cmpd="sng" w14:algn="ctr">
+                  <w14:noFill/>
+                  <w14:prstDash w14:val="solid"/>
+                  <w14:round/>
+                </w14:textOutline>
+              </w:rPr>
+            </w:pPr>
+            <w:r>
+              <w:rPr>
+                <w:rFonts w:hint="cs"/>
+                <w:sz w:val="24"/>
+                <w:szCs w:val="24"/>
+                <w:rtl/>
+                <w14:shadow w14:blurRad="38100" w14:dist="25400" w14:dir="5400000" w14:sx="100000" w14:sy="100000" w14:kx="0" w14:ky="0" w14:algn="ctr">
+                  <w14:srgbClr w14:val="6E747A">
+                    <w14:alpha w14:val="57000"/>
+                  </w14:srgbClr>
+                </w14:shadow>
+                <w14:textOutline w14:w="0" w14:cap="flat" w14:cmpd="sng" w14:algn="ctr">
+                  <w14:noFill/>
+                  <w14:prstDash w14:val="solid"/>
+                  <w14:round/>
+                </w14:textOutline>
+              </w:rPr>
+              <w:t>!</w:t>
+            </w:r>
+          </w:p>
+        </w:tc>
+        <w:tc>
+          <w:tcPr>
+            <w:tcW w:w="2080" w:type="dxa"/>
+            <w:shd w:val="clear" w:color="auto" w:fill="D0CECE" w:themeFill="background2" w:themeFillShade="E6"/>
+          </w:tcPr>
+          <w:p>
+            <w:pPr>
+              <w:rPr>
+                <w:sz w:val="24"/>
+                <w:szCs w:val="24"/>
+                <w:rtl/>
+                <w14:shadow w14:blurRad="38100" w14:dist="25400" w14:dir="5400000" w14:sx="100000" w14:sy="100000" w14:kx="0" w14:ky="0" w14:algn="ctr">
+                  <w14:srgbClr w14:val="6E747A">
+                    <w14:alpha w14:val="57000"/>
+                  </w14:srgbClr>
+                </w14:shadow>
+                <w14:textOutline w14:w="0" w14:cap="flat" w14:cmpd="sng" w14:algn="ctr">
+                  <w14:noFill/>
+                  <w14:prstDash w14:val="solid"/>
+                  <w14:round/>
+                </w14:textOutline>
+              </w:rPr>
+            </w:pPr>
+            <w:r>
+              <w:rPr>
+                <w:rFonts w:hint="cs"/>
+                <w:sz w:val="24"/>
+                <w:szCs w:val="24"/>
+                <w:rtl/>
+                <w14:shadow w14:blurRad="38100" w14:dist="25400" w14:dir="5400000" w14:sx="100000" w14:sy="100000" w14:kx="0" w14:ky="0" w14:algn="ctr">
+                  <w14:srgbClr w14:val="6E747A">
+                    <w14:alpha w14:val="57000"/>
+                  </w14:srgbClr>
+                </w14:shadow>
+                <w14:textOutline w14:w="0" w14:cap="flat" w14:cmpd="sng" w14:algn="ctr">
+                  <w14:noFill/>
+                  <w14:prstDash w14:val="solid"/>
+                  <w14:round/>
+                </w14:textOutline>
+              </w:rPr>
+              <w:t>במקרה והחשבון נמחק נשלחה אות לשחקן - @</w:t>
+            </w:r>
+            <w:r>
+              <w:rPr>
+                <w:rFonts w:hint="cs"/>
+                <w:sz w:val="24"/>
+                <w:szCs w:val="24"/>
+                <w:rtl/>
+                <w14:shadow w14:blurRad="38100" w14:dist="25400" w14:dir="5400000" w14:sx="100000" w14:sy="100000" w14:kx="0" w14:ky="0" w14:algn="ctr">
+                  <w14:srgbClr w14:val="6E747A">
+                    <w14:alpha w14:val="57000"/>
+                  </w14:srgbClr>
+                </w14:shadow>
+                <w14:textOutline w14:w="0" w14:cap="flat" w14:cmpd="sng" w14:algn="ctr">
+                  <w14:noFill/>
+                  <w14:prstDash w14:val="solid"/>
+                  <w14:round/>
+                </w14:textOutline>
+              </w:rPr>
+              <w:t>,</w:t>
+            </w:r>
+          </w:p>
+          <w:p>
+            <w:pPr>
+              <w:rPr>
+                <w:sz w:val="24"/>
+                <w:szCs w:val="24"/>
+                <w:rtl/>
+                <w14:shadow w14:blurRad="38100" w14:dist="25400" w14:dir="5400000" w14:sx="100000" w14:sy="100000" w14:kx="0" w14:ky="0" w14:algn="ctr">
+                  <w14:srgbClr w14:val="6E747A">
+                    <w14:alpha w14:val="57000"/>
+                  </w14:srgbClr>
+                </w14:shadow>
+                <w14:textOutline w14:w="0" w14:cap="flat" w14:cmpd="sng" w14:algn="ctr">
+                  <w14:noFill/>
+                  <w14:prstDash w14:val="solid"/>
+                  <w14:round/>
+                </w14:textOutline>
+              </w:rPr>
+            </w:pPr>
+            <w:r>
+              <w:rPr>
+                <w:rFonts w:hint="cs"/>
+                <w:sz w:val="24"/>
+                <w:szCs w:val="24"/>
+                <w:rtl/>
+                <w14:shadow w14:blurRad="38100" w14:dist="25400" w14:dir="5400000" w14:sx="100000" w14:sy="100000" w14:kx="0" w14:ky="0" w14:algn="ctr">
+                  <w14:srgbClr w14:val="6E747A">
+                    <w14:alpha w14:val="57000"/>
+                  </w14:srgbClr>
+                </w14:shadow>
+                <w14:textOutline w14:w="0" w14:cap="flat" w14:cmpd="sng" w14:algn="ctr">
+                  <w14:noFill/>
+                  <w14:prstDash w14:val="solid"/>
+                  <w14:round/>
+                </w14:textOutline>
+              </w:rPr>
+              <w:t>במקרה והשחקן סגר את התוכנה האירוע מוכר כהפסד טכני.</w:t>
+            </w:r>
+          </w:p>
+        </w:tc>
+      </w:tr>
+      <w:tr>
+        <w:tc>
+          <w:tcPr>
+            <w:tcW w:w="789" w:type="dxa"/>
+            <w:shd w:val="clear" w:color="auto" w:fill="D0CECE" w:themeFill="background2" w:themeFillShade="E6"/>
+          </w:tcPr>
+          <w:p>
+            <w:pPr>
+              <w:rPr>
+                <w:sz w:val="24"/>
+                <w:szCs w:val="24"/>
+                <w:rtl/>
+                <w14:shadow w14:blurRad="38100" w14:dist="25400" w14:dir="5400000" w14:sx="100000" w14:sy="100000" w14:kx="0" w14:ky="0" w14:algn="ctr">
+                  <w14:srgbClr w14:val="6E747A">
+                    <w14:alpha w14:val="57000"/>
+                  </w14:srgbClr>
+                </w14:shadow>
+                <w14:textOutline w14:w="0" w14:cap="flat" w14:cmpd="sng" w14:algn="ctr">
+                  <w14:noFill/>
+                  <w14:prstDash w14:val="solid"/>
+                  <w14:round/>
+                </w14:textOutline>
+              </w:rPr>
+            </w:pPr>
+            <w:bookmarkStart w:id="0" w:name="_GoBack"/>
+            <w:bookmarkEnd w:id="0"/>
+          </w:p>
+        </w:tc>
+        <w:tc>
+          <w:tcPr>
+            <w:tcW w:w="1125" w:type="dxa"/>
+            <w:shd w:val="clear" w:color="auto" w:fill="D0CECE" w:themeFill="background2" w:themeFillShade="E6"/>
+          </w:tcPr>
+          <w:p>
+            <w:pPr>
+              <w:rPr>
+                <w:sz w:val="24"/>
+                <w:szCs w:val="24"/>
+                <w:rtl/>
+                <w14:shadow w14:blurRad="38100" w14:dist="25400" w14:dir="5400000" w14:sx="100000" w14:sy="100000" w14:kx="0" w14:ky="0" w14:algn="ctr">
+                  <w14:srgbClr w14:val="6E747A">
+                    <w14:alpha w14:val="57000"/>
+                  </w14:srgbClr>
+                </w14:shadow>
+                <w14:textOutline w14:w="0" w14:cap="flat" w14:cmpd="sng" w14:algn="ctr">
+                  <w14:noFill/>
+                  <w14:prstDash w14:val="solid"/>
+                  <w14:round/>
+                </w14:textOutline>
+              </w:rPr>
+            </w:pPr>
+          </w:p>
+        </w:tc>
+        <w:tc>
+          <w:tcPr>
+            <w:tcW w:w="2080" w:type="dxa"/>
+            <w:shd w:val="clear" w:color="auto" w:fill="D0CECE" w:themeFill="background2" w:themeFillShade="E6"/>
+          </w:tcPr>
+          <w:p>
+            <w:pPr>
+              <w:rPr>
+                <w:sz w:val="24"/>
+                <w:szCs w:val="24"/>
+                <w:rtl/>
+                <w14:shadow w14:blurRad="38100" w14:dist="25400" w14:dir="5400000" w14:sx="100000" w14:sy="100000" w14:kx="0" w14:ky="0" w14:algn="ctr">
+                  <w14:srgbClr w14:val="6E747A">
+                    <w14:alpha w14:val="57000"/>
+                  </w14:srgbClr>
+                </w14:shadow>
+                <w14:textOutline w14:w="0" w14:cap="flat" w14:cmpd="sng" w14:algn="ctr">
+                  <w14:noFill/>
+                  <w14:prstDash w14:val="solid"/>
+                  <w14:round/>
+                </w14:textOutline>
+              </w:rPr>
+            </w:pPr>
+          </w:p>
+        </w:tc>
+        <w:tc>
+          <w:tcPr>
+            <w:tcW w:w="1329" w:type="dxa"/>
+            <w:shd w:val="clear" w:color="auto" w:fill="D0CECE" w:themeFill="background2" w:themeFillShade="E6"/>
+          </w:tcPr>
+          <w:p>
+            <w:pPr>
+              <w:rPr>
+                <w:sz w:val="24"/>
+                <w:szCs w:val="24"/>
+                <w:rtl/>
+                <w14:shadow w14:blurRad="38100" w14:dist="25400" w14:dir="5400000" w14:sx="100000" w14:sy="100000" w14:kx="0" w14:ky="0" w14:algn="ctr">
+                  <w14:srgbClr w14:val="6E747A">
+                    <w14:alpha w14:val="57000"/>
+                  </w14:srgbClr>
+                </w14:shadow>
+                <w14:textOutline w14:w="0" w14:cap="flat" w14:cmpd="sng" w14:algn="ctr">
+                  <w14:noFill/>
+                  <w14:prstDash w14:val="solid"/>
+                  <w14:round/>
+                </w14:textOutline>
+              </w:rPr>
+            </w:pPr>
+          </w:p>
+        </w:tc>
+        <w:tc>
+          <w:tcPr>
+            <w:tcW w:w="1055" w:type="dxa"/>
+            <w:shd w:val="clear" w:color="auto" w:fill="D0CECE" w:themeFill="background2" w:themeFillShade="E6"/>
+          </w:tcPr>
+          <w:p>
+            <w:pPr>
+              <w:rPr>
+                <w:sz w:val="24"/>
+                <w:szCs w:val="24"/>
+                <w:rtl/>
+                <w14:shadow w14:blurRad="38100" w14:dist="25400" w14:dir="5400000" w14:sx="100000" w14:sy="100000" w14:kx="0" w14:ky="0" w14:algn="ctr">
+                  <w14:srgbClr w14:val="6E747A">
+                    <w14:alpha w14:val="57000"/>
+                  </w14:srgbClr>
+                </w14:shadow>
+                <w14:textOutline w14:w="0" w14:cap="flat" w14:cmpd="sng" w14:algn="ctr">
+                  <w14:noFill/>
+                  <w14:prstDash w14:val="solid"/>
+                  <w14:round/>
+                </w14:textOutline>
+              </w:rPr>
+            </w:pPr>
+          </w:p>
+        </w:tc>
+        <w:tc>
+          <w:tcPr>
+            <w:tcW w:w="2080" w:type="dxa"/>
+            <w:shd w:val="clear" w:color="auto" w:fill="D0CECE" w:themeFill="background2" w:themeFillShade="E6"/>
+          </w:tcPr>
+          <w:p>
+            <w:pPr>
+              <w:rPr>
+                <w:sz w:val="24"/>
+                <w:szCs w:val="24"/>
+                <w:rtl/>
+                <w14:shadow w14:blurRad="38100" w14:dist="25400" w14:dir="5400000" w14:sx="100000" w14:sy="100000" w14:kx="0" w14:ky="0" w14:algn="ctr">
+                  <w14:srgbClr w14:val="6E747A">
+                    <w14:alpha w14:val="57000"/>
+                  </w14:srgbClr>
+                </w14:shadow>
+                <w14:textOutline w14:w="0" w14:cap="flat" w14:cmpd="sng" w14:algn="ctr">
+                  <w14:noFill/>
+                  <w14:prstDash w14:val="solid"/>
+                  <w14:round/>
+                </w14:textOutline>
+              </w:rPr>
+            </w:pPr>
+          </w:p>
+        </w:tc>
+      </w:tr>
+    </w:tbl>
+    <w:p>
+      <w:pPr>
+        <w:rPr>
           <w:sz w:val="28"/>
           <w:szCs w:val="28"/>
           <w:rtl/>
@@ -3731,7 +8091,7 @@
 </file>
 
 <file path=word/endnotes.xml><?xml version="1.0" encoding="utf-8"?>
-<w:endnotes xmlns:wpc="http://schemas.microsoft.com/office/word/2010/wordprocessingCanvas" xmlns:cx="http://schemas.microsoft.com/office/drawing/2014/chartex" xmlns:mc="http://schemas.openxmlformats.org/markup-compatibility/2006" xmlns:o="urn:schemas-microsoft-com:office:office" xmlns:r="http://schemas.openxmlformats.org/officeDocument/2006/relationships" xmlns:m="http://schemas.openxmlformats.org/officeDocument/2006/math" xmlns:v="urn:schemas-microsoft-com:vml" xmlns:wp14="http://schemas.microsoft.com/office/word/2010/wordprocessingDrawing" xmlns:wp="http://schemas.openxmlformats.org/drawingml/2006/wordprocessingDrawing" xmlns:w10="urn:schemas-microsoft-com:office:word" xmlns:w="http://schemas.openxmlformats.org/wordprocessingml/2006/main" xmlns:w14="http://schemas.microsoft.com/office/word/2010/wordml" xmlns:w15="http://schemas.microsoft.com/office/word/2012/wordml" xmlns:w16se="http://schemas.microsoft.com/office/word/2015/wordml/symex" xmlns:wpg="http://schemas.microsoft.com/office/word/2010/wordprocessingGroup" xmlns:wpi="http://schemas.microsoft.com/office/word/2010/wordprocessingInk" xmlns:wne="http://schemas.microsoft.com/office/word/2006/wordml" xmlns:wps="http://schemas.microsoft.com/office/word/2010/wordprocessingShape" mc:Ignorable="w14 w15 w16se wp14">
+<w:endnotes xmlns:wpc="http://schemas.microsoft.com/office/word/2010/wordprocessingCanvas" xmlns:cx="http://schemas.microsoft.com/office/drawing/2014/chartex" xmlns:cx1="http://schemas.microsoft.com/office/drawing/2015/9/8/chartex" xmlns:cx2="http://schemas.microsoft.com/office/drawing/2015/10/21/chartex" xmlns:cx3="http://schemas.microsoft.com/office/drawing/2016/5/9/chartex" xmlns:cx4="http://schemas.microsoft.com/office/drawing/2016/5/10/chartex" xmlns:cx5="http://schemas.microsoft.com/office/drawing/2016/5/11/chartex" xmlns:cx6="http://schemas.microsoft.com/office/drawing/2016/5/12/chartex" xmlns:cx7="http://schemas.microsoft.com/office/drawing/2016/5/13/chartex" xmlns:cx8="http://schemas.microsoft.com/office/drawing/2016/5/14/chartex" xmlns:mc="http://schemas.openxmlformats.org/markup-compatibility/2006" xmlns:aink="http://schemas.microsoft.com/office/drawing/2016/ink" xmlns:am3d="http://schemas.microsoft.com/office/drawing/2017/model3d" xmlns:o="urn:schemas-microsoft-com:office:office" xmlns:r="http://schemas.openxmlformats.org/officeDocument/2006/relationships" xmlns:m="http://schemas.openxmlformats.org/officeDocument/2006/math" xmlns:v="urn:schemas-microsoft-com:vml" xmlns:wp14="http://schemas.microsoft.com/office/word/2010/wordprocessingDrawing" xmlns:wp="http://schemas.openxmlformats.org/drawingml/2006/wordprocessingDrawing" xmlns:w10="urn:schemas-microsoft-com:office:word" xmlns:w="http://schemas.openxmlformats.org/wordprocessingml/2006/main" xmlns:w14="http://schemas.microsoft.com/office/word/2010/wordml" xmlns:w15="http://schemas.microsoft.com/office/word/2012/wordml" xmlns:w16cid="http://schemas.microsoft.com/office/word/2016/wordml/cid" xmlns:w16se="http://schemas.microsoft.com/office/word/2015/wordml/symex" xmlns:wpg="http://schemas.microsoft.com/office/word/2010/wordprocessingGroup" xmlns:wpi="http://schemas.microsoft.com/office/word/2010/wordprocessingInk" xmlns:wne="http://schemas.microsoft.com/office/word/2006/wordml" xmlns:wps="http://schemas.microsoft.com/office/word/2010/wordprocessingShape" mc:Ignorable="w14 w15 w16se w16cid wp14">
   <w:endnote w:type="separator" w:id="-1">
     <w:p>
       <w:pPr>
@@ -3756,7 +8116,7 @@
 </file>
 
 <file path=word/footer1.xml><?xml version="1.0" encoding="utf-8"?>
-<w:ftr xmlns:wpc="http://schemas.microsoft.com/office/word/2010/wordprocessingCanvas" xmlns:cx="http://schemas.microsoft.com/office/drawing/2014/chartex" xmlns:mc="http://schemas.openxmlformats.org/markup-compatibility/2006" xmlns:o="urn:schemas-microsoft-com:office:office" xmlns:r="http://schemas.openxmlformats.org/officeDocument/2006/relationships" xmlns:m="http://schemas.openxmlformats.org/officeDocument/2006/math" xmlns:v="urn:schemas-microsoft-com:vml" xmlns:wp14="http://schemas.microsoft.com/office/word/2010/wordprocessingDrawing" xmlns:wp="http://schemas.openxmlformats.org/drawingml/2006/wordprocessingDrawing" xmlns:w10="urn:schemas-microsoft-com:office:word" xmlns:w="http://schemas.openxmlformats.org/wordprocessingml/2006/main" xmlns:w14="http://schemas.microsoft.com/office/word/2010/wordml" xmlns:w15="http://schemas.microsoft.com/office/word/2012/wordml" xmlns:w16se="http://schemas.microsoft.com/office/word/2015/wordml/symex" xmlns:wpg="http://schemas.microsoft.com/office/word/2010/wordprocessingGroup" xmlns:wpi="http://schemas.microsoft.com/office/word/2010/wordprocessingInk" xmlns:wne="http://schemas.microsoft.com/office/word/2006/wordml" xmlns:wps="http://schemas.microsoft.com/office/word/2010/wordprocessingShape" mc:Ignorable="w14 w15 w16se wp14">
+<w:ftr xmlns:wpc="http://schemas.microsoft.com/office/word/2010/wordprocessingCanvas" xmlns:cx="http://schemas.microsoft.com/office/drawing/2014/chartex" xmlns:cx1="http://schemas.microsoft.com/office/drawing/2015/9/8/chartex" xmlns:cx2="http://schemas.microsoft.com/office/drawing/2015/10/21/chartex" xmlns:cx3="http://schemas.microsoft.com/office/drawing/2016/5/9/chartex" xmlns:cx4="http://schemas.microsoft.com/office/drawing/2016/5/10/chartex" xmlns:cx5="http://schemas.microsoft.com/office/drawing/2016/5/11/chartex" xmlns:cx6="http://schemas.microsoft.com/office/drawing/2016/5/12/chartex" xmlns:cx7="http://schemas.microsoft.com/office/drawing/2016/5/13/chartex" xmlns:cx8="http://schemas.microsoft.com/office/drawing/2016/5/14/chartex" xmlns:mc="http://schemas.openxmlformats.org/markup-compatibility/2006" xmlns:aink="http://schemas.microsoft.com/office/drawing/2016/ink" xmlns:am3d="http://schemas.microsoft.com/office/drawing/2017/model3d" xmlns:o="urn:schemas-microsoft-com:office:office" xmlns:r="http://schemas.openxmlformats.org/officeDocument/2006/relationships" xmlns:m="http://schemas.openxmlformats.org/officeDocument/2006/math" xmlns:v="urn:schemas-microsoft-com:vml" xmlns:wp14="http://schemas.microsoft.com/office/word/2010/wordprocessingDrawing" xmlns:wp="http://schemas.openxmlformats.org/drawingml/2006/wordprocessingDrawing" xmlns:w10="urn:schemas-microsoft-com:office:word" xmlns:w="http://schemas.openxmlformats.org/wordprocessingml/2006/main" xmlns:w14="http://schemas.microsoft.com/office/word/2010/wordml" xmlns:w15="http://schemas.microsoft.com/office/word/2012/wordml" xmlns:w16cid="http://schemas.microsoft.com/office/word/2016/wordml/cid" xmlns:w16se="http://schemas.microsoft.com/office/word/2015/wordml/symex" xmlns:wpg="http://schemas.microsoft.com/office/word/2010/wordprocessingGroup" xmlns:wpi="http://schemas.microsoft.com/office/word/2010/wordprocessingInk" xmlns:wne="http://schemas.microsoft.com/office/word/2006/wordml" xmlns:wps="http://schemas.microsoft.com/office/word/2010/wordprocessingShape" mc:Ignorable="w14 w15 w16se w16cid wp14">
   <w:sdt>
     <w:sdtPr>
       <w:rPr>
@@ -3776,7 +8136,7 @@
     <w:sdtContent>
       <w:p>
         <w:pPr>
-          <w:pStyle w:val="a6"/>
+          <w:pStyle w:val="Footer"/>
           <w:jc w:val="center"/>
           <w:rPr>
             <w:rtl/>
@@ -4026,7 +8386,6 @@
                       </w:txbxContent>
                     </v:textbox>
                   </v:shape>
-                  <w10:wrap anchorx="page"/>
                   <w10:anchorlock/>
                 </v:group>
               </w:pict>
@@ -4038,14 +8397,14 @@
   </w:sdt>
   <w:p>
     <w:pPr>
-      <w:pStyle w:val="a6"/>
+      <w:pStyle w:val="Footer"/>
     </w:pPr>
   </w:p>
 </w:ftr>
 </file>
 
 <file path=word/footnotes.xml><?xml version="1.0" encoding="utf-8"?>
-<w:footnotes xmlns:wpc="http://schemas.microsoft.com/office/word/2010/wordprocessingCanvas" xmlns:cx="http://schemas.microsoft.com/office/drawing/2014/chartex" xmlns:mc="http://schemas.openxmlformats.org/markup-compatibility/2006" xmlns:o="urn:schemas-microsoft-com:office:office" xmlns:r="http://schemas.openxmlformats.org/officeDocument/2006/relationships" xmlns:m="http://schemas.openxmlformats.org/officeDocument/2006/math" xmlns:v="urn:schemas-microsoft-com:vml" xmlns:wp14="http://schemas.microsoft.com/office/word/2010/wordprocessingDrawing" xmlns:wp="http://schemas.openxmlformats.org/drawingml/2006/wordprocessingDrawing" xmlns:w10="urn:schemas-microsoft-com:office:word" xmlns:w="http://schemas.openxmlformats.org/wordprocessingml/2006/main" xmlns:w14="http://schemas.microsoft.com/office/word/2010/wordml" xmlns:w15="http://schemas.microsoft.com/office/word/2012/wordml" xmlns:w16se="http://schemas.microsoft.com/office/word/2015/wordml/symex" xmlns:wpg="http://schemas.microsoft.com/office/word/2010/wordprocessingGroup" xmlns:wpi="http://schemas.microsoft.com/office/word/2010/wordprocessingInk" xmlns:wne="http://schemas.microsoft.com/office/word/2006/wordml" xmlns:wps="http://schemas.microsoft.com/office/word/2010/wordprocessingShape" mc:Ignorable="w14 w15 w16se wp14">
+<w:footnotes xmlns:wpc="http://schemas.microsoft.com/office/word/2010/wordprocessingCanvas" xmlns:cx="http://schemas.microsoft.com/office/drawing/2014/chartex" xmlns:cx1="http://schemas.microsoft.com/office/drawing/2015/9/8/chartex" xmlns:cx2="http://schemas.microsoft.com/office/drawing/2015/10/21/chartex" xmlns:cx3="http://schemas.microsoft.com/office/drawing/2016/5/9/chartex" xmlns:cx4="http://schemas.microsoft.com/office/drawing/2016/5/10/chartex" xmlns:cx5="http://schemas.microsoft.com/office/drawing/2016/5/11/chartex" xmlns:cx6="http://schemas.microsoft.com/office/drawing/2016/5/12/chartex" xmlns:cx7="http://schemas.microsoft.com/office/drawing/2016/5/13/chartex" xmlns:cx8="http://schemas.microsoft.com/office/drawing/2016/5/14/chartex" xmlns:mc="http://schemas.openxmlformats.org/markup-compatibility/2006" xmlns:aink="http://schemas.microsoft.com/office/drawing/2016/ink" xmlns:am3d="http://schemas.microsoft.com/office/drawing/2017/model3d" xmlns:o="urn:schemas-microsoft-com:office:office" xmlns:r="http://schemas.openxmlformats.org/officeDocument/2006/relationships" xmlns:m="http://schemas.openxmlformats.org/officeDocument/2006/math" xmlns:v="urn:schemas-microsoft-com:vml" xmlns:wp14="http://schemas.microsoft.com/office/word/2010/wordprocessingDrawing" xmlns:wp="http://schemas.openxmlformats.org/drawingml/2006/wordprocessingDrawing" xmlns:w10="urn:schemas-microsoft-com:office:word" xmlns:w="http://schemas.openxmlformats.org/wordprocessingml/2006/main" xmlns:w14="http://schemas.microsoft.com/office/word/2010/wordml" xmlns:w15="http://schemas.microsoft.com/office/word/2012/wordml" xmlns:w16cid="http://schemas.microsoft.com/office/word/2016/wordml/cid" xmlns:w16se="http://schemas.microsoft.com/office/word/2015/wordml/symex" xmlns:wpg="http://schemas.microsoft.com/office/word/2010/wordprocessingGroup" xmlns:wpi="http://schemas.microsoft.com/office/word/2010/wordprocessingInk" xmlns:wne="http://schemas.microsoft.com/office/word/2006/wordml" xmlns:wps="http://schemas.microsoft.com/office/word/2010/wordprocessingShape" mc:Ignorable="w14 w15 w16se w16cid wp14">
   <w:footnote w:type="separator" w:id="-1">
     <w:p>
       <w:pPr>
@@ -4070,10 +8429,10 @@
 </file>
 
 <file path=word/header1.xml><?xml version="1.0" encoding="utf-8"?>
-<w:hdr xmlns:wpc="http://schemas.microsoft.com/office/word/2010/wordprocessingCanvas" xmlns:cx="http://schemas.microsoft.com/office/drawing/2014/chartex" xmlns:mc="http://schemas.openxmlformats.org/markup-compatibility/2006" xmlns:o="urn:schemas-microsoft-com:office:office" xmlns:r="http://schemas.openxmlformats.org/officeDocument/2006/relationships" xmlns:m="http://schemas.openxmlformats.org/officeDocument/2006/math" xmlns:v="urn:schemas-microsoft-com:vml" xmlns:wp14="http://schemas.microsoft.com/office/word/2010/wordprocessingDrawing" xmlns:wp="http://schemas.openxmlformats.org/drawingml/2006/wordprocessingDrawing" xmlns:w10="urn:schemas-microsoft-com:office:word" xmlns:w="http://schemas.openxmlformats.org/wordprocessingml/2006/main" xmlns:w14="http://schemas.microsoft.com/office/word/2010/wordml" xmlns:w15="http://schemas.microsoft.com/office/word/2012/wordml" xmlns:w16se="http://schemas.microsoft.com/office/word/2015/wordml/symex" xmlns:wpg="http://schemas.microsoft.com/office/word/2010/wordprocessingGroup" xmlns:wpi="http://schemas.microsoft.com/office/word/2010/wordprocessingInk" xmlns:wne="http://schemas.microsoft.com/office/word/2006/wordml" xmlns:wps="http://schemas.microsoft.com/office/word/2010/wordprocessingShape" mc:Ignorable="w14 w15 w16se wp14">
+<w:hdr xmlns:wpc="http://schemas.microsoft.com/office/word/2010/wordprocessingCanvas" xmlns:cx="http://schemas.microsoft.com/office/drawing/2014/chartex" xmlns:cx1="http://schemas.microsoft.com/office/drawing/2015/9/8/chartex" xmlns:cx2="http://schemas.microsoft.com/office/drawing/2015/10/21/chartex" xmlns:cx3="http://schemas.microsoft.com/office/drawing/2016/5/9/chartex" xmlns:cx4="http://schemas.microsoft.com/office/drawing/2016/5/10/chartex" xmlns:cx5="http://schemas.microsoft.com/office/drawing/2016/5/11/chartex" xmlns:cx6="http://schemas.microsoft.com/office/drawing/2016/5/12/chartex" xmlns:cx7="http://schemas.microsoft.com/office/drawing/2016/5/13/chartex" xmlns:cx8="http://schemas.microsoft.com/office/drawing/2016/5/14/chartex" xmlns:mc="http://schemas.openxmlformats.org/markup-compatibility/2006" xmlns:aink="http://schemas.microsoft.com/office/drawing/2016/ink" xmlns:am3d="http://schemas.microsoft.com/office/drawing/2017/model3d" xmlns:o="urn:schemas-microsoft-com:office:office" xmlns:r="http://schemas.openxmlformats.org/officeDocument/2006/relationships" xmlns:m="http://schemas.openxmlformats.org/officeDocument/2006/math" xmlns:v="urn:schemas-microsoft-com:vml" xmlns:wp14="http://schemas.microsoft.com/office/word/2010/wordprocessingDrawing" xmlns:wp="http://schemas.openxmlformats.org/drawingml/2006/wordprocessingDrawing" xmlns:w10="urn:schemas-microsoft-com:office:word" xmlns:w="http://schemas.openxmlformats.org/wordprocessingml/2006/main" xmlns:w14="http://schemas.microsoft.com/office/word/2010/wordml" xmlns:w15="http://schemas.microsoft.com/office/word/2012/wordml" xmlns:w16cid="http://schemas.microsoft.com/office/word/2016/wordml/cid" xmlns:w16se="http://schemas.microsoft.com/office/word/2015/wordml/symex" xmlns:wpg="http://schemas.microsoft.com/office/word/2010/wordprocessingGroup" xmlns:wpi="http://schemas.microsoft.com/office/word/2010/wordprocessingInk" xmlns:wne="http://schemas.microsoft.com/office/word/2006/wordml" xmlns:wps="http://schemas.microsoft.com/office/word/2010/wordprocessingShape" mc:Ignorable="w14 w15 w16se w16cid wp14">
   <w:p>
     <w:pPr>
-      <w:pStyle w:val="a4"/>
+      <w:pStyle w:val="Header"/>
     </w:pPr>
     <w:r>
       <w:rPr>
@@ -4160,7 +8519,7 @@
 </file>
 
 <file path=word/numbering.xml><?xml version="1.0" encoding="utf-8"?>
-<w:numbering xmlns:wpc="http://schemas.microsoft.com/office/word/2010/wordprocessingCanvas" xmlns:cx="http://schemas.microsoft.com/office/drawing/2014/chartex" xmlns:mc="http://schemas.openxmlformats.org/markup-compatibility/2006" xmlns:o="urn:schemas-microsoft-com:office:office" xmlns:r="http://schemas.openxmlformats.org/officeDocument/2006/relationships" xmlns:m="http://schemas.openxmlformats.org/officeDocument/2006/math" xmlns:v="urn:schemas-microsoft-com:vml" xmlns:wp14="http://schemas.microsoft.com/office/word/2010/wordprocessingDrawing" xmlns:wp="http://schemas.openxmlformats.org/drawingml/2006/wordprocessingDrawing" xmlns:w10="urn:schemas-microsoft-com:office:word" xmlns:w="http://schemas.openxmlformats.org/wordprocessingml/2006/main" xmlns:w14="http://schemas.microsoft.com/office/word/2010/wordml" xmlns:w15="http://schemas.microsoft.com/office/word/2012/wordml" xmlns:w16se="http://schemas.microsoft.com/office/word/2015/wordml/symex" xmlns:wpg="http://schemas.microsoft.com/office/word/2010/wordprocessingGroup" xmlns:wpi="http://schemas.microsoft.com/office/word/2010/wordprocessingInk" xmlns:wne="http://schemas.microsoft.com/office/word/2006/wordml" xmlns:wps="http://schemas.microsoft.com/office/word/2010/wordprocessingShape" mc:Ignorable="w14 w15 w16se wp14">
+<w:numbering xmlns:wpc="http://schemas.microsoft.com/office/word/2010/wordprocessingCanvas" xmlns:cx="http://schemas.microsoft.com/office/drawing/2014/chartex" xmlns:cx1="http://schemas.microsoft.com/office/drawing/2015/9/8/chartex" xmlns:cx2="http://schemas.microsoft.com/office/drawing/2015/10/21/chartex" xmlns:cx3="http://schemas.microsoft.com/office/drawing/2016/5/9/chartex" xmlns:cx4="http://schemas.microsoft.com/office/drawing/2016/5/10/chartex" xmlns:cx5="http://schemas.microsoft.com/office/drawing/2016/5/11/chartex" xmlns:cx6="http://schemas.microsoft.com/office/drawing/2016/5/12/chartex" xmlns:cx7="http://schemas.microsoft.com/office/drawing/2016/5/13/chartex" xmlns:cx8="http://schemas.microsoft.com/office/drawing/2016/5/14/chartex" xmlns:mc="http://schemas.openxmlformats.org/markup-compatibility/2006" xmlns:aink="http://schemas.microsoft.com/office/drawing/2016/ink" xmlns:am3d="http://schemas.microsoft.com/office/drawing/2017/model3d" xmlns:o="urn:schemas-microsoft-com:office:office" xmlns:r="http://schemas.openxmlformats.org/officeDocument/2006/relationships" xmlns:m="http://schemas.openxmlformats.org/officeDocument/2006/math" xmlns:v="urn:schemas-microsoft-com:vml" xmlns:wp14="http://schemas.microsoft.com/office/word/2010/wordprocessingDrawing" xmlns:wp="http://schemas.openxmlformats.org/drawingml/2006/wordprocessingDrawing" xmlns:w10="urn:schemas-microsoft-com:office:word" xmlns:w="http://schemas.openxmlformats.org/wordprocessingml/2006/main" xmlns:w14="http://schemas.microsoft.com/office/word/2010/wordml" xmlns:w15="http://schemas.microsoft.com/office/word/2012/wordml" xmlns:w16cid="http://schemas.microsoft.com/office/word/2016/wordml/cid" xmlns:w16se="http://schemas.microsoft.com/office/word/2015/wordml/symex" xmlns:wpg="http://schemas.microsoft.com/office/word/2010/wordprocessingGroup" xmlns:wpi="http://schemas.microsoft.com/office/word/2010/wordprocessingInk" xmlns:wne="http://schemas.microsoft.com/office/word/2006/wordml" xmlns:wps="http://schemas.microsoft.com/office/word/2010/wordprocessingShape" mc:Ignorable="w14 w15 w16se w16cid wp14">
   <w:abstractNum w:abstractNumId="0" w15:restartNumberingAfterBreak="0">
     <w:nsid w:val="FFFFFF89"/>
     <w:multiLevelType w:val="singleLevel"/>
@@ -4168,7 +8527,7 @@
     <w:lvl w:ilvl="0">
       <w:start w:val="1"/>
       <w:numFmt w:val="bullet"/>
-      <w:pStyle w:val="a"/>
+      <w:pStyle w:val="ListBullet"/>
       <w:lvlText w:val=""/>
       <w:lvlJc w:val="left"/>
       <w:pPr>
@@ -4183,6 +8542,540 @@
     </w:lvl>
   </w:abstractNum>
   <w:abstractNum w:abstractNumId="1" w15:restartNumberingAfterBreak="0">
+    <w:nsid w:val="1D67265E"/>
+    <w:multiLevelType w:val="hybridMultilevel"/>
+    <w:tmpl w:val="32D0D296"/>
+    <w:lvl w:ilvl="0" w:tplc="E356EA18">
+      <w:start w:val="1"/>
+      <w:numFmt w:val="decimal"/>
+      <w:lvlText w:val="%1."/>
+      <w:lvlJc w:val="left"/>
+      <w:pPr>
+        <w:ind w:left="1080" w:hanging="360"/>
+      </w:pPr>
+      <w:rPr>
+        <w:rFonts w:hint="default"/>
+      </w:rPr>
+    </w:lvl>
+    <w:lvl w:ilvl="1" w:tplc="04090019" w:tentative="1">
+      <w:start w:val="1"/>
+      <w:numFmt w:val="lowerLetter"/>
+      <w:lvlText w:val="%2."/>
+      <w:lvlJc w:val="left"/>
+      <w:pPr>
+        <w:ind w:left="1800" w:hanging="360"/>
+      </w:pPr>
+    </w:lvl>
+    <w:lvl w:ilvl="2" w:tplc="0409001B" w:tentative="1">
+      <w:start w:val="1"/>
+      <w:numFmt w:val="lowerRoman"/>
+      <w:lvlText w:val="%3."/>
+      <w:lvlJc w:val="right"/>
+      <w:pPr>
+        <w:ind w:left="2520" w:hanging="180"/>
+      </w:pPr>
+    </w:lvl>
+    <w:lvl w:ilvl="3" w:tplc="0409000F" w:tentative="1">
+      <w:start w:val="1"/>
+      <w:numFmt w:val="decimal"/>
+      <w:lvlText w:val="%4."/>
+      <w:lvlJc w:val="left"/>
+      <w:pPr>
+        <w:ind w:left="3240" w:hanging="360"/>
+      </w:pPr>
+    </w:lvl>
+    <w:lvl w:ilvl="4" w:tplc="04090019" w:tentative="1">
+      <w:start w:val="1"/>
+      <w:numFmt w:val="lowerLetter"/>
+      <w:lvlText w:val="%5."/>
+      <w:lvlJc w:val="left"/>
+      <w:pPr>
+        <w:ind w:left="3960" w:hanging="360"/>
+      </w:pPr>
+    </w:lvl>
+    <w:lvl w:ilvl="5" w:tplc="0409001B" w:tentative="1">
+      <w:start w:val="1"/>
+      <w:numFmt w:val="lowerRoman"/>
+      <w:lvlText w:val="%6."/>
+      <w:lvlJc w:val="right"/>
+      <w:pPr>
+        <w:ind w:left="4680" w:hanging="180"/>
+      </w:pPr>
+    </w:lvl>
+    <w:lvl w:ilvl="6" w:tplc="0409000F" w:tentative="1">
+      <w:start w:val="1"/>
+      <w:numFmt w:val="decimal"/>
+      <w:lvlText w:val="%7."/>
+      <w:lvlJc w:val="left"/>
+      <w:pPr>
+        <w:ind w:left="5400" w:hanging="360"/>
+      </w:pPr>
+    </w:lvl>
+    <w:lvl w:ilvl="7" w:tplc="04090019" w:tentative="1">
+      <w:start w:val="1"/>
+      <w:numFmt w:val="lowerLetter"/>
+      <w:lvlText w:val="%8."/>
+      <w:lvlJc w:val="left"/>
+      <w:pPr>
+        <w:ind w:left="6120" w:hanging="360"/>
+      </w:pPr>
+    </w:lvl>
+    <w:lvl w:ilvl="8" w:tplc="0409001B" w:tentative="1">
+      <w:start w:val="1"/>
+      <w:numFmt w:val="lowerRoman"/>
+      <w:lvlText w:val="%9."/>
+      <w:lvlJc w:val="right"/>
+      <w:pPr>
+        <w:ind w:left="6840" w:hanging="180"/>
+      </w:pPr>
+    </w:lvl>
+  </w:abstractNum>
+  <w:abstractNum w:abstractNumId="2" w15:restartNumberingAfterBreak="0">
+    <w:nsid w:val="27AB0358"/>
+    <w:multiLevelType w:val="hybridMultilevel"/>
+    <w:tmpl w:val="753AC26A"/>
+    <w:lvl w:ilvl="0" w:tplc="0409000F">
+      <w:start w:val="1"/>
+      <w:numFmt w:val="decimal"/>
+      <w:lvlText w:val="%1."/>
+      <w:lvlJc w:val="left"/>
+      <w:pPr>
+        <w:ind w:left="720" w:hanging="360"/>
+      </w:pPr>
+      <w:rPr>
+        <w:rFonts w:hint="default"/>
+      </w:rPr>
+    </w:lvl>
+    <w:lvl w:ilvl="1" w:tplc="04090019" w:tentative="1">
+      <w:start w:val="1"/>
+      <w:numFmt w:val="lowerLetter"/>
+      <w:lvlText w:val="%2."/>
+      <w:lvlJc w:val="left"/>
+      <w:pPr>
+        <w:ind w:left="1440" w:hanging="360"/>
+      </w:pPr>
+    </w:lvl>
+    <w:lvl w:ilvl="2" w:tplc="0409001B" w:tentative="1">
+      <w:start w:val="1"/>
+      <w:numFmt w:val="lowerRoman"/>
+      <w:lvlText w:val="%3."/>
+      <w:lvlJc w:val="right"/>
+      <w:pPr>
+        <w:ind w:left="2160" w:hanging="180"/>
+      </w:pPr>
+    </w:lvl>
+    <w:lvl w:ilvl="3" w:tplc="0409000F" w:tentative="1">
+      <w:start w:val="1"/>
+      <w:numFmt w:val="decimal"/>
+      <w:lvlText w:val="%4."/>
+      <w:lvlJc w:val="left"/>
+      <w:pPr>
+        <w:ind w:left="2880" w:hanging="360"/>
+      </w:pPr>
+    </w:lvl>
+    <w:lvl w:ilvl="4" w:tplc="04090019" w:tentative="1">
+      <w:start w:val="1"/>
+      <w:numFmt w:val="lowerLetter"/>
+      <w:lvlText w:val="%5."/>
+      <w:lvlJc w:val="left"/>
+      <w:pPr>
+        <w:ind w:left="3600" w:hanging="360"/>
+      </w:pPr>
+    </w:lvl>
+    <w:lvl w:ilvl="5" w:tplc="0409001B" w:tentative="1">
+      <w:start w:val="1"/>
+      <w:numFmt w:val="lowerRoman"/>
+      <w:lvlText w:val="%6."/>
+      <w:lvlJc w:val="right"/>
+      <w:pPr>
+        <w:ind w:left="4320" w:hanging="180"/>
+      </w:pPr>
+    </w:lvl>
+    <w:lvl w:ilvl="6" w:tplc="0409000F" w:tentative="1">
+      <w:start w:val="1"/>
+      <w:numFmt w:val="decimal"/>
+      <w:lvlText w:val="%7."/>
+      <w:lvlJc w:val="left"/>
+      <w:pPr>
+        <w:ind w:left="5040" w:hanging="360"/>
+      </w:pPr>
+    </w:lvl>
+    <w:lvl w:ilvl="7" w:tplc="04090019" w:tentative="1">
+      <w:start w:val="1"/>
+      <w:numFmt w:val="lowerLetter"/>
+      <w:lvlText w:val="%8."/>
+      <w:lvlJc w:val="left"/>
+      <w:pPr>
+        <w:ind w:left="5760" w:hanging="360"/>
+      </w:pPr>
+    </w:lvl>
+    <w:lvl w:ilvl="8" w:tplc="0409001B" w:tentative="1">
+      <w:start w:val="1"/>
+      <w:numFmt w:val="lowerRoman"/>
+      <w:lvlText w:val="%9."/>
+      <w:lvlJc w:val="right"/>
+      <w:pPr>
+        <w:ind w:left="6480" w:hanging="180"/>
+      </w:pPr>
+    </w:lvl>
+  </w:abstractNum>
+  <w:abstractNum w:abstractNumId="3" w15:restartNumberingAfterBreak="0">
+    <w:nsid w:val="2A8E31B1"/>
+    <w:multiLevelType w:val="hybridMultilevel"/>
+    <w:tmpl w:val="E0BE89FE"/>
+    <w:lvl w:ilvl="0" w:tplc="049AF0B4">
+      <w:start w:val="1"/>
+      <w:numFmt w:val="decimal"/>
+      <w:lvlText w:val="%1."/>
+      <w:lvlJc w:val="left"/>
+      <w:pPr>
+        <w:ind w:left="1080" w:hanging="360"/>
+      </w:pPr>
+      <w:rPr>
+        <w:rFonts w:hint="default"/>
+      </w:rPr>
+    </w:lvl>
+    <w:lvl w:ilvl="1" w:tplc="04090019" w:tentative="1">
+      <w:start w:val="1"/>
+      <w:numFmt w:val="lowerLetter"/>
+      <w:lvlText w:val="%2."/>
+      <w:lvlJc w:val="left"/>
+      <w:pPr>
+        <w:ind w:left="1800" w:hanging="360"/>
+      </w:pPr>
+    </w:lvl>
+    <w:lvl w:ilvl="2" w:tplc="0409001B" w:tentative="1">
+      <w:start w:val="1"/>
+      <w:numFmt w:val="lowerRoman"/>
+      <w:lvlText w:val="%3."/>
+      <w:lvlJc w:val="right"/>
+      <w:pPr>
+        <w:ind w:left="2520" w:hanging="180"/>
+      </w:pPr>
+    </w:lvl>
+    <w:lvl w:ilvl="3" w:tplc="0409000F" w:tentative="1">
+      <w:start w:val="1"/>
+      <w:numFmt w:val="decimal"/>
+      <w:lvlText w:val="%4."/>
+      <w:lvlJc w:val="left"/>
+      <w:pPr>
+        <w:ind w:left="3240" w:hanging="360"/>
+      </w:pPr>
+    </w:lvl>
+    <w:lvl w:ilvl="4" w:tplc="04090019" w:tentative="1">
+      <w:start w:val="1"/>
+      <w:numFmt w:val="lowerLetter"/>
+      <w:lvlText w:val="%5."/>
+      <w:lvlJc w:val="left"/>
+      <w:pPr>
+        <w:ind w:left="3960" w:hanging="360"/>
+      </w:pPr>
+    </w:lvl>
+    <w:lvl w:ilvl="5" w:tplc="0409001B" w:tentative="1">
+      <w:start w:val="1"/>
+      <w:numFmt w:val="lowerRoman"/>
+      <w:lvlText w:val="%6."/>
+      <w:lvlJc w:val="right"/>
+      <w:pPr>
+        <w:ind w:left="4680" w:hanging="180"/>
+      </w:pPr>
+    </w:lvl>
+    <w:lvl w:ilvl="6" w:tplc="0409000F" w:tentative="1">
+      <w:start w:val="1"/>
+      <w:numFmt w:val="decimal"/>
+      <w:lvlText w:val="%7."/>
+      <w:lvlJc w:val="left"/>
+      <w:pPr>
+        <w:ind w:left="5400" w:hanging="360"/>
+      </w:pPr>
+    </w:lvl>
+    <w:lvl w:ilvl="7" w:tplc="04090019" w:tentative="1">
+      <w:start w:val="1"/>
+      <w:numFmt w:val="lowerLetter"/>
+      <w:lvlText w:val="%8."/>
+      <w:lvlJc w:val="left"/>
+      <w:pPr>
+        <w:ind w:left="6120" w:hanging="360"/>
+      </w:pPr>
+    </w:lvl>
+    <w:lvl w:ilvl="8" w:tplc="0409001B" w:tentative="1">
+      <w:start w:val="1"/>
+      <w:numFmt w:val="lowerRoman"/>
+      <w:lvlText w:val="%9."/>
+      <w:lvlJc w:val="right"/>
+      <w:pPr>
+        <w:ind w:left="6840" w:hanging="180"/>
+      </w:pPr>
+    </w:lvl>
+  </w:abstractNum>
+  <w:abstractNum w:abstractNumId="4" w15:restartNumberingAfterBreak="0">
+    <w:nsid w:val="30D810FB"/>
+    <w:multiLevelType w:val="hybridMultilevel"/>
+    <w:tmpl w:val="874871B6"/>
+    <w:lvl w:ilvl="0" w:tplc="12BAEE10">
+      <w:start w:val="1"/>
+      <w:numFmt w:val="decimal"/>
+      <w:lvlText w:val="%1."/>
+      <w:lvlJc w:val="left"/>
+      <w:pPr>
+        <w:ind w:left="1440" w:hanging="360"/>
+      </w:pPr>
+      <w:rPr>
+        <w:rFonts w:hint="default"/>
+      </w:rPr>
+    </w:lvl>
+    <w:lvl w:ilvl="1" w:tplc="04090019" w:tentative="1">
+      <w:start w:val="1"/>
+      <w:numFmt w:val="lowerLetter"/>
+      <w:lvlText w:val="%2."/>
+      <w:lvlJc w:val="left"/>
+      <w:pPr>
+        <w:ind w:left="2160" w:hanging="360"/>
+      </w:pPr>
+    </w:lvl>
+    <w:lvl w:ilvl="2" w:tplc="0409001B" w:tentative="1">
+      <w:start w:val="1"/>
+      <w:numFmt w:val="lowerRoman"/>
+      <w:lvlText w:val="%3."/>
+      <w:lvlJc w:val="right"/>
+      <w:pPr>
+        <w:ind w:left="2880" w:hanging="180"/>
+      </w:pPr>
+    </w:lvl>
+    <w:lvl w:ilvl="3" w:tplc="0409000F" w:tentative="1">
+      <w:start w:val="1"/>
+      <w:numFmt w:val="decimal"/>
+      <w:lvlText w:val="%4."/>
+      <w:lvlJc w:val="left"/>
+      <w:pPr>
+        <w:ind w:left="3600" w:hanging="360"/>
+      </w:pPr>
+    </w:lvl>
+    <w:lvl w:ilvl="4" w:tplc="04090019" w:tentative="1">
+      <w:start w:val="1"/>
+      <w:numFmt w:val="lowerLetter"/>
+      <w:lvlText w:val="%5."/>
+      <w:lvlJc w:val="left"/>
+      <w:pPr>
+        <w:ind w:left="4320" w:hanging="360"/>
+      </w:pPr>
+    </w:lvl>
+    <w:lvl w:ilvl="5" w:tplc="0409001B" w:tentative="1">
+      <w:start w:val="1"/>
+      <w:numFmt w:val="lowerRoman"/>
+      <w:lvlText w:val="%6."/>
+      <w:lvlJc w:val="right"/>
+      <w:pPr>
+        <w:ind w:left="5040" w:hanging="180"/>
+      </w:pPr>
+    </w:lvl>
+    <w:lvl w:ilvl="6" w:tplc="0409000F" w:tentative="1">
+      <w:start w:val="1"/>
+      <w:numFmt w:val="decimal"/>
+      <w:lvlText w:val="%7."/>
+      <w:lvlJc w:val="left"/>
+      <w:pPr>
+        <w:ind w:left="5760" w:hanging="360"/>
+      </w:pPr>
+    </w:lvl>
+    <w:lvl w:ilvl="7" w:tplc="04090019" w:tentative="1">
+      <w:start w:val="1"/>
+      <w:numFmt w:val="lowerLetter"/>
+      <w:lvlText w:val="%8."/>
+      <w:lvlJc w:val="left"/>
+      <w:pPr>
+        <w:ind w:left="6480" w:hanging="360"/>
+      </w:pPr>
+    </w:lvl>
+    <w:lvl w:ilvl="8" w:tplc="0409001B" w:tentative="1">
+      <w:start w:val="1"/>
+      <w:numFmt w:val="lowerRoman"/>
+      <w:lvlText w:val="%9."/>
+      <w:lvlJc w:val="right"/>
+      <w:pPr>
+        <w:ind w:left="7200" w:hanging="180"/>
+      </w:pPr>
+    </w:lvl>
+  </w:abstractNum>
+  <w:abstractNum w:abstractNumId="5" w15:restartNumberingAfterBreak="0">
+    <w:nsid w:val="359668D2"/>
+    <w:multiLevelType w:val="hybridMultilevel"/>
+    <w:tmpl w:val="3198E56C"/>
+    <w:lvl w:ilvl="0" w:tplc="0409000F">
+      <w:start w:val="1"/>
+      <w:numFmt w:val="decimal"/>
+      <w:lvlText w:val="%1."/>
+      <w:lvlJc w:val="left"/>
+      <w:pPr>
+        <w:ind w:left="720" w:hanging="360"/>
+      </w:pPr>
+      <w:rPr>
+        <w:rFonts w:hint="default"/>
+      </w:rPr>
+    </w:lvl>
+    <w:lvl w:ilvl="1" w:tplc="04090019" w:tentative="1">
+      <w:start w:val="1"/>
+      <w:numFmt w:val="lowerLetter"/>
+      <w:lvlText w:val="%2."/>
+      <w:lvlJc w:val="left"/>
+      <w:pPr>
+        <w:ind w:left="1440" w:hanging="360"/>
+      </w:pPr>
+    </w:lvl>
+    <w:lvl w:ilvl="2" w:tplc="0409001B" w:tentative="1">
+      <w:start w:val="1"/>
+      <w:numFmt w:val="lowerRoman"/>
+      <w:lvlText w:val="%3."/>
+      <w:lvlJc w:val="right"/>
+      <w:pPr>
+        <w:ind w:left="2160" w:hanging="180"/>
+      </w:pPr>
+    </w:lvl>
+    <w:lvl w:ilvl="3" w:tplc="0409000F" w:tentative="1">
+      <w:start w:val="1"/>
+      <w:numFmt w:val="decimal"/>
+      <w:lvlText w:val="%4."/>
+      <w:lvlJc w:val="left"/>
+      <w:pPr>
+        <w:ind w:left="2880" w:hanging="360"/>
+      </w:pPr>
+    </w:lvl>
+    <w:lvl w:ilvl="4" w:tplc="04090019" w:tentative="1">
+      <w:start w:val="1"/>
+      <w:numFmt w:val="lowerLetter"/>
+      <w:lvlText w:val="%5."/>
+      <w:lvlJc w:val="left"/>
+      <w:pPr>
+        <w:ind w:left="3600" w:hanging="360"/>
+      </w:pPr>
+    </w:lvl>
+    <w:lvl w:ilvl="5" w:tplc="0409001B" w:tentative="1">
+      <w:start w:val="1"/>
+      <w:numFmt w:val="lowerRoman"/>
+      <w:lvlText w:val="%6."/>
+      <w:lvlJc w:val="right"/>
+      <w:pPr>
+        <w:ind w:left="4320" w:hanging="180"/>
+      </w:pPr>
+    </w:lvl>
+    <w:lvl w:ilvl="6" w:tplc="0409000F" w:tentative="1">
+      <w:start w:val="1"/>
+      <w:numFmt w:val="decimal"/>
+      <w:lvlText w:val="%7."/>
+      <w:lvlJc w:val="left"/>
+      <w:pPr>
+        <w:ind w:left="5040" w:hanging="360"/>
+      </w:pPr>
+    </w:lvl>
+    <w:lvl w:ilvl="7" w:tplc="04090019" w:tentative="1">
+      <w:start w:val="1"/>
+      <w:numFmt w:val="lowerLetter"/>
+      <w:lvlText w:val="%8."/>
+      <w:lvlJc w:val="left"/>
+      <w:pPr>
+        <w:ind w:left="5760" w:hanging="360"/>
+      </w:pPr>
+    </w:lvl>
+    <w:lvl w:ilvl="8" w:tplc="0409001B" w:tentative="1">
+      <w:start w:val="1"/>
+      <w:numFmt w:val="lowerRoman"/>
+      <w:lvlText w:val="%9."/>
+      <w:lvlJc w:val="right"/>
+      <w:pPr>
+        <w:ind w:left="6480" w:hanging="180"/>
+      </w:pPr>
+    </w:lvl>
+  </w:abstractNum>
+  <w:abstractNum w:abstractNumId="6" w15:restartNumberingAfterBreak="0">
+    <w:nsid w:val="36D668DD"/>
+    <w:multiLevelType w:val="hybridMultilevel"/>
+    <w:tmpl w:val="456A895E"/>
+    <w:lvl w:ilvl="0" w:tplc="478AF456">
+      <w:start w:val="1"/>
+      <w:numFmt w:val="decimal"/>
+      <w:lvlText w:val="%1."/>
+      <w:lvlJc w:val="left"/>
+      <w:pPr>
+        <w:ind w:left="1080" w:hanging="360"/>
+      </w:pPr>
+      <w:rPr>
+        <w:rFonts w:hint="default"/>
+      </w:rPr>
+    </w:lvl>
+    <w:lvl w:ilvl="1" w:tplc="04090019" w:tentative="1">
+      <w:start w:val="1"/>
+      <w:numFmt w:val="lowerLetter"/>
+      <w:lvlText w:val="%2."/>
+      <w:lvlJc w:val="left"/>
+      <w:pPr>
+        <w:ind w:left="1800" w:hanging="360"/>
+      </w:pPr>
+    </w:lvl>
+    <w:lvl w:ilvl="2" w:tplc="0409001B" w:tentative="1">
+      <w:start w:val="1"/>
+      <w:numFmt w:val="lowerRoman"/>
+      <w:lvlText w:val="%3."/>
+      <w:lvlJc w:val="right"/>
+      <w:pPr>
+        <w:ind w:left="2520" w:hanging="180"/>
+      </w:pPr>
+    </w:lvl>
+    <w:lvl w:ilvl="3" w:tplc="0409000F" w:tentative="1">
+      <w:start w:val="1"/>
+      <w:numFmt w:val="decimal"/>
+      <w:lvlText w:val="%4."/>
+      <w:lvlJc w:val="left"/>
+      <w:pPr>
+        <w:ind w:left="3240" w:hanging="360"/>
+      </w:pPr>
+    </w:lvl>
+    <w:lvl w:ilvl="4" w:tplc="04090019" w:tentative="1">
+      <w:start w:val="1"/>
+      <w:numFmt w:val="lowerLetter"/>
+      <w:lvlText w:val="%5."/>
+      <w:lvlJc w:val="left"/>
+      <w:pPr>
+        <w:ind w:left="3960" w:hanging="360"/>
+      </w:pPr>
+    </w:lvl>
+    <w:lvl w:ilvl="5" w:tplc="0409001B" w:tentative="1">
+      <w:start w:val="1"/>
+      <w:numFmt w:val="lowerRoman"/>
+      <w:lvlText w:val="%6."/>
+      <w:lvlJc w:val="right"/>
+      <w:pPr>
+        <w:ind w:left="4680" w:hanging="180"/>
+      </w:pPr>
+    </w:lvl>
+    <w:lvl w:ilvl="6" w:tplc="0409000F" w:tentative="1">
+      <w:start w:val="1"/>
+      <w:numFmt w:val="decimal"/>
+      <w:lvlText w:val="%7."/>
+      <w:lvlJc w:val="left"/>
+      <w:pPr>
+        <w:ind w:left="5400" w:hanging="360"/>
+      </w:pPr>
+    </w:lvl>
+    <w:lvl w:ilvl="7" w:tplc="04090019" w:tentative="1">
+      <w:start w:val="1"/>
+      <w:numFmt w:val="lowerLetter"/>
+      <w:lvlText w:val="%8."/>
+      <w:lvlJc w:val="left"/>
+      <w:pPr>
+        <w:ind w:left="6120" w:hanging="360"/>
+      </w:pPr>
+    </w:lvl>
+    <w:lvl w:ilvl="8" w:tplc="0409001B" w:tentative="1">
+      <w:start w:val="1"/>
+      <w:numFmt w:val="lowerRoman"/>
+      <w:lvlText w:val="%9."/>
+      <w:lvlJc w:val="right"/>
+      <w:pPr>
+        <w:ind w:left="6840" w:hanging="180"/>
+      </w:pPr>
+    </w:lvl>
+  </w:abstractNum>
+  <w:abstractNum w:abstractNumId="7" w15:restartNumberingAfterBreak="0">
     <w:nsid w:val="3F6244E1"/>
     <w:multiLevelType w:val="hybridMultilevel"/>
     <w:tmpl w:val="C4244AF8"/>
@@ -4271,7 +9164,7 @@
       </w:pPr>
     </w:lvl>
   </w:abstractNum>
-  <w:abstractNum w:abstractNumId="2" w15:restartNumberingAfterBreak="0">
+  <w:abstractNum w:abstractNumId="8" w15:restartNumberingAfterBreak="0">
     <w:nsid w:val="409132E5"/>
     <w:multiLevelType w:val="hybridMultilevel"/>
     <w:tmpl w:val="FC607D18"/>
@@ -4360,7 +9253,7 @@
       </w:pPr>
     </w:lvl>
   </w:abstractNum>
-  <w:abstractNum w:abstractNumId="3" w15:restartNumberingAfterBreak="0">
+  <w:abstractNum w:abstractNumId="9" w15:restartNumberingAfterBreak="0">
     <w:nsid w:val="4D4E702D"/>
     <w:multiLevelType w:val="hybridMultilevel"/>
     <w:tmpl w:val="5B8A1A8E"/>
@@ -4449,7 +9342,7 @@
       </w:pPr>
     </w:lvl>
   </w:abstractNum>
-  <w:abstractNum w:abstractNumId="4" w15:restartNumberingAfterBreak="0">
+  <w:abstractNum w:abstractNumId="10" w15:restartNumberingAfterBreak="0">
     <w:nsid w:val="4E6714B3"/>
     <w:multiLevelType w:val="hybridMultilevel"/>
     <w:tmpl w:val="0382F280"/>
@@ -4538,7 +9431,7 @@
       </w:pPr>
     </w:lvl>
   </w:abstractNum>
-  <w:abstractNum w:abstractNumId="5" w15:restartNumberingAfterBreak="0">
+  <w:abstractNum w:abstractNumId="11" w15:restartNumberingAfterBreak="0">
     <w:nsid w:val="562B039C"/>
     <w:multiLevelType w:val="hybridMultilevel"/>
     <w:tmpl w:val="EAEC0B3A"/>
@@ -4627,7 +9520,7 @@
       </w:pPr>
     </w:lvl>
   </w:abstractNum>
-  <w:abstractNum w:abstractNumId="6" w15:restartNumberingAfterBreak="0">
+  <w:abstractNum w:abstractNumId="12" w15:restartNumberingAfterBreak="0">
     <w:nsid w:val="58E46E73"/>
     <w:multiLevelType w:val="hybridMultilevel"/>
     <w:tmpl w:val="212AACFE"/>
@@ -4716,7 +9609,7 @@
       </w:pPr>
     </w:lvl>
   </w:abstractNum>
-  <w:abstractNum w:abstractNumId="7" w15:restartNumberingAfterBreak="0">
+  <w:abstractNum w:abstractNumId="13" w15:restartNumberingAfterBreak="0">
     <w:nsid w:val="5FB14351"/>
     <w:multiLevelType w:val="hybridMultilevel"/>
     <w:tmpl w:val="57689896"/>
@@ -4827,37 +9720,147 @@
       <w:rPr>
         <w:rFonts w:ascii="Wingdings" w:hAnsi="Wingdings" w:hint="default"/>
       </w:rPr>
+    </w:lvl>
+  </w:abstractNum>
+  <w:abstractNum w:abstractNumId="14" w15:restartNumberingAfterBreak="0">
+    <w:nsid w:val="670E3E63"/>
+    <w:multiLevelType w:val="hybridMultilevel"/>
+    <w:tmpl w:val="4C6C2032"/>
+    <w:lvl w:ilvl="0" w:tplc="0409000F">
+      <w:start w:val="1"/>
+      <w:numFmt w:val="decimal"/>
+      <w:lvlText w:val="%1."/>
+      <w:lvlJc w:val="left"/>
+      <w:pPr>
+        <w:ind w:left="720" w:hanging="360"/>
+      </w:pPr>
+      <w:rPr>
+        <w:rFonts w:hint="default"/>
+      </w:rPr>
+    </w:lvl>
+    <w:lvl w:ilvl="1" w:tplc="04090019" w:tentative="1">
+      <w:start w:val="1"/>
+      <w:numFmt w:val="lowerLetter"/>
+      <w:lvlText w:val="%2."/>
+      <w:lvlJc w:val="left"/>
+      <w:pPr>
+        <w:ind w:left="1440" w:hanging="360"/>
+      </w:pPr>
+    </w:lvl>
+    <w:lvl w:ilvl="2" w:tplc="0409001B" w:tentative="1">
+      <w:start w:val="1"/>
+      <w:numFmt w:val="lowerRoman"/>
+      <w:lvlText w:val="%3."/>
+      <w:lvlJc w:val="right"/>
+      <w:pPr>
+        <w:ind w:left="2160" w:hanging="180"/>
+      </w:pPr>
+    </w:lvl>
+    <w:lvl w:ilvl="3" w:tplc="0409000F" w:tentative="1">
+      <w:start w:val="1"/>
+      <w:numFmt w:val="decimal"/>
+      <w:lvlText w:val="%4."/>
+      <w:lvlJc w:val="left"/>
+      <w:pPr>
+        <w:ind w:left="2880" w:hanging="360"/>
+      </w:pPr>
+    </w:lvl>
+    <w:lvl w:ilvl="4" w:tplc="04090019" w:tentative="1">
+      <w:start w:val="1"/>
+      <w:numFmt w:val="lowerLetter"/>
+      <w:lvlText w:val="%5."/>
+      <w:lvlJc w:val="left"/>
+      <w:pPr>
+        <w:ind w:left="3600" w:hanging="360"/>
+      </w:pPr>
+    </w:lvl>
+    <w:lvl w:ilvl="5" w:tplc="0409001B" w:tentative="1">
+      <w:start w:val="1"/>
+      <w:numFmt w:val="lowerRoman"/>
+      <w:lvlText w:val="%6."/>
+      <w:lvlJc w:val="right"/>
+      <w:pPr>
+        <w:ind w:left="4320" w:hanging="180"/>
+      </w:pPr>
+    </w:lvl>
+    <w:lvl w:ilvl="6" w:tplc="0409000F" w:tentative="1">
+      <w:start w:val="1"/>
+      <w:numFmt w:val="decimal"/>
+      <w:lvlText w:val="%7."/>
+      <w:lvlJc w:val="left"/>
+      <w:pPr>
+        <w:ind w:left="5040" w:hanging="360"/>
+      </w:pPr>
+    </w:lvl>
+    <w:lvl w:ilvl="7" w:tplc="04090019" w:tentative="1">
+      <w:start w:val="1"/>
+      <w:numFmt w:val="lowerLetter"/>
+      <w:lvlText w:val="%8."/>
+      <w:lvlJc w:val="left"/>
+      <w:pPr>
+        <w:ind w:left="5760" w:hanging="360"/>
+      </w:pPr>
+    </w:lvl>
+    <w:lvl w:ilvl="8" w:tplc="0409001B" w:tentative="1">
+      <w:start w:val="1"/>
+      <w:numFmt w:val="lowerRoman"/>
+      <w:lvlText w:val="%9."/>
+      <w:lvlJc w:val="right"/>
+      <w:pPr>
+        <w:ind w:left="6480" w:hanging="180"/>
+      </w:pPr>
     </w:lvl>
   </w:abstractNum>
   <w:num w:numId="1">
     <w:abstractNumId w:val="0"/>
   </w:num>
   <w:num w:numId="2">
+    <w:abstractNumId w:val="11"/>
+  </w:num>
+  <w:num w:numId="3">
+    <w:abstractNumId w:val="12"/>
+  </w:num>
+  <w:num w:numId="4">
+    <w:abstractNumId w:val="8"/>
+  </w:num>
+  <w:num w:numId="5">
+    <w:abstractNumId w:val="7"/>
+  </w:num>
+  <w:num w:numId="6">
+    <w:abstractNumId w:val="10"/>
+  </w:num>
+  <w:num w:numId="7">
+    <w:abstractNumId w:val="9"/>
+  </w:num>
+  <w:num w:numId="8">
+    <w:abstractNumId w:val="13"/>
+  </w:num>
+  <w:num w:numId="9">
+    <w:abstractNumId w:val="6"/>
+  </w:num>
+  <w:num w:numId="10">
+    <w:abstractNumId w:val="4"/>
+  </w:num>
+  <w:num w:numId="11">
+    <w:abstractNumId w:val="1"/>
+  </w:num>
+  <w:num w:numId="12">
+    <w:abstractNumId w:val="3"/>
+  </w:num>
+  <w:num w:numId="13">
     <w:abstractNumId w:val="5"/>
   </w:num>
-  <w:num w:numId="3">
-    <w:abstractNumId w:val="6"/>
-  </w:num>
-  <w:num w:numId="4">
+  <w:num w:numId="14">
     <w:abstractNumId w:val="2"/>
   </w:num>
-  <w:num w:numId="5">
-    <w:abstractNumId w:val="1"/>
-  </w:num>
-  <w:num w:numId="6">
-    <w:abstractNumId w:val="4"/>
-  </w:num>
-  <w:num w:numId="7">
-    <w:abstractNumId w:val="3"/>
-  </w:num>
-  <w:num w:numId="8">
-    <w:abstractNumId w:val="7"/>
+  <w:num w:numId="15">
+    <w:abstractNumId w:val="14"/>
   </w:num>
 </w:numbering>
 </file>
 
 <file path=word/styles.xml><?xml version="1.0" encoding="utf-8"?>
-<w:styles xmlns:mc="http://schemas.openxmlformats.org/markup-compatibility/2006" xmlns:r="http://schemas.openxmlformats.org/officeDocument/2006/relationships" xmlns:w="http://schemas.openxmlformats.org/wordprocessingml/2006/main" xmlns:w14="http://schemas.microsoft.com/office/word/2010/wordml" xmlns:w15="http://schemas.microsoft.com/office/word/2012/wordml" xmlns:w16se="http://schemas.microsoft.com/office/word/2015/wordml/symex" mc:Ignorable="w14 w15 w16se">
+<w:styles xmlns:mc="http://schemas.openxmlformats.org/markup-compatibility/2006" xmlns:r="http://schemas.openxmlformats.org/officeDocument/2006/relationships" xmlns:w="http://schemas.openxmlformats.org/wordprocessingml/2006/main" xmlns:w14="http://schemas.microsoft.com/office/word/2010/wordml" xmlns:w15="http://schemas.microsoft.com/office/word/2012/wordml" xmlns:w16cid="http://schemas.microsoft.com/office/word/2016/wordml/cid" xmlns:w16se="http://schemas.microsoft.com/office/word/2015/wordml/symex" mc:Ignorable="w14 w15 w16se w16cid">
   <w:docDefaults>
     <w:rPrDefault>
       <w:rPr>
@@ -4874,7 +9877,7 @@
       </w:pPr>
     </w:pPrDefault>
   </w:docDefaults>
-  <w:latentStyles w:defLockedState="0" w:defUIPriority="99" w:defSemiHidden="0" w:defUnhideWhenUsed="0" w:defQFormat="0" w:count="371">
+  <w:latentStyles w:defLockedState="0" w:defUIPriority="99" w:defSemiHidden="0" w:defUnhideWhenUsed="0" w:defQFormat="0" w:count="375">
     <w:lsdException w:name="Normal" w:uiPriority="0" w:qFormat="1"/>
     <w:lsdException w:name="heading 1" w:uiPriority="9" w:qFormat="1"/>
     <w:lsdException w:name="heading 2" w:semiHidden="1" w:uiPriority="9" w:unhideWhenUsed="1" w:qFormat="1"/>
@@ -5246,17 +10249,21 @@
     <w:lsdException w:name="List Table 5 Dark Accent 6" w:uiPriority="50"/>
     <w:lsdException w:name="List Table 6 Colorful Accent 6" w:uiPriority="51"/>
     <w:lsdException w:name="List Table 7 Colorful Accent 6" w:uiPriority="52"/>
+    <w:lsdException w:name="Mention" w:semiHidden="1" w:unhideWhenUsed="1"/>
+    <w:lsdException w:name="Smart Hyperlink" w:semiHidden="1" w:unhideWhenUsed="1"/>
+    <w:lsdException w:name="Hashtag" w:semiHidden="1" w:unhideWhenUsed="1"/>
+    <w:lsdException w:name="Unresolved Mention" w:semiHidden="1" w:unhideWhenUsed="1"/>
   </w:latentStyles>
-  <w:style w:type="paragraph" w:default="1" w:styleId="a0">
+  <w:style w:type="paragraph" w:default="1" w:styleId="Normal">
     <w:name w:val="Normal"/>
     <w:qFormat/>
     <w:rsid w:val="00E5572C"/>
   </w:style>
-  <w:style w:type="paragraph" w:styleId="1">
+  <w:style w:type="paragraph" w:styleId="Heading1">
     <w:name w:val="heading 1"/>
-    <w:basedOn w:val="a0"/>
-    <w:next w:val="a0"/>
-    <w:link w:val="10"/>
+    <w:basedOn w:val="Normal"/>
+    <w:next w:val="Normal"/>
+    <w:link w:val="Heading1Char"/>
     <w:uiPriority w:val="9"/>
     <w:qFormat/>
     <w:rsid w:val="00E5572C"/>
@@ -5277,11 +10284,11 @@
       <w:szCs w:val="36"/>
     </w:rPr>
   </w:style>
-  <w:style w:type="paragraph" w:styleId="2">
+  <w:style w:type="paragraph" w:styleId="Heading2">
     <w:name w:val="heading 2"/>
-    <w:basedOn w:val="a0"/>
-    <w:next w:val="a0"/>
-    <w:link w:val="20"/>
+    <w:basedOn w:val="Normal"/>
+    <w:next w:val="Normal"/>
+    <w:link w:val="Heading2Char"/>
     <w:uiPriority w:val="9"/>
     <w:semiHidden/>
     <w:unhideWhenUsed/>
@@ -5299,11 +10306,11 @@
       <w:szCs w:val="36"/>
     </w:rPr>
   </w:style>
-  <w:style w:type="paragraph" w:styleId="3">
+  <w:style w:type="paragraph" w:styleId="Heading3">
     <w:name w:val="heading 3"/>
-    <w:basedOn w:val="a0"/>
-    <w:next w:val="a0"/>
-    <w:link w:val="30"/>
+    <w:basedOn w:val="Normal"/>
+    <w:next w:val="Normal"/>
+    <w:link w:val="Heading3Char"/>
     <w:uiPriority w:val="9"/>
     <w:semiHidden/>
     <w:unhideWhenUsed/>
@@ -5322,11 +10329,11 @@
       <w:szCs w:val="28"/>
     </w:rPr>
   </w:style>
-  <w:style w:type="paragraph" w:styleId="4">
+  <w:style w:type="paragraph" w:styleId="Heading4">
     <w:name w:val="heading 4"/>
-    <w:basedOn w:val="a0"/>
-    <w:next w:val="a0"/>
-    <w:link w:val="40"/>
+    <w:basedOn w:val="Normal"/>
+    <w:next w:val="Normal"/>
+    <w:link w:val="Heading4Char"/>
     <w:uiPriority w:val="9"/>
     <w:semiHidden/>
     <w:unhideWhenUsed/>
@@ -5346,11 +10353,11 @@
       <w:szCs w:val="28"/>
     </w:rPr>
   </w:style>
-  <w:style w:type="paragraph" w:styleId="5">
+  <w:style w:type="paragraph" w:styleId="Heading5">
     <w:name w:val="heading 5"/>
-    <w:basedOn w:val="a0"/>
-    <w:next w:val="a0"/>
-    <w:link w:val="50"/>
+    <w:basedOn w:val="Normal"/>
+    <w:next w:val="Normal"/>
+    <w:link w:val="Heading5Char"/>
     <w:uiPriority w:val="9"/>
     <w:semiHidden/>
     <w:unhideWhenUsed/>
@@ -5368,11 +10375,11 @@
       <w:szCs w:val="24"/>
     </w:rPr>
   </w:style>
-  <w:style w:type="paragraph" w:styleId="6">
+  <w:style w:type="paragraph" w:styleId="Heading6">
     <w:name w:val="heading 6"/>
-    <w:basedOn w:val="a0"/>
-    <w:next w:val="a0"/>
-    <w:link w:val="60"/>
+    <w:basedOn w:val="Normal"/>
+    <w:next w:val="Normal"/>
+    <w:link w:val="Heading6Char"/>
     <w:uiPriority w:val="9"/>
     <w:semiHidden/>
     <w:unhideWhenUsed/>
@@ -5392,11 +10399,11 @@
       <w:szCs w:val="24"/>
     </w:rPr>
   </w:style>
-  <w:style w:type="paragraph" w:styleId="7">
+  <w:style w:type="paragraph" w:styleId="Heading7">
     <w:name w:val="heading 7"/>
-    <w:basedOn w:val="a0"/>
-    <w:next w:val="a0"/>
-    <w:link w:val="70"/>
+    <w:basedOn w:val="Normal"/>
+    <w:next w:val="Normal"/>
+    <w:link w:val="Heading7Char"/>
     <w:uiPriority w:val="9"/>
     <w:semiHidden/>
     <w:unhideWhenUsed/>
@@ -5415,11 +10422,11 @@
       <w:szCs w:val="24"/>
     </w:rPr>
   </w:style>
-  <w:style w:type="paragraph" w:styleId="8">
+  <w:style w:type="paragraph" w:styleId="Heading8">
     <w:name w:val="heading 8"/>
-    <w:basedOn w:val="a0"/>
-    <w:next w:val="a0"/>
-    <w:link w:val="80"/>
+    <w:basedOn w:val="Normal"/>
+    <w:next w:val="Normal"/>
+    <w:link w:val="Heading8Char"/>
     <w:uiPriority w:val="9"/>
     <w:semiHidden/>
     <w:unhideWhenUsed/>
@@ -5436,11 +10443,11 @@
       <w:caps/>
     </w:rPr>
   </w:style>
-  <w:style w:type="paragraph" w:styleId="9">
+  <w:style w:type="paragraph" w:styleId="Heading9">
     <w:name w:val="heading 9"/>
-    <w:basedOn w:val="a0"/>
-    <w:next w:val="a0"/>
-    <w:link w:val="90"/>
+    <w:basedOn w:val="Normal"/>
+    <w:next w:val="Normal"/>
+    <w:link w:val="Heading9Char"/>
     <w:uiPriority w:val="9"/>
     <w:semiHidden/>
     <w:unhideWhenUsed/>
@@ -5459,13 +10466,13 @@
       <w:caps/>
     </w:rPr>
   </w:style>
-  <w:style w:type="character" w:default="1" w:styleId="a1">
+  <w:style w:type="character" w:default="1" w:styleId="DefaultParagraphFont">
     <w:name w:val="Default Paragraph Font"/>
     <w:uiPriority w:val="1"/>
     <w:semiHidden/>
     <w:unhideWhenUsed/>
   </w:style>
-  <w:style w:type="table" w:default="1" w:styleId="a2">
+  <w:style w:type="table" w:default="1" w:styleId="TableNormal">
     <w:name w:val="Normal Table"/>
     <w:uiPriority w:val="99"/>
     <w:semiHidden/>
@@ -5480,16 +10487,16 @@
       </w:tblCellMar>
     </w:tblPr>
   </w:style>
-  <w:style w:type="numbering" w:default="1" w:styleId="a3">
+  <w:style w:type="numbering" w:default="1" w:styleId="NoList">
     <w:name w:val="No List"/>
     <w:uiPriority w:val="99"/>
     <w:semiHidden/>
     <w:unhideWhenUsed/>
   </w:style>
-  <w:style w:type="paragraph" w:styleId="a4">
+  <w:style w:type="paragraph" w:styleId="Header">
     <w:name w:val="header"/>
-    <w:basedOn w:val="a0"/>
-    <w:link w:val="a5"/>
+    <w:basedOn w:val="Normal"/>
+    <w:link w:val="HeaderChar"/>
     <w:uiPriority w:val="99"/>
     <w:unhideWhenUsed/>
     <w:rsid w:val="00E5572C"/>
@@ -5501,17 +10508,17 @@
       <w:spacing w:after="0" w:line="240" w:lineRule="auto"/>
     </w:pPr>
   </w:style>
-  <w:style w:type="character" w:customStyle="1" w:styleId="a5">
-    <w:name w:val="כותרת עליונה תו"/>
-    <w:basedOn w:val="a1"/>
-    <w:link w:val="a4"/>
+  <w:style w:type="character" w:customStyle="1" w:styleId="HeaderChar">
+    <w:name w:val="Header Char"/>
+    <w:basedOn w:val="DefaultParagraphFont"/>
+    <w:link w:val="Header"/>
     <w:uiPriority w:val="99"/>
     <w:rsid w:val="00E5572C"/>
   </w:style>
-  <w:style w:type="paragraph" w:styleId="a6">
+  <w:style w:type="paragraph" w:styleId="Footer">
     <w:name w:val="footer"/>
-    <w:basedOn w:val="a0"/>
-    <w:link w:val="a7"/>
+    <w:basedOn w:val="Normal"/>
+    <w:link w:val="FooterChar"/>
     <w:uiPriority w:val="99"/>
     <w:unhideWhenUsed/>
     <w:rsid w:val="00E5572C"/>
@@ -5523,17 +10530,17 @@
       <w:spacing w:after="0" w:line="240" w:lineRule="auto"/>
     </w:pPr>
   </w:style>
-  <w:style w:type="character" w:customStyle="1" w:styleId="a7">
-    <w:name w:val="כותרת תחתונה תו"/>
-    <w:basedOn w:val="a1"/>
-    <w:link w:val="a6"/>
+  <w:style w:type="character" w:customStyle="1" w:styleId="FooterChar">
+    <w:name w:val="Footer Char"/>
+    <w:basedOn w:val="DefaultParagraphFont"/>
+    <w:link w:val="Footer"/>
     <w:uiPriority w:val="99"/>
     <w:rsid w:val="00E5572C"/>
   </w:style>
-  <w:style w:type="paragraph" w:styleId="a8">
+  <w:style w:type="paragraph" w:styleId="BalloonText">
     <w:name w:val="Balloon Text"/>
-    <w:basedOn w:val="a0"/>
-    <w:link w:val="a9"/>
+    <w:basedOn w:val="Normal"/>
+    <w:link w:val="BalloonTextChar"/>
     <w:uiPriority w:val="99"/>
     <w:semiHidden/>
     <w:unhideWhenUsed/>
@@ -5547,10 +10554,10 @@
       <w:szCs w:val="18"/>
     </w:rPr>
   </w:style>
-  <w:style w:type="character" w:customStyle="1" w:styleId="a9">
-    <w:name w:val="טקסט בלונים תו"/>
-    <w:basedOn w:val="a1"/>
-    <w:link w:val="a8"/>
+  <w:style w:type="character" w:customStyle="1" w:styleId="BalloonTextChar">
+    <w:name w:val="Balloon Text Char"/>
+    <w:basedOn w:val="DefaultParagraphFont"/>
+    <w:link w:val="BalloonText"/>
     <w:uiPriority w:val="99"/>
     <w:semiHidden/>
     <w:rsid w:val="00E5572C"/>
@@ -5560,9 +10567,9 @@
       <w:szCs w:val="18"/>
     </w:rPr>
   </w:style>
-  <w:style w:type="paragraph" w:styleId="a">
+  <w:style w:type="paragraph" w:styleId="ListBullet">
     <w:name w:val="List Bullet"/>
-    <w:basedOn w:val="a0"/>
+    <w:basedOn w:val="Normal"/>
     <w:uiPriority w:val="99"/>
     <w:unhideWhenUsed/>
     <w:rsid w:val="00E5572C"/>
@@ -5573,10 +10580,10 @@
       <w:contextualSpacing/>
     </w:pPr>
   </w:style>
-  <w:style w:type="character" w:customStyle="1" w:styleId="10">
-    <w:name w:val="כותרת 1 תו"/>
-    <w:basedOn w:val="a1"/>
-    <w:link w:val="1"/>
+  <w:style w:type="character" w:customStyle="1" w:styleId="Heading1Char">
+    <w:name w:val="Heading 1 Char"/>
+    <w:basedOn w:val="DefaultParagraphFont"/>
+    <w:link w:val="Heading1"/>
     <w:uiPriority w:val="9"/>
     <w:rsid w:val="00E5572C"/>
     <w:rPr>
@@ -5587,10 +10594,10 @@
       <w:szCs w:val="36"/>
     </w:rPr>
   </w:style>
-  <w:style w:type="character" w:customStyle="1" w:styleId="20">
-    <w:name w:val="כותרת 2 תו"/>
-    <w:basedOn w:val="a1"/>
-    <w:link w:val="2"/>
+  <w:style w:type="character" w:customStyle="1" w:styleId="Heading2Char">
+    <w:name w:val="Heading 2 Char"/>
+    <w:basedOn w:val="DefaultParagraphFont"/>
+    <w:link w:val="Heading2"/>
     <w:uiPriority w:val="9"/>
     <w:semiHidden/>
     <w:rsid w:val="00E5572C"/>
@@ -5600,10 +10607,10 @@
       <w:szCs w:val="36"/>
     </w:rPr>
   </w:style>
-  <w:style w:type="character" w:customStyle="1" w:styleId="30">
-    <w:name w:val="כותרת 3 תו"/>
-    <w:basedOn w:val="a1"/>
-    <w:link w:val="3"/>
+  <w:style w:type="character" w:customStyle="1" w:styleId="Heading3Char">
+    <w:name w:val="Heading 3 Char"/>
+    <w:basedOn w:val="DefaultParagraphFont"/>
+    <w:link w:val="Heading3"/>
     <w:uiPriority w:val="9"/>
     <w:semiHidden/>
     <w:rsid w:val="00E5572C"/>
@@ -5614,10 +10621,10 @@
       <w:szCs w:val="28"/>
     </w:rPr>
   </w:style>
-  <w:style w:type="character" w:customStyle="1" w:styleId="40">
-    <w:name w:val="כותרת 4 תו"/>
-    <w:basedOn w:val="a1"/>
-    <w:link w:val="4"/>
+  <w:style w:type="character" w:customStyle="1" w:styleId="Heading4Char">
+    <w:name w:val="Heading 4 Char"/>
+    <w:basedOn w:val="DefaultParagraphFont"/>
+    <w:link w:val="Heading4"/>
     <w:uiPriority w:val="9"/>
     <w:semiHidden/>
     <w:rsid w:val="00E5572C"/>
@@ -5629,10 +10636,10 @@
       <w:szCs w:val="28"/>
     </w:rPr>
   </w:style>
-  <w:style w:type="character" w:customStyle="1" w:styleId="50">
-    <w:name w:val="כותרת 5 תו"/>
-    <w:basedOn w:val="a1"/>
-    <w:link w:val="5"/>
+  <w:style w:type="character" w:customStyle="1" w:styleId="Heading5Char">
+    <w:name w:val="Heading 5 Char"/>
+    <w:basedOn w:val="DefaultParagraphFont"/>
+    <w:link w:val="Heading5"/>
     <w:uiPriority w:val="9"/>
     <w:semiHidden/>
     <w:rsid w:val="00E5572C"/>
@@ -5642,10 +10649,10 @@
       <w:szCs w:val="24"/>
     </w:rPr>
   </w:style>
-  <w:style w:type="character" w:customStyle="1" w:styleId="60">
-    <w:name w:val="כותרת 6 תו"/>
-    <w:basedOn w:val="a1"/>
-    <w:link w:val="6"/>
+  <w:style w:type="character" w:customStyle="1" w:styleId="Heading6Char">
+    <w:name w:val="Heading 6 Char"/>
+    <w:basedOn w:val="DefaultParagraphFont"/>
+    <w:link w:val="Heading6"/>
     <w:uiPriority w:val="9"/>
     <w:semiHidden/>
     <w:rsid w:val="00E5572C"/>
@@ -5657,10 +10664,10 @@
       <w:szCs w:val="24"/>
     </w:rPr>
   </w:style>
-  <w:style w:type="character" w:customStyle="1" w:styleId="70">
-    <w:name w:val="כותרת 7 תו"/>
-    <w:basedOn w:val="a1"/>
-    <w:link w:val="7"/>
+  <w:style w:type="character" w:customStyle="1" w:styleId="Heading7Char">
+    <w:name w:val="Heading 7 Char"/>
+    <w:basedOn w:val="DefaultParagraphFont"/>
+    <w:link w:val="Heading7"/>
     <w:uiPriority w:val="9"/>
     <w:semiHidden/>
     <w:rsid w:val="00E5572C"/>
@@ -5671,10 +10678,10 @@
       <w:szCs w:val="24"/>
     </w:rPr>
   </w:style>
-  <w:style w:type="character" w:customStyle="1" w:styleId="80">
-    <w:name w:val="כותרת 8 תו"/>
-    <w:basedOn w:val="a1"/>
-    <w:link w:val="8"/>
+  <w:style w:type="character" w:customStyle="1" w:styleId="Heading8Char">
+    <w:name w:val="Heading 8 Char"/>
+    <w:basedOn w:val="DefaultParagraphFont"/>
+    <w:link w:val="Heading8"/>
     <w:uiPriority w:val="9"/>
     <w:semiHidden/>
     <w:rsid w:val="00E5572C"/>
@@ -5683,10 +10690,10 @@
       <w:caps/>
     </w:rPr>
   </w:style>
-  <w:style w:type="character" w:customStyle="1" w:styleId="90">
-    <w:name w:val="כותרת 9 תו"/>
-    <w:basedOn w:val="a1"/>
-    <w:link w:val="9"/>
+  <w:style w:type="character" w:customStyle="1" w:styleId="Heading9Char">
+    <w:name w:val="Heading 9 Char"/>
+    <w:basedOn w:val="DefaultParagraphFont"/>
+    <w:link w:val="Heading9"/>
     <w:uiPriority w:val="9"/>
     <w:semiHidden/>
     <w:rsid w:val="00E5572C"/>
@@ -5697,10 +10704,10 @@
       <w:caps/>
     </w:rPr>
   </w:style>
-  <w:style w:type="paragraph" w:styleId="aa">
+  <w:style w:type="paragraph" w:styleId="Caption">
     <w:name w:val="caption"/>
-    <w:basedOn w:val="a0"/>
-    <w:next w:val="a0"/>
+    <w:basedOn w:val="Normal"/>
+    <w:next w:val="Normal"/>
     <w:uiPriority w:val="35"/>
     <w:semiHidden/>
     <w:unhideWhenUsed/>
@@ -5718,11 +10725,11 @@
       <w:szCs w:val="16"/>
     </w:rPr>
   </w:style>
-  <w:style w:type="paragraph" w:styleId="ab">
+  <w:style w:type="paragraph" w:styleId="Title">
     <w:name w:val="Title"/>
-    <w:basedOn w:val="a0"/>
-    <w:next w:val="a0"/>
-    <w:link w:val="ac"/>
+    <w:basedOn w:val="Normal"/>
+    <w:next w:val="Normal"/>
+    <w:link w:val="TitleChar"/>
     <w:uiPriority w:val="10"/>
     <w:qFormat/>
     <w:rsid w:val="00E5572C"/>
@@ -5738,10 +10745,10 @@
       <w:szCs w:val="76"/>
     </w:rPr>
   </w:style>
-  <w:style w:type="character" w:customStyle="1" w:styleId="ac">
-    <w:name w:val="כותרת טקסט תו"/>
-    <w:basedOn w:val="a1"/>
-    <w:link w:val="ab"/>
+  <w:style w:type="character" w:customStyle="1" w:styleId="TitleChar">
+    <w:name w:val="Title Char"/>
+    <w:basedOn w:val="DefaultParagraphFont"/>
+    <w:link w:val="Title"/>
     <w:uiPriority w:val="10"/>
     <w:rsid w:val="00E5572C"/>
     <w:rPr>
@@ -5752,11 +10759,11 @@
       <w:szCs w:val="76"/>
     </w:rPr>
   </w:style>
-  <w:style w:type="paragraph" w:styleId="ad">
+  <w:style w:type="paragraph" w:styleId="Subtitle">
     <w:name w:val="Subtitle"/>
-    <w:basedOn w:val="a0"/>
-    <w:next w:val="a0"/>
-    <w:link w:val="ae"/>
+    <w:basedOn w:val="Normal"/>
+    <w:next w:val="Normal"/>
+    <w:link w:val="SubtitleChar"/>
     <w:uiPriority w:val="11"/>
     <w:qFormat/>
     <w:rsid w:val="00E5572C"/>
@@ -5772,10 +10779,10 @@
       <w:szCs w:val="24"/>
     </w:rPr>
   </w:style>
-  <w:style w:type="character" w:customStyle="1" w:styleId="ae">
-    <w:name w:val="כותרת משנה תו"/>
-    <w:basedOn w:val="a1"/>
-    <w:link w:val="ad"/>
+  <w:style w:type="character" w:customStyle="1" w:styleId="SubtitleChar">
+    <w:name w:val="Subtitle Char"/>
+    <w:basedOn w:val="DefaultParagraphFont"/>
+    <w:link w:val="Subtitle"/>
     <w:uiPriority w:val="11"/>
     <w:rsid w:val="00E5572C"/>
     <w:rPr>
@@ -5784,9 +10791,9 @@
       <w:szCs w:val="24"/>
     </w:rPr>
   </w:style>
-  <w:style w:type="character" w:styleId="af">
+  <w:style w:type="character" w:styleId="Strong">
     <w:name w:val="Strong"/>
-    <w:basedOn w:val="a1"/>
+    <w:basedOn w:val="DefaultParagraphFont"/>
     <w:uiPriority w:val="22"/>
     <w:qFormat/>
     <w:rsid w:val="00E5572C"/>
@@ -5801,9 +10808,9 @@
       <w:szCs w:val="20"/>
     </w:rPr>
   </w:style>
-  <w:style w:type="character" w:styleId="af0">
+  <w:style w:type="character" w:styleId="Emphasis">
     <w:name w:val="Emphasis"/>
-    <w:basedOn w:val="a1"/>
+    <w:basedOn w:val="DefaultParagraphFont"/>
     <w:uiPriority w:val="20"/>
     <w:qFormat/>
     <w:rsid w:val="00E5572C"/>
@@ -5816,7 +10823,7 @@
       <w:szCs w:val="20"/>
     </w:rPr>
   </w:style>
-  <w:style w:type="paragraph" w:styleId="af1">
+  <w:style w:type="paragraph" w:styleId="NoSpacing">
     <w:name w:val="No Spacing"/>
     <w:uiPriority w:val="1"/>
     <w:qFormat/>
@@ -5825,11 +10832,11 @@
       <w:spacing w:after="0" w:line="240" w:lineRule="auto"/>
     </w:pPr>
   </w:style>
-  <w:style w:type="paragraph" w:styleId="af2">
+  <w:style w:type="paragraph" w:styleId="Quote">
     <w:name w:val="Quote"/>
-    <w:basedOn w:val="a0"/>
-    <w:next w:val="a0"/>
-    <w:link w:val="af3"/>
+    <w:basedOn w:val="Normal"/>
+    <w:next w:val="Normal"/>
+    <w:link w:val="QuoteChar"/>
     <w:uiPriority w:val="29"/>
     <w:qFormat/>
     <w:rsid w:val="00E5572C"/>
@@ -5843,10 +10850,10 @@
       <w:szCs w:val="24"/>
     </w:rPr>
   </w:style>
-  <w:style w:type="character" w:customStyle="1" w:styleId="af3">
-    <w:name w:val="ציטוט תו"/>
-    <w:basedOn w:val="a1"/>
-    <w:link w:val="af2"/>
+  <w:style w:type="character" w:customStyle="1" w:styleId="QuoteChar">
+    <w:name w:val="Quote Char"/>
+    <w:basedOn w:val="DefaultParagraphFont"/>
+    <w:link w:val="Quote"/>
     <w:uiPriority w:val="29"/>
     <w:rsid w:val="00E5572C"/>
     <w:rPr>
@@ -5855,11 +10862,11 @@
       <w:szCs w:val="24"/>
     </w:rPr>
   </w:style>
-  <w:style w:type="paragraph" w:styleId="af4">
+  <w:style w:type="paragraph" w:styleId="IntenseQuote">
     <w:name w:val="Intense Quote"/>
-    <w:basedOn w:val="a0"/>
-    <w:next w:val="a0"/>
-    <w:link w:val="af5"/>
+    <w:basedOn w:val="Normal"/>
+    <w:next w:val="Normal"/>
+    <w:link w:val="IntenseQuoteChar"/>
     <w:uiPriority w:val="30"/>
     <w:qFormat/>
     <w:rsid w:val="00E5572C"/>
@@ -5877,10 +10884,10 @@
       <w:szCs w:val="28"/>
     </w:rPr>
   </w:style>
-  <w:style w:type="character" w:customStyle="1" w:styleId="af5">
-    <w:name w:val="ציטוט חזק תו"/>
-    <w:basedOn w:val="a1"/>
-    <w:link w:val="af4"/>
+  <w:style w:type="character" w:customStyle="1" w:styleId="IntenseQuoteChar">
+    <w:name w:val="Intense Quote Char"/>
+    <w:basedOn w:val="DefaultParagraphFont"/>
+    <w:link w:val="IntenseQuote"/>
     <w:uiPriority w:val="30"/>
     <w:rsid w:val="00E5572C"/>
     <w:rPr>
@@ -5892,9 +10899,9 @@
       <w:szCs w:val="28"/>
     </w:rPr>
   </w:style>
-  <w:style w:type="character" w:styleId="af6">
+  <w:style w:type="character" w:styleId="SubtleEmphasis">
     <w:name w:val="Subtle Emphasis"/>
-    <w:basedOn w:val="a1"/>
+    <w:basedOn w:val="DefaultParagraphFont"/>
     <w:uiPriority w:val="19"/>
     <w:qFormat/>
     <w:rsid w:val="00E5572C"/>
@@ -5904,9 +10911,9 @@
       <w:color w:val="auto"/>
     </w:rPr>
   </w:style>
-  <w:style w:type="character" w:styleId="af7">
+  <w:style w:type="character" w:styleId="IntenseEmphasis">
     <w:name w:val="Intense Emphasis"/>
-    <w:basedOn w:val="a1"/>
+    <w:basedOn w:val="DefaultParagraphFont"/>
     <w:uiPriority w:val="21"/>
     <w:qFormat/>
     <w:rsid w:val="00E5572C"/>
@@ -5924,9 +10931,9 @@
       <w:szCs w:val="20"/>
     </w:rPr>
   </w:style>
-  <w:style w:type="character" w:styleId="af8">
+  <w:style w:type="character" w:styleId="SubtleReference">
     <w:name w:val="Subtle Reference"/>
-    <w:basedOn w:val="a1"/>
+    <w:basedOn w:val="DefaultParagraphFont"/>
     <w:uiPriority w:val="31"/>
     <w:qFormat/>
     <w:rsid w:val="00E5572C"/>
@@ -5942,9 +10949,9 @@
       <w:u w:val="single" w:color="7F7F7F" w:themeColor="text1" w:themeTint="80"/>
     </w:rPr>
   </w:style>
-  <w:style w:type="character" w:styleId="af9">
+  <w:style w:type="character" w:styleId="IntenseReference">
     <w:name w:val="Intense Reference"/>
-    <w:basedOn w:val="a1"/>
+    <w:basedOn w:val="DefaultParagraphFont"/>
     <w:uiPriority w:val="32"/>
     <w:qFormat/>
     <w:rsid w:val="00E5572C"/>
@@ -5963,9 +10970,9 @@
       <w:u w:val="single"/>
     </w:rPr>
   </w:style>
-  <w:style w:type="character" w:styleId="afa">
+  <w:style w:type="character" w:styleId="BookTitle">
     <w:name w:val="Book Title"/>
-    <w:basedOn w:val="a1"/>
+    <w:basedOn w:val="DefaultParagraphFont"/>
     <w:uiPriority w:val="33"/>
     <w:qFormat/>
     <w:rsid w:val="00E5572C"/>
@@ -5984,10 +10991,10 @@
       <w:szCs w:val="20"/>
     </w:rPr>
   </w:style>
-  <w:style w:type="paragraph" w:styleId="afb">
+  <w:style w:type="paragraph" w:styleId="TOCHeading">
     <w:name w:val="TOC Heading"/>
-    <w:basedOn w:val="1"/>
-    <w:next w:val="a0"/>
+    <w:basedOn w:val="Heading1"/>
+    <w:next w:val="Normal"/>
     <w:uiPriority w:val="39"/>
     <w:semiHidden/>
     <w:unhideWhenUsed/>
@@ -5997,9 +11004,9 @@
       <w:outlineLvl w:val="9"/>
     </w:pPr>
   </w:style>
-  <w:style w:type="paragraph" w:styleId="afc">
+  <w:style w:type="paragraph" w:styleId="ListParagraph">
     <w:name w:val="List Paragraph"/>
-    <w:basedOn w:val="a0"/>
+    <w:basedOn w:val="Normal"/>
     <w:uiPriority w:val="34"/>
     <w:qFormat/>
     <w:rsid w:val="00756CA6"/>
@@ -6007,6 +11014,25 @@
       <w:ind w:left="720"/>
       <w:contextualSpacing/>
     </w:pPr>
+  </w:style>
+  <w:style w:type="table" w:styleId="TableGrid">
+    <w:name w:val="Table Grid"/>
+    <w:basedOn w:val="TableNormal"/>
+    <w:uiPriority w:val="39"/>
+    <w:rsid w:val="001A754F"/>
+    <w:pPr>
+      <w:spacing w:after="0" w:line="240" w:lineRule="auto"/>
+    </w:pPr>
+    <w:tblPr>
+      <w:tblBorders>
+        <w:top w:val="single" w:sz="4" w:space="0" w:color="auto"/>
+        <w:left w:val="single" w:sz="4" w:space="0" w:color="auto"/>
+        <w:bottom w:val="single" w:sz="4" w:space="0" w:color="auto"/>
+        <w:right w:val="single" w:sz="4" w:space="0" w:color="auto"/>
+        <w:insideH w:val="single" w:sz="4" w:space="0" w:color="auto"/>
+        <w:insideV w:val="single" w:sz="4" w:space="0" w:color="auto"/>
+      </w:tblBorders>
+    </w:tblPr>
   </w:style>
 </w:styles>
 </file>
@@ -6277,7 +11303,7 @@
 </file>
 
 <file path=customXml/itemProps1.xml><?xml version="1.0" encoding="utf-8"?>
-<ds:datastoreItem xmlns:ds="http://schemas.openxmlformats.org/officeDocument/2006/customXml" ds:itemID="{5FEFF806-CBB7-48E2-926E-894D4838293F}">
+<ds:datastoreItem xmlns:ds="http://schemas.openxmlformats.org/officeDocument/2006/customXml" ds:itemID="{5B2D05AF-2824-4AB6-AAC1-E86145799059}">
   <ds:schemaRefs>
     <ds:schemaRef ds:uri="http://schemas.openxmlformats.org/officeDocument/2006/bibliography"/>
   </ds:schemaRefs>

--- a/עבודה בתכנון מערכות.docx
+++ b/עבודה בתכנון מערכות.docx
@@ -648,8 +648,27 @@
             <w14:round/>
           </w14:textOutline>
         </w:rPr>
-        <w:t>מסמך איפיון..............................................................................4</w:t>
-      </w:r>
+        <w:t>מסמך איפיון..............................................................................</w:t>
+      </w:r>
+      <w:r>
+        <w:rPr>
+          <w:sz w:val="28"/>
+          <w:szCs w:val="28"/>
+          <w14:shadow w14:blurRad="38100" w14:dist="25400" w14:dir="5400000" w14:sx="100000" w14:sy="100000" w14:kx="0" w14:ky="0" w14:algn="ctr">
+            <w14:srgbClr w14:val="6E747A">
+              <w14:alpha w14:val="57000"/>
+            </w14:srgbClr>
+          </w14:shadow>
+          <w14:textOutline w14:w="0" w14:cap="flat" w14:cmpd="sng" w14:algn="ctr">
+            <w14:noFill/>
+            <w14:prstDash w14:val="solid"/>
+            <w14:round/>
+          </w14:textOutline>
+        </w:rPr>
+        <w:t>8.</w:t>
+      </w:r>
+      <w:bookmarkStart w:id="0" w:name="_GoBack"/>
+      <w:bookmarkEnd w:id="0"/>
     </w:p>
     <w:p>
       <w:pPr>
@@ -6582,7 +6601,6 @@
           <w:p>
             <w:pPr>
               <w:rPr>
-                <w:rFonts w:hint="cs"/>
                 <w:sz w:val="24"/>
                 <w:szCs w:val="24"/>
                 <w:rtl/>
@@ -6804,7 +6822,6 @@
           <w:p>
             <w:pPr>
               <w:rPr>
-                <w:rFonts w:hint="cs"/>
                 <w:sz w:val="24"/>
                 <w:szCs w:val="24"/>
                 <w:rtl/>
@@ -6849,7 +6866,6 @@
           <w:p>
             <w:pPr>
               <w:rPr>
-                <w:rFonts w:hint="cs"/>
                 <w:sz w:val="24"/>
                 <w:szCs w:val="24"/>
                 <w:rtl/>
@@ -6954,7 +6970,6 @@
           <w:p>
             <w:pPr>
               <w:rPr>
-                <w:rFonts w:hint="cs"/>
                 <w:sz w:val="24"/>
                 <w:szCs w:val="24"/>
                 <w:rtl/>
@@ -6999,7 +7014,6 @@
           <w:p>
             <w:pPr>
               <w:rPr>
-                <w:rFonts w:hint="cs"/>
                 <w:sz w:val="24"/>
                 <w:szCs w:val="24"/>
                 <w:rtl/>
@@ -7044,7 +7058,6 @@
           <w:p>
             <w:pPr>
               <w:rPr>
-                <w:rFonts w:hint="cs"/>
                 <w:sz w:val="24"/>
                 <w:szCs w:val="24"/>
                 <w:rtl/>
@@ -7304,7 +7317,6 @@
           <w:p>
             <w:pPr>
               <w:rPr>
-                <w:rFonts w:hint="cs"/>
                 <w:sz w:val="24"/>
                 <w:szCs w:val="24"/>
                 <w:rtl/>
@@ -7419,26 +7431,7 @@
                   <w14:round/>
                 </w14:textOutline>
               </w:rPr>
-              <w:t>במקרה והחשבון נמחק נשלחה אות לשחקן - @</w:t>
-            </w:r>
-            <w:r>
-              <w:rPr>
-                <w:rFonts w:hint="cs"/>
-                <w:sz w:val="24"/>
-                <w:szCs w:val="24"/>
-                <w:rtl/>
-                <w14:shadow w14:blurRad="38100" w14:dist="25400" w14:dir="5400000" w14:sx="100000" w14:sy="100000" w14:kx="0" w14:ky="0" w14:algn="ctr">
-                  <w14:srgbClr w14:val="6E747A">
-                    <w14:alpha w14:val="57000"/>
-                  </w14:srgbClr>
-                </w14:shadow>
-                <w14:textOutline w14:w="0" w14:cap="flat" w14:cmpd="sng" w14:algn="ctr">
-                  <w14:noFill/>
-                  <w14:prstDash w14:val="solid"/>
-                  <w14:round/>
-                </w14:textOutline>
-              </w:rPr>
-              <w:t xml:space="preserve">, במקרה והשחקן אשר המתין ראשון מתנתק, </w:t>
+              <w:t xml:space="preserve">במקרה והחשבון נמחק נשלחה אות לשחקן - @, במקרה והשחקן אשר המתין ראשון מתנתק, </w:t>
             </w:r>
             <w:r>
               <w:rPr>
@@ -7757,7 +7750,6 @@
           <w:p>
             <w:pPr>
               <w:rPr>
-                <w:rFonts w:hint="cs"/>
                 <w:sz w:val="24"/>
                 <w:szCs w:val="24"/>
                 <w:rtl/>
@@ -7834,26 +7826,7 @@
                   <w14:round/>
                 </w14:textOutline>
               </w:rPr>
-              <w:t>במקרה והחשבון נמחק נשלחה אות לשחקן - @</w:t>
-            </w:r>
-            <w:r>
-              <w:rPr>
-                <w:rFonts w:hint="cs"/>
-                <w:sz w:val="24"/>
-                <w:szCs w:val="24"/>
-                <w:rtl/>
-                <w14:shadow w14:blurRad="38100" w14:dist="25400" w14:dir="5400000" w14:sx="100000" w14:sy="100000" w14:kx="0" w14:ky="0" w14:algn="ctr">
-                  <w14:srgbClr w14:val="6E747A">
-                    <w14:alpha w14:val="57000"/>
-                  </w14:srgbClr>
-                </w14:shadow>
-                <w14:textOutline w14:w="0" w14:cap="flat" w14:cmpd="sng" w14:algn="ctr">
-                  <w14:noFill/>
-                  <w14:prstDash w14:val="solid"/>
-                  <w14:round/>
-                </w14:textOutline>
-              </w:rPr>
-              <w:t>,</w:t>
+              <w:t>במקרה והחשבון נמחק נשלחה אות לשחקן - @,</w:t>
             </w:r>
           </w:p>
           <w:p>
@@ -7920,8 +7893,6 @@
                 </w14:textOutline>
               </w:rPr>
             </w:pPr>
-            <w:bookmarkStart w:id="0" w:name="_GoBack"/>
-            <w:bookmarkEnd w:id="0"/>
           </w:p>
         </w:tc>
         <w:tc>
@@ -8070,9 +8041,532 @@
         </w:rPr>
       </w:pPr>
     </w:p>
+    <w:p>
+      <w:pPr>
+        <w:rPr>
+          <w:sz w:val="28"/>
+          <w:szCs w:val="28"/>
+          <w:rtl/>
+          <w14:shadow w14:blurRad="38100" w14:dist="25400" w14:dir="5400000" w14:sx="100000" w14:sy="100000" w14:kx="0" w14:ky="0" w14:algn="ctr">
+            <w14:srgbClr w14:val="6E747A">
+              <w14:alpha w14:val="57000"/>
+            </w14:srgbClr>
+          </w14:shadow>
+          <w14:textOutline w14:w="0" w14:cap="flat" w14:cmpd="sng" w14:algn="ctr">
+            <w14:noFill/>
+            <w14:prstDash w14:val="solid"/>
+            <w14:round/>
+          </w14:textOutline>
+        </w:rPr>
+      </w:pPr>
+      <w:r>
+        <w:rPr>
+          <w:sz w:val="28"/>
+          <w:szCs w:val="28"/>
+          <w:rtl/>
+          <w14:shadow w14:blurRad="38100" w14:dist="25400" w14:dir="5400000" w14:sx="100000" w14:sy="100000" w14:kx="0" w14:ky="0" w14:algn="ctr">
+            <w14:srgbClr w14:val="6E747A">
+              <w14:alpha w14:val="57000"/>
+            </w14:srgbClr>
+          </w14:shadow>
+          <w14:textOutline w14:w="0" w14:cap="flat" w14:cmpd="sng" w14:algn="ctr">
+            <w14:noFill/>
+            <w14:prstDash w14:val="solid"/>
+            <w14:round/>
+          </w14:textOutline>
+        </w:rPr>
+        <w:br w:type="page"/>
+      </w:r>
+    </w:p>
+    <w:p>
+      <w:pPr>
+        <w:jc w:val="center"/>
+        <w:rPr>
+          <w:i/>
+          <w:iCs/>
+          <w:sz w:val="40"/>
+          <w:szCs w:val="40"/>
+          <w:u w:val="single"/>
+          <w14:shadow w14:blurRad="38100" w14:dist="25400" w14:dir="5400000" w14:sx="100000" w14:sy="100000" w14:kx="0" w14:ky="0" w14:algn="ctr">
+            <w14:srgbClr w14:val="6E747A">
+              <w14:alpha w14:val="57000"/>
+            </w14:srgbClr>
+          </w14:shadow>
+          <w14:textOutline w14:w="0" w14:cap="flat" w14:cmpd="sng" w14:algn="ctr">
+            <w14:noFill/>
+            <w14:prstDash w14:val="solid"/>
+            <w14:round/>
+          </w14:textOutline>
+        </w:rPr>
+      </w:pPr>
+      <w:r>
+        <w:rPr>
+          <w:rFonts w:hint="cs"/>
+          <w:i/>
+          <w:iCs/>
+          <w:sz w:val="40"/>
+          <w:szCs w:val="40"/>
+          <w:u w:val="single"/>
+          <w:rtl/>
+          <w14:shadow w14:blurRad="38100" w14:dist="25400" w14:dir="5400000" w14:sx="100000" w14:sy="100000" w14:kx="0" w14:ky="0" w14:algn="ctr">
+            <w14:srgbClr w14:val="6E747A">
+              <w14:alpha w14:val="57000"/>
+            </w14:srgbClr>
+          </w14:shadow>
+          <w14:textOutline w14:w="0" w14:cap="flat" w14:cmpd="sng" w14:algn="ctr">
+            <w14:noFill/>
+            <w14:prstDash w14:val="solid"/>
+            <w14:round/>
+          </w14:textOutline>
+        </w:rPr>
+        <w:lastRenderedPageBreak/>
+        <w:t>דף מקורות</w:t>
+      </w:r>
+    </w:p>
+    <w:p>
+      <w:pPr>
+        <w:pStyle w:val="ListParagraph"/>
+        <w:numPr>
+          <w:ilvl w:val="0"/>
+          <w:numId w:val="19"/>
+        </w:numPr>
+        <w:bidi w:val="0"/>
+        <w:rPr>
+          <w:i/>
+          <w:iCs/>
+          <w:sz w:val="40"/>
+          <w:szCs w:val="40"/>
+          <w:u w:val="single"/>
+          <w14:shadow w14:blurRad="38100" w14:dist="25400" w14:dir="5400000" w14:sx="100000" w14:sy="100000" w14:kx="0" w14:ky="0" w14:algn="ctr">
+            <w14:srgbClr w14:val="6E747A">
+              <w14:alpha w14:val="57000"/>
+            </w14:srgbClr>
+          </w14:shadow>
+          <w14:textOutline w14:w="0" w14:cap="flat" w14:cmpd="sng" w14:algn="ctr">
+            <w14:noFill/>
+            <w14:prstDash w14:val="solid"/>
+            <w14:round/>
+          </w14:textOutline>
+        </w:rPr>
+      </w:pPr>
+      <w:r>
+        <w:rPr>
+          <w:sz w:val="32"/>
+          <w:szCs w:val="32"/>
+          <w14:shadow w14:blurRad="38100" w14:dist="25400" w14:dir="5400000" w14:sx="100000" w14:sy="100000" w14:kx="0" w14:ky="0" w14:algn="ctr">
+            <w14:srgbClr w14:val="6E747A">
+              <w14:alpha w14:val="57000"/>
+            </w14:srgbClr>
+          </w14:shadow>
+          <w14:textOutline w14:w="0" w14:cap="flat" w14:cmpd="sng" w14:algn="ctr">
+            <w14:noFill/>
+            <w14:prstDash w14:val="solid"/>
+            <w14:round/>
+          </w14:textOutline>
+        </w:rPr>
+        <w:t xml:space="preserve">Realtime firebase - </w:t>
+      </w:r>
+      <w:hyperlink r:id="rId10" w:history="1">
+        <w:r>
+          <w:rPr>
+            <w:rStyle w:val="Hyperlink"/>
+          </w:rPr>
+          <w:t>https://www.youtube.com/watch?v=rKuGCQda_Qo</w:t>
+        </w:r>
+      </w:hyperlink>
+    </w:p>
+    <w:p>
+      <w:pPr>
+        <w:pStyle w:val="ListParagraph"/>
+        <w:numPr>
+          <w:ilvl w:val="0"/>
+          <w:numId w:val="19"/>
+        </w:numPr>
+        <w:bidi w:val="0"/>
+        <w:rPr>
+          <w:i/>
+          <w:iCs/>
+          <w:sz w:val="40"/>
+          <w:szCs w:val="40"/>
+          <w:u w:val="single"/>
+          <w14:shadow w14:blurRad="38100" w14:dist="25400" w14:dir="5400000" w14:sx="100000" w14:sy="100000" w14:kx="0" w14:ky="0" w14:algn="ctr">
+            <w14:srgbClr w14:val="6E747A">
+              <w14:alpha w14:val="57000"/>
+            </w14:srgbClr>
+          </w14:shadow>
+          <w14:textOutline w14:w="0" w14:cap="flat" w14:cmpd="sng" w14:algn="ctr">
+            <w14:noFill/>
+            <w14:prstDash w14:val="solid"/>
+            <w14:round/>
+          </w14:textOutline>
+        </w:rPr>
+      </w:pPr>
+      <w:r>
+        <w:rPr>
+          <w:sz w:val="32"/>
+          <w:szCs w:val="32"/>
+        </w:rPr>
+        <w:t xml:space="preserve">Sqlite3 database - </w:t>
+      </w:r>
+      <w:hyperlink r:id="rId11" w:history="1">
+        <w:r>
+          <w:rPr>
+            <w:rStyle w:val="Hyperlink"/>
+          </w:rPr>
+          <w:t>https://www.youtube.com/watch?v=o-vsdfCBpsU&amp;t=563s</w:t>
+        </w:r>
+      </w:hyperlink>
+    </w:p>
+    <w:p>
+      <w:pPr>
+        <w:pStyle w:val="ListParagraph"/>
+        <w:numPr>
+          <w:ilvl w:val="0"/>
+          <w:numId w:val="19"/>
+        </w:numPr>
+        <w:bidi w:val="0"/>
+        <w:rPr>
+          <w:i/>
+          <w:iCs/>
+          <w:sz w:val="40"/>
+          <w:szCs w:val="40"/>
+          <w:u w:val="single"/>
+          <w14:shadow w14:blurRad="38100" w14:dist="25400" w14:dir="5400000" w14:sx="100000" w14:sy="100000" w14:kx="0" w14:ky="0" w14:algn="ctr">
+            <w14:srgbClr w14:val="6E747A">
+              <w14:alpha w14:val="57000"/>
+            </w14:srgbClr>
+          </w14:shadow>
+          <w14:textOutline w14:w="0" w14:cap="flat" w14:cmpd="sng" w14:algn="ctr">
+            <w14:noFill/>
+            <w14:prstDash w14:val="solid"/>
+            <w14:round/>
+          </w14:textOutline>
+        </w:rPr>
+      </w:pPr>
+      <w:r>
+        <w:rPr>
+          <w:sz w:val="32"/>
+          <w:szCs w:val="32"/>
+        </w:rPr>
+        <w:t xml:space="preserve">Develop web pages (html + </w:t>
+      </w:r>
+      <w:proofErr w:type="spellStart"/>
+      <w:r>
+        <w:rPr>
+          <w:sz w:val="32"/>
+          <w:szCs w:val="32"/>
+        </w:rPr>
+        <w:t>css</w:t>
+      </w:r>
+      <w:proofErr w:type="spellEnd"/>
+      <w:r>
+        <w:rPr>
+          <w:sz w:val="32"/>
+          <w:szCs w:val="32"/>
+        </w:rPr>
+        <w:t xml:space="preserve"> + </w:t>
+      </w:r>
+      <w:proofErr w:type="spellStart"/>
+      <w:r>
+        <w:rPr>
+          <w:sz w:val="32"/>
+          <w:szCs w:val="32"/>
+        </w:rPr>
+        <w:t>js</w:t>
+      </w:r>
+      <w:proofErr w:type="spellEnd"/>
+      <w:r>
+        <w:rPr>
+          <w:sz w:val="32"/>
+          <w:szCs w:val="32"/>
+        </w:rPr>
+        <w:t xml:space="preserve">) - </w:t>
+      </w:r>
+      <w:hyperlink r:id="rId12" w:history="1">
+        <w:r>
+          <w:rPr>
+            <w:rStyle w:val="Hyperlink"/>
+          </w:rPr>
+          <w:t>https://www.w3schools.com/</w:t>
+        </w:r>
+      </w:hyperlink>
+    </w:p>
+    <w:p>
+      <w:pPr>
+        <w:pStyle w:val="ListParagraph"/>
+        <w:numPr>
+          <w:ilvl w:val="0"/>
+          <w:numId w:val="19"/>
+        </w:numPr>
+        <w:bidi w:val="0"/>
+        <w:rPr>
+          <w:i/>
+          <w:iCs/>
+          <w:sz w:val="40"/>
+          <w:szCs w:val="40"/>
+          <w:u w:val="single"/>
+          <w14:shadow w14:blurRad="38100" w14:dist="25400" w14:dir="5400000" w14:sx="100000" w14:sy="100000" w14:kx="0" w14:ky="0" w14:algn="ctr">
+            <w14:srgbClr w14:val="6E747A">
+              <w14:alpha w14:val="57000"/>
+            </w14:srgbClr>
+          </w14:shadow>
+          <w14:textOutline w14:w="0" w14:cap="flat" w14:cmpd="sng" w14:algn="ctr">
+            <w14:noFill/>
+            <w14:prstDash w14:val="solid"/>
+            <w14:round/>
+          </w14:textOutline>
+        </w:rPr>
+      </w:pPr>
+      <w:r>
+        <w:rPr>
+          <w:sz w:val="32"/>
+          <w:szCs w:val="32"/>
+        </w:rPr>
+        <w:t xml:space="preserve">Real time voice chat - </w:t>
+      </w:r>
+      <w:hyperlink r:id="rId13" w:history="1">
+        <w:r>
+          <w:rPr>
+            <w:rStyle w:val="Hyperlink"/>
+          </w:rPr>
+          <w:t>http://sharewebegin.blogspot.com/2013/06/real-time-voice-chat-example-in-python.html</w:t>
+        </w:r>
+      </w:hyperlink>
+    </w:p>
+    <w:p>
+      <w:pPr>
+        <w:pStyle w:val="ListParagraph"/>
+        <w:numPr>
+          <w:ilvl w:val="0"/>
+          <w:numId w:val="19"/>
+        </w:numPr>
+        <w:bidi w:val="0"/>
+        <w:rPr>
+          <w:i/>
+          <w:iCs/>
+          <w:sz w:val="40"/>
+          <w:szCs w:val="40"/>
+          <w:u w:val="single"/>
+          <w14:shadow w14:blurRad="38100" w14:dist="25400" w14:dir="5400000" w14:sx="100000" w14:sy="100000" w14:kx="0" w14:ky="0" w14:algn="ctr">
+            <w14:srgbClr w14:val="6E747A">
+              <w14:alpha w14:val="57000"/>
+            </w14:srgbClr>
+          </w14:shadow>
+          <w14:textOutline w14:w="0" w14:cap="flat" w14:cmpd="sng" w14:algn="ctr">
+            <w14:noFill/>
+            <w14:prstDash w14:val="solid"/>
+            <w14:round/>
+          </w14:textOutline>
+        </w:rPr>
+      </w:pPr>
+      <w:proofErr w:type="spellStart"/>
+      <w:r>
+        <w:rPr>
+          <w:sz w:val="32"/>
+          <w:szCs w:val="32"/>
+        </w:rPr>
+        <w:t>Pygame</w:t>
+      </w:r>
+      <w:proofErr w:type="spellEnd"/>
+      <w:r>
+        <w:rPr>
+          <w:sz w:val="32"/>
+          <w:szCs w:val="32"/>
+        </w:rPr>
+        <w:t xml:space="preserve"> documents - </w:t>
+      </w:r>
+      <w:hyperlink r:id="rId14" w:history="1">
+        <w:r>
+          <w:rPr>
+            <w:rStyle w:val="Hyperlink"/>
+          </w:rPr>
+          <w:t>https://www.pygame.org/docs/</w:t>
+        </w:r>
+      </w:hyperlink>
+    </w:p>
+    <w:p>
+      <w:pPr>
+        <w:pStyle w:val="ListParagraph"/>
+        <w:numPr>
+          <w:ilvl w:val="0"/>
+          <w:numId w:val="19"/>
+        </w:numPr>
+        <w:bidi w:val="0"/>
+        <w:rPr>
+          <w:i/>
+          <w:iCs/>
+          <w:sz w:val="40"/>
+          <w:szCs w:val="40"/>
+          <w:u w:val="single"/>
+          <w14:shadow w14:blurRad="38100" w14:dist="25400" w14:dir="5400000" w14:sx="100000" w14:sy="100000" w14:kx="0" w14:ky="0" w14:algn="ctr">
+            <w14:srgbClr w14:val="6E747A">
+              <w14:alpha w14:val="57000"/>
+            </w14:srgbClr>
+          </w14:shadow>
+          <w14:textOutline w14:w="0" w14:cap="flat" w14:cmpd="sng" w14:algn="ctr">
+            <w14:noFill/>
+            <w14:prstDash w14:val="solid"/>
+            <w14:round/>
+          </w14:textOutline>
+        </w:rPr>
+      </w:pPr>
+      <w:proofErr w:type="spellStart"/>
+      <w:r>
+        <w:rPr>
+          <w:sz w:val="32"/>
+          <w:szCs w:val="32"/>
+        </w:rPr>
+        <w:t>Tkinter</w:t>
+      </w:r>
+      <w:proofErr w:type="spellEnd"/>
+      <w:r>
+        <w:rPr>
+          <w:sz w:val="32"/>
+          <w:szCs w:val="32"/>
+        </w:rPr>
+        <w:t xml:space="preserve"> - </w:t>
+      </w:r>
+      <w:hyperlink r:id="rId15" w:history="1">
+        <w:r>
+          <w:rPr>
+            <w:rStyle w:val="Hyperlink"/>
+          </w:rPr>
+          <w:t>https://docs.python.org/3.7/library/tk.html</w:t>
+        </w:r>
+      </w:hyperlink>
+    </w:p>
+    <w:p>
+      <w:pPr>
+        <w:pStyle w:val="ListParagraph"/>
+        <w:numPr>
+          <w:ilvl w:val="0"/>
+          <w:numId w:val="19"/>
+        </w:numPr>
+        <w:bidi w:val="0"/>
+        <w:rPr>
+          <w:i/>
+          <w:iCs/>
+          <w:sz w:val="40"/>
+          <w:szCs w:val="40"/>
+          <w:u w:val="single"/>
+          <w14:shadow w14:blurRad="38100" w14:dist="25400" w14:dir="5400000" w14:sx="100000" w14:sy="100000" w14:kx="0" w14:ky="0" w14:algn="ctr">
+            <w14:srgbClr w14:val="6E747A">
+              <w14:alpha w14:val="57000"/>
+            </w14:srgbClr>
+          </w14:shadow>
+          <w14:textOutline w14:w="0" w14:cap="flat" w14:cmpd="sng" w14:algn="ctr">
+            <w14:noFill/>
+            <w14:prstDash w14:val="solid"/>
+            <w14:round/>
+          </w14:textOutline>
+        </w:rPr>
+      </w:pPr>
+      <w:r>
+        <w:rPr>
+          <w:sz w:val="32"/>
+          <w:szCs w:val="32"/>
+        </w:rPr>
+        <w:t xml:space="preserve">Http </w:t>
+      </w:r>
+      <w:proofErr w:type="spellStart"/>
+      <w:r>
+        <w:rPr>
+          <w:sz w:val="32"/>
+          <w:szCs w:val="32"/>
+        </w:rPr>
+        <w:t>headrs</w:t>
+      </w:r>
+      <w:proofErr w:type="spellEnd"/>
+      <w:r>
+        <w:rPr>
+          <w:sz w:val="32"/>
+          <w:szCs w:val="32"/>
+        </w:rPr>
+        <w:t xml:space="preserve"> - </w:t>
+      </w:r>
+      <w:hyperlink r:id="rId16" w:history="1">
+        <w:r>
+          <w:rPr>
+            <w:rStyle w:val="Hyperlink"/>
+          </w:rPr>
+          <w:t>https://developer.mozilla.org/en-US/docs/Web/HTTP/Headers</w:t>
+        </w:r>
+      </w:hyperlink>
+    </w:p>
+    <w:p>
+      <w:pPr>
+        <w:pStyle w:val="ListParagraph"/>
+        <w:numPr>
+          <w:ilvl w:val="0"/>
+          <w:numId w:val="19"/>
+        </w:numPr>
+        <w:bidi w:val="0"/>
+        <w:rPr>
+          <w:i/>
+          <w:iCs/>
+          <w:sz w:val="40"/>
+          <w:szCs w:val="40"/>
+          <w:u w:val="single"/>
+          <w14:shadow w14:blurRad="38100" w14:dist="25400" w14:dir="5400000" w14:sx="100000" w14:sy="100000" w14:kx="0" w14:ky="0" w14:algn="ctr">
+            <w14:srgbClr w14:val="6E747A">
+              <w14:alpha w14:val="57000"/>
+            </w14:srgbClr>
+          </w14:shadow>
+          <w14:textOutline w14:w="0" w14:cap="flat" w14:cmpd="sng" w14:algn="ctr">
+            <w14:noFill/>
+            <w14:prstDash w14:val="solid"/>
+            <w14:round/>
+          </w14:textOutline>
+        </w:rPr>
+      </w:pPr>
+      <w:proofErr w:type="spellStart"/>
+      <w:r>
+        <w:rPr>
+          <w:sz w:val="32"/>
+          <w:szCs w:val="32"/>
+          <w14:shadow w14:blurRad="38100" w14:dist="25400" w14:dir="5400000" w14:sx="100000" w14:sy="100000" w14:kx="0" w14:ky="0" w14:algn="ctr">
+            <w14:srgbClr w14:val="6E747A">
+              <w14:alpha w14:val="57000"/>
+            </w14:srgbClr>
+          </w14:shadow>
+          <w14:textOutline w14:w="0" w14:cap="flat" w14:cmpd="sng" w14:algn="ctr">
+            <w14:noFill/>
+            <w14:prstDash w14:val="solid"/>
+            <w14:round/>
+          </w14:textOutline>
+        </w:rPr>
+        <w:t>Pyinstaller</w:t>
+      </w:r>
+      <w:proofErr w:type="spellEnd"/>
+      <w:r>
+        <w:rPr>
+          <w:sz w:val="32"/>
+          <w:szCs w:val="32"/>
+          <w14:shadow w14:blurRad="38100" w14:dist="25400" w14:dir="5400000" w14:sx="100000" w14:sy="100000" w14:kx="0" w14:ky="0" w14:algn="ctr">
+            <w14:srgbClr w14:val="6E747A">
+              <w14:alpha w14:val="57000"/>
+            </w14:srgbClr>
+          </w14:shadow>
+          <w14:textOutline w14:w="0" w14:cap="flat" w14:cmpd="sng" w14:algn="ctr">
+            <w14:noFill/>
+            <w14:prstDash w14:val="solid"/>
+            <w14:round/>
+          </w14:textOutline>
+        </w:rPr>
+        <w:t xml:space="preserve"> - </w:t>
+      </w:r>
+      <w:hyperlink r:id="rId17" w:history="1">
+        <w:r>
+          <w:rPr>
+            <w:rStyle w:val="Hyperlink"/>
+          </w:rPr>
+          <w:t>https://www.youtube.com/watch?v=t51bT7WbeCM</w:t>
+        </w:r>
+      </w:hyperlink>
+    </w:p>
     <w:sectPr>
-      <w:headerReference w:type="default" r:id="rId10"/>
-      <w:footerReference w:type="default" r:id="rId11"/>
+      <w:headerReference w:type="default" r:id="rId18"/>
+      <w:footerReference w:type="default" r:id="rId19"/>
       <w:pgSz w:w="11906" w:h="16838"/>
       <w:pgMar w:top="1440" w:right="1800" w:bottom="1440" w:left="1800" w:header="708" w:footer="708" w:gutter="0"/>
       <w:pgBorders w:offsetFrom="page">
@@ -8542,6 +9036,187 @@
     </w:lvl>
   </w:abstractNum>
   <w:abstractNum w:abstractNumId="1" w15:restartNumberingAfterBreak="0">
+    <w:nsid w:val="0AEE765E"/>
+    <w:multiLevelType w:val="hybridMultilevel"/>
+    <w:tmpl w:val="51CECDF0"/>
+    <w:lvl w:ilvl="0" w:tplc="9CB8EE4A">
+      <w:start w:val="1"/>
+      <w:numFmt w:val="decimal"/>
+      <w:lvlText w:val="%1."/>
+      <w:lvlJc w:val="left"/>
+      <w:pPr>
+        <w:ind w:left="720" w:hanging="360"/>
+      </w:pPr>
+      <w:rPr>
+        <w:rFonts w:hint="default"/>
+        <w:i w:val="0"/>
+        <w:sz w:val="32"/>
+        <w:u w:val="none"/>
+      </w:rPr>
+    </w:lvl>
+    <w:lvl w:ilvl="1" w:tplc="04090019" w:tentative="1">
+      <w:start w:val="1"/>
+      <w:numFmt w:val="lowerLetter"/>
+      <w:lvlText w:val="%2."/>
+      <w:lvlJc w:val="left"/>
+      <w:pPr>
+        <w:ind w:left="1440" w:hanging="360"/>
+      </w:pPr>
+    </w:lvl>
+    <w:lvl w:ilvl="2" w:tplc="0409001B" w:tentative="1">
+      <w:start w:val="1"/>
+      <w:numFmt w:val="lowerRoman"/>
+      <w:lvlText w:val="%3."/>
+      <w:lvlJc w:val="right"/>
+      <w:pPr>
+        <w:ind w:left="2160" w:hanging="180"/>
+      </w:pPr>
+    </w:lvl>
+    <w:lvl w:ilvl="3" w:tplc="0409000F" w:tentative="1">
+      <w:start w:val="1"/>
+      <w:numFmt w:val="decimal"/>
+      <w:lvlText w:val="%4."/>
+      <w:lvlJc w:val="left"/>
+      <w:pPr>
+        <w:ind w:left="2880" w:hanging="360"/>
+      </w:pPr>
+    </w:lvl>
+    <w:lvl w:ilvl="4" w:tplc="04090019" w:tentative="1">
+      <w:start w:val="1"/>
+      <w:numFmt w:val="lowerLetter"/>
+      <w:lvlText w:val="%5."/>
+      <w:lvlJc w:val="left"/>
+      <w:pPr>
+        <w:ind w:left="3600" w:hanging="360"/>
+      </w:pPr>
+    </w:lvl>
+    <w:lvl w:ilvl="5" w:tplc="0409001B" w:tentative="1">
+      <w:start w:val="1"/>
+      <w:numFmt w:val="lowerRoman"/>
+      <w:lvlText w:val="%6."/>
+      <w:lvlJc w:val="right"/>
+      <w:pPr>
+        <w:ind w:left="4320" w:hanging="180"/>
+      </w:pPr>
+    </w:lvl>
+    <w:lvl w:ilvl="6" w:tplc="0409000F" w:tentative="1">
+      <w:start w:val="1"/>
+      <w:numFmt w:val="decimal"/>
+      <w:lvlText w:val="%7."/>
+      <w:lvlJc w:val="left"/>
+      <w:pPr>
+        <w:ind w:left="5040" w:hanging="360"/>
+      </w:pPr>
+    </w:lvl>
+    <w:lvl w:ilvl="7" w:tplc="04090019" w:tentative="1">
+      <w:start w:val="1"/>
+      <w:numFmt w:val="lowerLetter"/>
+      <w:lvlText w:val="%8."/>
+      <w:lvlJc w:val="left"/>
+      <w:pPr>
+        <w:ind w:left="5760" w:hanging="360"/>
+      </w:pPr>
+    </w:lvl>
+    <w:lvl w:ilvl="8" w:tplc="0409001B" w:tentative="1">
+      <w:start w:val="1"/>
+      <w:numFmt w:val="lowerRoman"/>
+      <w:lvlText w:val="%9."/>
+      <w:lvlJc w:val="right"/>
+      <w:pPr>
+        <w:ind w:left="6480" w:hanging="180"/>
+      </w:pPr>
+    </w:lvl>
+  </w:abstractNum>
+  <w:abstractNum w:abstractNumId="2" w15:restartNumberingAfterBreak="0">
+    <w:nsid w:val="0BA85446"/>
+    <w:multiLevelType w:val="hybridMultilevel"/>
+    <w:tmpl w:val="0632EBFC"/>
+    <w:lvl w:ilvl="0" w:tplc="D1B0C5B4">
+      <w:start w:val="1"/>
+      <w:numFmt w:val="decimal"/>
+      <w:lvlText w:val="%1."/>
+      <w:lvlJc w:val="left"/>
+      <w:pPr>
+        <w:ind w:left="1080" w:hanging="360"/>
+      </w:pPr>
+      <w:rPr>
+        <w:rFonts w:hint="default"/>
+      </w:rPr>
+    </w:lvl>
+    <w:lvl w:ilvl="1" w:tplc="04090019" w:tentative="1">
+      <w:start w:val="1"/>
+      <w:numFmt w:val="lowerLetter"/>
+      <w:lvlText w:val="%2."/>
+      <w:lvlJc w:val="left"/>
+      <w:pPr>
+        <w:ind w:left="1800" w:hanging="360"/>
+      </w:pPr>
+    </w:lvl>
+    <w:lvl w:ilvl="2" w:tplc="0409001B" w:tentative="1">
+      <w:start w:val="1"/>
+      <w:numFmt w:val="lowerRoman"/>
+      <w:lvlText w:val="%3."/>
+      <w:lvlJc w:val="right"/>
+      <w:pPr>
+        <w:ind w:left="2520" w:hanging="180"/>
+      </w:pPr>
+    </w:lvl>
+    <w:lvl w:ilvl="3" w:tplc="0409000F" w:tentative="1">
+      <w:start w:val="1"/>
+      <w:numFmt w:val="decimal"/>
+      <w:lvlText w:val="%4."/>
+      <w:lvlJc w:val="left"/>
+      <w:pPr>
+        <w:ind w:left="3240" w:hanging="360"/>
+      </w:pPr>
+    </w:lvl>
+    <w:lvl w:ilvl="4" w:tplc="04090019" w:tentative="1">
+      <w:start w:val="1"/>
+      <w:numFmt w:val="lowerLetter"/>
+      <w:lvlText w:val="%5."/>
+      <w:lvlJc w:val="left"/>
+      <w:pPr>
+        <w:ind w:left="3960" w:hanging="360"/>
+      </w:pPr>
+    </w:lvl>
+    <w:lvl w:ilvl="5" w:tplc="0409001B" w:tentative="1">
+      <w:start w:val="1"/>
+      <w:numFmt w:val="lowerRoman"/>
+      <w:lvlText w:val="%6."/>
+      <w:lvlJc w:val="right"/>
+      <w:pPr>
+        <w:ind w:left="4680" w:hanging="180"/>
+      </w:pPr>
+    </w:lvl>
+    <w:lvl w:ilvl="6" w:tplc="0409000F" w:tentative="1">
+      <w:start w:val="1"/>
+      <w:numFmt w:val="decimal"/>
+      <w:lvlText w:val="%7."/>
+      <w:lvlJc w:val="left"/>
+      <w:pPr>
+        <w:ind w:left="5400" w:hanging="360"/>
+      </w:pPr>
+    </w:lvl>
+    <w:lvl w:ilvl="7" w:tplc="04090019" w:tentative="1">
+      <w:start w:val="1"/>
+      <w:numFmt w:val="lowerLetter"/>
+      <w:lvlText w:val="%8."/>
+      <w:lvlJc w:val="left"/>
+      <w:pPr>
+        <w:ind w:left="6120" w:hanging="360"/>
+      </w:pPr>
+    </w:lvl>
+    <w:lvl w:ilvl="8" w:tplc="0409001B" w:tentative="1">
+      <w:start w:val="1"/>
+      <w:numFmt w:val="lowerRoman"/>
+      <w:lvlText w:val="%9."/>
+      <w:lvlJc w:val="right"/>
+      <w:pPr>
+        <w:ind w:left="6840" w:hanging="180"/>
+      </w:pPr>
+    </w:lvl>
+  </w:abstractNum>
+  <w:abstractNum w:abstractNumId="3" w15:restartNumberingAfterBreak="0">
     <w:nsid w:val="1D67265E"/>
     <w:multiLevelType w:val="hybridMultilevel"/>
     <w:tmpl w:val="32D0D296"/>
@@ -8630,7 +9305,7 @@
       </w:pPr>
     </w:lvl>
   </w:abstractNum>
-  <w:abstractNum w:abstractNumId="2" w15:restartNumberingAfterBreak="0">
+  <w:abstractNum w:abstractNumId="4" w15:restartNumberingAfterBreak="0">
     <w:nsid w:val="27AB0358"/>
     <w:multiLevelType w:val="hybridMultilevel"/>
     <w:tmpl w:val="753AC26A"/>
@@ -8719,7 +9394,7 @@
       </w:pPr>
     </w:lvl>
   </w:abstractNum>
-  <w:abstractNum w:abstractNumId="3" w15:restartNumberingAfterBreak="0">
+  <w:abstractNum w:abstractNumId="5" w15:restartNumberingAfterBreak="0">
     <w:nsid w:val="2A8E31B1"/>
     <w:multiLevelType w:val="hybridMultilevel"/>
     <w:tmpl w:val="E0BE89FE"/>
@@ -8808,7 +9483,7 @@
       </w:pPr>
     </w:lvl>
   </w:abstractNum>
-  <w:abstractNum w:abstractNumId="4" w15:restartNumberingAfterBreak="0">
+  <w:abstractNum w:abstractNumId="6" w15:restartNumberingAfterBreak="0">
     <w:nsid w:val="30D810FB"/>
     <w:multiLevelType w:val="hybridMultilevel"/>
     <w:tmpl w:val="874871B6"/>
@@ -8897,7 +9572,7 @@
       </w:pPr>
     </w:lvl>
   </w:abstractNum>
-  <w:abstractNum w:abstractNumId="5" w15:restartNumberingAfterBreak="0">
+  <w:abstractNum w:abstractNumId="7" w15:restartNumberingAfterBreak="0">
     <w:nsid w:val="359668D2"/>
     <w:multiLevelType w:val="hybridMultilevel"/>
     <w:tmpl w:val="3198E56C"/>
@@ -8986,7 +9661,7 @@
       </w:pPr>
     </w:lvl>
   </w:abstractNum>
-  <w:abstractNum w:abstractNumId="6" w15:restartNumberingAfterBreak="0">
+  <w:abstractNum w:abstractNumId="8" w15:restartNumberingAfterBreak="0">
     <w:nsid w:val="36D668DD"/>
     <w:multiLevelType w:val="hybridMultilevel"/>
     <w:tmpl w:val="456A895E"/>
@@ -9075,7 +9750,7 @@
       </w:pPr>
     </w:lvl>
   </w:abstractNum>
-  <w:abstractNum w:abstractNumId="7" w15:restartNumberingAfterBreak="0">
+  <w:abstractNum w:abstractNumId="9" w15:restartNumberingAfterBreak="0">
     <w:nsid w:val="3F6244E1"/>
     <w:multiLevelType w:val="hybridMultilevel"/>
     <w:tmpl w:val="C4244AF8"/>
@@ -9164,7 +9839,7 @@
       </w:pPr>
     </w:lvl>
   </w:abstractNum>
-  <w:abstractNum w:abstractNumId="8" w15:restartNumberingAfterBreak="0">
+  <w:abstractNum w:abstractNumId="10" w15:restartNumberingAfterBreak="0">
     <w:nsid w:val="409132E5"/>
     <w:multiLevelType w:val="hybridMultilevel"/>
     <w:tmpl w:val="FC607D18"/>
@@ -9253,7 +9928,96 @@
       </w:pPr>
     </w:lvl>
   </w:abstractNum>
-  <w:abstractNum w:abstractNumId="9" w15:restartNumberingAfterBreak="0">
+  <w:abstractNum w:abstractNumId="11" w15:restartNumberingAfterBreak="0">
+    <w:nsid w:val="45A57BD2"/>
+    <w:multiLevelType w:val="hybridMultilevel"/>
+    <w:tmpl w:val="7EF0630E"/>
+    <w:lvl w:ilvl="0" w:tplc="0409000F">
+      <w:start w:val="1"/>
+      <w:numFmt w:val="decimal"/>
+      <w:lvlText w:val="%1."/>
+      <w:lvlJc w:val="left"/>
+      <w:pPr>
+        <w:ind w:left="720" w:hanging="360"/>
+      </w:pPr>
+      <w:rPr>
+        <w:rFonts w:hint="default"/>
+      </w:rPr>
+    </w:lvl>
+    <w:lvl w:ilvl="1" w:tplc="04090019" w:tentative="1">
+      <w:start w:val="1"/>
+      <w:numFmt w:val="lowerLetter"/>
+      <w:lvlText w:val="%2."/>
+      <w:lvlJc w:val="left"/>
+      <w:pPr>
+        <w:ind w:left="1440" w:hanging="360"/>
+      </w:pPr>
+    </w:lvl>
+    <w:lvl w:ilvl="2" w:tplc="0409001B" w:tentative="1">
+      <w:start w:val="1"/>
+      <w:numFmt w:val="lowerRoman"/>
+      <w:lvlText w:val="%3."/>
+      <w:lvlJc w:val="right"/>
+      <w:pPr>
+        <w:ind w:left="2160" w:hanging="180"/>
+      </w:pPr>
+    </w:lvl>
+    <w:lvl w:ilvl="3" w:tplc="0409000F" w:tentative="1">
+      <w:start w:val="1"/>
+      <w:numFmt w:val="decimal"/>
+      <w:lvlText w:val="%4."/>
+      <w:lvlJc w:val="left"/>
+      <w:pPr>
+        <w:ind w:left="2880" w:hanging="360"/>
+      </w:pPr>
+    </w:lvl>
+    <w:lvl w:ilvl="4" w:tplc="04090019" w:tentative="1">
+      <w:start w:val="1"/>
+      <w:numFmt w:val="lowerLetter"/>
+      <w:lvlText w:val="%5."/>
+      <w:lvlJc w:val="left"/>
+      <w:pPr>
+        <w:ind w:left="3600" w:hanging="360"/>
+      </w:pPr>
+    </w:lvl>
+    <w:lvl w:ilvl="5" w:tplc="0409001B" w:tentative="1">
+      <w:start w:val="1"/>
+      <w:numFmt w:val="lowerRoman"/>
+      <w:lvlText w:val="%6."/>
+      <w:lvlJc w:val="right"/>
+      <w:pPr>
+        <w:ind w:left="4320" w:hanging="180"/>
+      </w:pPr>
+    </w:lvl>
+    <w:lvl w:ilvl="6" w:tplc="0409000F" w:tentative="1">
+      <w:start w:val="1"/>
+      <w:numFmt w:val="decimal"/>
+      <w:lvlText w:val="%7."/>
+      <w:lvlJc w:val="left"/>
+      <w:pPr>
+        <w:ind w:left="5040" w:hanging="360"/>
+      </w:pPr>
+    </w:lvl>
+    <w:lvl w:ilvl="7" w:tplc="04090019" w:tentative="1">
+      <w:start w:val="1"/>
+      <w:numFmt w:val="lowerLetter"/>
+      <w:lvlText w:val="%8."/>
+      <w:lvlJc w:val="left"/>
+      <w:pPr>
+        <w:ind w:left="5760" w:hanging="360"/>
+      </w:pPr>
+    </w:lvl>
+    <w:lvl w:ilvl="8" w:tplc="0409001B" w:tentative="1">
+      <w:start w:val="1"/>
+      <w:numFmt w:val="lowerRoman"/>
+      <w:lvlText w:val="%9."/>
+      <w:lvlJc w:val="right"/>
+      <w:pPr>
+        <w:ind w:left="6480" w:hanging="180"/>
+      </w:pPr>
+    </w:lvl>
+  </w:abstractNum>
+  <w:abstractNum w:abstractNumId="12" w15:restartNumberingAfterBreak="0">
     <w:nsid w:val="4D4E702D"/>
     <w:multiLevelType w:val="hybridMultilevel"/>
     <w:tmpl w:val="5B8A1A8E"/>
@@ -9342,7 +10106,7 @@
       </w:pPr>
     </w:lvl>
   </w:abstractNum>
-  <w:abstractNum w:abstractNumId="10" w15:restartNumberingAfterBreak="0">
+  <w:abstractNum w:abstractNumId="13" w15:restartNumberingAfterBreak="0">
     <w:nsid w:val="4E6714B3"/>
     <w:multiLevelType w:val="hybridMultilevel"/>
     <w:tmpl w:val="0382F280"/>
@@ -9431,7 +10195,99 @@
       </w:pPr>
     </w:lvl>
   </w:abstractNum>
-  <w:abstractNum w:abstractNumId="11" w15:restartNumberingAfterBreak="0">
+  <w:abstractNum w:abstractNumId="14" w15:restartNumberingAfterBreak="0">
+    <w:nsid w:val="557823D2"/>
+    <w:multiLevelType w:val="hybridMultilevel"/>
+    <w:tmpl w:val="DF7A0C86"/>
+    <w:lvl w:ilvl="0" w:tplc="E3C222E4">
+      <w:start w:val="1"/>
+      <w:numFmt w:val="decimal"/>
+      <w:lvlText w:val="%1."/>
+      <w:lvlJc w:val="left"/>
+      <w:pPr>
+        <w:ind w:left="720" w:hanging="360"/>
+      </w:pPr>
+      <w:rPr>
+        <w:rFonts w:hint="default"/>
+        <w:i w:val="0"/>
+        <w:sz w:val="32"/>
+        <w:u w:val="none"/>
+      </w:rPr>
+    </w:lvl>
+    <w:lvl w:ilvl="1" w:tplc="04090019" w:tentative="1">
+      <w:start w:val="1"/>
+      <w:numFmt w:val="lowerLetter"/>
+      <w:lvlText w:val="%2."/>
+      <w:lvlJc w:val="left"/>
+      <w:pPr>
+        <w:ind w:left="1440" w:hanging="360"/>
+      </w:pPr>
+    </w:lvl>
+    <w:lvl w:ilvl="2" w:tplc="0409001B" w:tentative="1">
+      <w:start w:val="1"/>
+      <w:numFmt w:val="lowerRoman"/>
+      <w:lvlText w:val="%3."/>
+      <w:lvlJc w:val="right"/>
+      <w:pPr>
+        <w:ind w:left="2160" w:hanging="180"/>
+      </w:pPr>
+    </w:lvl>
+    <w:lvl w:ilvl="3" w:tplc="0409000F" w:tentative="1">
+      <w:start w:val="1"/>
+      <w:numFmt w:val="decimal"/>
+      <w:lvlText w:val="%4."/>
+      <w:lvlJc w:val="left"/>
+      <w:pPr>
+        <w:ind w:left="2880" w:hanging="360"/>
+      </w:pPr>
+    </w:lvl>
+    <w:lvl w:ilvl="4" w:tplc="04090019" w:tentative="1">
+      <w:start w:val="1"/>
+      <w:numFmt w:val="lowerLetter"/>
+      <w:lvlText w:val="%5."/>
+      <w:lvlJc w:val="left"/>
+      <w:pPr>
+        <w:ind w:left="3600" w:hanging="360"/>
+      </w:pPr>
+    </w:lvl>
+    <w:lvl w:ilvl="5" w:tplc="0409001B" w:tentative="1">
+      <w:start w:val="1"/>
+      <w:numFmt w:val="lowerRoman"/>
+      <w:lvlText w:val="%6."/>
+      <w:lvlJc w:val="right"/>
+      <w:pPr>
+        <w:ind w:left="4320" w:hanging="180"/>
+      </w:pPr>
+    </w:lvl>
+    <w:lvl w:ilvl="6" w:tplc="0409000F" w:tentative="1">
+      <w:start w:val="1"/>
+      <w:numFmt w:val="decimal"/>
+      <w:lvlText w:val="%7."/>
+      <w:lvlJc w:val="left"/>
+      <w:pPr>
+        <w:ind w:left="5040" w:hanging="360"/>
+      </w:pPr>
+    </w:lvl>
+    <w:lvl w:ilvl="7" w:tplc="04090019" w:tentative="1">
+      <w:start w:val="1"/>
+      <w:numFmt w:val="lowerLetter"/>
+      <w:lvlText w:val="%8."/>
+      <w:lvlJc w:val="left"/>
+      <w:pPr>
+        <w:ind w:left="5760" w:hanging="360"/>
+      </w:pPr>
+    </w:lvl>
+    <w:lvl w:ilvl="8" w:tplc="0409001B" w:tentative="1">
+      <w:start w:val="1"/>
+      <w:numFmt w:val="lowerRoman"/>
+      <w:lvlText w:val="%9."/>
+      <w:lvlJc w:val="right"/>
+      <w:pPr>
+        <w:ind w:left="6480" w:hanging="180"/>
+      </w:pPr>
+    </w:lvl>
+  </w:abstractNum>
+  <w:abstractNum w:abstractNumId="15" w15:restartNumberingAfterBreak="0">
     <w:nsid w:val="562B039C"/>
     <w:multiLevelType w:val="hybridMultilevel"/>
     <w:tmpl w:val="EAEC0B3A"/>
@@ -9520,7 +10376,7 @@
       </w:pPr>
     </w:lvl>
   </w:abstractNum>
-  <w:abstractNum w:abstractNumId="12" w15:restartNumberingAfterBreak="0">
+  <w:abstractNum w:abstractNumId="16" w15:restartNumberingAfterBreak="0">
     <w:nsid w:val="58E46E73"/>
     <w:multiLevelType w:val="hybridMultilevel"/>
     <w:tmpl w:val="212AACFE"/>
@@ -9609,7 +10465,7 @@
       </w:pPr>
     </w:lvl>
   </w:abstractNum>
-  <w:abstractNum w:abstractNumId="13" w15:restartNumberingAfterBreak="0">
+  <w:abstractNum w:abstractNumId="17" w15:restartNumberingAfterBreak="0">
     <w:nsid w:val="5FB14351"/>
     <w:multiLevelType w:val="hybridMultilevel"/>
     <w:tmpl w:val="57689896"/>
@@ -9722,7 +10578,7 @@
       </w:rPr>
     </w:lvl>
   </w:abstractNum>
-  <w:abstractNum w:abstractNumId="14" w15:restartNumberingAfterBreak="0">
+  <w:abstractNum w:abstractNumId="18" w15:restartNumberingAfterBreak="0">
     <w:nsid w:val="670E3E63"/>
     <w:multiLevelType w:val="hybridMultilevel"/>
     <w:tmpl w:val="4C6C2032"/>
@@ -9815,46 +10671,58 @@
     <w:abstractNumId w:val="0"/>
   </w:num>
   <w:num w:numId="2">
+    <w:abstractNumId w:val="15"/>
+  </w:num>
+  <w:num w:numId="3">
+    <w:abstractNumId w:val="16"/>
+  </w:num>
+  <w:num w:numId="4">
+    <w:abstractNumId w:val="10"/>
+  </w:num>
+  <w:num w:numId="5">
+    <w:abstractNumId w:val="9"/>
+  </w:num>
+  <w:num w:numId="6">
+    <w:abstractNumId w:val="13"/>
+  </w:num>
+  <w:num w:numId="7">
+    <w:abstractNumId w:val="12"/>
+  </w:num>
+  <w:num w:numId="8">
+    <w:abstractNumId w:val="17"/>
+  </w:num>
+  <w:num w:numId="9">
+    <w:abstractNumId w:val="8"/>
+  </w:num>
+  <w:num w:numId="10">
+    <w:abstractNumId w:val="6"/>
+  </w:num>
+  <w:num w:numId="11">
+    <w:abstractNumId w:val="3"/>
+  </w:num>
+  <w:num w:numId="12">
+    <w:abstractNumId w:val="5"/>
+  </w:num>
+  <w:num w:numId="13">
+    <w:abstractNumId w:val="7"/>
+  </w:num>
+  <w:num w:numId="14">
+    <w:abstractNumId w:val="4"/>
+  </w:num>
+  <w:num w:numId="15">
+    <w:abstractNumId w:val="18"/>
+  </w:num>
+  <w:num w:numId="16">
     <w:abstractNumId w:val="11"/>
   </w:num>
-  <w:num w:numId="3">
-    <w:abstractNumId w:val="12"/>
-  </w:num>
-  <w:num w:numId="4">
-    <w:abstractNumId w:val="8"/>
-  </w:num>
-  <w:num w:numId="5">
-    <w:abstractNumId w:val="7"/>
-  </w:num>
-  <w:num w:numId="6">
-    <w:abstractNumId w:val="10"/>
-  </w:num>
-  <w:num w:numId="7">
-    <w:abstractNumId w:val="9"/>
-  </w:num>
-  <w:num w:numId="8">
-    <w:abstractNumId w:val="13"/>
-  </w:num>
-  <w:num w:numId="9">
-    <w:abstractNumId w:val="6"/>
-  </w:num>
-  <w:num w:numId="10">
-    <w:abstractNumId w:val="4"/>
-  </w:num>
-  <w:num w:numId="11">
-    <w:abstractNumId w:val="1"/>
-  </w:num>
-  <w:num w:numId="12">
-    <w:abstractNumId w:val="3"/>
-  </w:num>
-  <w:num w:numId="13">
-    <w:abstractNumId w:val="5"/>
-  </w:num>
-  <w:num w:numId="14">
+  <w:num w:numId="17">
     <w:abstractNumId w:val="2"/>
   </w:num>
-  <w:num w:numId="15">
+  <w:num w:numId="18">
     <w:abstractNumId w:val="14"/>
+  </w:num>
+  <w:num w:numId="19">
+    <w:abstractNumId w:val="1"/>
   </w:num>
 </w:numbering>
 </file>
@@ -11034,6 +11902,18 @@
       </w:tblBorders>
     </w:tblPr>
   </w:style>
+  <w:style w:type="character" w:styleId="Hyperlink">
+    <w:name w:val="Hyperlink"/>
+    <w:basedOn w:val="DefaultParagraphFont"/>
+    <w:uiPriority w:val="99"/>
+    <w:semiHidden/>
+    <w:unhideWhenUsed/>
+    <w:rsid w:val="006143C9"/>
+    <w:rPr>
+      <w:color w:val="0000FF"/>
+      <w:u w:val="single"/>
+    </w:rPr>
+  </w:style>
 </w:styles>
 </file>
 
@@ -11303,7 +12183,7 @@
 </file>
 
 <file path=customXml/itemProps1.xml><?xml version="1.0" encoding="utf-8"?>
-<ds:datastoreItem xmlns:ds="http://schemas.openxmlformats.org/officeDocument/2006/customXml" ds:itemID="{5B2D05AF-2824-4AB6-AAC1-E86145799059}">
+<ds:datastoreItem xmlns:ds="http://schemas.openxmlformats.org/officeDocument/2006/customXml" ds:itemID="{406BB9D9-2319-4465-8434-BD06526A78A6}">
   <ds:schemaRefs>
     <ds:schemaRef ds:uri="http://schemas.openxmlformats.org/officeDocument/2006/bibliography"/>
   </ds:schemaRefs>
